--- a/DOCS/word/HUONG_DAN_TRIEN_KHAI_ANH_TUNE.docx
+++ b/DOCS/word/HUONG_DAN_TRIEN_KHAI_ANH_TUNE.docx
@@ -27,7 +27,7 @@
         <w:t>01/10/2026</w:t>
       </w:r>
       <w:r>
-        <w:t xml:space="preserve">. Bên soạn: trang điều xe </w:t>
+        <w:t xml:space="preserve">, cập nhật 15:30. Bên soạn: trang điều xe </w:t>
       </w:r>
       <w:r>
         <w:rPr>
@@ -46,6 +46,60 @@
       </w:r>
       <w:r>
         <w:t>.</w:t>
+      </w:r>
+    </w:p>
+    <w:p>
+      <w:pPr>
+        <w:jc w:val="both"/>
+      </w:pPr>
+      <w:r>
+        <w:t>Bản 15:30 thêm:</w:t>
+      </w:r>
+    </w:p>
+    <w:p>
+      <w:pPr>
+        <w:pStyle w:val="ListBullet"/>
+      </w:pPr>
+      <w:r>
+        <w:t xml:space="preserve">commit API </w:t>
+      </w:r>
+      <w:r>
+        <w:rPr>
+          <w:rFonts w:ascii="Consolas" w:hAnsi="Consolas"/>
+          <w:sz w:val="19"/>
+        </w:rPr>
+        <w:t>ce95b3c</w:t>
+      </w:r>
+      <w:r>
+        <w:t xml:space="preserve"> (thiếu </w:t>
+      </w:r>
+      <w:r>
+        <w:rPr>
+          <w:rFonts w:ascii="Consolas" w:hAnsi="Consolas"/>
+          <w:sz w:val="19"/>
+        </w:rPr>
+        <w:t>LogisticsSource:BaseUrl</w:t>
+      </w:r>
+      <w:r>
+        <w:t xml:space="preserve"> thì DO trả 503; máy chủ tự tính tổng header phiếu) và WEB </w:t>
+      </w:r>
+      <w:r>
+        <w:rPr>
+          <w:rFonts w:ascii="Consolas" w:hAnsi="Consolas"/>
+          <w:sz w:val="19"/>
+        </w:rPr>
+        <w:t>7e14421c</w:t>
+      </w:r>
+      <w:r>
+        <w:t>;</w:t>
+      </w:r>
+    </w:p>
+    <w:p>
+      <w:pPr>
+        <w:pStyle w:val="ListBullet"/>
+      </w:pPr>
+      <w:r>
+        <w:t>quyết định cắt sổ 01/10 của chủ dự án (mục 1.1).</w:t>
       </w:r>
     </w:p>
     <w:p>
@@ -379,7 +433,7 @@
               <w:t>git log</w:t>
             </w:r>
             <w:r>
-              <w:t xml:space="preserve"> thấy đủ 5 commit ở mục 1.3</w:t>
+              <w:t xml:space="preserve"> thấy đủ commit ở mục 1.4</w:t>
             </w:r>
           </w:p>
         </w:tc>
@@ -700,6 +754,58 @@
             <w:r/>
             <w:r>
               <w:t>không còn dòng SAI</w:t>
+            </w:r>
+          </w:p>
+        </w:tc>
+      </w:tr>
+      <w:tr>
+        <w:tc>
+          <w:tcPr>
+            <w:tcW w:type="dxa" w:w="2160"/>
+          </w:tcPr>
+          <w:p>
+            <w:r/>
+            <w:r>
+              <w:t>9</w:t>
+            </w:r>
+          </w:p>
+        </w:tc>
+        <w:tc>
+          <w:tcPr>
+            <w:tcW w:type="dxa" w:w="2160"/>
+          </w:tcPr>
+          <w:p>
+            <w:r/>
+            <w:r>
+              <w:t xml:space="preserve">Cắt sổ 01/10: bỏ số tiền thử của trang kế toán tạm; gửi SO cho </w:t>
+            </w:r>
+            <w:r>
+              <w:rPr>
+                <w:b/>
+              </w:rPr>
+              <w:t>mọi DO đã khoá</w:t>
+            </w:r>
+          </w:p>
+        </w:tc>
+        <w:tc>
+          <w:tcPr>
+            <w:tcW w:type="dxa" w:w="2160"/>
+          </w:tcPr>
+          <w:p>
+            <w:r/>
+            <w:r>
+              <w:t>bên em, chủ dự án cho phép</w:t>
+            </w:r>
+          </w:p>
+        </w:tc>
+        <w:tc>
+          <w:tcPr>
+            <w:tcW w:type="dxa" w:w="2160"/>
+          </w:tcPr>
+          <w:p>
+            <w:r/>
+            <w:r>
+              <w:t>mục 1.1</w:t>
             </w:r>
           </w:p>
         </w:tc>
@@ -717,7 +823,7 @@
         <w:t>Hôm nay host chưa sẵn sàng.</w:t>
       </w:r>
       <w:r>
-        <w:t xml:space="preserve"> Bên em chạy bài kiểm (chỉ đọc) vào host lúc 14:54 ngày 01/10: </w:t>
+        <w:t xml:space="preserve"> Bên em chạy bài kiểm (chỉ đọc) vào host lúc 15:25 ngày 01/10: </w:t>
       </w:r>
       <w:r>
         <w:rPr>
@@ -726,7 +832,7 @@
         <w:t>5 dòng SAI</w:t>
       </w:r>
       <w:r>
-        <w:t>. Đó là việc của các bước 4–6, xem mục 8.3. Trong đó có hai việc mới, chưa ghi ở tài liệu trước:</w:t>
+        <w:t>. Đó là việc của các bước 3–6, xem mục 8.3. Trong đó có hai việc mới, chưa ghi ở tài liệu trước:</w:t>
       </w:r>
     </w:p>
     <w:p>
@@ -786,7 +892,692 @@
         <w:pStyle w:val="Heading2"/>
       </w:pPr>
       <w:r>
-        <w:t>1.1. Cần có trong tay</w:t>
+        <w:t>1.1. Quyết định của chủ dự án ngày 01/10 — ảnh hưởng tới anh</w:t>
+      </w:r>
+    </w:p>
+    <w:tbl>
+      <w:tblPr>
+        <w:tblStyle w:val="LightGrid-Accent1"/>
+        <w:tblW w:type="auto" w:w="0"/>
+        <w:tblLook w:firstColumn="1" w:firstRow="1" w:lastColumn="0" w:lastRow="0" w:noHBand="0" w:noVBand="1" w:val="04A0"/>
+      </w:tblPr>
+      <w:tblGrid>
+        <w:gridCol w:w="4320"/>
+        <w:gridCol w:w="4320"/>
+      </w:tblGrid>
+      <w:tr>
+        <w:tc>
+          <w:tcPr>
+            <w:tcW w:type="dxa" w:w="4320"/>
+          </w:tcPr>
+          <w:p>
+            <w:r>
+              <w:rPr>
+                <w:b/>
+              </w:rPr>
+            </w:r>
+            <w:r>
+              <w:rPr>
+                <w:b/>
+              </w:rPr>
+              <w:t>Quyết định</w:t>
+            </w:r>
+          </w:p>
+        </w:tc>
+        <w:tc>
+          <w:tcPr>
+            <w:tcW w:type="dxa" w:w="4320"/>
+          </w:tcPr>
+          <w:p>
+            <w:r>
+              <w:rPr>
+                <w:b/>
+              </w:rPr>
+            </w:r>
+            <w:r>
+              <w:rPr>
+                <w:b/>
+              </w:rPr>
+              <w:t>Nghĩa với hệ anh</w:t>
+            </w:r>
+          </w:p>
+        </w:tc>
+      </w:tr>
+      <w:tr>
+        <w:tc>
+          <w:tcPr>
+            <w:tcW w:type="dxa" w:w="4320"/>
+          </w:tcPr>
+          <w:p>
+            <w:r/>
+            <w:r>
+              <w:rPr>
+                <w:b/>
+              </w:rPr>
+              <w:t>Bỏ phần tiền của trang kế toán tạm</w:t>
+            </w:r>
+            <w:r>
+              <w:t xml:space="preserve"> (EPL_KETOAN, cổng 8030). Trang đó chỉ còn là </w:t>
+            </w:r>
+            <w:r>
+              <w:rPr>
+                <w:b/>
+              </w:rPr>
+              <w:t>kho tạm</w:t>
+            </w:r>
+            <w:r>
+              <w:t>, tới khi nối hệ kho anh Toàn</w:t>
+            </w:r>
+          </w:p>
+        </w:tc>
+        <w:tc>
+          <w:tcPr>
+            <w:tcW w:type="dxa" w:w="4320"/>
+          </w:tcPr>
+          <w:p>
+            <w:r/>
+            <w:r>
+              <w:t xml:space="preserve">mọi việc tiền (công nợ khách, thu, chi, trả chủ xe, trả nhà cung cấp, tất toán tài xế) </w:t>
+            </w:r>
+            <w:r>
+              <w:rPr>
+                <w:b/>
+              </w:rPr>
+              <w:t>chỉ ở hệ anh</w:t>
+            </w:r>
+          </w:p>
+        </w:tc>
+      </w:tr>
+      <w:tr>
+        <w:tc>
+          <w:tcPr>
+            <w:tcW w:type="dxa" w:w="4320"/>
+          </w:tcPr>
+          <w:p>
+            <w:r/>
+            <w:r>
+              <w:t xml:space="preserve">Số tiền bên trang tạm (hoá đơn gộp, lần thu, đợt trả chủ xe, bản chốt tất toán) là </w:t>
+            </w:r>
+            <w:r>
+              <w:rPr>
+                <w:b/>
+              </w:rPr>
+              <w:t>số thử, bỏ hết</w:t>
+            </w:r>
+          </w:p>
+        </w:tc>
+        <w:tc>
+          <w:tcPr>
+            <w:tcW w:type="dxa" w:w="4320"/>
+          </w:tcPr>
+          <w:p>
+            <w:r/>
+            <w:r>
+              <w:t>không có số dư nào chuyển từ trang tạm sang hệ anh</w:t>
+            </w:r>
+          </w:p>
+        </w:tc>
+      </w:tr>
+      <w:tr>
+        <w:tc>
+          <w:tcPr>
+            <w:tcW w:type="dxa" w:w="4320"/>
+          </w:tcPr>
+          <w:p>
+            <w:r/>
+            <w:r>
+              <w:rPr>
+                <w:b/>
+              </w:rPr>
+              <w:t>Cắt sổ 01/10</w:t>
+            </w:r>
+            <w:r>
+              <w:t xml:space="preserve">: mọi DO đã khoá gửi SO sang hệ anh </w:t>
+            </w:r>
+            <w:r>
+              <w:rPr>
+                <w:b/>
+              </w:rPr>
+              <w:t>từ đầu</w:t>
+            </w:r>
+          </w:p>
+        </w:tc>
+        <w:tc>
+          <w:tcPr>
+            <w:tcW w:type="dxa" w:w="4320"/>
+          </w:tcPr>
+          <w:p>
+            <w:r/>
+            <w:r>
+              <w:t xml:space="preserve">anh sẽ nhận một lượt SO cho cả các DO đã khoá trước 01/10, không chỉ DO mới. Bên em báo số DO trước khi gửi. Mỗi DO một </w:t>
+            </w:r>
+            <w:r>
+              <w:rPr>
+                <w:rFonts w:ascii="Consolas" w:hAnsi="Consolas"/>
+                <w:sz w:val="19"/>
+              </w:rPr>
+              <w:t>Idempotency-Key</w:t>
+            </w:r>
+            <w:r>
+              <w:t>, gửi lại không ghi hai lần</w:t>
+            </w:r>
+          </w:p>
+        </w:tc>
+      </w:tr>
+      <w:tr>
+        <w:tc>
+          <w:tcPr>
+            <w:tcW w:type="dxa" w:w="4320"/>
+          </w:tcPr>
+          <w:p>
+            <w:r/>
+            <w:r>
+              <w:t xml:space="preserve">Bỏ số tiền thử bằng công cụ </w:t>
+            </w:r>
+            <w:r>
+              <w:rPr>
+                <w:rFonts w:ascii="Consolas" w:hAnsi="Consolas"/>
+                <w:sz w:val="19"/>
+              </w:rPr>
+              <w:t>tools/bo_tien_trang_tam.py</w:t>
+            </w:r>
+            <w:r>
+              <w:t xml:space="preserve"> trên DB thật của trang điều xe, lúc cắt sổ</w:t>
+            </w:r>
+          </w:p>
+        </w:tc>
+        <w:tc>
+          <w:tcPr>
+            <w:tcW w:type="dxa" w:w="4320"/>
+          </w:tcPr>
+          <w:p>
+            <w:r/>
+            <w:r>
+              <w:t xml:space="preserve">không đụng DB của anh. Chạy không tham số thì </w:t>
+            </w:r>
+            <w:r>
+              <w:rPr>
+                <w:b/>
+              </w:rPr>
+              <w:t>chỉ đếm</w:t>
+            </w:r>
+            <w:r>
+              <w:t xml:space="preserve">; </w:t>
+            </w:r>
+            <w:r>
+              <w:rPr>
+                <w:rFonts w:ascii="Consolas" w:hAnsi="Consolas"/>
+                <w:sz w:val="19"/>
+              </w:rPr>
+              <w:t>--ghi</w:t>
+            </w:r>
+            <w:r>
+              <w:t xml:space="preserve"> mới xoá (một giao dịch, lỗi là trả lại hết). Cần chủ dự án cho phép. Không đụng kho, SO và phiếu chi đã gửi anh, chứng từ</w:t>
+            </w:r>
+          </w:p>
+        </w:tc>
+      </w:tr>
+      <w:tr>
+        <w:tc>
+          <w:tcPr>
+            <w:tcW w:type="dxa" w:w="4320"/>
+          </w:tcPr>
+          <w:p>
+            <w:r/>
+            <w:r>
+              <w:t xml:space="preserve">Khoản </w:t>
+            </w:r>
+            <w:r>
+              <w:rPr>
+                <w:b/>
+              </w:rPr>
+              <w:t>không qua tiền</w:t>
+            </w:r>
+            <w:r>
+              <w:t xml:space="preserve"> thành </w:t>
+            </w:r>
+            <w:r>
+              <w:rPr>
+                <w:b/>
+              </w:rPr>
+              <w:t>bút toán chờ gửi</w:t>
+            </w:r>
+            <w:r>
+              <w:t>, giữ ở trang điều xe, đủ hai vế bằng mã thật</w:t>
+            </w:r>
+          </w:p>
+        </w:tc>
+        <w:tc>
+          <w:tcPr>
+            <w:tcW w:type="dxa" w:w="4320"/>
+          </w:tcPr>
+          <w:p>
+            <w:r/>
+            <w:r>
+              <w:t>chờ API bút toán bên anh (</w:t>
+            </w:r>
+            <w:r>
+              <w:rPr>
+                <w:rFonts w:ascii="Consolas" w:hAnsi="Consolas"/>
+                <w:sz w:val="19"/>
+              </w:rPr>
+              <w:t>POST /api/v1/integrations/logistics/journal-entries</w:t>
+            </w:r>
+            <w:r>
+              <w:t>, hợp đồng 12.12.4). Có API thì bên em gửi hết, không mất khoản nào</w:t>
+            </w:r>
+          </w:p>
+        </w:tc>
+      </w:tr>
+    </w:tbl>
+    <w:p/>
+    <w:p>
+      <w:pPr>
+        <w:jc w:val="both"/>
+      </w:pPr>
+      <w:r>
+        <w:t xml:space="preserve">Khoản </w:t>
+      </w:r>
+      <w:r>
+        <w:rPr>
+          <w:b/>
+        </w:rPr>
+        <w:t>đi qua tiền</w:t>
+      </w:r>
+      <w:r>
+        <w:t xml:space="preserve"> bên anh sẽ nhận (đều chưa ghi sổ; thủ quỹ chi / thu rồi ghi sổ bên anh; bên em đọc lại </w:t>
+      </w:r>
+      <w:r>
+        <w:rPr>
+          <w:rFonts w:ascii="Consolas" w:hAnsi="Consolas"/>
+          <w:sz w:val="19"/>
+        </w:rPr>
+        <w:t>STATUS</w:t>
+      </w:r>
+      <w:r>
+        <w:t xml:space="preserve"> 12 / 13):</w:t>
+      </w:r>
+    </w:p>
+    <w:tbl>
+      <w:tblPr>
+        <w:tblStyle w:val="LightGrid-Accent1"/>
+        <w:tblW w:type="auto" w:w="0"/>
+        <w:tblLook w:firstColumn="1" w:firstRow="1" w:lastColumn="0" w:lastRow="0" w:noHBand="0" w:noVBand="1" w:val="04A0"/>
+      </w:tblPr>
+      <w:tblGrid>
+        <w:gridCol w:w="2160"/>
+        <w:gridCol w:w="2160"/>
+        <w:gridCol w:w="2160"/>
+        <w:gridCol w:w="2160"/>
+      </w:tblGrid>
+      <w:tr>
+        <w:tc>
+          <w:tcPr>
+            <w:tcW w:type="dxa" w:w="2160"/>
+          </w:tcPr>
+          <w:p>
+            <w:r>
+              <w:rPr>
+                <w:b/>
+              </w:rPr>
+            </w:r>
+            <w:r>
+              <w:rPr>
+                <w:b/>
+              </w:rPr>
+              <w:t>Việc bên trang điều xe</w:t>
+            </w:r>
+          </w:p>
+        </w:tc>
+        <w:tc>
+          <w:tcPr>
+            <w:tcW w:type="dxa" w:w="2160"/>
+          </w:tcPr>
+          <w:p>
+            <w:r>
+              <w:rPr>
+                <w:b/>
+              </w:rPr>
+            </w:r>
+            <w:r>
+              <w:rPr>
+                <w:b/>
+              </w:rPr>
+              <w:t>Loại chứng từ bên anh</w:t>
+            </w:r>
+          </w:p>
+        </w:tc>
+        <w:tc>
+          <w:tcPr>
+            <w:tcW w:type="dxa" w:w="2160"/>
+          </w:tcPr>
+          <w:p>
+            <w:r>
+              <w:rPr>
+                <w:b/>
+              </w:rPr>
+            </w:r>
+            <w:r>
+              <w:rPr>
+                <w:b/>
+              </w:rPr>
+              <w:t>Định khoản</w:t>
+            </w:r>
+          </w:p>
+        </w:tc>
+        <w:tc>
+          <w:tcPr>
+            <w:tcW w:type="dxa" w:w="2160"/>
+          </w:tcPr>
+          <w:p>
+            <w:r>
+              <w:rPr>
+                <w:b/>
+              </w:rPr>
+            </w:r>
+            <w:r>
+              <w:rPr>
+                <w:b/>
+              </w:rPr>
+              <w:t>Trạng thái 01/10</w:t>
+            </w:r>
+          </w:p>
+        </w:tc>
+      </w:tr>
+      <w:tr>
+        <w:tc>
+          <w:tcPr>
+            <w:tcW w:type="dxa" w:w="2160"/>
+          </w:tcPr>
+          <w:p>
+            <w:r/>
+            <w:r>
+              <w:t>Tạm ứng tài xế</w:t>
+            </w:r>
+          </w:p>
+        </w:tc>
+        <w:tc>
+          <w:tcPr>
+            <w:tcW w:type="dxa" w:w="2160"/>
+          </w:tcPr>
+          <w:p>
+            <w:r/>
+            <w:r>
+              <w:t>59 "Chi trước"</w:t>
+            </w:r>
+          </w:p>
+        </w:tc>
+        <w:tc>
+          <w:tcPr>
+            <w:tcW w:type="dxa" w:w="2160"/>
+          </w:tcPr>
+          <w:p>
+            <w:r/>
+            <w:r>
+              <w:t>xe nhà Nợ 1601 / Có 1011; xe thuê Nợ 4022 / Có 1011</w:t>
+            </w:r>
+          </w:p>
+        </w:tc>
+        <w:tc>
+          <w:tcPr>
+            <w:tcW w:type="dxa" w:w="2160"/>
+          </w:tcPr>
+          <w:p>
+            <w:r/>
+            <w:r>
+              <w:t>đã chạy thật ở máy</w:t>
+            </w:r>
+          </w:p>
+        </w:tc>
+      </w:tr>
+      <w:tr>
+        <w:tc>
+          <w:tcPr>
+            <w:tcW w:type="dxa" w:w="2160"/>
+          </w:tcPr>
+          <w:p>
+            <w:r/>
+            <w:r>
+              <w:t>Trả chủ xe liên kết</w:t>
+            </w:r>
+          </w:p>
+        </w:tc>
+        <w:tc>
+          <w:tcPr>
+            <w:tcW w:type="dxa" w:w="2160"/>
+          </w:tcPr>
+          <w:p>
+            <w:r/>
+            <w:r>
+              <w:t>60 "Chi khác"</w:t>
+            </w:r>
+          </w:p>
+        </w:tc>
+        <w:tc>
+          <w:tcPr>
+            <w:tcW w:type="dxa" w:w="2160"/>
+          </w:tcPr>
+          <w:p>
+            <w:r/>
+            <w:r>
+              <w:t>Nợ 4022 / Có 1011 · 1012 · 1021 · 1022</w:t>
+            </w:r>
+          </w:p>
+        </w:tc>
+        <w:tc>
+          <w:tcPr>
+            <w:tcW w:type="dxa" w:w="2160"/>
+          </w:tcPr>
+          <w:p>
+            <w:r/>
+            <w:r>
+              <w:t>đã chạy thật ở máy</w:t>
+            </w:r>
+          </w:p>
+        </w:tc>
+      </w:tr>
+      <w:tr>
+        <w:tc>
+          <w:tcPr>
+            <w:tcW w:type="dxa" w:w="2160"/>
+          </w:tcPr>
+          <w:p>
+            <w:r/>
+            <w:r>
+              <w:t>Chi mục V sửa chữa, VI chi khác</w:t>
+            </w:r>
+          </w:p>
+        </w:tc>
+        <w:tc>
+          <w:tcPr>
+            <w:tcW w:type="dxa" w:w="2160"/>
+          </w:tcPr>
+          <w:p>
+            <w:r/>
+            <w:r>
+              <w:t>60 "Chi khác"</w:t>
+            </w:r>
+          </w:p>
+        </w:tc>
+        <w:tc>
+          <w:tcPr>
+            <w:tcW w:type="dxa" w:w="2160"/>
+          </w:tcPr>
+          <w:p>
+            <w:r/>
+            <w:r>
+              <w:t>xe nhà Nợ 614 (V) · 625 (VI) / Có 1011; xe thuê Nợ 4022 / Có 1011</w:t>
+            </w:r>
+          </w:p>
+        </w:tc>
+        <w:tc>
+          <w:tcPr>
+            <w:tcW w:type="dxa" w:w="2160"/>
+          </w:tcPr>
+          <w:p>
+            <w:r/>
+            <w:r>
+              <w:t>bên em dựng 01/10, đang thử</w:t>
+            </w:r>
+          </w:p>
+        </w:tc>
+      </w:tr>
+      <w:tr>
+        <w:tc>
+          <w:tcPr>
+            <w:tcW w:type="dxa" w:w="2160"/>
+          </w:tcPr>
+          <w:p>
+            <w:r/>
+            <w:r>
+              <w:t>Trả nhà cung cấp</w:t>
+            </w:r>
+          </w:p>
+        </w:tc>
+        <w:tc>
+          <w:tcPr>
+            <w:tcW w:type="dxa" w:w="2160"/>
+          </w:tcPr>
+          <w:p>
+            <w:r/>
+            <w:r>
+              <w:t xml:space="preserve">60 "Chi khác", đứng tên </w:t>
+            </w:r>
+            <w:r>
+              <w:rPr>
+                <w:rFonts w:ascii="Consolas" w:hAnsi="Consolas"/>
+                <w:sz w:val="19"/>
+              </w:rPr>
+              <w:t>EPLNCC-…</w:t>
+            </w:r>
+          </w:p>
+        </w:tc>
+        <w:tc>
+          <w:tcPr>
+            <w:tcW w:type="dxa" w:w="2160"/>
+          </w:tcPr>
+          <w:p>
+            <w:r/>
+            <w:r>
+              <w:t>Nợ 4021 / Có tiền</w:t>
+            </w:r>
+          </w:p>
+        </w:tc>
+        <w:tc>
+          <w:tcPr>
+            <w:tcW w:type="dxa" w:w="2160"/>
+          </w:tcPr>
+          <w:p>
+            <w:r/>
+            <w:r>
+              <w:t>bên em dựng 01/10, đang thử</w:t>
+            </w:r>
+          </w:p>
+        </w:tc>
+      </w:tr>
+      <w:tr>
+        <w:tc>
+          <w:tcPr>
+            <w:tcW w:type="dxa" w:w="2160"/>
+          </w:tcPr>
+          <w:p>
+            <w:r/>
+            <w:r>
+              <w:t>Tất toán tài xế, công ty chi bù</w:t>
+            </w:r>
+          </w:p>
+        </w:tc>
+        <w:tc>
+          <w:tcPr>
+            <w:tcW w:type="dxa" w:w="2160"/>
+          </w:tcPr>
+          <w:p>
+            <w:r/>
+            <w:r>
+              <w:t>60 "Chi khác"</w:t>
+            </w:r>
+          </w:p>
+        </w:tc>
+        <w:tc>
+          <w:tcPr>
+            <w:tcW w:type="dxa" w:w="2160"/>
+          </w:tcPr>
+          <w:p>
+            <w:r/>
+            <w:r>
+              <w:t>Nợ 1601 / Có tiền</w:t>
+            </w:r>
+          </w:p>
+        </w:tc>
+        <w:tc>
+          <w:tcPr>
+            <w:tcW w:type="dxa" w:w="2160"/>
+          </w:tcPr>
+          <w:p>
+            <w:r/>
+            <w:r>
+              <w:t>bên em dựng 01/10, đang thử</w:t>
+            </w:r>
+          </w:p>
+        </w:tc>
+      </w:tr>
+      <w:tr>
+        <w:tc>
+          <w:tcPr>
+            <w:tcW w:type="dxa" w:w="2160"/>
+          </w:tcPr>
+          <w:p>
+            <w:r/>
+            <w:r>
+              <w:t>Tất toán tài xế, tài xế nộp lại</w:t>
+            </w:r>
+          </w:p>
+        </w:tc>
+        <w:tc>
+          <w:tcPr>
+            <w:tcW w:type="dxa" w:w="2160"/>
+          </w:tcPr>
+          <w:p>
+            <w:r/>
+            <w:r>
+              <w:rPr>
+                <w:b/>
+              </w:rPr>
+              <w:t>17 "Thu khác"</w:t>
+            </w:r>
+          </w:p>
+        </w:tc>
+        <w:tc>
+          <w:tcPr>
+            <w:tcW w:type="dxa" w:w="2160"/>
+          </w:tcPr>
+          <w:p>
+            <w:r/>
+            <w:r>
+              <w:t>Nợ tiền / Có 1601</w:t>
+            </w:r>
+          </w:p>
+        </w:tc>
+        <w:tc>
+          <w:tcPr>
+            <w:tcW w:type="dxa" w:w="2160"/>
+          </w:tcPr>
+          <w:p>
+            <w:r/>
+            <w:r>
+              <w:t>bên em dựng 01/10, đang thử</w:t>
+            </w:r>
+          </w:p>
+        </w:tc>
+      </w:tr>
+    </w:tbl>
+    <w:p/>
+    <w:p>
+      <w:pPr>
+        <w:jc w:val="both"/>
+      </w:pPr>
+      <w:r>
+        <w:t>Bút toán chờ gửi (không qua tiền):</w:t>
       </w:r>
     </w:p>
     <w:tbl>
@@ -815,7 +1606,7 @@
               <w:rPr>
                 <w:b/>
               </w:rPr>
-              <w:t>Thứ</w:t>
+              <w:t>Khoản</w:t>
             </w:r>
           </w:p>
         </w:tc>
@@ -833,7 +1624,7 @@
               <w:rPr>
                 <w:b/>
               </w:rPr>
-              <w:t>Ai giữ</w:t>
+              <w:t>Định khoản</w:t>
             </w:r>
           </w:p>
         </w:tc>
@@ -851,7 +1642,7 @@
               <w:rPr>
                 <w:b/>
               </w:rPr>
-              <w:t>Dùng ở bước</w:t>
+              <w:t>Ghi lúc</w:t>
             </w:r>
           </w:p>
         </w:tc>
@@ -864,17 +1655,7 @@
           <w:p>
             <w:r/>
             <w:r>
-              <w:t xml:space="preserve">Quyền publish Web Deploy tới IIS (hồ sơ </w:t>
-            </w:r>
-            <w:r>
-              <w:rPr>
-                <w:rFonts w:ascii="Consolas" w:hAnsi="Consolas"/>
-                <w:sz w:val="19"/>
-              </w:rPr>
-              <w:t>DEMO_LAO</w:t>
-            </w:r>
-            <w:r>
-              <w:t xml:space="preserve"> của hai repo)</w:t>
+              <w:t>Chi phí thuê xe liên kết</w:t>
             </w:r>
           </w:p>
         </w:tc>
@@ -885,7 +1666,7 @@
           <w:p>
             <w:r/>
             <w:r>
-              <w:t>anh Tune</w:t>
+              <w:t>Nợ 621 / Có 4022</w:t>
             </w:r>
           </w:p>
         </w:tc>
@@ -896,7 +1677,7 @@
           <w:p>
             <w:r/>
             <w:r>
-              <w:t>3</w:t>
+              <w:t>khoá phiếu xe thuê</w:t>
             </w:r>
           </w:p>
         </w:tc>
@@ -909,7 +1690,7 @@
           <w:p>
             <w:r/>
             <w:r>
-              <w:t>Quyền vào máy host: IIS Manager, thư mục site, SQL Server</w:t>
+              <w:t>Ghi nợ nhà cung cấp</w:t>
             </w:r>
           </w:p>
         </w:tc>
@@ -920,7 +1701,7 @@
           <w:p>
             <w:r/>
             <w:r>
-              <w:t>anh Tune</w:t>
+              <w:t>Nợ 625 · 614 / Có 4021</w:t>
             </w:r>
           </w:p>
         </w:tc>
@@ -931,7 +1712,7 @@
           <w:p>
             <w:r/>
             <w:r>
-              <w:t>1, 4</w:t>
+              <w:t>khoá phiếu</w:t>
             </w:r>
           </w:p>
         </w:tc>
@@ -944,27 +1725,7 @@
           <w:p>
             <w:r/>
             <w:r>
-              <w:t xml:space="preserve">Hai nhánh </w:t>
-            </w:r>
-            <w:r>
-              <w:rPr>
-                <w:rFonts w:ascii="Consolas" w:hAnsi="Consolas"/>
-                <w:sz w:val="19"/>
-              </w:rPr>
-              <w:t>feat/HonTunedaHai</w:t>
-            </w:r>
-            <w:r>
-              <w:t xml:space="preserve"> (API) và </w:t>
-            </w:r>
-            <w:r>
-              <w:rPr>
-                <w:rFonts w:ascii="Consolas" w:hAnsi="Consolas"/>
-                <w:sz w:val="19"/>
-              </w:rPr>
-              <w:t>feat/hontunedhai_Laos</w:t>
-            </w:r>
-            <w:r>
-              <w:t xml:space="preserve"> (WEB)</w:t>
+              <w:t>Quyết toán tạm ứng tài xế</w:t>
             </w:r>
           </w:p>
         </w:tc>
@@ -975,13 +1736,7 @@
           <w:p>
             <w:r/>
             <w:r>
-              <w:t xml:space="preserve">máy bên em; </w:t>
-            </w:r>
-            <w:r>
-              <w:rPr>
-                <w:b/>
-              </w:rPr>
-              <w:t>chưa push lên GitHub</w:t>
+              <w:t>Nợ 625 / Có 1601</w:t>
             </w:r>
           </w:p>
         </w:tc>
@@ -992,141 +1747,7 @@
           <w:p>
             <w:r/>
             <w:r>
-              <w:t>2</w:t>
-            </w:r>
-          </w:p>
-        </w:tc>
-      </w:tr>
-      <w:tr>
-        <w:tc>
-          <w:tcPr>
-            <w:tcW w:type="dxa" w:w="2880"/>
-          </w:tcPr>
-          <w:p>
-            <w:r/>
-            <w:r>
-              <w:t>Địa chỉ Internet của trang điều xe Lào</w:t>
-            </w:r>
-          </w:p>
-        </w:tc>
-        <w:tc>
-          <w:tcPr>
-            <w:tcW w:type="dxa" w:w="2880"/>
-          </w:tcPr>
-          <w:p>
-            <w:r/>
-            <w:r>
-              <w:t xml:space="preserve">chủ dự án. </w:t>
-            </w:r>
-            <w:r>
-              <w:rPr>
-                <w:b/>
-              </w:rPr>
-              <w:t>Chưa có</w:t>
-            </w:r>
-            <w:r>
-              <w:t>: trang điều xe chưa ra Internet</w:t>
-            </w:r>
-          </w:p>
-        </w:tc>
-        <w:tc>
-          <w:tcPr>
-            <w:tcW w:type="dxa" w:w="2880"/>
-          </w:tcPr>
-          <w:p>
-            <w:r/>
-            <w:r>
-              <w:t>4.2</w:t>
-            </w:r>
-          </w:p>
-        </w:tc>
-      </w:tr>
-      <w:tr>
-        <w:tc>
-          <w:tcPr>
-            <w:tcW w:type="dxa" w:w="2880"/>
-          </w:tcPr>
-          <w:p>
-            <w:r/>
-            <w:r>
-              <w:t>Khoá bàn giao (</w:t>
-            </w:r>
-            <w:r>
-              <w:rPr>
-                <w:rFonts w:ascii="Consolas" w:hAnsi="Consolas"/>
-                <w:sz w:val="19"/>
-              </w:rPr>
-              <w:t>LogisticsSource:ApiKey</w:t>
-            </w:r>
-            <w:r>
-              <w:t>)</w:t>
-            </w:r>
-          </w:p>
-        </w:tc>
-        <w:tc>
-          <w:tcPr>
-            <w:tcW w:type="dxa" w:w="2880"/>
-          </w:tcPr>
-          <w:p>
-            <w:r/>
-            <w:r>
-              <w:t>Sếp trang điều xe tạo; bên em chuyển cho anh qua kênh riêng</w:t>
-            </w:r>
-          </w:p>
-        </w:tc>
-        <w:tc>
-          <w:tcPr>
-            <w:tcW w:type="dxa" w:w="2880"/>
-          </w:tcPr>
-          <w:p>
-            <w:r/>
-            <w:r>
-              <w:t>4.2</w:t>
-            </w:r>
-          </w:p>
-        </w:tc>
-      </w:tr>
-      <w:tr>
-        <w:tc>
-          <w:tcPr>
-            <w:tcW w:type="dxa" w:w="2880"/>
-          </w:tcPr>
-          <w:p>
-            <w:r/>
-            <w:r>
-              <w:t>Mật khẩu tài khoản tích hợp</w:t>
-            </w:r>
-          </w:p>
-        </w:tc>
-        <w:tc>
-          <w:tcPr>
-            <w:tcW w:type="dxa" w:w="2880"/>
-          </w:tcPr>
-          <w:p>
-            <w:r/>
-            <w:r>
-              <w:t xml:space="preserve">người tạo tài khoản (anh hoặc chủ dự án); chỉ đặt vào </w:t>
-            </w:r>
-            <w:r>
-              <w:rPr>
-                <w:rFonts w:ascii="Consolas" w:hAnsi="Consolas"/>
-                <w:sz w:val="19"/>
-              </w:rPr>
-              <w:t>.env</w:t>
-            </w:r>
-            <w:r>
-              <w:t xml:space="preserve"> máy chủ trang điều xe</w:t>
-            </w:r>
-          </w:p>
-        </w:tc>
-        <w:tc>
-          <w:tcPr>
-            <w:tcW w:type="dxa" w:w="2880"/>
-          </w:tcPr>
-          <w:p>
-            <w:r/>
-            <w:r>
-              <w:t>6</w:t>
+              <w:t>chốt tất toán</w:t>
             </w:r>
           </w:p>
         </w:tc>
@@ -1135,18 +1756,406 @@
     <w:p/>
     <w:p>
       <w:pPr>
-        <w:pStyle w:val="Heading2"/>
-      </w:pPr>
-      <w:r>
-        <w:t>1.2. Sao lưu</w:t>
+        <w:jc w:val="both"/>
+      </w:pPr>
+      <w:r>
+        <w:t xml:space="preserve">Nên DB host cần thêm, ngoài ba mã con: loại chứng từ </w:t>
+      </w:r>
+      <w:r>
+        <w:rPr>
+          <w:b/>
+        </w:rPr>
+        <w:t>17</w:t>
+      </w:r>
+      <w:r>
+        <w:t xml:space="preserve">, và các mã </w:t>
+      </w:r>
+      <w:r>
+        <w:rPr>
+          <w:b/>
+        </w:rPr>
+        <w:t>614, 625, 1022</w:t>
+      </w:r>
+      <w:r>
+        <w:t xml:space="preserve"> hạch toán được. Bài kiểm dòng 4 và 5 soát đủ.</w:t>
       </w:r>
     </w:p>
     <w:p>
       <w:pPr>
+        <w:pStyle w:val="Heading2"/>
+      </w:pPr>
+      <w:r>
+        <w:t>1.2. Cần có trong tay</w:t>
+      </w:r>
+    </w:p>
+    <w:tbl>
+      <w:tblPr>
+        <w:tblStyle w:val="LightGrid-Accent1"/>
+        <w:tblW w:type="auto" w:w="0"/>
+        <w:tblLook w:firstColumn="1" w:firstRow="1" w:lastColumn="0" w:lastRow="0" w:noHBand="0" w:noVBand="1" w:val="04A0"/>
+      </w:tblPr>
+      <w:tblGrid>
+        <w:gridCol w:w="2880"/>
+        <w:gridCol w:w="2880"/>
+        <w:gridCol w:w="2880"/>
+      </w:tblGrid>
+      <w:tr>
+        <w:tc>
+          <w:tcPr>
+            <w:tcW w:type="dxa" w:w="2880"/>
+          </w:tcPr>
+          <w:p>
+            <w:r>
+              <w:rPr>
+                <w:b/>
+              </w:rPr>
+            </w:r>
+            <w:r>
+              <w:rPr>
+                <w:b/>
+              </w:rPr>
+              <w:t>Thứ</w:t>
+            </w:r>
+          </w:p>
+        </w:tc>
+        <w:tc>
+          <w:tcPr>
+            <w:tcW w:type="dxa" w:w="2880"/>
+          </w:tcPr>
+          <w:p>
+            <w:r>
+              <w:rPr>
+                <w:b/>
+              </w:rPr>
+            </w:r>
+            <w:r>
+              <w:rPr>
+                <w:b/>
+              </w:rPr>
+              <w:t>Ai giữ</w:t>
+            </w:r>
+          </w:p>
+        </w:tc>
+        <w:tc>
+          <w:tcPr>
+            <w:tcW w:type="dxa" w:w="2880"/>
+          </w:tcPr>
+          <w:p>
+            <w:r>
+              <w:rPr>
+                <w:b/>
+              </w:rPr>
+            </w:r>
+            <w:r>
+              <w:rPr>
+                <w:b/>
+              </w:rPr>
+              <w:t>Dùng ở bước</w:t>
+            </w:r>
+          </w:p>
+        </w:tc>
+      </w:tr>
+      <w:tr>
+        <w:tc>
+          <w:tcPr>
+            <w:tcW w:type="dxa" w:w="2880"/>
+          </w:tcPr>
+          <w:p>
+            <w:r/>
+            <w:r>
+              <w:t xml:space="preserve">Quyền publish Web Deploy tới IIS (hồ sơ </w:t>
+            </w:r>
+            <w:r>
+              <w:rPr>
+                <w:rFonts w:ascii="Consolas" w:hAnsi="Consolas"/>
+                <w:sz w:val="19"/>
+              </w:rPr>
+              <w:t>DEMO_LAO</w:t>
+            </w:r>
+            <w:r>
+              <w:t xml:space="preserve"> của hai repo)</w:t>
+            </w:r>
+          </w:p>
+        </w:tc>
+        <w:tc>
+          <w:tcPr>
+            <w:tcW w:type="dxa" w:w="2880"/>
+          </w:tcPr>
+          <w:p>
+            <w:r/>
+            <w:r>
+              <w:t>anh Tune</w:t>
+            </w:r>
+          </w:p>
+        </w:tc>
+        <w:tc>
+          <w:tcPr>
+            <w:tcW w:type="dxa" w:w="2880"/>
+          </w:tcPr>
+          <w:p>
+            <w:r/>
+            <w:r>
+              <w:t>3</w:t>
+            </w:r>
+          </w:p>
+        </w:tc>
+      </w:tr>
+      <w:tr>
+        <w:tc>
+          <w:tcPr>
+            <w:tcW w:type="dxa" w:w="2880"/>
+          </w:tcPr>
+          <w:p>
+            <w:r/>
+            <w:r>
+              <w:t>Quyền vào máy host: IIS Manager, thư mục site, SQL Server</w:t>
+            </w:r>
+          </w:p>
+        </w:tc>
+        <w:tc>
+          <w:tcPr>
+            <w:tcW w:type="dxa" w:w="2880"/>
+          </w:tcPr>
+          <w:p>
+            <w:r/>
+            <w:r>
+              <w:t>anh Tune</w:t>
+            </w:r>
+          </w:p>
+        </w:tc>
+        <w:tc>
+          <w:tcPr>
+            <w:tcW w:type="dxa" w:w="2880"/>
+          </w:tcPr>
+          <w:p>
+            <w:r/>
+            <w:r>
+              <w:t>1, 4</w:t>
+            </w:r>
+          </w:p>
+        </w:tc>
+      </w:tr>
+      <w:tr>
+        <w:tc>
+          <w:tcPr>
+            <w:tcW w:type="dxa" w:w="2880"/>
+          </w:tcPr>
+          <w:p>
+            <w:r/>
+            <w:r>
+              <w:t xml:space="preserve">Hai nhánh </w:t>
+            </w:r>
+            <w:r>
+              <w:rPr>
+                <w:rFonts w:ascii="Consolas" w:hAnsi="Consolas"/>
+                <w:sz w:val="19"/>
+              </w:rPr>
+              <w:t>feat/HonTunedaHai</w:t>
+            </w:r>
+            <w:r>
+              <w:t xml:space="preserve"> (API) và </w:t>
+            </w:r>
+            <w:r>
+              <w:rPr>
+                <w:rFonts w:ascii="Consolas" w:hAnsi="Consolas"/>
+                <w:sz w:val="19"/>
+              </w:rPr>
+              <w:t>feat/hontunedhai_Laos</w:t>
+            </w:r>
+            <w:r>
+              <w:t xml:space="preserve"> (WEB)</w:t>
+            </w:r>
+          </w:p>
+        </w:tc>
+        <w:tc>
+          <w:tcPr>
+            <w:tcW w:type="dxa" w:w="2880"/>
+          </w:tcPr>
+          <w:p>
+            <w:r/>
+            <w:r>
+              <w:t xml:space="preserve">máy bên em; </w:t>
+            </w:r>
+            <w:r>
+              <w:rPr>
+                <w:b/>
+              </w:rPr>
+              <w:t>chưa push lên GitHub</w:t>
+            </w:r>
+          </w:p>
+        </w:tc>
+        <w:tc>
+          <w:tcPr>
+            <w:tcW w:type="dxa" w:w="2880"/>
+          </w:tcPr>
+          <w:p>
+            <w:r/>
+            <w:r>
+              <w:t>2</w:t>
+            </w:r>
+          </w:p>
+        </w:tc>
+      </w:tr>
+      <w:tr>
+        <w:tc>
+          <w:tcPr>
+            <w:tcW w:type="dxa" w:w="2880"/>
+          </w:tcPr>
+          <w:p>
+            <w:r/>
+            <w:r>
+              <w:t>Địa chỉ Internet của trang điều xe Lào</w:t>
+            </w:r>
+          </w:p>
+        </w:tc>
+        <w:tc>
+          <w:tcPr>
+            <w:tcW w:type="dxa" w:w="2880"/>
+          </w:tcPr>
+          <w:p>
+            <w:r/>
+            <w:r>
+              <w:t xml:space="preserve">chủ dự án. </w:t>
+            </w:r>
+            <w:r>
+              <w:rPr>
+                <w:b/>
+              </w:rPr>
+              <w:t>Chưa có</w:t>
+            </w:r>
+            <w:r>
+              <w:t>: trang điều xe chưa ra Internet</w:t>
+            </w:r>
+          </w:p>
+        </w:tc>
+        <w:tc>
+          <w:tcPr>
+            <w:tcW w:type="dxa" w:w="2880"/>
+          </w:tcPr>
+          <w:p>
+            <w:r/>
+            <w:r>
+              <w:t>4.2</w:t>
+            </w:r>
+          </w:p>
+        </w:tc>
+      </w:tr>
+      <w:tr>
+        <w:tc>
+          <w:tcPr>
+            <w:tcW w:type="dxa" w:w="2880"/>
+          </w:tcPr>
+          <w:p>
+            <w:r/>
+            <w:r>
+              <w:t>Khoá bàn giao (</w:t>
+            </w:r>
+            <w:r>
+              <w:rPr>
+                <w:rFonts w:ascii="Consolas" w:hAnsi="Consolas"/>
+                <w:sz w:val="19"/>
+              </w:rPr>
+              <w:t>LogisticsSource:ApiKey</w:t>
+            </w:r>
+            <w:r>
+              <w:t>)</w:t>
+            </w:r>
+          </w:p>
+        </w:tc>
+        <w:tc>
+          <w:tcPr>
+            <w:tcW w:type="dxa" w:w="2880"/>
+          </w:tcPr>
+          <w:p>
+            <w:r/>
+            <w:r>
+              <w:t>Sếp trang điều xe tạo; bên em chuyển cho anh qua kênh riêng</w:t>
+            </w:r>
+          </w:p>
+        </w:tc>
+        <w:tc>
+          <w:tcPr>
+            <w:tcW w:type="dxa" w:w="2880"/>
+          </w:tcPr>
+          <w:p>
+            <w:r/>
+            <w:r>
+              <w:t>4.2</w:t>
+            </w:r>
+          </w:p>
+        </w:tc>
+      </w:tr>
+      <w:tr>
+        <w:tc>
+          <w:tcPr>
+            <w:tcW w:type="dxa" w:w="2880"/>
+          </w:tcPr>
+          <w:p>
+            <w:r/>
+            <w:r>
+              <w:t>Mật khẩu tài khoản tích hợp</w:t>
+            </w:r>
+          </w:p>
+        </w:tc>
+        <w:tc>
+          <w:tcPr>
+            <w:tcW w:type="dxa" w:w="2880"/>
+          </w:tcPr>
+          <w:p>
+            <w:r/>
+            <w:r>
+              <w:t xml:space="preserve">người tạo tài khoản (anh hoặc chủ dự án); chỉ đặt vào </w:t>
+            </w:r>
+            <w:r>
+              <w:rPr>
+                <w:rFonts w:ascii="Consolas" w:hAnsi="Consolas"/>
+                <w:sz w:val="19"/>
+              </w:rPr>
+              <w:t>.env</w:t>
+            </w:r>
+            <w:r>
+              <w:t xml:space="preserve"> máy chủ trang điều xe</w:t>
+            </w:r>
+          </w:p>
+        </w:tc>
+        <w:tc>
+          <w:tcPr>
+            <w:tcW w:type="dxa" w:w="2880"/>
+          </w:tcPr>
+          <w:p>
+            <w:r/>
+            <w:r>
+              <w:t>6</w:t>
+            </w:r>
+          </w:p>
+        </w:tc>
+      </w:tr>
+    </w:tbl>
+    <w:p/>
+    <w:p>
+      <w:pPr>
+        <w:pStyle w:val="Heading2"/>
+      </w:pPr>
+      <w:r>
+        <w:t>1.3. Sao lưu</w:t>
+      </w:r>
+    </w:p>
+    <w:p>
+      <w:pPr>
         <w:jc w:val="both"/>
       </w:pPr>
       <w:r>
-        <w:t>Làm cả ba thứ, trước khi publish.</w:t>
+        <w:t xml:space="preserve">Làm cả ba thứ, trước khi publish. Phía trang điều xe, bên em sao lưu DB trang điều xe trước khi chạy </w:t>
+      </w:r>
+      <w:r>
+        <w:rPr>
+          <w:rFonts w:ascii="Consolas" w:hAnsi="Consolas"/>
+          <w:sz w:val="19"/>
+        </w:rPr>
+        <w:t>bo_tien_trang_tam.py --ghi</w:t>
+      </w:r>
+      <w:r>
+        <w:t>.</w:t>
       </w:r>
     </w:p>
     <w:p>
@@ -1420,7 +2429,7 @@
         <w:pStyle w:val="Heading2"/>
       </w:pPr>
       <w:r>
-        <w:t>1.3. Lấy code và merge</w:t>
+        <w:t>1.4. Lấy code và merge</w:t>
       </w:r>
     </w:p>
     <w:p>
@@ -1444,7 +2453,7 @@
         <w:t>feat/DemoLao</w:t>
       </w:r>
       <w:r>
-        <w:t xml:space="preserve">. Ngày 01/10, </w:t>
+        <w:t xml:space="preserve">. 15:30 ngày 01/10, </w:t>
       </w:r>
       <w:r>
         <w:rPr>
@@ -1493,7 +2502,16 @@
         <w:t>fast-forward</w:t>
       </w:r>
       <w:r>
-        <w:t>, không có xung đột.</w:t>
+        <w:t xml:space="preserve">, không có xung đột. Hai nhánh vẫn </w:t>
+      </w:r>
+      <w:r>
+        <w:rPr>
+          <w:b/>
+        </w:rPr>
+        <w:t>chưa push</w:t>
+      </w:r>
+      <w:r>
+        <w:t xml:space="preserve"> lên GitHub.</w:t>
       </w:r>
     </w:p>
     <w:tbl>
@@ -1906,7 +2924,7 @@
           <w:p>
             <w:r/>
             <w:r>
-              <w:t>GLS-QLSX-Web</w:t>
+              <w:t>GLS-QLSX-APIs</w:t>
             </w:r>
           </w:p>
         </w:tc>
@@ -1921,7 +2939,7 @@
                 <w:rFonts w:ascii="Consolas" w:hAnsi="Consolas"/>
                 <w:sz w:val="19"/>
               </w:rPr>
-              <w:t>feat/hontunedhai_Laos</w:t>
+              <w:t>feat/HonTunedaHai</w:t>
             </w:r>
           </w:p>
         </w:tc>
@@ -1936,7 +2954,7 @@
                 <w:rFonts w:ascii="Consolas" w:hAnsi="Consolas"/>
                 <w:sz w:val="19"/>
               </w:rPr>
-              <w:t>f382a9e8</w:t>
+              <w:t>ce95b3c</w:t>
             </w:r>
           </w:p>
         </w:tc>
@@ -1951,7 +2969,107 @@
                 <w:rFonts w:ascii="Consolas" w:hAnsi="Consolas"/>
                 <w:sz w:val="19"/>
               </w:rPr>
-              <w:t>cm-source-reference-modal.js</w:t>
+              <w:t>AccountingModule.cs</w:t>
+            </w:r>
+            <w:r>
+              <w:t xml:space="preserve">, </w:t>
+            </w:r>
+            <w:r>
+              <w:rPr>
+                <w:rFonts w:ascii="Consolas" w:hAnsi="Consolas"/>
+                <w:sz w:val="19"/>
+              </w:rPr>
+              <w:t>CashVoucherReferenceController.cs</w:t>
+            </w:r>
+            <w:r>
+              <w:t xml:space="preserve">, </w:t>
+            </w:r>
+            <w:r>
+              <w:rPr>
+                <w:rFonts w:ascii="Consolas" w:hAnsi="Consolas"/>
+                <w:sz w:val="19"/>
+              </w:rPr>
+              <w:t>CMPaymentReceiptService.cs</w:t>
+            </w:r>
+            <w:r>
+              <w:t xml:space="preserve">, </w:t>
+            </w:r>
+            <w:r>
+              <w:rPr>
+                <w:rFonts w:ascii="Consolas" w:hAnsi="Consolas"/>
+                <w:sz w:val="19"/>
+              </w:rPr>
+              <w:t>CashVoucherReferenceTicket.cs</w:t>
+            </w:r>
+            <w:r>
+              <w:t xml:space="preserve">, </w:t>
+            </w:r>
+            <w:r>
+              <w:rPr>
+                <w:rFonts w:ascii="Consolas" w:hAnsi="Consolas"/>
+                <w:sz w:val="19"/>
+              </w:rPr>
+              <w:t>CashVoucherModels.cs</w:t>
+            </w:r>
+            <w:r>
+              <w:t xml:space="preserve">, </w:t>
+            </w:r>
+            <w:r>
+              <w:rPr>
+                <w:rFonts w:ascii="Consolas" w:hAnsi="Consolas"/>
+                <w:sz w:val="19"/>
+              </w:rPr>
+              <w:t>CashVoucherSourceReferenceModels.cs</w:t>
+            </w:r>
+            <w:r>
+              <w:t xml:space="preserve">; mới: </w:t>
+            </w:r>
+            <w:r>
+              <w:rPr>
+                <w:rFonts w:ascii="Consolas" w:hAnsi="Consolas"/>
+                <w:sz w:val="19"/>
+              </w:rPr>
+              <w:t>CashVoucherReferenceService.cs</w:t>
+            </w:r>
+            <w:r>
+              <w:t xml:space="preserve">, </w:t>
+            </w:r>
+            <w:r>
+              <w:rPr>
+                <w:rFonts w:ascii="Consolas" w:hAnsi="Consolas"/>
+                <w:sz w:val="19"/>
+              </w:rPr>
+              <w:t>ICashVoucherReferenceService.cs</w:t>
+            </w:r>
+            <w:r>
+              <w:t xml:space="preserve">, </w:t>
+            </w:r>
+            <w:r>
+              <w:rPr>
+                <w:rFonts w:ascii="Consolas" w:hAnsi="Consolas"/>
+                <w:sz w:val="19"/>
+              </w:rPr>
+              <w:t>CashVoucherHeaderTotals.cs</w:t>
+            </w:r>
+            <w:r>
+              <w:t xml:space="preserve">, </w:t>
+            </w:r>
+            <w:r>
+              <w:rPr>
+                <w:rFonts w:ascii="Consolas" w:hAnsi="Consolas"/>
+                <w:sz w:val="19"/>
+              </w:rPr>
+              <w:t>ILogisticsDeliveryOrderClient.cs</w:t>
+            </w:r>
+            <w:r>
+              <w:t xml:space="preserve">, </w:t>
+            </w:r>
+            <w:r>
+              <w:rPr>
+                <w:rFonts w:ascii="Consolas" w:hAnsi="Consolas"/>
+                <w:sz w:val="19"/>
+              </w:rPr>
+              <w:t>LogisticsDeliveryOrderClient.cs</w:t>
             </w:r>
           </w:p>
         </w:tc>
@@ -1962,7 +3080,76 @@
           <w:p>
             <w:r/>
             <w:r>
-              <w:t>thoát ký tự chuỗi nguồn; DO hiện số phiếu, xe · biển số — tài xế; tỷ giá đọc xuôi</w:t>
+              <w:t>nguồn DO ra service + client typed (</w:t>
+            </w:r>
+            <w:r>
+              <w:rPr>
+                <w:rFonts w:ascii="Consolas" w:hAnsi="Consolas"/>
+                <w:sz w:val="19"/>
+              </w:rPr>
+              <w:t>AddHttpClient</w:t>
+            </w:r>
+            <w:r>
+              <w:t xml:space="preserve">, giữ 15 giây, 2 MB, không chuyển hướng). </w:t>
+            </w:r>
+            <w:r>
+              <w:rPr>
+                <w:b/>
+              </w:rPr>
+              <w:t>Thiếu `LogisticsSource:BaseUrl` → DO trả 503</w:t>
+            </w:r>
+            <w:r>
+              <w:t xml:space="preserve">, bỏ mặc định ngầm 1506. </w:t>
+            </w:r>
+            <w:r>
+              <w:rPr>
+                <w:rFonts w:ascii="Consolas" w:hAnsi="Consolas"/>
+                <w:sz w:val="19"/>
+              </w:rPr>
+              <w:t>create</w:t>
+            </w:r>
+            <w:r>
+              <w:t xml:space="preserve"> / </w:t>
+            </w:r>
+            <w:r>
+              <w:rPr>
+                <w:rFonts w:ascii="Consolas" w:hAnsi="Consolas"/>
+                <w:sz w:val="19"/>
+              </w:rPr>
+              <w:t>save</w:t>
+            </w:r>
+            <w:r>
+              <w:t xml:space="preserve"> / </w:t>
+            </w:r>
+            <w:r>
+              <w:rPr>
+                <w:rFonts w:ascii="Consolas" w:hAnsi="Consolas"/>
+                <w:sz w:val="19"/>
+              </w:rPr>
+              <w:t>save-and-commit</w:t>
+            </w:r>
+            <w:r>
+              <w:t xml:space="preserve"> tính lại </w:t>
+            </w:r>
+            <w:r>
+              <w:rPr>
+                <w:rFonts w:ascii="Consolas" w:hAnsi="Consolas"/>
+                <w:sz w:val="19"/>
+              </w:rPr>
+              <w:t>Header.Amount</w:t>
+            </w:r>
+            <w:r>
+              <w:t xml:space="preserve"> / </w:t>
+            </w:r>
+            <w:r>
+              <w:rPr>
+                <w:rFonts w:ascii="Consolas" w:hAnsi="Consolas"/>
+                <w:sz w:val="19"/>
+              </w:rPr>
+              <w:t>BaseAmount</w:t>
+            </w:r>
+            <w:r>
+              <w:t xml:space="preserve"> từ dòng (5 số lẻ, nửa xa số 0); dòng IV / IC hoặc dòng công nợ thiếu số tiền thì giữ số WEB gửi. Route và khuôn trả về không đổi</w:t>
             </w:r>
           </w:p>
         </w:tc>
@@ -2005,7 +3192,7 @@
                 <w:rFonts w:ascii="Consolas" w:hAnsi="Consolas"/>
                 <w:sz w:val="19"/>
               </w:rPr>
-              <w:t>06a14189</w:t>
+              <w:t>f382a9e8</w:t>
             </w:r>
           </w:p>
         </w:tc>
@@ -2020,30 +3207,61 @@
                 <w:rFonts w:ascii="Consolas" w:hAnsi="Consolas"/>
                 <w:sz w:val="19"/>
               </w:rPr>
-              <w:t>cm-payment-upsert.js</w:t>
-            </w:r>
-            <w:r>
-              <w:t xml:space="preserve">, </w:t>
-            </w:r>
+              <w:t>cm-source-reference-modal.js</w:t>
+            </w:r>
+          </w:p>
+        </w:tc>
+        <w:tc>
+          <w:tcPr>
+            <w:tcW w:type="dxa" w:w="1728"/>
+          </w:tcPr>
+          <w:p>
+            <w:r/>
+            <w:r>
+              <w:t>thoát ký tự chuỗi nguồn; DO hiện số phiếu, xe · biển số — tài xế; tỷ giá đọc xuôi</w:t>
+            </w:r>
+          </w:p>
+        </w:tc>
+      </w:tr>
+      <w:tr>
+        <w:tc>
+          <w:tcPr>
+            <w:tcW w:type="dxa" w:w="1728"/>
+          </w:tcPr>
+          <w:p>
+            <w:r/>
+            <w:r>
+              <w:t>GLS-QLSX-Web</w:t>
+            </w:r>
+          </w:p>
+        </w:tc>
+        <w:tc>
+          <w:tcPr>
+            <w:tcW w:type="dxa" w:w="1728"/>
+          </w:tcPr>
+          <w:p>
+            <w:r/>
             <w:r>
               <w:rPr>
                 <w:rFonts w:ascii="Consolas" w:hAnsi="Consolas"/>
                 <w:sz w:val="19"/>
               </w:rPr>
-              <w:t>cm-receipt-upsert.js</w:t>
-            </w:r>
-            <w:r>
-              <w:t xml:space="preserve">, </w:t>
-            </w:r>
+              <w:t>feat/hontunedhai_Laos</w:t>
+            </w:r>
+          </w:p>
+        </w:tc>
+        <w:tc>
+          <w:tcPr>
+            <w:tcW w:type="dxa" w:w="1728"/>
+          </w:tcPr>
+          <w:p>
+            <w:r/>
             <w:r>
               <w:rPr>
                 <w:rFonts w:ascii="Consolas" w:hAnsi="Consolas"/>
                 <w:sz w:val="19"/>
               </w:rPr>
-              <w:t>CMPaymentReceiptController.cs</w:t>
-            </w:r>
-            <w:r>
-              <w:t xml:space="preserve"> (BFF)</w:t>
+              <w:t>06a14189</w:t>
             </w:r>
           </w:p>
         </w:tc>
@@ -2058,47 +3276,260 @@
                 <w:rFonts w:ascii="Consolas" w:hAnsi="Consolas"/>
                 <w:sz w:val="19"/>
               </w:rPr>
-              <w:t>isCash</w:t>
-            </w:r>
-            <w:r>
-              <w:t xml:space="preserve"> theo hình thức thanh toán; tài khoản tiền mặc định tự điền (gửi kèm </w:t>
+              <w:t>cm-payment-upsert.js</w:t>
+            </w:r>
+            <w:r>
+              <w:t xml:space="preserve">, </w:t>
             </w:r>
             <w:r>
               <w:rPr>
                 <w:rFonts w:ascii="Consolas" w:hAnsi="Consolas"/>
                 <w:sz w:val="19"/>
               </w:rPr>
-              <w:t>currencyId</w:t>
-            </w:r>
-            <w:r>
-              <w:t xml:space="preserve">); </w:t>
+              <w:t>cm-receipt-upsert.js</w:t>
+            </w:r>
+            <w:r>
+              <w:t xml:space="preserve">, </w:t>
             </w:r>
             <w:r>
               <w:rPr>
                 <w:rFonts w:ascii="Consolas" w:hAnsi="Consolas"/>
                 <w:sz w:val="19"/>
               </w:rPr>
-              <w:t>Amount</w:t>
-            </w:r>
-            <w:r>
-              <w:t xml:space="preserve"> / </w:t>
-            </w:r>
+              <w:t>CMPaymentReceiptController.cs</w:t>
+            </w:r>
+            <w:r>
+              <w:t xml:space="preserve"> (BFF)</w:t>
+            </w:r>
+          </w:p>
+        </w:tc>
+        <w:tc>
+          <w:tcPr>
+            <w:tcW w:type="dxa" w:w="1728"/>
+          </w:tcPr>
+          <w:p>
+            <w:r/>
             <w:r>
               <w:rPr>
                 <w:rFonts w:ascii="Consolas" w:hAnsi="Consolas"/>
                 <w:sz w:val="19"/>
               </w:rPr>
-              <w:t>BaseAmount</w:t>
-            </w:r>
-            <w:r>
-              <w:t xml:space="preserve"> tách đúng; phân loại theo </w:t>
+              <w:t>isCash</w:t>
+            </w:r>
+            <w:r>
+              <w:t xml:space="preserve"> theo hình thức thanh toán; tài khoản tiền mặc định tự điền (gửi kèm </w:t>
             </w:r>
             <w:r>
               <w:rPr>
                 <w:rFonts w:ascii="Consolas" w:hAnsi="Consolas"/>
                 <w:sz w:val="19"/>
               </w:rPr>
+              <w:t>currencyId</w:t>
+            </w:r>
+            <w:r>
+              <w:t xml:space="preserve">); </w:t>
+            </w:r>
+            <w:r>
+              <w:rPr>
+                <w:rFonts w:ascii="Consolas" w:hAnsi="Consolas"/>
+                <w:sz w:val="19"/>
+              </w:rPr>
+              <w:t>Amount</w:t>
+            </w:r>
+            <w:r>
+              <w:t xml:space="preserve"> / </w:t>
+            </w:r>
+            <w:r>
+              <w:rPr>
+                <w:rFonts w:ascii="Consolas" w:hAnsi="Consolas"/>
+                <w:sz w:val="19"/>
+              </w:rPr>
+              <w:t>BaseAmount</w:t>
+            </w:r>
+            <w:r>
+              <w:t xml:space="preserve"> tách đúng; phân loại theo </w:t>
+            </w:r>
+            <w:r>
+              <w:rPr>
+                <w:rFonts w:ascii="Consolas" w:hAnsi="Consolas"/>
+                <w:sz w:val="19"/>
+              </w:rPr>
               <w:t>DOTY_AUTOID</w:t>
+            </w:r>
+          </w:p>
+        </w:tc>
+      </w:tr>
+      <w:tr>
+        <w:tc>
+          <w:tcPr>
+            <w:tcW w:type="dxa" w:w="1728"/>
+          </w:tcPr>
+          <w:p>
+            <w:r/>
+            <w:r>
+              <w:t>GLS-QLSX-Web</w:t>
+            </w:r>
+          </w:p>
+        </w:tc>
+        <w:tc>
+          <w:tcPr>
+            <w:tcW w:type="dxa" w:w="1728"/>
+          </w:tcPr>
+          <w:p>
+            <w:r/>
+            <w:r>
+              <w:rPr>
+                <w:rFonts w:ascii="Consolas" w:hAnsi="Consolas"/>
+                <w:sz w:val="19"/>
+              </w:rPr>
+              <w:t>feat/hontunedhai_Laos</w:t>
+            </w:r>
+          </w:p>
+        </w:tc>
+        <w:tc>
+          <w:tcPr>
+            <w:tcW w:type="dxa" w:w="1728"/>
+          </w:tcPr>
+          <w:p>
+            <w:r/>
+            <w:r>
+              <w:rPr>
+                <w:rFonts w:ascii="Consolas" w:hAnsi="Consolas"/>
+                <w:sz w:val="19"/>
+              </w:rPr>
+              <w:t>7e14421c</w:t>
+            </w:r>
+          </w:p>
+        </w:tc>
+        <w:tc>
+          <w:tcPr>
+            <w:tcW w:type="dxa" w:w="1728"/>
+          </w:tcPr>
+          <w:p>
+            <w:r/>
+            <w:r>
+              <w:rPr>
+                <w:rFonts w:ascii="Consolas" w:hAnsi="Consolas"/>
+                <w:sz w:val="19"/>
+              </w:rPr>
+              <w:t>cm-payment-upsert.js</w:t>
+            </w:r>
+            <w:r>
+              <w:t xml:space="preserve">, </w:t>
+            </w:r>
+            <w:r>
+              <w:rPr>
+                <w:rFonts w:ascii="Consolas" w:hAnsi="Consolas"/>
+                <w:sz w:val="19"/>
+              </w:rPr>
+              <w:t>cm-receipt-upsert.js</w:t>
+            </w:r>
+            <w:r>
+              <w:t xml:space="preserve">, </w:t>
+            </w:r>
+            <w:r>
+              <w:rPr>
+                <w:rFonts w:ascii="Consolas" w:hAnsi="Consolas"/>
+                <w:sz w:val="19"/>
+              </w:rPr>
+              <w:t>Backend/Base/Localization/lo.json</w:t>
+            </w:r>
+          </w:p>
+        </w:tc>
+        <w:tc>
+          <w:tcPr>
+            <w:tcW w:type="dxa" w:w="1728"/>
+          </w:tcPr>
+          <w:p>
+            <w:r/>
+            <w:r>
+              <w:t xml:space="preserve">đổi hình thức thanh toán, nội tệ hay loại tiền thì vế tiền của các dòng đổi theo (dòng người dùng tự chọn giữ nguyên); đổi quốc gia khi có dòng thì chặn </w:t>
+            </w:r>
+            <w:r>
+              <w:rPr>
+                <w:b/>
+              </w:rPr>
+              <w:t>trước</w:t>
+            </w:r>
+            <w:r>
+              <w:t xml:space="preserve"> khi nạp danh mục; mã DOTY gom một chỗ; sửa chính tả một câu tiếng Lào</w:t>
+            </w:r>
+          </w:p>
+        </w:tc>
+      </w:tr>
+      <w:tr>
+        <w:tc>
+          <w:tcPr>
+            <w:tcW w:type="dxa" w:w="1728"/>
+          </w:tcPr>
+          <w:p>
+            <w:r/>
+            <w:r>
+              <w:t>GLS-QLSX-Web</w:t>
+            </w:r>
+          </w:p>
+        </w:tc>
+        <w:tc>
+          <w:tcPr>
+            <w:tcW w:type="dxa" w:w="1728"/>
+          </w:tcPr>
+          <w:p>
+            <w:r/>
+            <w:r>
+              <w:rPr>
+                <w:rFonts w:ascii="Consolas" w:hAnsi="Consolas"/>
+                <w:sz w:val="19"/>
+              </w:rPr>
+              <w:t>feat/hontunedhai_Laos</w:t>
+            </w:r>
+          </w:p>
+        </w:tc>
+        <w:tc>
+          <w:tcPr>
+            <w:tcW w:type="dxa" w:w="1728"/>
+          </w:tcPr>
+          <w:p>
+            <w:r/>
+            <w:r>
+              <w:rPr>
+                <w:b/>
+              </w:rPr>
+              <w:t>(commit sắp có)</w:t>
+            </w:r>
+          </w:p>
+        </w:tc>
+        <w:tc>
+          <w:tcPr>
+            <w:tcW w:type="dxa" w:w="1728"/>
+          </w:tcPr>
+          <w:p>
+            <w:r/>
+            <w:r>
+              <w:rPr>
+                <w:rFonts w:ascii="Consolas" w:hAnsi="Consolas"/>
+                <w:sz w:val="19"/>
+              </w:rPr>
+              <w:t>cm-payment-upsert.js</w:t>
+            </w:r>
+            <w:r>
+              <w:t xml:space="preserve"> và modal Vụ việc (dự kiến)</w:t>
+            </w:r>
+          </w:p>
+        </w:tc>
+        <w:tc>
+          <w:tcPr>
+            <w:tcW w:type="dxa" w:w="1728"/>
+          </w:tcPr>
+          <w:p>
+            <w:r/>
+            <w:r>
+              <w:t xml:space="preserve">sửa lỗi phiếu 59 "Chi trước"; chặn XSS ở modal Vụ việc. </w:t>
+            </w:r>
+            <w:r>
+              <w:rPr>
+                <w:b/>
+              </w:rPr>
+              <w:t>Bên em điền mã commit vào đây khi xong</w:t>
             </w:r>
           </w:p>
         </w:tc>
@@ -2116,7 +3547,21 @@
         <w:t>Không có script DB nào</w:t>
       </w:r>
       <w:r>
-        <w:t xml:space="preserve"> trong 5 commit. Không phải chạy migration cho phần code này.</w:t>
+        <w:t xml:space="preserve"> trong các commit trên. Không phải chạy migration cho phần code này.</w:t>
+      </w:r>
+    </w:p>
+    <w:p>
+      <w:pPr>
+        <w:jc w:val="both"/>
+      </w:pPr>
+      <w:r>
+        <w:rPr>
+          <w:b/>
+        </w:rPr>
+        <w:t>WEB nên chờ commit sắp có</w:t>
+      </w:r>
+      <w:r>
+        <w:t xml:space="preserve"> rồi mới publish (anh quyết). API publish trước được: API mới chạy được với WEB cũ.</w:t>
       </w:r>
     </w:p>
     <w:p>
@@ -2501,7 +3946,7 @@
           <w:rFonts w:ascii="Consolas" w:hAnsi="Consolas"/>
           <w:sz w:val="18"/>
         </w:rPr>
-        <w:t>git log --oneline -4</w:t>
+        <w:t>git log --oneline -5</w:t>
       </w:r>
     </w:p>
     <w:p/>
@@ -2540,6 +3985,19 @@
           <w:rFonts w:ascii="Consolas" w:hAnsi="Consolas"/>
           <w:sz w:val="18"/>
         </w:rPr>
+        <w:t>ce95b3c Theo chuẩn QLSX: nguồn DO ra Application service + client typed; máy chủ tự tính tổng header phiếu thu/chi</w:t>
+      </w:r>
+    </w:p>
+    <w:p>
+      <w:pPr>
+        <w:spacing w:after="0"/>
+        <w:ind w:left="360"/>
+      </w:pPr>
+      <w:r>
+        <w:rPr>
+          <w:rFonts w:ascii="Consolas" w:hAnsi="Consolas"/>
+          <w:sz w:val="18"/>
+        </w:rPr>
         <w:t>64ce7a4 Vụ việc: tìm DO theo từ khoá ở phía Logistics (q), Total đúng sau lọc</w:t>
       </w:r>
     </w:p>
@@ -2669,7 +4127,7 @@
           <w:rFonts w:ascii="Consolas" w:hAnsi="Consolas"/>
           <w:sz w:val="18"/>
         </w:rPr>
-        <w:t>git log --oneline -3</w:t>
+        <w:t>git log --oneline -4</w:t>
       </w:r>
     </w:p>
     <w:p/>
@@ -2685,7 +4143,7 @@
           <w:rFonts w:ascii="Consolas" w:hAnsi="Consolas"/>
           <w:sz w:val="19"/>
         </w:rPr>
-        <w:t>06a14189</w:t>
+        <w:t>7e14421c</w:t>
       </w:r>
       <w:r>
         <w:t xml:space="preserve">, </w:t>
@@ -2695,20 +4153,30 @@
           <w:rFonts w:ascii="Consolas" w:hAnsi="Consolas"/>
           <w:sz w:val="19"/>
         </w:rPr>
-        <w:t>f382a9e8</w:t>
-      </w:r>
-      <w:r>
-        <w:t xml:space="preserve">, rồi </w:t>
+        <w:t>06a14189</w:t>
+      </w:r>
+      <w:r>
+        <w:t xml:space="preserve">, </w:t>
       </w:r>
       <w:r>
         <w:rPr>
           <w:rFonts w:ascii="Consolas" w:hAnsi="Consolas"/>
           <w:sz w:val="19"/>
         </w:rPr>
+        <w:t>f382a9e8</w:t>
+      </w:r>
+      <w:r>
+        <w:t xml:space="preserve">, rồi </w:t>
+      </w:r>
+      <w:r>
+        <w:rPr>
+          <w:rFonts w:ascii="Consolas" w:hAnsi="Consolas"/>
+          <w:sz w:val="19"/>
+        </w:rPr>
         <w:t>de04913f</w:t>
       </w:r>
       <w:r>
-        <w:t>.</w:t>
+        <w:t>. Khi có commit sắp có, nó nằm trên cùng.</w:t>
       </w:r>
     </w:p>
     <w:p>
@@ -2971,7 +4439,17 @@
         <w:t>asp-append-version="true"</w:t>
       </w:r>
       <w:r>
-        <w:t>. Nên người dùng không phải Ctrl+F5 sau khi publish.</w:t>
+        <w:t xml:space="preserve">. Nên người dùng không phải Ctrl+F5 sau khi publish. </w:t>
+      </w:r>
+      <w:r>
+        <w:rPr>
+          <w:rFonts w:ascii="Consolas" w:hAnsi="Consolas"/>
+          <w:sz w:val="19"/>
+        </w:rPr>
+        <w:t>lo.json</w:t>
+      </w:r>
+      <w:r>
+        <w:t xml:space="preserve"> (bản dịch tiếng Lào) đi theo gói như mọi lần.</w:t>
       </w:r>
     </w:p>
     <w:p>
@@ -3170,7 +4648,7 @@
         <w:t>.zip</w:t>
       </w:r>
       <w:r>
-        <w:t xml:space="preserve"> (1.2b) và thêm khoá mới ở mục 4 thẳng trên host.</w:t>
+        <w:t xml:space="preserve"> (1.3b) và thêm khoá mới ở mục 4 thẳng trên host.</w:t>
       </w:r>
     </w:p>
     <w:p>
@@ -4702,26 +6180,35 @@
         <w:t>Chưa đặt `BaseUrl`</w:t>
       </w:r>
       <w:r>
-        <w:t xml:space="preserve">: code dùng </w:t>
+        <w:t xml:space="preserve"> (từ commit </w:t>
       </w:r>
       <w:r>
         <w:rPr>
           <w:rFonts w:ascii="Consolas" w:hAnsi="Consolas"/>
           <w:sz w:val="19"/>
         </w:rPr>
-        <w:t>http://senvangsolutions.com:1506/api/</w:t>
-      </w:r>
-      <w:r>
-        <w:t xml:space="preserve"> (EPL_System bên Việt Nam, không khoá), y như bản cũ. Màn Vụ việc khi đó hiện DO của EPL_System, </w:t>
+        <w:t>ce95b3c</w:t>
+      </w:r>
+      <w:r>
+        <w:t xml:space="preserve">): danh sách và chi tiết DO trả </w:t>
       </w:r>
       <w:r>
         <w:rPr>
           <w:b/>
         </w:rPr>
-        <w:t>không</w:t>
-      </w:r>
-      <w:r>
-        <w:t xml:space="preserve"> phải DO Lào.</w:t>
+        <w:t>HTTP 503</w:t>
+      </w:r>
+      <w:r>
+        <w:t xml:space="preserve"> "Chưa cấu hình nguồn Logistics (LogisticsSource:BaseUrl). Liên hệ quản trị để đặt địa chỉ trang điều xe." Code </w:t>
+      </w:r>
+      <w:r>
+        <w:rPr>
+          <w:b/>
+        </w:rPr>
+        <w:t>không còn</w:t>
+      </w:r>
+      <w:r>
+        <w:t xml:space="preserve"> tự trỏ sang EPL_System 1506. Nguồn DEAL / QUOTE và nhập tay ở màn Vụ việc vẫn dùng được.</w:t>
       </w:r>
     </w:p>
     <w:p>
@@ -4729,40 +6216,81 @@
         <w:pStyle w:val="ListBullet"/>
       </w:pPr>
       <w:r>
-        <w:t xml:space="preserve">Sếp </w:t>
-      </w:r>
-      <w:r>
-        <w:rPr>
-          <w:b/>
-        </w:rPr>
-        <w:t>tạo lại</w:t>
-      </w:r>
-      <w:r>
-        <w:t xml:space="preserve"> khoá thì khoá cũ hết hiệu lực ngay. Màn Vụ việc báo "Logistics từ chối khoá truy cập" cho tới khi anh dán khoá mới.</w:t>
+        <w:rPr>
+          <w:rFonts w:ascii="Consolas" w:hAnsi="Consolas"/>
+          <w:sz w:val="19"/>
+        </w:rPr>
+        <w:t>BaseUrl</w:t>
+      </w:r>
+      <w:r>
+        <w:t xml:space="preserve"> sai dạng (không phải </w:t>
+      </w:r>
+      <w:r>
+        <w:rPr>
+          <w:rFonts w:ascii="Consolas" w:hAnsi="Consolas"/>
+          <w:sz w:val="19"/>
+        </w:rPr>
+        <w:t>http(s)://…</w:t>
+      </w:r>
+      <w:r>
+        <w:t>) cũng trả 503, câu "không hợp lệ".</w:t>
       </w:r>
     </w:p>
     <w:p>
       <w:pPr>
-        <w:jc w:val="both"/>
-      </w:pPr>
+        <w:pStyle w:val="ListBullet"/>
+      </w:pPr>
+      <w:r>
+        <w:t xml:space="preserve">Bản </w:t>
+      </w:r>
       <w:r>
         <w:rPr>
           <w:b/>
         </w:rPr>
-        <w:t>Đề nghị làm hai đợt.</w:t>
-      </w:r>
-      <w:r>
-        <w:t xml:space="preserve"> Trang điều xe chưa có địa chỉ Internet nên chưa đặt được </w:t>
+        <w:t>trước</w:t>
+      </w:r>
+      <w:r>
+        <w:t xml:space="preserve"> </w:t>
       </w:r>
       <w:r>
         <w:rPr>
           <w:rFonts w:ascii="Consolas" w:hAnsi="Consolas"/>
           <w:sz w:val="19"/>
         </w:rPr>
+        <w:t>ce95b3c</w:t>
+      </w:r>
+      <w:r>
+        <w:t xml:space="preserve"> thì khác: thiếu </w:t>
+      </w:r>
+      <w:r>
+        <w:rPr>
+          <w:rFonts w:ascii="Consolas" w:hAnsi="Consolas"/>
+          <w:sz w:val="19"/>
+        </w:rPr>
         <w:t>BaseUrl</w:t>
       </w:r>
       <w:r>
-        <w:t>.</w:t>
+        <w:t xml:space="preserve"> là đọc </w:t>
+      </w:r>
+      <w:r>
+        <w:rPr>
+          <w:rFonts w:ascii="Consolas" w:hAnsi="Consolas"/>
+          <w:sz w:val="19"/>
+        </w:rPr>
+        <w:t>http://senvangsolutions.com:1506/api/</w:t>
+      </w:r>
+      <w:r>
+        <w:t xml:space="preserve"> (EPL_System bên Việt Nam), màn Vụ việc hiện DO </w:t>
+      </w:r>
+      <w:r>
+        <w:rPr>
+          <w:rFonts w:ascii="Consolas" w:hAnsi="Consolas"/>
+          <w:sz w:val="19"/>
+        </w:rPr>
+        <w:t>DO-2026-…</w:t>
+      </w:r>
+      <w:r>
+        <w:t xml:space="preserve"> của EPL_System. Host hôm nay đang như vậy.</w:t>
       </w:r>
     </w:p>
     <w:p>
@@ -4770,23 +6298,40 @@
         <w:pStyle w:val="ListBullet"/>
       </w:pPr>
       <w:r>
+        <w:t xml:space="preserve">Sếp </w:t>
+      </w:r>
+      <w:r>
         <w:rPr>
           <w:b/>
         </w:rPr>
-        <w:t>Đợt 1 (lần triển khai này):</w:t>
-      </w:r>
-      <w:r>
-        <w:t xml:space="preserve"> chưa đặt </w:t>
+        <w:t>tạo lại</w:t>
+      </w:r>
+      <w:r>
+        <w:t xml:space="preserve"> khoá thì khoá cũ hết hiệu lực ngay. Màn Vụ việc báo "Logistics từ chối khoá truy cập" cho tới khi anh dán khoá mới.</w:t>
+      </w:r>
+    </w:p>
+    <w:p>
+      <w:pPr>
+        <w:jc w:val="both"/>
+      </w:pPr>
+      <w:r>
+        <w:rPr>
+          <w:b/>
+        </w:rPr>
+        <w:t>Đề nghị làm hai đợt.</w:t>
+      </w:r>
+      <w:r>
+        <w:t xml:space="preserve"> Trang điều xe chưa có địa chỉ Internet nên chưa đặt được </w:t>
       </w:r>
       <w:r>
         <w:rPr>
           <w:rFonts w:ascii="Consolas" w:hAnsi="Consolas"/>
           <w:sz w:val="19"/>
         </w:rPr>
-        <w:t>LogisticsSource</w:t>
-      </w:r>
-      <w:r>
-        <w:t>. Màn Vụ việc trên host đọc EPL_System như hôm nay. Luồng SO, phiếu chi, đối tượng và công nợ chạy được ngay.</w:t>
+        <w:t>BaseUrl</w:t>
+      </w:r>
+      <w:r>
+        <w:t>.</w:t>
       </w:r>
     </w:p>
     <w:p>
@@ -4797,30 +6342,154 @@
         <w:rPr>
           <w:b/>
         </w:rPr>
-        <w:t>Đợt 2 (khi trang điều xe ra Internet):</w:t>
-      </w:r>
-      <w:r>
-        <w:t xml:space="preserve"> đặt </w:t>
+        <w:t>Đợt 1 (lần triển khai này):</w:t>
+      </w:r>
+      <w:r>
+        <w:t xml:space="preserve"> chưa đặt </w:t>
       </w:r>
       <w:r>
         <w:rPr>
           <w:rFonts w:ascii="Consolas" w:hAnsi="Consolas"/>
           <w:sz w:val="19"/>
         </w:rPr>
-        <w:t>BaseUrl</w:t>
-      </w:r>
-      <w:r>
-        <w:t xml:space="preserve"> + </w:t>
+        <w:t>LogisticsSource</w:t>
+      </w:r>
+      <w:r>
+        <w:t>.</w:t>
+      </w:r>
+    </w:p>
+    <w:p>
+      <w:pPr>
+        <w:pStyle w:val="ListBullet2"/>
+      </w:pPr>
+      <w:r>
+        <w:t>Chọn DO ở màn Vụ việc báo 503 "Chưa cấu hình nguồn Logistics", rõ ràng, không hiện DO của hệ khác.</w:t>
+      </w:r>
+    </w:p>
+    <w:p>
+      <w:pPr>
+        <w:pStyle w:val="ListBullet2"/>
+      </w:pPr>
+      <w:r>
+        <w:t xml:space="preserve">Luồng SO, phiếu chi, đối tượng và công nợ chạy được ngay: chúng không qua </w:t>
       </w:r>
       <w:r>
         <w:rPr>
           <w:rFonts w:ascii="Consolas" w:hAnsi="Consolas"/>
           <w:sz w:val="19"/>
         </w:rPr>
+        <w:t>LogisticsSource</w:t>
+      </w:r>
+      <w:r>
+        <w:t>.</w:t>
+      </w:r>
+    </w:p>
+    <w:p>
+      <w:pPr>
+        <w:pStyle w:val="ListBullet2"/>
+      </w:pPr>
+      <w:r>
+        <w:t xml:space="preserve">Bài kiểm chạy với </w:t>
+      </w:r>
+      <w:r>
+        <w:rPr>
+          <w:rFonts w:ascii="Consolas" w:hAnsi="Consolas"/>
+          <w:sz w:val="19"/>
+        </w:rPr>
+        <w:t>--dot-1</w:t>
+      </w:r>
+      <w:r>
+        <w:t>: dòng 9 coi 503 là đúng.</w:t>
+      </w:r>
+    </w:p>
+    <w:p>
+      <w:pPr>
+        <w:pStyle w:val="ListBullet2"/>
+      </w:pPr>
+      <w:r>
+        <w:t xml:space="preserve">Muốn màn Vụ việc vẫn đọc EPL_System như hôm nay thì đặt </w:t>
+      </w:r>
+      <w:r>
+        <w:rPr>
+          <w:b/>
+        </w:rPr>
+        <w:t>tường minh</w:t>
+      </w:r>
+      <w:r>
+        <w:t xml:space="preserve"> </w:t>
+      </w:r>
+      <w:r>
+        <w:rPr>
+          <w:rFonts w:ascii="Consolas" w:hAnsi="Consolas"/>
+          <w:sz w:val="19"/>
+        </w:rPr>
+        <w:t>BaseUrl = http://senvangsolutions.com:1506/api/</w:t>
+      </w:r>
+      <w:r>
+        <w:t xml:space="preserve">, không cần </w:t>
+      </w:r>
+      <w:r>
+        <w:rPr>
+          <w:rFonts w:ascii="Consolas" w:hAnsi="Consolas"/>
+          <w:sz w:val="19"/>
+        </w:rPr>
         <w:t>ApiKey</w:t>
       </w:r>
       <w:r>
-        <w:t>, rồi chạy lại bài kiểm (dòng "Vụ việc", "Tìm DO", "Trạng thái bàn giao").</w:t>
+        <w:t>. Anh quyết; bên em đề nghị để 503 cho khỏi nhầm DO Việt Nam với DO Lào.</w:t>
+      </w:r>
+    </w:p>
+    <w:p>
+      <w:pPr>
+        <w:pStyle w:val="ListBullet"/>
+      </w:pPr>
+      <w:r>
+        <w:rPr>
+          <w:b/>
+        </w:rPr>
+        <w:t>Đợt 2 (khi trang điều xe ra Internet):</w:t>
+      </w:r>
+      <w:r>
+        <w:t xml:space="preserve"> đặt </w:t>
+      </w:r>
+      <w:r>
+        <w:rPr>
+          <w:rFonts w:ascii="Consolas" w:hAnsi="Consolas"/>
+          <w:sz w:val="19"/>
+        </w:rPr>
+        <w:t>BaseUrl</w:t>
+      </w:r>
+      <w:r>
+        <w:t xml:space="preserve"> + </w:t>
+      </w:r>
+      <w:r>
+        <w:rPr>
+          <w:rFonts w:ascii="Consolas" w:hAnsi="Consolas"/>
+          <w:sz w:val="19"/>
+        </w:rPr>
+        <w:t>ApiKey</w:t>
+      </w:r>
+      <w:r>
+        <w:t xml:space="preserve">, rồi chạy lại bài kiểm </w:t>
+      </w:r>
+      <w:r>
+        <w:rPr>
+          <w:b/>
+        </w:rPr>
+        <w:t>không</w:t>
+      </w:r>
+      <w:r>
+        <w:t xml:space="preserve"> </w:t>
+      </w:r>
+      <w:r>
+        <w:rPr>
+          <w:rFonts w:ascii="Consolas" w:hAnsi="Consolas"/>
+          <w:sz w:val="19"/>
+        </w:rPr>
+        <w:t>--dot-1</w:t>
+      </w:r>
+      <w:r>
+        <w:t xml:space="preserve"> (dòng "Nguồn DO", "Vụ việc", "Tìm DO", "Trạng thái bàn giao").</w:t>
       </w:r>
     </w:p>
     <w:p>
@@ -5079,7 +6748,7 @@
           <w:p>
             <w:r/>
             <w:r>
-              <w:t xml:space="preserve">mọi phiếu chi tạm ứng và trả chủ xe bằng Kíp: lỗi </w:t>
+              <w:t xml:space="preserve">mọi phiếu chi / thu bằng Kíp (tạm ứng, trả chủ xe, mục V–VI, nhà cung cấp, tất toán): lỗi </w:t>
             </w:r>
             <w:r>
               <w:rPr>
@@ -7655,6 +9324,44 @@
         <w:jc w:val="both"/>
       </w:pPr>
       <w:r>
+        <w:t xml:space="preserve">Đợt 1 (chưa đặt </w:t>
+      </w:r>
+      <w:r>
+        <w:rPr>
+          <w:rFonts w:ascii="Consolas" w:hAnsi="Consolas"/>
+          <w:sz w:val="19"/>
+        </w:rPr>
+        <w:t>LogisticsSource</w:t>
+      </w:r>
+      <w:r>
+        <w:t xml:space="preserve">, mục 4.2) thì thêm </w:t>
+      </w:r>
+      <w:r>
+        <w:rPr>
+          <w:rFonts w:ascii="Consolas" w:hAnsi="Consolas"/>
+          <w:sz w:val="19"/>
+        </w:rPr>
+        <w:t>--dot-1</w:t>
+      </w:r>
+      <w:r>
+        <w:t xml:space="preserve">: dòng 9 coi 503 "chưa cấu hình" là đúng, hai dòng cần DO thành </w:t>
+      </w:r>
+      <w:r>
+        <w:rPr>
+          <w:rFonts w:ascii="Consolas" w:hAnsi="Consolas"/>
+          <w:sz w:val="19"/>
+        </w:rPr>
+        <w:t>--</w:t>
+      </w:r>
+      <w:r>
+        <w:t>.</w:t>
+      </w:r>
+    </w:p>
+    <w:p>
+      <w:pPr>
+        <w:jc w:val="both"/>
+      </w:pPr>
+      <w:r>
         <w:t xml:space="preserve">Anh chạy ở máy anh thì chép riêng tệp </w:t>
       </w:r>
       <w:r>
@@ -7960,7 +9667,17 @@
                 <w:rFonts w:ascii="Consolas" w:hAnsi="Consolas"/>
                 <w:sz w:val="19"/>
               </w:rPr>
-              <w:t>QLSX_DOTY_TRA_CHU_XE</w:t>
+              <w:t>QLSX_DOTY_CHI_KHAC</w:t>
+            </w:r>
+            <w:r>
+              <w:t xml:space="preserve">, </w:t>
+            </w:r>
+            <w:r>
+              <w:rPr>
+                <w:rFonts w:ascii="Consolas" w:hAnsi="Consolas"/>
+                <w:sz w:val="19"/>
+              </w:rPr>
+              <w:t>QLSX_DOTY_THU_KHAC</w:t>
             </w:r>
           </w:p>
         </w:tc>
@@ -7982,7 +9699,7 @@
           <w:p>
             <w:r/>
             <w:r>
-              <w:t>DB host đánh số loại chứng từ khác 59 / 60</w:t>
+              <w:t>DB host đánh số loại chứng từ khác 59 / 60 / 17</w:t>
             </w:r>
           </w:p>
         </w:tc>
@@ -8370,7 +10087,7 @@
           <w:p>
             <w:r/>
             <w:r>
-              <w:t>có 1011, 1012, 1021, 1601, 4022, 621</w:t>
+              <w:t>có 1011, 1012, 1021, 1022, 1601, 4021, 4022, 614, 621, 625</w:t>
             </w:r>
           </w:p>
         </w:tc>
@@ -8381,7 +10098,7 @@
           <w:p>
             <w:r/>
             <w:r>
-              <w:t>phiếu chi bên em gửi không bị từ chối vì tài khoản</w:t>
+              <w:t>phiếu chi / thu và bút toán chờ gửi của bên em không bị từ chối vì tài khoản (mục 1.1)</w:t>
             </w:r>
           </w:p>
         </w:tc>
@@ -8405,7 +10122,7 @@
           <w:p>
             <w:r/>
             <w:r>
-              <w:t>Loại chứng từ 58 / 59 / 60</w:t>
+              <w:t>Loại chứng từ 58 / 59 / 60 / 17</w:t>
             </w:r>
           </w:p>
         </w:tc>
@@ -8416,7 +10133,7 @@
           <w:p>
             <w:r/>
             <w:r>
-              <w:t>có, là loại chi</w:t>
+              <w:t>58 / 59 / 60 là loại chi, 17 là loại thu</w:t>
             </w:r>
           </w:p>
         </w:tc>
@@ -8427,7 +10144,7 @@
           <w:p>
             <w:r/>
             <w:r>
-              <w:t>phiếu "Chi trước", "Chi khác" lập được; WEB phân loại đúng</w:t>
+              <w:t>"Chi trước", "Chi khác", "Thu khác" lập được; WEB phân loại đúng</w:t>
             </w:r>
           </w:p>
         </w:tc>
@@ -8606,28 +10323,14 @@
           <w:p>
             <w:r/>
             <w:r>
-              <w:t>Vụ việc: đọc DO từ trang điều xe</w:t>
-            </w:r>
-          </w:p>
-        </w:tc>
-        <w:tc>
-          <w:tcPr>
-            <w:tcW w:type="dxa" w:w="2160"/>
-          </w:tcPr>
-          <w:p>
-            <w:r/>
-            <w:r>
-              <w:t xml:space="preserve">DO mã </w:t>
+              <w:t xml:space="preserve">Nguồn DO: </w:t>
             </w:r>
             <w:r>
               <w:rPr>
                 <w:rFonts w:ascii="Consolas" w:hAnsi="Consolas"/>
                 <w:sz w:val="19"/>
               </w:rPr>
-              <w:t>EPLLAO-…</w:t>
-            </w:r>
-            <w:r>
-              <w:t>, hiện số phiếu</w:t>
+              <w:t>LogisticsSource:BaseUrl</w:t>
             </w:r>
           </w:p>
         </w:tc>
@@ -8637,22 +10340,59 @@
           </w:tcPr>
           <w:p>
             <w:r/>
+            <w:r>
+              <w:t xml:space="preserve">đợt 2: API không báo 503, DO mã </w:t>
+            </w:r>
             <w:r>
               <w:rPr>
                 <w:rFonts w:ascii="Consolas" w:hAnsi="Consolas"/>
                 <w:sz w:val="19"/>
               </w:rPr>
-              <w:t>LogisticsSource</w:t>
-            </w:r>
-            <w:r>
-              <w:t xml:space="preserve"> đúng; host có </w:t>
+              <w:t>EPLLAO-…</w:t>
+            </w:r>
+            <w:r>
+              <w:t>. Đợt 1 (</w:t>
             </w:r>
             <w:r>
               <w:rPr>
                 <w:rFonts w:ascii="Consolas" w:hAnsi="Consolas"/>
                 <w:sz w:val="19"/>
               </w:rPr>
-              <w:t>465748b</w:t>
+              <w:t>--dot-1</w:t>
+            </w:r>
+            <w:r>
+              <w:t>): 503 "chưa cấu hình"</w:t>
+            </w:r>
+          </w:p>
+        </w:tc>
+        <w:tc>
+          <w:tcPr>
+            <w:tcW w:type="dxa" w:w="2160"/>
+          </w:tcPr>
+          <w:p>
+            <w:r/>
+            <w:r>
+              <w:t xml:space="preserve">cấu hình đúng đợt; DO </w:t>
+            </w:r>
+            <w:r>
+              <w:rPr>
+                <w:rFonts w:ascii="Consolas" w:hAnsi="Consolas"/>
+                <w:sz w:val="19"/>
+              </w:rPr>
+              <w:t>DO-…</w:t>
+            </w:r>
+            <w:r>
+              <w:t xml:space="preserve"> nghĩa là API còn bản trước </w:t>
+            </w:r>
+            <w:r>
+              <w:rPr>
+                <w:rFonts w:ascii="Consolas" w:hAnsi="Consolas"/>
+                <w:sz w:val="19"/>
+              </w:rPr>
+              <w:t>ce95b3c</w:t>
+            </w:r>
+            <w:r>
+              <w:t xml:space="preserve"> và đang đọc 1506</w:t>
             </w:r>
           </w:p>
         </w:tc>
@@ -8676,7 +10416,7 @@
           <w:p>
             <w:r/>
             <w:r>
-              <w:t>Tìm DO theo từ khoá</w:t>
+              <w:t>Vụ việc: đọc DO từ trang điều xe</w:t>
             </w:r>
           </w:p>
         </w:tc>
@@ -8686,25 +10426,41 @@
           </w:tcPr>
           <w:p>
             <w:r/>
+            <w:r>
+              <w:t xml:space="preserve">DO mã </w:t>
+            </w:r>
             <w:r>
               <w:rPr>
                 <w:rFonts w:ascii="Consolas" w:hAnsi="Consolas"/>
                 <w:sz w:val="19"/>
               </w:rPr>
-              <w:t>SearchScope=ALL</w:t>
-            </w:r>
-            <w:r>
-              <w:t xml:space="preserve">; từ khoá không có → </w:t>
+              <w:t>EPLLAO-…</w:t>
+            </w:r>
+            <w:r>
+              <w:t>, hiện số phiếu</w:t>
+            </w:r>
+          </w:p>
+        </w:tc>
+        <w:tc>
+          <w:tcPr>
+            <w:tcW w:type="dxa" w:w="2160"/>
+          </w:tcPr>
+          <w:p>
+            <w:r/>
+            <w:r>
+              <w:t xml:space="preserve">khoá đúng; host có </w:t>
             </w:r>
             <w:r>
               <w:rPr>
                 <w:rFonts w:ascii="Consolas" w:hAnsi="Consolas"/>
                 <w:sz w:val="19"/>
               </w:rPr>
-              <w:t>Total 0</w:t>
-            </w:r>
-          </w:p>
-        </w:tc>
+              <w:t>465748b</w:t>
+            </w:r>
+          </w:p>
+        </w:tc>
+      </w:tr>
+      <w:tr>
         <w:tc>
           <w:tcPr>
             <w:tcW w:type="dxa" w:w="2160"/>
@@ -8712,23 +10468,70 @@
           <w:p>
             <w:r/>
             <w:r>
-              <w:t xml:space="preserve">host có </w:t>
-            </w:r>
+              <w:t>11</w:t>
+            </w:r>
+          </w:p>
+        </w:tc>
+        <w:tc>
+          <w:tcPr>
+            <w:tcW w:type="dxa" w:w="2160"/>
+          </w:tcPr>
+          <w:p>
+            <w:r/>
+            <w:r>
+              <w:t>Tìm DO theo từ khoá</w:t>
+            </w:r>
+          </w:p>
+        </w:tc>
+        <w:tc>
+          <w:tcPr>
+            <w:tcW w:type="dxa" w:w="2160"/>
+          </w:tcPr>
+          <w:p>
+            <w:r/>
             <w:r>
               <w:rPr>
                 <w:rFonts w:ascii="Consolas" w:hAnsi="Consolas"/>
                 <w:sz w:val="19"/>
               </w:rPr>
-              <w:t>64ce7a4</w:t>
-            </w:r>
-            <w:r>
-              <w:t xml:space="preserve"> và trang điều xe có </w:t>
+              <w:t>SearchScope=ALL</w:t>
+            </w:r>
+            <w:r>
+              <w:t xml:space="preserve">; từ khoá không có → </w:t>
             </w:r>
             <w:r>
               <w:rPr>
                 <w:rFonts w:ascii="Consolas" w:hAnsi="Consolas"/>
                 <w:sz w:val="19"/>
               </w:rPr>
+              <w:t>Total 0</w:t>
+            </w:r>
+          </w:p>
+        </w:tc>
+        <w:tc>
+          <w:tcPr>
+            <w:tcW w:type="dxa" w:w="2160"/>
+          </w:tcPr>
+          <w:p>
+            <w:r/>
+            <w:r>
+              <w:t xml:space="preserve">host có </w:t>
+            </w:r>
+            <w:r>
+              <w:rPr>
+                <w:rFonts w:ascii="Consolas" w:hAnsi="Consolas"/>
+                <w:sz w:val="19"/>
+              </w:rPr>
+              <w:t>64ce7a4</w:t>
+            </w:r>
+            <w:r>
+              <w:t xml:space="preserve"> và trang điều xe có </w:t>
+            </w:r>
+            <w:r>
+              <w:rPr>
+                <w:rFonts w:ascii="Consolas" w:hAnsi="Consolas"/>
+                <w:sz w:val="19"/>
+              </w:rPr>
               <w:t>q</w:t>
             </w:r>
           </w:p>
@@ -8742,7 +10545,7 @@
           <w:p>
             <w:r/>
             <w:r>
-              <w:t>11</w:t>
+              <w:t>12</w:t>
             </w:r>
           </w:p>
         </w:tc>
@@ -8795,7 +10598,7 @@
           <w:p>
             <w:r/>
             <w:r>
-              <w:t>12</w:t>
+              <w:t>13</w:t>
             </w:r>
           </w:p>
         </w:tc>
@@ -8872,7 +10675,7 @@
           <w:p>
             <w:r/>
             <w:r>
-              <w:t>13</w:t>
+              <w:t>14</w:t>
             </w:r>
           </w:p>
         </w:tc>
@@ -8918,7 +10721,7 @@
           <w:p>
             <w:r/>
             <w:r>
-              <w:t>14</w:t>
+              <w:t>15</w:t>
             </w:r>
           </w:p>
         </w:tc>
@@ -8940,7 +10743,7 @@
           <w:p>
             <w:r/>
             <w:r>
-              <w:t>đã tạo khoá; số DO bằng số API anh thấy</w:t>
+              <w:t>đã tạo khoá (đợt 1 chưa cần); số DO bằng số API anh thấy</w:t>
             </w:r>
           </w:p>
         </w:tc>
@@ -8973,7 +10776,7 @@
           <w:p>
             <w:r/>
             <w:r>
-              <w:t>15</w:t>
+              <w:t>16</w:t>
             </w:r>
           </w:p>
         </w:tc>
@@ -9019,7 +10822,7 @@
           <w:p>
             <w:r/>
             <w:r>
-              <w:t>16</w:t>
+              <w:t>17</w:t>
             </w:r>
           </w:p>
         </w:tc>
@@ -9124,7 +10927,7 @@
         <w:rPr>
           <w:b/>
         </w:rPr>
-        <w:t>Hai điều bài này không kiểm được bằng lệnh đọc:</w:t>
+        <w:t>Ba điều bài này không kiểm được bằng lệnh đọc:</w:t>
       </w:r>
     </w:p>
     <w:p>
@@ -9169,32 +10972,66 @@
         <w:rPr>
           <w:b/>
         </w:rPr>
-        <w:t>Quyền gửi SO</w:t>
-      </w:r>
-      <w:r>
-        <w:t xml:space="preserve"> (</w:t>
+        <w:t>`ce95b3c` phần tổng header.</w:t>
+      </w:r>
+      <w:r>
+        <w:t xml:space="preserve"> Chỉ thấy khi lưu phiếu: </w:t>
       </w:r>
       <w:r>
         <w:rPr>
           <w:rFonts w:ascii="Consolas" w:hAnsi="Consolas"/>
           <w:sz w:val="19"/>
         </w:rPr>
-        <w:t>AllowedUserIds</w:t>
-      </w:r>
-      <w:r>
-        <w:t>). Chỉ biết khi gửi thật (mục 8.4).</w:t>
+        <w:t>Header.Amount</w:t>
+      </w:r>
+      <w:r>
+        <w:t xml:space="preserve"> / </w:t>
+      </w:r>
+      <w:r>
+        <w:rPr>
+          <w:rFonts w:ascii="Consolas" w:hAnsi="Consolas"/>
+          <w:sz w:val="19"/>
+        </w:rPr>
+        <w:t>BaseAmount</w:t>
+      </w:r>
+      <w:r>
+        <w:t xml:space="preserve"> trên phiếu đã lưu bằng tổng các dòng, dù WEB gửi số khác.</w:t>
       </w:r>
     </w:p>
     <w:p>
       <w:pPr>
-        <w:pStyle w:val="Heading2"/>
-      </w:pPr>
-      <w:r>
-        <w:t>8.2. Mẫu "chạy đúng thì trông thế này" — máy bên em, 01/10/2026 15:00</w:t>
+        <w:pStyle w:val="ListBullet"/>
+      </w:pPr>
+      <w:r>
+        <w:rPr>
+          <w:b/>
+        </w:rPr>
+        <w:t>Quyền gửi SO</w:t>
+      </w:r>
+      <w:r>
+        <w:t xml:space="preserve"> (</w:t>
+      </w:r>
+      <w:r>
+        <w:rPr>
+          <w:rFonts w:ascii="Consolas" w:hAnsi="Consolas"/>
+          <w:sz w:val="19"/>
+        </w:rPr>
+        <w:t>AllowedUserIds</w:t>
+      </w:r>
+      <w:r>
+        <w:t>). Chỉ biết khi gửi thật (mục 8.4).</w:t>
       </w:r>
     </w:p>
     <w:p>
       <w:pPr>
+        <w:pStyle w:val="Heading2"/>
+      </w:pPr>
+      <w:r>
+        <w:t>8.2. Mẫu "chạy đúng thì trông thế này" — máy bên em, 01/10/2026 15:29</w:t>
+      </w:r>
+    </w:p>
+    <w:p>
+      <w:pPr>
         <w:jc w:val="both"/>
       </w:pPr>
       <w:r>
@@ -9218,7 +11055,17 @@
         <w:t>http://127.0.0.1:8011</w:t>
       </w:r>
       <w:r>
-        <w:t>, có đặt phiên Sếp:</w:t>
+        <w:t xml:space="preserve">, có đặt phiên Sếp, không </w:t>
+      </w:r>
+      <w:r>
+        <w:rPr>
+          <w:rFonts w:ascii="Consolas" w:hAnsi="Consolas"/>
+          <w:sz w:val="19"/>
+        </w:rPr>
+        <w:t>--dot-1</w:t>
+      </w:r>
+      <w:r>
+        <w:t>:</w:t>
       </w:r>
     </w:p>
     <w:p>
@@ -9231,7 +11078,7 @@
           <w:rFonts w:ascii="Consolas" w:hAnsi="Consolas"/>
           <w:sz w:val="18"/>
         </w:rPr>
-        <w:t>KIỂM SAU TRIỂN KHAI — 01/10/2026 15:00</w:t>
+        <w:t>KIỂM SAU TRIỂN KHAI — 01/10/2026 15:29</w:t>
       </w:r>
     </w:p>
     <w:p>
@@ -9321,7 +11168,7 @@
           <w:rFonts w:ascii="Consolas" w:hAnsi="Consolas"/>
           <w:sz w:val="18"/>
         </w:rPr>
-        <w:t>1   ✓    API anh Tune trả lời                    HTTP 200, 0,04 giây</w:t>
+        <w:t>1   ✓    API anh Tune trả lời                    HTTP 200, 0,02 giây</w:t>
       </w:r>
     </w:p>
     <w:p>
@@ -9360,7 +11207,7 @@
           <w:rFonts w:ascii="Consolas" w:hAnsi="Consolas"/>
           <w:sz w:val="18"/>
         </w:rPr>
-        <w:t>4   ✓    Mã hạch toán được trên phiếu chi        406 mã hạch toán; đủ 1011 · 1012 · 1021 · 1601 · 4022 · 621</w:t>
+        <w:t>4   ✓    Mã hạch toán được trên phiếu chi        406 mã hạch toán; đủ 1011 · 1012 · 1021 · 1022 · 1601 · 4021 · 4022 · 614 · 621 · 625</w:t>
       </w:r>
     </w:p>
     <w:p>
@@ -9373,7 +11220,7 @@
           <w:rFonts w:ascii="Consolas" w:hAnsi="Consolas"/>
           <w:sz w:val="18"/>
         </w:rPr>
-        <w:t>5   ✓    Loại chứng từ chi 58 / 59 / 60          58 Chi công nợ · 59 Chi trước · 60 Chi khác</w:t>
+        <w:t>5   ✓    Loại chứng từ 58 / 59 / 60 / 17         58 Chi công nợ · 59 Chi trước · 60 Chi khác · 17 Thu khác</w:t>
       </w:r>
     </w:p>
     <w:p>
@@ -9425,7 +11272,7 @@
           <w:rFonts w:ascii="Consolas" w:hAnsi="Consolas"/>
           <w:sz w:val="18"/>
         </w:rPr>
-        <w:t>9   ✓    Vụ việc: đọc DO từ trang điều xe        13 DO; dòng đầu EPLLAO-779739f4b582, số phiếu T4-0449-09/EPL</w:t>
+        <w:t>9   ✓    Nguồn DO: LogisticsSource:BaseUrl       đã đặt — API không báo 503 (HTTP 200)</w:t>
       </w:r>
     </w:p>
     <w:p>
@@ -9438,7 +11285,7 @@
           <w:rFonts w:ascii="Consolas" w:hAnsi="Consolas"/>
           <w:sz w:val="18"/>
         </w:rPr>
-        <w:t>10  SAI  Tìm DO theo từ khoá → SearchScope ALL   từ khoá 'T4-0449-09/EPL' → CURRENT_PAGE, Total 13 (có DO đầu); chữ không có → Total 13</w:t>
+        <w:t>10  ✓    Vụ việc: đọc DO từ trang điều xe        13 DO; dòng đầu EPLLAO-779739f4b582, số phiếu T4-0449-09/EPL</w:t>
       </w:r>
     </w:p>
     <w:p>
@@ -9451,7 +11298,7 @@
           <w:rFonts w:ascii="Consolas" w:hAnsi="Consolas"/>
           <w:sz w:val="18"/>
         </w:rPr>
-        <w:t>11  ✓    Trang điều xe trả lời                   HTTP 200, 0,03 giây, DB epl_lao_d7 trả lời</w:t>
+        <w:t>11  SAI  Tìm DO theo từ khoá → SearchScope ALL   từ khoá 'T4-0449-09/EPL' → CURRENT_PAGE, Total 13 (có DO đầu); chữ không có → Total 13</w:t>
       </w:r>
     </w:p>
     <w:p>
@@ -9464,7 +11311,7 @@
           <w:rFonts w:ascii="Consolas" w:hAnsi="Consolas"/>
           <w:sz w:val="18"/>
         </w:rPr>
-        <w:t>12  ✓    Trang điều xe có đường bàn giao + q     có hai đường bàn giao; tham số q có</w:t>
+        <w:t>12  ✓    Trang điều xe trả lời                   HTTP 200, 0,03 giây, DB epl_lao_d7 trả lời</w:t>
       </w:r>
     </w:p>
     <w:p>
@@ -9477,7 +11324,7 @@
           <w:rFonts w:ascii="Consolas" w:hAnsi="Consolas"/>
           <w:sz w:val="18"/>
         </w:rPr>
-        <w:t>13  --   Khoá bàn giao đọc được danh sách DO     chưa đặt KIEM_KHOA_BAN_GIAO</w:t>
+        <w:t>13  ✓    Trang điều xe có đường bàn giao + q     có hai đường bàn giao; tham số q có</w:t>
       </w:r>
     </w:p>
     <w:p>
@@ -9490,7 +11337,7 @@
           <w:rFonts w:ascii="Consolas" w:hAnsi="Consolas"/>
           <w:sz w:val="18"/>
         </w:rPr>
-        <w:t>14  ✓    Trạng thái bàn giao (Sếp)               khoá đã tạo; 13 DO bàn giao được; API anh thấy 13</w:t>
+        <w:t>14  --   Khoá bàn giao đọc được danh sách DO     chưa đặt KIEM_KHOA_BAN_GIAO</w:t>
       </w:r>
     </w:p>
     <w:p>
@@ -9503,7 +11350,7 @@
           <w:rFonts w:ascii="Consolas" w:hAnsi="Consolas"/>
           <w:sz w:val="18"/>
         </w:rPr>
-        <w:t>15  ✓    Trang điều xe gửi sang đúng API         gửi SO / phiếu chi sang 127.0.0.1:5090; token có</w:t>
+        <w:t>15  ✓    Trạng thái bàn giao (Sếp)               khoá đã tạo; 13 DO bàn giao được; API anh thấy 13</w:t>
       </w:r>
     </w:p>
     <w:p>
@@ -9516,7 +11363,7 @@
           <w:rFonts w:ascii="Consolas" w:hAnsi="Consolas"/>
           <w:sz w:val="18"/>
         </w:rPr>
-        <w:t>16  ✓    Trang điều xe đọc danh mục tài khoản    cached — Danh mục 497 mã (bộ nhớ, tối đa 10 phút).</w:t>
+        <w:t>16  ✓    Trang điều xe gửi sang đúng API         gửi SO / phiếu chi sang 127.0.0.1:5090; token có</w:t>
       </w:r>
     </w:p>
     <w:p>
@@ -9529,6 +11376,7 @@
           <w:rFonts w:ascii="Consolas" w:hAnsi="Consolas"/>
           <w:sz w:val="18"/>
         </w:rPr>
+        <w:t>17  ✓    Trang điều xe đọc danh mục tài khoản    cached — Danh mục 497 mã (bộ nhớ, tối đa 10 phút).</w:t>
       </w:r>
     </w:p>
     <w:p>
@@ -9541,7 +11389,6 @@
           <w:rFonts w:ascii="Consolas" w:hAnsi="Consolas"/>
           <w:sz w:val="18"/>
         </w:rPr>
-        <w:t>Hướng sửa:</w:t>
       </w:r>
     </w:p>
     <w:p>
@@ -9554,7 +11401,7 @@
           <w:rFonts w:ascii="Consolas" w:hAnsi="Consolas"/>
           <w:sz w:val="18"/>
         </w:rPr>
-        <w:t>10  Tìm DO theo từ khoá → SearchScope ALL: API chưa chạy bản có commit 64ce7a4 (gửi q sang trang điều xe), hoặc LogisticsSource:BaseUrl trỏ vào một trang điều xe khác bản cũ. Merge + publish lại đúng nhánh (mục 1.3, 3).</w:t>
+        <w:t>Hướng sửa:</w:t>
       </w:r>
     </w:p>
     <w:p>
@@ -9567,6 +11414,7 @@
           <w:rFonts w:ascii="Consolas" w:hAnsi="Consolas"/>
           <w:sz w:val="18"/>
         </w:rPr>
+        <w:t>11  Tìm DO theo từ khoá → SearchScope ALL: API chưa chạy bản có commit 64ce7a4 (gửi q sang trang điều xe), hoặc LogisticsSource:BaseUrl trỏ vào một trang điều xe khác bản cũ. Merge + publish lại đúng nhánh (mục 1.4, 3).</w:t>
       </w:r>
     </w:p>
     <w:p>
@@ -9579,7 +11427,6 @@
           <w:rFonts w:ascii="Consolas" w:hAnsi="Consolas"/>
           <w:sz w:val="18"/>
         </w:rPr>
-        <w:t>Bỏ qua (chưa đủ dữ liệu để kiểm):</w:t>
       </w:r>
     </w:p>
     <w:p>
@@ -9592,7 +11439,7 @@
           <w:rFonts w:ascii="Consolas" w:hAnsi="Consolas"/>
           <w:sz w:val="18"/>
         </w:rPr>
-        <w:t>2   Đăng nhập tài khoản tích hợp: Tạo tài khoản tích hợp theo mục 6, đặt hai biến vào .env trang điều xe trước 10/10 (token cá nhân hết hạn).</w:t>
+        <w:t>Bỏ qua (chưa đủ dữ liệu để kiểm):</w:t>
       </w:r>
     </w:p>
     <w:p>
@@ -9605,6 +11452,7 @@
           <w:rFonts w:ascii="Consolas" w:hAnsi="Consolas"/>
           <w:sz w:val="18"/>
         </w:rPr>
+        <w:t>2   Đăng nhập tài khoản tích hợp: Tạo tài khoản tích hợp theo mục 6, đặt hai biến vào .env trang điều xe trước 10/10 (token cá nhân hết hạn).</w:t>
       </w:r>
     </w:p>
     <w:p>
@@ -9617,7 +11465,19 @@
           <w:rFonts w:ascii="Consolas" w:hAnsi="Consolas"/>
           <w:sz w:val="18"/>
         </w:rPr>
-        <w:t>Tổng: 13 ✓ · 1 SAI · 2 bỏ qua</w:t>
+      </w:r>
+    </w:p>
+    <w:p>
+      <w:pPr>
+        <w:spacing w:after="0"/>
+        <w:ind w:left="360"/>
+      </w:pPr>
+      <w:r>
+        <w:rPr>
+          <w:rFonts w:ascii="Consolas" w:hAnsi="Consolas"/>
+          <w:sz w:val="18"/>
+        </w:rPr>
+        <w:t>Tổng: 14 ✓ · 1 SAI · 2 bỏ qua</w:t>
       </w:r>
     </w:p>
     <w:p/>
@@ -9637,10 +11497,10 @@
         <w:rPr>
           <w:b/>
         </w:rPr>
-        <w:t>Dòng 10 SAI là đúng sự thật.</w:t>
-      </w:r>
-      <w:r>
-        <w:t xml:space="preserve"> API ở máy bên em đang chạy bản build lúc 12:12, </w:t>
+        <w:t>Dòng 11 SAI là đúng sự thật.</w:t>
+      </w:r>
+      <w:r>
+        <w:t xml:space="preserve"> API ở máy bên em (tiến trình chạy từ 12:52) dùng bản build lúc 12:12, </w:t>
       </w:r>
       <w:r>
         <w:rPr>
@@ -9649,7 +11509,7 @@
         <w:t>trước</w:t>
       </w:r>
       <w:r>
-        <w:t xml:space="preserve"> commit </w:t>
+        <w:t xml:space="preserve"> </w:t>
       </w:r>
       <w:r>
         <w:rPr>
@@ -9659,23 +11519,33 @@
         <w:t>64ce7a4</w:t>
       </w:r>
       <w:r>
-        <w:t xml:space="preserve"> (14:17). Bài kiểm bắt được đúng chỗ đó: trang điều xe đã có </w:t>
+        <w:t xml:space="preserve"> (14:17) và </w:t>
       </w:r>
       <w:r>
         <w:rPr>
           <w:rFonts w:ascii="Consolas" w:hAnsi="Consolas"/>
           <w:sz w:val="19"/>
         </w:rPr>
-        <w:t>q</w:t>
-      </w:r>
-      <w:r>
-        <w:t xml:space="preserve"> (dòng 12 ✓) mà API vẫn trả </w:t>
+        <w:t>ce95b3c</w:t>
+      </w:r>
+      <w:r>
+        <w:t xml:space="preserve"> (15:15). Bài kiểm bắt được đúng chỗ đó: trang điều xe đã có </w:t>
       </w:r>
       <w:r>
         <w:rPr>
           <w:rFonts w:ascii="Consolas" w:hAnsi="Consolas"/>
           <w:sz w:val="19"/>
         </w:rPr>
+        <w:t>q</w:t>
+      </w:r>
+      <w:r>
+        <w:t xml:space="preserve"> (dòng 13 ✓) mà API vẫn trả </w:t>
+      </w:r>
+      <w:r>
+        <w:rPr>
+          <w:rFonts w:ascii="Consolas" w:hAnsi="Consolas"/>
+          <w:sz w:val="19"/>
+        </w:rPr>
         <w:t>CURRENT_PAGE</w:t>
       </w:r>
       <w:r>
@@ -9687,17 +11557,36 @@
         <w:pStyle w:val="ListBullet"/>
       </w:pPr>
       <w:r>
-        <w:t xml:space="preserve">Trên host, sau khi publish đủ ba commit API, dòng 10 phải ra dạng: </w:t>
+        <w:t xml:space="preserve">Cùng lý do, bản ở máy </w:t>
+      </w:r>
+      <w:r>
+        <w:rPr>
+          <w:b/>
+        </w:rPr>
+        <w:t>chưa</w:t>
+      </w:r>
+      <w:r>
+        <w:t xml:space="preserve"> có 503 của </w:t>
       </w:r>
       <w:r>
         <w:rPr>
           <w:rFonts w:ascii="Consolas" w:hAnsi="Consolas"/>
           <w:sz w:val="19"/>
         </w:rPr>
-        <w:t>từ khoá 'T4-0449-09/EPL' → ALL, Total 1 (có DO đầu); chữ không có → Total 0</w:t>
-      </w:r>
-      <w:r>
-        <w:t>.</w:t>
+        <w:t>ce95b3c</w:t>
+      </w:r>
+      <w:r>
+        <w:t xml:space="preserve">. Dòng 9 ✓ ở đây chỉ vì máy bên em có đặt </w:t>
+      </w:r>
+      <w:r>
+        <w:rPr>
+          <w:rFonts w:ascii="Consolas" w:hAnsi="Consolas"/>
+          <w:sz w:val="19"/>
+        </w:rPr>
+        <w:t>BaseUrl</w:t>
+      </w:r>
+      <w:r>
+        <w:t xml:space="preserve"> (trỏ 8011).</w:t>
       </w:r>
     </w:p>
     <w:p>
@@ -9705,17 +11594,17 @@
         <w:pStyle w:val="ListBullet"/>
       </w:pPr>
       <w:r>
-        <w:t xml:space="preserve">Dòng 2 và 13 là </w:t>
+        <w:t xml:space="preserve">Trên host, sau khi publish đủ bốn commit API, dòng 11 phải ra dạng: </w:t>
       </w:r>
       <w:r>
         <w:rPr>
           <w:rFonts w:ascii="Consolas" w:hAnsi="Consolas"/>
           <w:sz w:val="19"/>
         </w:rPr>
-        <w:t>--</w:t>
-      </w:r>
-      <w:r>
-        <w:t xml:space="preserve"> vì chưa có tài khoản tích hợp, và bên em không đặt khoá bàn giao vào biến. Trên host phải đặt cả hai, và cả hai phải ✓.</w:t>
+        <w:t>từ khoá 'T4-0449-09/EPL' → ALL, Total 1 (có DO đầu); chữ không có → Total 0</w:t>
+      </w:r>
+      <w:r>
+        <w:t>.</w:t>
       </w:r>
     </w:p>
     <w:p>
@@ -9723,60 +11612,112 @@
         <w:pStyle w:val="ListBullet"/>
       </w:pPr>
       <w:r>
-        <w:rPr>
-          <w:b/>
-        </w:rPr>
-        <w:t>Chạy đúng hết</w:t>
-      </w:r>
-      <w:r>
-        <w:t xml:space="preserve"> là 16 dòng ✓, </w:t>
+        <w:t xml:space="preserve">Dòng 2 và 14 là </w:t>
       </w:r>
       <w:r>
         <w:rPr>
           <w:rFonts w:ascii="Consolas" w:hAnsi="Consolas"/>
           <w:sz w:val="19"/>
         </w:rPr>
-        <w:t>Tổng: 16 ✓ · 0 SAI · 0 bỏ qua</w:t>
-      </w:r>
-      <w:r>
-        <w:t>, thoát mã 0.</w:t>
+        <w:t>--</w:t>
+      </w:r>
+      <w:r>
+        <w:t xml:space="preserve"> vì chưa có tài khoản tích hợp, và bên em không đặt khoá bàn giao vào biến. Trên host phải đặt cả hai, và cả hai phải ✓.</w:t>
       </w:r>
     </w:p>
     <w:p>
       <w:pPr>
-        <w:pStyle w:val="Heading2"/>
-      </w:pPr>
-      <w:r>
-        <w:t>8.3. Host hôm nay, trước triển khai — cùng bài, 01/10/2026 14:54</w:t>
+        <w:pStyle w:val="ListBullet"/>
+      </w:pPr>
+      <w:r>
+        <w:rPr>
+          <w:b/>
+        </w:rPr>
+        <w:t>Chạy đúng hết, đợt 2</w:t>
+      </w:r>
+      <w:r>
+        <w:t xml:space="preserve"> là 17 dòng ✓: </w:t>
+      </w:r>
+      <w:r>
+        <w:rPr>
+          <w:rFonts w:ascii="Consolas" w:hAnsi="Consolas"/>
+          <w:sz w:val="19"/>
+        </w:rPr>
+        <w:t>Tổng: 17 ✓ · 0 SAI · 0 bỏ qua</w:t>
+      </w:r>
+      <w:r>
+        <w:t>, thoát mã 0.</w:t>
       </w:r>
     </w:p>
     <w:p>
       <w:pPr>
-        <w:jc w:val="both"/>
-      </w:pPr>
+        <w:pStyle w:val="ListBullet"/>
+      </w:pPr>
+      <w:r>
+        <w:rPr>
+          <w:b/>
+        </w:rPr>
+        <w:t>Đợt 1</w:t>
+      </w:r>
+      <w:r>
+        <w:t xml:space="preserve"> (</w:t>
+      </w:r>
       <w:r>
         <w:rPr>
           <w:rFonts w:ascii="Consolas" w:hAnsi="Consolas"/>
           <w:sz w:val="19"/>
         </w:rPr>
-        <w:t>https://demo-lao-api.goldensme.com</w:t>
-      </w:r>
-      <w:r>
-        <w:t xml:space="preserve"> với trang điều xe máy thử, không đặt phiên Sếp. Mã tra cứu trong câu lỗi được thay bằng </w:t>
+        <w:t>--dot-1</w:t>
+      </w:r>
+      <w:r>
+        <w:t xml:space="preserve">): dòng 9 ✓ "HTTP 503 "chưa cấu hình" — đúng cho đợt 1"; dòng 10, 11 là </w:t>
       </w:r>
       <w:r>
         <w:rPr>
           <w:rFonts w:ascii="Consolas" w:hAnsi="Consolas"/>
           <w:sz w:val="19"/>
         </w:rPr>
-        <w:t>&lt;mã tra cứu&gt;</w:t>
-      </w:r>
-      <w:r>
-        <w:t>:</w:t>
+        <w:t>--</w:t>
+      </w:r>
+      <w:r>
+        <w:t>; dòng 14 chỉ ✓ khi có khoá. Không còn dòng SAI là đạt.</w:t>
       </w:r>
     </w:p>
     <w:p>
       <w:pPr>
+        <w:pStyle w:val="Heading2"/>
+      </w:pPr>
+      <w:r>
+        <w:t>8.3. Host hôm nay, trước triển khai — cùng bài, 01/10/2026 15:25</w:t>
+      </w:r>
+    </w:p>
+    <w:p>
+      <w:pPr>
+        <w:jc w:val="both"/>
+      </w:pPr>
+      <w:r>
+        <w:rPr>
+          <w:rFonts w:ascii="Consolas" w:hAnsi="Consolas"/>
+          <w:sz w:val="19"/>
+        </w:rPr>
+        <w:t>https://demo-lao-api.goldensme.com</w:t>
+      </w:r>
+      <w:r>
+        <w:t xml:space="preserve"> với trang điều xe máy thử, không đặt phiên Sếp. Mã tra cứu trong câu lỗi được thay bằng </w:t>
+      </w:r>
+      <w:r>
+        <w:rPr>
+          <w:rFonts w:ascii="Consolas" w:hAnsi="Consolas"/>
+          <w:sz w:val="19"/>
+        </w:rPr>
+        <w:t>&lt;mã tra cứu&gt;</w:t>
+      </w:r>
+      <w:r>
+        <w:t>:</w:t>
+      </w:r>
+    </w:p>
+    <w:p>
+      <w:pPr>
         <w:spacing w:after="0"/>
         <w:ind w:left="360"/>
       </w:pPr>
@@ -9785,7 +11726,7 @@
           <w:rFonts w:ascii="Consolas" w:hAnsi="Consolas"/>
           <w:sz w:val="18"/>
         </w:rPr>
-        <w:t>#   KQ   Kiểm                                   Chi tiết</w:t>
+        <w:t>#   KQ   Kiểm                                    Chi tiết</w:t>
       </w:r>
     </w:p>
     <w:p>
@@ -9798,7 +11739,7 @@
           <w:rFonts w:ascii="Consolas" w:hAnsi="Consolas"/>
           <w:sz w:val="18"/>
         </w:rPr>
-        <w:t>1   ✓    API anh Tune trả lời                   HTTP 200, 0,08 giây</w:t>
+        <w:t>1   ✓    API anh Tune trả lời                    HTTP 200, 0,06 giây</w:t>
       </w:r>
     </w:p>
     <w:p>
@@ -9811,7 +11752,7 @@
           <w:rFonts w:ascii="Consolas" w:hAnsi="Consolas"/>
           <w:sz w:val="18"/>
         </w:rPr>
-        <w:t>2   --   Đăng nhập tài khoản tích hợp           chưa đặt QLSX_USERNAME / QLSX_PASSWORD — đang dùng EPL_ACC_CODE_TOKEN</w:t>
+        <w:t>2   --   Đăng nhập tài khoản tích hợp            chưa đặt QLSX_USERNAME / QLSX_PASSWORD — đang dùng EPL_ACC_CODE_TOKEN</w:t>
       </w:r>
     </w:p>
     <w:p>
@@ -9824,7 +11765,7 @@
           <w:rFonts w:ascii="Consolas" w:hAnsi="Consolas"/>
           <w:sz w:val="18"/>
         </w:rPr>
-        <w:t>3   SAI  Danh mục tài khoản quốc gia 11         494 mã; 1371 · 4021 · 4022 THIẾU 1371, 4021, 4022; 137 · 402 VẪN hạch toán: 137, 402</w:t>
+        <w:t>3   SAI  Danh mục tài khoản quốc gia 11          494 mã; 1371 · 4021 · 4022 THIẾU 1371, 4021, 4022; 137 · 402 VẪN hạch toán: 137, 402</w:t>
       </w:r>
     </w:p>
     <w:p>
@@ -9837,7 +11778,7 @@
           <w:rFonts w:ascii="Consolas" w:hAnsi="Consolas"/>
           <w:sz w:val="18"/>
         </w:rPr>
-        <w:t>4   SAI  Mã hạch toán được trên phiếu chi       405 mã hạch toán; thiếu 4022</w:t>
+        <w:t>4   SAI  Mã hạch toán được trên phiếu chi        405 mã hạch toán; thiếu 4021, 4022</w:t>
       </w:r>
     </w:p>
     <w:p>
@@ -9850,7 +11791,7 @@
           <w:rFonts w:ascii="Consolas" w:hAnsi="Consolas"/>
           <w:sz w:val="18"/>
         </w:rPr>
-        <w:t>5   ✓    Loại chứng từ chi 58 / 59 / 60         58 Chi công nợ · 59 Chi trước · 60 Chi khác</w:t>
+        <w:t>5   ✓    Loại chứng từ 58 / 59 / 60 / 17         58 Chi công nợ · 59 Chi trước · 60 Chi khác · 17 Thu khác</w:t>
       </w:r>
     </w:p>
     <w:p>
@@ -9863,7 +11804,7 @@
           <w:rFonts w:ascii="Consolas" w:hAnsi="Consolas"/>
           <w:sz w:val="18"/>
         </w:rPr>
-        <w:t>6   SAI  Tiền tệ LAK / USD                      LAK KHÔNG có trong tiền đang bật; USD đang TẮT, trang điều xe dùng tạm QLSX_TIEN_USD=2 (đang bật: VND)</w:t>
+        <w:t>6   SAI  Tiền tệ LAK / USD                       LAK KHÔNG có trong tiền đang bật; USD đang TẮT, trang điều xe dùng tạm QLSX_TIEN_USD=2 (đang bật: VND)</w:t>
       </w:r>
     </w:p>
     <w:p>
@@ -9876,7 +11817,7 @@
           <w:rFonts w:ascii="Consolas" w:hAnsi="Consolas"/>
           <w:sz w:val="18"/>
         </w:rPr>
-        <w:t>7   SAI  Tài khoản tiền mặc định (LAK)          tiền mặt lỗi: HTTP 200 — Hệ thống chưa xử lý được yêu cầu… (&lt;mã tra cứu&gt;) · chuyển khoản lỗi: như trên</w:t>
+        <w:t>7   SAI  Tài khoản tiền mặc định (LAK)           tiền mặt lỗi: HTTP 200 — Hệ thống chưa xử lý được yêu cầu… (&lt;mã tra cứu&gt;) · chuyển khoản lỗi: như trên</w:t>
       </w:r>
     </w:p>
     <w:p>
@@ -9889,7 +11830,7 @@
           <w:rFonts w:ascii="Consolas" w:hAnsi="Consolas"/>
           <w:sz w:val="18"/>
         </w:rPr>
-        <w:t>8   ✓    Kỳ tài chính hôm nay                   kỳ 10/2026 (mã 19) đang mở</w:t>
+        <w:t>8   ✓    Kỳ tài chính hôm nay                    kỳ 10/2026 (mã 19) đang mở</w:t>
       </w:r>
     </w:p>
     <w:p>
@@ -9902,7 +11843,7 @@
           <w:rFonts w:ascii="Consolas" w:hAnsi="Consolas"/>
           <w:sz w:val="18"/>
         </w:rPr>
-        <w:t>9   SAI  Vụ việc: đọc DO từ trang điều xe       DO không phải của trang điều xe Lào (mã DO-2026-0047-DO01)</w:t>
+        <w:t>9   SAI  Nguồn DO: LogisticsSource:BaseUrl       HTTP 200 nhưng DO không phải của trang điều xe Lào (mã DO-2026-0047-DO01)</w:t>
       </w:r>
     </w:p>
     <w:p>
@@ -9915,7 +11856,7 @@
           <w:rFonts w:ascii="Consolas" w:hAnsi="Consolas"/>
           <w:sz w:val="18"/>
         </w:rPr>
-        <w:t>10  ✓    Trang điều xe trả lời                  HTTP 200, 0,04 giây, DB epl_lao_d7 trả lời</w:t>
+        <w:t>10  --   Vụ việc: đọc DO từ trang điều xe        API chưa đọc trang điều xe Lào</w:t>
       </w:r>
     </w:p>
     <w:p>
@@ -9928,7 +11869,7 @@
           <w:rFonts w:ascii="Consolas" w:hAnsi="Consolas"/>
           <w:sz w:val="18"/>
         </w:rPr>
-        <w:t>...</w:t>
+        <w:t>11  --   Tìm DO theo từ khoá → SearchScope ALL   API chưa đọc trang điều xe Lào</w:t>
       </w:r>
     </w:p>
     <w:p>
@@ -9941,10 +11882,93 @@
           <w:rFonts w:ascii="Consolas" w:hAnsi="Consolas"/>
           <w:sz w:val="18"/>
         </w:rPr>
-        <w:t>Tổng: 5 ✓ · 5 SAI · 5 bỏ qua</w:t>
+        <w:t>12  ✓    Trang điều xe trả lời                   HTTP 200, 0,03 giây, DB epl_lao_d7 trả lời</w:t>
+      </w:r>
+    </w:p>
+    <w:p>
+      <w:pPr>
+        <w:spacing w:after="0"/>
+        <w:ind w:left="360"/>
+      </w:pPr>
+      <w:r>
+        <w:rPr>
+          <w:rFonts w:ascii="Consolas" w:hAnsi="Consolas"/>
+          <w:sz w:val="18"/>
+        </w:rPr>
+        <w:t>...</w:t>
+      </w:r>
+    </w:p>
+    <w:p>
+      <w:pPr>
+        <w:spacing w:after="0"/>
+        <w:ind w:left="360"/>
+      </w:pPr>
+      <w:r>
+        <w:rPr>
+          <w:rFonts w:ascii="Consolas" w:hAnsi="Consolas"/>
+          <w:sz w:val="18"/>
+        </w:rPr>
+        <w:t>Tổng: 5 ✓ · 5 SAI · 7 bỏ qua</w:t>
       </w:r>
     </w:p>
     <w:p/>
+    <w:p>
+      <w:pPr>
+        <w:jc w:val="both"/>
+      </w:pPr>
+      <w:r>
+        <w:t xml:space="preserve">Chạy thêm </w:t>
+      </w:r>
+      <w:r>
+        <w:rPr>
+          <w:rFonts w:ascii="Consolas" w:hAnsi="Consolas"/>
+          <w:sz w:val="19"/>
+        </w:rPr>
+        <w:t>--dot-1</w:t>
+      </w:r>
+      <w:r>
+        <w:t xml:space="preserve"> thì dòng 9 vẫn SAI: host đang đọc DO </w:t>
+      </w:r>
+      <w:r>
+        <w:rPr>
+          <w:rFonts w:ascii="Consolas" w:hAnsi="Consolas"/>
+          <w:sz w:val="19"/>
+        </w:rPr>
+        <w:t>DO-2026-…</w:t>
+      </w:r>
+      <w:r>
+        <w:t xml:space="preserve"> của EPL_System, nghĩa là host </w:t>
+      </w:r>
+      <w:r>
+        <w:rPr>
+          <w:b/>
+        </w:rPr>
+        <w:t>chưa có `ce95b3c`</w:t>
+      </w:r>
+      <w:r>
+        <w:t xml:space="preserve">. Có </w:t>
+      </w:r>
+      <w:r>
+        <w:rPr>
+          <w:rFonts w:ascii="Consolas" w:hAnsi="Consolas"/>
+          <w:sz w:val="19"/>
+        </w:rPr>
+        <w:t>ce95b3c</w:t>
+      </w:r>
+      <w:r>
+        <w:t xml:space="preserve"> mà chưa đặt </w:t>
+      </w:r>
+      <w:r>
+        <w:rPr>
+          <w:rFonts w:ascii="Consolas" w:hAnsi="Consolas"/>
+          <w:sz w:val="19"/>
+        </w:rPr>
+        <w:t>BaseUrl</w:t>
+      </w:r>
+      <w:r>
+        <w:t xml:space="preserve"> thì phải ra 503.</w:t>
+      </w:r>
+    </w:p>
     <w:p>
       <w:pPr>
         <w:jc w:val="both"/>
@@ -10144,28 +12168,35 @@
           <w:p>
             <w:r/>
             <w:r>
-              <w:t xml:space="preserve">host chưa có </w:t>
+              <w:t xml:space="preserve">publish đủ nhánh (có </w:t>
             </w:r>
             <w:r>
               <w:rPr>
                 <w:rFonts w:ascii="Consolas" w:hAnsi="Consolas"/>
                 <w:sz w:val="19"/>
               </w:rPr>
-              <w:t>465748b</w:t>
-            </w:r>
-            <w:r>
-              <w:t xml:space="preserve"> và chưa đặt </w:t>
+              <w:t>ce95b3c</w:t>
+            </w:r>
+            <w:r>
+              <w:t xml:space="preserve">): đợt 1 thành 503, đúng với </w:t>
             </w:r>
             <w:r>
               <w:rPr>
                 <w:rFonts w:ascii="Consolas" w:hAnsi="Consolas"/>
                 <w:sz w:val="19"/>
               </w:rPr>
+              <w:t>--dot-1</w:t>
+            </w:r>
+            <w:r>
+              <w:t xml:space="preserve">; đợt 2 đặt </w:t>
+            </w:r>
+            <w:r>
+              <w:rPr>
+                <w:rFonts w:ascii="Consolas" w:hAnsi="Consolas"/>
+                <w:sz w:val="19"/>
+              </w:rPr>
               <w:t>LogisticsSource</w:t>
             </w:r>
-            <w:r>
-              <w:t>: đang đọc EPL_System 1506. Hết SAI ở đợt 2</w:t>
-            </w:r>
           </w:p>
         </w:tc>
         <w:tc>
@@ -10175,7 +12206,7 @@
           <w:p>
             <w:r/>
             <w:r>
-              <w:t>4.2</w:t>
+              <w:t>3, 4.2</w:t>
             </w:r>
           </w:p>
         </w:tc>
@@ -10285,30 +12316,65 @@
     </w:p>
     <w:p>
       <w:pPr>
-        <w:pStyle w:val="ListNumber"/>
-      </w:pPr>
-      <w:r>
-        <w:rPr>
-          <w:b/>
-        </w:rPr>
-        <w:t>Danh sách phiếu chi</w:t>
-      </w:r>
-      <w:r>
-        <w:t>, lọc theo loại: "Chi công nợ" (58) và "Chi khác" (60) tách đúng, kể cả khi WEB đang ở tiếng Anh hoặc tiếng Lào.</w:t>
+        <w:pStyle w:val="ListBullet2"/>
+      </w:pPr>
+      <w:r>
+        <w:t xml:space="preserve">Thêm một dòng "chi khác" rồi mới đổi hình thức thanh toán: vế tiền (TK Có) của dòng đó cũng đổi theo (commit </w:t>
+      </w:r>
+      <w:r>
+        <w:rPr>
+          <w:rFonts w:ascii="Consolas" w:hAnsi="Consolas"/>
+          <w:sz w:val="19"/>
+        </w:rPr>
+        <w:t>7e14421c</w:t>
+      </w:r>
+      <w:r>
+        <w:t>). Dòng anh tự chọn tài khoản thì giữ nguyên.</w:t>
       </w:r>
     </w:p>
     <w:p>
       <w:pPr>
+        <w:pStyle w:val="ListBullet2"/>
+      </w:pPr>
+      <w:r>
+        <w:t xml:space="preserve">Có dòng rồi mà đổi quốc gia: màn chặn </w:t>
+      </w:r>
+      <w:r>
+        <w:rPr>
+          <w:b/>
+        </w:rPr>
+        <w:t>trước</w:t>
+      </w:r>
+      <w:r>
+        <w:t xml:space="preserve"> khi nạp danh mục, danh mục không bị kẹt quốc gia sai.</w:t>
+      </w:r>
+    </w:p>
+    <w:p>
+      <w:pPr>
         <w:pStyle w:val="ListNumber"/>
       </w:pPr>
       <w:r>
         <w:rPr>
           <w:b/>
         </w:rPr>
-        <w:t>Nút Vụ việc → nguồn DO</w:t>
-      </w:r>
-      <w:r>
-        <w:t xml:space="preserve"> (sau đợt 2, mục 4.2):</w:t>
+        <w:t>Danh sách phiếu chi</w:t>
+      </w:r>
+      <w:r>
+        <w:t>, lọc theo loại: "Chi công nợ" (58) và "Chi khác" (60) tách đúng, kể cả khi WEB đang ở tiếng Anh hoặc tiếng Lào.</w:t>
+      </w:r>
+    </w:p>
+    <w:p>
+      <w:pPr>
+        <w:pStyle w:val="ListNumber"/>
+      </w:pPr>
+      <w:r>
+        <w:rPr>
+          <w:b/>
+        </w:rPr>
+        <w:t>Nút Vụ việc → nguồn DO.</w:t>
+      </w:r>
+      <w:r>
+        <w:t xml:space="preserve"> Đợt 1: báo "Chưa cấu hình nguồn Logistics (LogisticsSource:BaseUrl)…" là đúng. Sau đợt 2 (mục 4.2):</w:t>
       </w:r>
     </w:p>
     <w:p>
@@ -10892,55 +12958,67 @@
           <w:p>
             <w:r/>
             <w:r>
-              <w:t xml:space="preserve">DO hiện mã </w:t>
+              <w:t>"Chưa cấu hình nguồn Logistics (LogisticsSource:BaseUrl). Liên hệ quản trị để đặt địa chỉ trang điều xe." (</w:t>
+            </w:r>
+            <w:r>
+              <w:rPr>
+                <w:b/>
+              </w:rPr>
+              <w:t>503</w:t>
+            </w:r>
+            <w:r>
+              <w:t>)</w:t>
+            </w:r>
+          </w:p>
+        </w:tc>
+        <w:tc>
+          <w:tcPr>
+            <w:tcW w:type="dxa" w:w="2880"/>
+          </w:tcPr>
+          <w:p>
+            <w:r/>
+            <w:r>
+              <w:t xml:space="preserve">API có </w:t>
             </w:r>
             <w:r>
               <w:rPr>
                 <w:rFonts w:ascii="Consolas" w:hAnsi="Consolas"/>
                 <w:sz w:val="19"/>
               </w:rPr>
-              <w:t>DO-2026-…</w:t>
-            </w:r>
-            <w:r>
-              <w:t xml:space="preserve"> thay vì </w:t>
+              <w:t>ce95b3c</w:t>
+            </w:r>
+            <w:r>
+              <w:t xml:space="preserve"> mà chưa đặt </w:t>
             </w:r>
             <w:r>
               <w:rPr>
                 <w:rFonts w:ascii="Consolas" w:hAnsi="Consolas"/>
                 <w:sz w:val="19"/>
               </w:rPr>
-              <w:t>EPLLAO-…</w:t>
-            </w:r>
-          </w:p>
-        </w:tc>
-        <w:tc>
-          <w:tcPr>
-            <w:tcW w:type="dxa" w:w="2880"/>
-          </w:tcPr>
-          <w:p>
-            <w:r/>
-            <w:r>
-              <w:t xml:space="preserve">chưa đặt </w:t>
+              <w:t>LogisticsSource:BaseUrl</w:t>
+            </w:r>
+            <w:r>
+              <w:t xml:space="preserve">, hoặc đặt sai tệp </w:t>
             </w:r>
             <w:r>
               <w:rPr>
                 <w:rFonts w:ascii="Consolas" w:hAnsi="Consolas"/>
                 <w:sz w:val="19"/>
               </w:rPr>
-              <w:t>LogisticsSource:BaseUrl</w:t>
-            </w:r>
-            <w:r>
-              <w:t xml:space="preserve">, hoặc đặt sai tệp </w:t>
+              <w:t>Env</w:t>
+            </w:r>
+            <w:r>
+              <w:t xml:space="preserve">, hoặc chi nhánh của người dùng không có </w:t>
             </w:r>
             <w:r>
               <w:rPr>
                 <w:rFonts w:ascii="Consolas" w:hAnsi="Consolas"/>
                 <w:sz w:val="19"/>
               </w:rPr>
-              <w:t>Env</w:t>
-            </w:r>
-            <w:r>
-              <w:t>: đang đọc EPL_System 1506</w:t>
+              <w:t>BaseUrl</w:t>
+            </w:r>
+            <w:r>
+              <w:t xml:space="preserve"> riêng lẫn chung</w:t>
             </w:r>
           </w:p>
         </w:tc>
@@ -10951,27 +13029,194 @@
           <w:p>
             <w:r/>
             <w:r>
-              <w:t xml:space="preserve">đặt </w:t>
+              <w:t xml:space="preserve">đợt 1: đúng như chờ. Đợt 2: đặt </w:t>
             </w:r>
             <w:r>
               <w:rPr>
                 <w:rFonts w:ascii="Consolas" w:hAnsi="Consolas"/>
                 <w:sz w:val="19"/>
               </w:rPr>
-              <w:t>LogisticsSource</w:t>
-            </w:r>
-            <w:r>
-              <w:t xml:space="preserve"> đúng tệp </w:t>
+              <w:t>BaseUrl</w:t>
+            </w:r>
+            <w:r>
+              <w:t xml:space="preserve"> + </w:t>
             </w:r>
             <w:r>
               <w:rPr>
                 <w:rFonts w:ascii="Consolas" w:hAnsi="Consolas"/>
                 <w:sz w:val="19"/>
               </w:rPr>
+              <w:t>ApiKey</w:t>
+            </w:r>
+            <w:r>
+              <w:t xml:space="preserve"> đúng tệp </w:t>
+            </w:r>
+            <w:r>
+              <w:rPr>
+                <w:rFonts w:ascii="Consolas" w:hAnsi="Consolas"/>
+                <w:sz w:val="19"/>
+              </w:rPr>
               <w:t>appsettings.&lt;Env&gt;.json</w:t>
             </w:r>
             <w:r>
-              <w:t xml:space="preserve"> của host</w:t>
+              <w:t xml:space="preserve"> của host (mục 4.2)</w:t>
+            </w:r>
+          </w:p>
+        </w:tc>
+      </w:tr>
+      <w:tr>
+        <w:tc>
+          <w:tcPr>
+            <w:tcW w:type="dxa" w:w="2880"/>
+          </w:tcPr>
+          <w:p>
+            <w:r/>
+            <w:r>
+              <w:t>"Địa chỉ nguồn Logistics (LogisticsSource:BaseUrl) không hợp lệ." (503)</w:t>
+            </w:r>
+          </w:p>
+        </w:tc>
+        <w:tc>
+          <w:tcPr>
+            <w:tcW w:type="dxa" w:w="2880"/>
+          </w:tcPr>
+          <w:p>
+            <w:r/>
+            <w:r>
+              <w:rPr>
+                <w:rFonts w:ascii="Consolas" w:hAnsi="Consolas"/>
+                <w:sz w:val="19"/>
+              </w:rPr>
+              <w:t>BaseUrl</w:t>
+            </w:r>
+            <w:r>
+              <w:t xml:space="preserve"> không phải địa chỉ tuyệt đối </w:t>
+            </w:r>
+            <w:r>
+              <w:rPr>
+                <w:rFonts w:ascii="Consolas" w:hAnsi="Consolas"/>
+                <w:sz w:val="19"/>
+              </w:rPr>
+              <w:t>http(s)://</w:t>
+            </w:r>
+          </w:p>
+        </w:tc>
+        <w:tc>
+          <w:tcPr>
+            <w:tcW w:type="dxa" w:w="2880"/>
+          </w:tcPr>
+          <w:p>
+            <w:r/>
+            <w:r>
+              <w:t xml:space="preserve">sửa thành </w:t>
+            </w:r>
+            <w:r>
+              <w:rPr>
+                <w:rFonts w:ascii="Consolas" w:hAnsi="Consolas"/>
+                <w:sz w:val="19"/>
+              </w:rPr>
+              <w:t>https://&lt;địa chỉ&gt;/api/</w:t>
+            </w:r>
+          </w:p>
+        </w:tc>
+      </w:tr>
+      <w:tr>
+        <w:tc>
+          <w:tcPr>
+            <w:tcW w:type="dxa" w:w="2880"/>
+          </w:tcPr>
+          <w:p>
+            <w:r/>
+            <w:r>
+              <w:t xml:space="preserve">DO hiện mã </w:t>
+            </w:r>
+            <w:r>
+              <w:rPr>
+                <w:rFonts w:ascii="Consolas" w:hAnsi="Consolas"/>
+                <w:sz w:val="19"/>
+              </w:rPr>
+              <w:t>DO-2026-…</w:t>
+            </w:r>
+            <w:r>
+              <w:t xml:space="preserve"> thay vì </w:t>
+            </w:r>
+            <w:r>
+              <w:rPr>
+                <w:rFonts w:ascii="Consolas" w:hAnsi="Consolas"/>
+                <w:sz w:val="19"/>
+              </w:rPr>
+              <w:t>EPLLAO-…</w:t>
+            </w:r>
+          </w:p>
+        </w:tc>
+        <w:tc>
+          <w:tcPr>
+            <w:tcW w:type="dxa" w:w="2880"/>
+          </w:tcPr>
+          <w:p>
+            <w:r/>
+            <w:r>
+              <w:t xml:space="preserve">API </w:t>
+            </w:r>
+            <w:r>
+              <w:rPr>
+                <w:b/>
+              </w:rPr>
+              <w:t>trước</w:t>
+            </w:r>
+            <w:r>
+              <w:t xml:space="preserve"> </w:t>
+            </w:r>
+            <w:r>
+              <w:rPr>
+                <w:rFonts w:ascii="Consolas" w:hAnsi="Consolas"/>
+                <w:sz w:val="19"/>
+              </w:rPr>
+              <w:t>ce95b3c</w:t>
+            </w:r>
+            <w:r>
+              <w:t xml:space="preserve"> chưa đặt </w:t>
+            </w:r>
+            <w:r>
+              <w:rPr>
+                <w:rFonts w:ascii="Consolas" w:hAnsi="Consolas"/>
+                <w:sz w:val="19"/>
+              </w:rPr>
+              <w:t>BaseUrl</w:t>
+            </w:r>
+            <w:r>
+              <w:t xml:space="preserve"> nên tự đọc EPL_System 1506; hoặc </w:t>
+            </w:r>
+            <w:r>
+              <w:rPr>
+                <w:rFonts w:ascii="Consolas" w:hAnsi="Consolas"/>
+                <w:sz w:val="19"/>
+              </w:rPr>
+              <w:t>BaseUrl</w:t>
+            </w:r>
+            <w:r>
+              <w:t xml:space="preserve"> trỏ 1506</w:t>
+            </w:r>
+          </w:p>
+        </w:tc>
+        <w:tc>
+          <w:tcPr>
+            <w:tcW w:type="dxa" w:w="2880"/>
+          </w:tcPr>
+          <w:p>
+            <w:r/>
+            <w:r>
+              <w:t xml:space="preserve">publish đủ nhánh (mục 1.4, 3); đặt </w:t>
+            </w:r>
+            <w:r>
+              <w:rPr>
+                <w:rFonts w:ascii="Consolas" w:hAnsi="Consolas"/>
+                <w:sz w:val="19"/>
+              </w:rPr>
+              <w:t>LogisticsSource</w:t>
+            </w:r>
+            <w:r>
+              <w:t xml:space="preserve"> (mục 4.2)</w:t>
             </w:r>
           </w:p>
         </w:tc>
@@ -11910,6 +14155,113 @@
           </w:p>
         </w:tc>
       </w:tr>
+      <w:tr>
+        <w:tc>
+          <w:tcPr>
+            <w:tcW w:type="dxa" w:w="2880"/>
+          </w:tcPr>
+          <w:p>
+            <w:r/>
+            <w:r>
+              <w:t>Tất toán tài xế (tài xế nộp lại) bị từ chối, hoặc báo loại chứng từ không có</w:t>
+            </w:r>
+          </w:p>
+        </w:tc>
+        <w:tc>
+          <w:tcPr>
+            <w:tcW w:type="dxa" w:w="2880"/>
+          </w:tcPr>
+          <w:p>
+            <w:r/>
+            <w:r>
+              <w:t>DB host thiếu loại 17 "Thu khác", hoặc đánh số khác</w:t>
+            </w:r>
+          </w:p>
+        </w:tc>
+        <w:tc>
+          <w:tcPr>
+            <w:tcW w:type="dxa" w:w="2880"/>
+          </w:tcPr>
+          <w:p>
+            <w:r/>
+            <w:r>
+              <w:t xml:space="preserve">báo bên em mã đúng để đặt </w:t>
+            </w:r>
+            <w:r>
+              <w:rPr>
+                <w:rFonts w:ascii="Consolas" w:hAnsi="Consolas"/>
+                <w:sz w:val="19"/>
+              </w:rPr>
+              <w:t>QLSX_DOTY_THU_KHAC</w:t>
+            </w:r>
+            <w:r>
+              <w:t xml:space="preserve"> (bài kiểm dòng 5)</w:t>
+            </w:r>
+          </w:p>
+        </w:tc>
+      </w:tr>
+      <w:tr>
+        <w:tc>
+          <w:tcPr>
+            <w:tcW w:type="dxa" w:w="2880"/>
+          </w:tcPr>
+          <w:p>
+            <w:r/>
+            <w:r>
+              <w:rPr>
+                <w:rFonts w:ascii="Consolas" w:hAnsi="Consolas"/>
+                <w:sz w:val="19"/>
+              </w:rPr>
+              <w:t>Header.Amount</w:t>
+            </w:r>
+            <w:r>
+              <w:t xml:space="preserve"> / </w:t>
+            </w:r>
+            <w:r>
+              <w:rPr>
+                <w:rFonts w:ascii="Consolas" w:hAnsi="Consolas"/>
+                <w:sz w:val="19"/>
+              </w:rPr>
+              <w:t>BaseAmount</w:t>
+            </w:r>
+            <w:r>
+              <w:t xml:space="preserve"> trên phiếu đã lưu khác số WEB hiện lúc nhập</w:t>
+            </w:r>
+          </w:p>
+        </w:tc>
+        <w:tc>
+          <w:tcPr>
+            <w:tcW w:type="dxa" w:w="2880"/>
+          </w:tcPr>
+          <w:p>
+            <w:r/>
+            <w:r>
+              <w:t xml:space="preserve">từ </w:t>
+            </w:r>
+            <w:r>
+              <w:rPr>
+                <w:rFonts w:ascii="Consolas" w:hAnsi="Consolas"/>
+                <w:sz w:val="19"/>
+              </w:rPr>
+              <w:t>ce95b3c</w:t>
+            </w:r>
+            <w:r>
+              <w:t xml:space="preserve"> máy chủ tính lại tổng từ các dòng (5 số lẻ). Số máy chủ là số đúng</w:t>
+            </w:r>
+          </w:p>
+        </w:tc>
+        <w:tc>
+          <w:tcPr>
+            <w:tcW w:type="dxa" w:w="2880"/>
+          </w:tcPr>
+          <w:p>
+            <w:r/>
+            <w:r>
+              <w:t>không phải lỗi. Riêng phiếu có dòng IV / IC hoặc dòng công nợ thiếu số tiền thì máy chủ giữ số WEB gửi</w:t>
+            </w:r>
+          </w:p>
+        </w:tc>
+      </w:tr>
     </w:tbl>
     <w:p/>
     <w:p>
@@ -12090,6 +14442,83 @@
           </w:p>
         </w:tc>
       </w:tr>
+      <w:tr>
+        <w:tc>
+          <w:tcPr>
+            <w:tcW w:type="dxa" w:w="2880"/>
+          </w:tcPr>
+          <w:p>
+            <w:r/>
+            <w:r>
+              <w:t>Đổi hình thức thanh toán mà TK tiền trên dòng cũ không đổi</w:t>
+            </w:r>
+          </w:p>
+        </w:tc>
+        <w:tc>
+          <w:tcPr>
+            <w:tcW w:type="dxa" w:w="2880"/>
+          </w:tcPr>
+          <w:p>
+            <w:r/>
+            <w:r>
+              <w:t xml:space="preserve">WEB chưa có </w:t>
+            </w:r>
+            <w:r>
+              <w:rPr>
+                <w:rFonts w:ascii="Consolas" w:hAnsi="Consolas"/>
+                <w:sz w:val="19"/>
+              </w:rPr>
+              <w:t>7e14421c</w:t>
+            </w:r>
+          </w:p>
+        </w:tc>
+        <w:tc>
+          <w:tcPr>
+            <w:tcW w:type="dxa" w:w="2880"/>
+          </w:tcPr>
+          <w:p>
+            <w:r/>
+            <w:r>
+              <w:t>publish lại WEB</w:t>
+            </w:r>
+          </w:p>
+        </w:tc>
+      </w:tr>
+      <w:tr>
+        <w:tc>
+          <w:tcPr>
+            <w:tcW w:type="dxa" w:w="2880"/>
+          </w:tcPr>
+          <w:p>
+            <w:r/>
+            <w:r>
+              <w:t>Lỗi ở phiếu 59 "Chi trước", hoặc chuỗi lạ chạy được trong modal Vụ việc</w:t>
+            </w:r>
+          </w:p>
+        </w:tc>
+        <w:tc>
+          <w:tcPr>
+            <w:tcW w:type="dxa" w:w="2880"/>
+          </w:tcPr>
+          <w:p>
+            <w:r/>
+            <w:r>
+              <w:t>WEB chưa có commit sắp có (mục 1.4)</w:t>
+            </w:r>
+          </w:p>
+        </w:tc>
+        <w:tc>
+          <w:tcPr>
+            <w:tcW w:type="dxa" w:w="2880"/>
+          </w:tcPr>
+          <w:p>
+            <w:r/>
+            <w:r>
+              <w:t>chờ commit đó rồi publish WEB</w:t>
+            </w:r>
+          </w:p>
+        </w:tc>
+      </w:tr>
     </w:tbl>
     <w:p/>
     <w:p>
@@ -12237,7 +14666,7 @@
               <w:t>.zip</w:t>
             </w:r>
             <w:r>
-              <w:t xml:space="preserve"> (1.2b), thêm khoá mục 4, Recycle</w:t>
+              <w:t xml:space="preserve"> (1.3b), thêm khoá mục 4, Recycle</w:t>
             </w:r>
           </w:p>
         </w:tc>
@@ -12516,7 +14945,7 @@
           <w:rFonts w:ascii="Consolas" w:hAnsi="Consolas"/>
           <w:sz w:val="19"/>
         </w:rPr>
-        <w:t>git revert --no-edit 64ce7a4 be123e9 465748b</w:t>
+        <w:t>git revert --no-edit ce95b3c 64ce7a4 be123e9 465748b</w:t>
       </w:r>
       <w:r>
         <w:t xml:space="preserve"> (API), </w:t>
@@ -12526,10 +14955,28 @@
           <w:rFonts w:ascii="Consolas" w:hAnsi="Consolas"/>
           <w:sz w:val="19"/>
         </w:rPr>
-        <w:t>git revert --no-edit 06a14189 f382a9e8</w:t>
-      </w:r>
-      <w:r>
-        <w:t xml:space="preserve"> (WEB). Lệnh này tạo commit đảo, anh hoặc chủ dự án quyết có làm không.</w:t>
+        <w:t>git revert --no-edit 7e14421c 06a14189 f382a9e8</w:t>
+      </w:r>
+      <w:r>
+        <w:t xml:space="preserve"> (WEB; thêm commit sắp có ở đầu nếu đã merge). Lệnh này tạo commit đảo, anh hoặc chủ dự án quyết có làm không.</w:t>
+      </w:r>
+    </w:p>
+    <w:p>
+      <w:pPr>
+        <w:jc w:val="both"/>
+      </w:pPr>
+      <w:r>
+        <w:t xml:space="preserve">Chỉ muốn bỏ </w:t>
+      </w:r>
+      <w:r>
+        <w:rPr>
+          <w:rFonts w:ascii="Consolas" w:hAnsi="Consolas"/>
+          <w:sz w:val="19"/>
+        </w:rPr>
+        <w:t>ce95b3c</w:t>
+      </w:r>
+      <w:r>
+        <w:t xml:space="preserve"> (503, tổng header máy chủ tính) thì revert riêng nó; ba commit API trước vẫn giữ.</w:t>
       </w:r>
     </w:p>
     <w:p>
@@ -12709,7 +15156,51 @@
           <w:p>
             <w:r/>
             <w:r>
-              <w:t>quay về đọc EPL_System 1506, không có DO Lào</w:t>
+              <w:t xml:space="preserve">không đặt </w:t>
+            </w:r>
+            <w:r>
+              <w:rPr>
+                <w:rFonts w:ascii="Consolas" w:hAnsi="Consolas"/>
+                <w:sz w:val="19"/>
+              </w:rPr>
+              <w:t>BaseUrl</w:t>
+            </w:r>
+            <w:r>
+              <w:t>: quay về đọc EPL_System 1506, không có DO Lào</w:t>
+            </w:r>
+          </w:p>
+        </w:tc>
+      </w:tr>
+      <w:tr>
+        <w:tc>
+          <w:tcPr>
+            <w:tcW w:type="dxa" w:w="4320"/>
+          </w:tcPr>
+          <w:p>
+            <w:r/>
+            <w:r>
+              <w:t>Tổng header phiếu</w:t>
+            </w:r>
+          </w:p>
+        </w:tc>
+        <w:tc>
+          <w:tcPr>
+            <w:tcW w:type="dxa" w:w="4320"/>
+          </w:tcPr>
+          <w:p>
+            <w:r/>
+            <w:r>
+              <w:t xml:space="preserve">lại lấy theo số WEB gửi (như trước </w:t>
+            </w:r>
+            <w:r>
+              <w:rPr>
+                <w:rFonts w:ascii="Consolas" w:hAnsi="Consolas"/>
+                <w:sz w:val="19"/>
+              </w:rPr>
+              <w:t>ce95b3c</w:t>
+            </w:r>
+            <w:r>
+              <w:t>)</w:t>
             </w:r>
           </w:p>
         </w:tc>
@@ -12905,7 +15396,7 @@
         <w:t>.bak</w:t>
       </w:r>
       <w:r>
-        <w:t xml:space="preserve"> (1.2a). Nhưng làm vậy là mất mọi chứng từ ghi sau lúc sao lưu.</w:t>
+        <w:t xml:space="preserve"> (1.3a). Nhưng làm vậy là mất mọi chứng từ ghi sau lúc sao lưu.</w:t>
       </w:r>
     </w:p>
     <w:p>
@@ -12960,6 +15451,30 @@
       </w:r>
       <w:r>
         <w:t>: Quỹ chi tạm ứng ngay trên trang điều xe. Gửi SO thì chờ, không mất gì: lần gửi sau đi đúng gói, cùng khoá.</w:t>
+      </w:r>
+    </w:p>
+    <w:p>
+      <w:pPr>
+        <w:jc w:val="both"/>
+      </w:pPr>
+      <w:r>
+        <w:rPr>
+          <w:b/>
+        </w:rPr>
+        <w:t>Cắt sổ không quay lại bằng lệnh.</w:t>
+      </w:r>
+      <w:r>
+        <w:t xml:space="preserve"> </w:t>
+      </w:r>
+      <w:r>
+        <w:rPr>
+          <w:rFonts w:ascii="Consolas" w:hAnsi="Consolas"/>
+          <w:sz w:val="19"/>
+        </w:rPr>
+        <w:t>bo_tien_trang_tam.py --ghi</w:t>
+      </w:r>
+      <w:r>
+        <w:t xml:space="preserve"> xoá số thử của trang kế toán tạm. Muốn có lại thì khôi phục bản sao lưu DB trang điều xe chụp ngay trước đó (mục 1.3). Bút toán chờ gửi vẫn nằm ở trang điều xe, không mất khi quay lại API cũ.</w:t>
       </w:r>
     </w:p>
     <w:p>
@@ -13107,7 +15622,7 @@
           <w:p>
             <w:r/>
             <w:r>
-              <w:t>push (cách A, mục 1.3)</w:t>
+              <w:t>push (cách A, mục 1.4)</w:t>
             </w:r>
           </w:p>
         </w:tc>
@@ -13658,6 +16173,628 @@
             <w:r/>
             <w:r>
               <w:t>Sếp tạo, bên em chuyển anh qua kênh riêng, không qua nhóm chat</w:t>
+            </w:r>
+          </w:p>
+        </w:tc>
+      </w:tr>
+      <w:tr>
+        <w:tc>
+          <w:tcPr>
+            <w:tcW w:type="dxa" w:w="2160"/>
+          </w:tcPr>
+          <w:p>
+            <w:r/>
+            <w:r>
+              <w:t>12</w:t>
+            </w:r>
+          </w:p>
+        </w:tc>
+        <w:tc>
+          <w:tcPr>
+            <w:tcW w:type="dxa" w:w="2160"/>
+          </w:tcPr>
+          <w:p>
+            <w:r/>
+            <w:r>
+              <w:t xml:space="preserve">Đợt 1: để màn Vụ việc báo 503, hay đặt tường minh </w:t>
+            </w:r>
+            <w:r>
+              <w:rPr>
+                <w:rFonts w:ascii="Consolas" w:hAnsi="Consolas"/>
+                <w:sz w:val="19"/>
+              </w:rPr>
+              <w:t>BaseUrl</w:t>
+            </w:r>
+            <w:r>
+              <w:t xml:space="preserve"> = EPL_System 1506</w:t>
+            </w:r>
+          </w:p>
+        </w:tc>
+        <w:tc>
+          <w:tcPr>
+            <w:tcW w:type="dxa" w:w="2160"/>
+          </w:tcPr>
+          <w:p>
+            <w:r/>
+            <w:r>
+              <w:t>anh Tune</w:t>
+            </w:r>
+          </w:p>
+        </w:tc>
+        <w:tc>
+          <w:tcPr>
+            <w:tcW w:type="dxa" w:w="2160"/>
+          </w:tcPr>
+          <w:p>
+            <w:r/>
+            <w:r>
+              <w:t>để 503 (mục 4.2)</w:t>
+            </w:r>
+          </w:p>
+        </w:tc>
+      </w:tr>
+      <w:tr>
+        <w:tc>
+          <w:tcPr>
+            <w:tcW w:type="dxa" w:w="2160"/>
+          </w:tcPr>
+          <w:p>
+            <w:r/>
+            <w:r>
+              <w:t>13</w:t>
+            </w:r>
+          </w:p>
+        </w:tc>
+        <w:tc>
+          <w:tcPr>
+            <w:tcW w:type="dxa" w:w="2160"/>
+          </w:tcPr>
+          <w:p>
+            <w:r/>
+            <w:r>
+              <w:t>Publish WEB ngay, hay chờ commit sắp có (phiếu 59, XSS modal)</w:t>
+            </w:r>
+          </w:p>
+        </w:tc>
+        <w:tc>
+          <w:tcPr>
+            <w:tcW w:type="dxa" w:w="2160"/>
+          </w:tcPr>
+          <w:p>
+            <w:r/>
+            <w:r>
+              <w:t>anh Tune</w:t>
+            </w:r>
+          </w:p>
+        </w:tc>
+        <w:tc>
+          <w:tcPr>
+            <w:tcW w:type="dxa" w:w="2160"/>
+          </w:tcPr>
+          <w:p>
+            <w:r/>
+            <w:r>
+              <w:t>chờ; API publish trước</w:t>
+            </w:r>
+          </w:p>
+        </w:tc>
+      </w:tr>
+      <w:tr>
+        <w:tc>
+          <w:tcPr>
+            <w:tcW w:type="dxa" w:w="2160"/>
+          </w:tcPr>
+          <w:p>
+            <w:r/>
+            <w:r>
+              <w:t>14</w:t>
+            </w:r>
+          </w:p>
+        </w:tc>
+        <w:tc>
+          <w:tcPr>
+            <w:tcW w:type="dxa" w:w="2160"/>
+          </w:tcPr>
+          <w:p>
+            <w:r/>
+            <w:r>
+              <w:t xml:space="preserve">Lúc cắt sổ: chạy </w:t>
+            </w:r>
+            <w:r>
+              <w:rPr>
+                <w:rFonts w:ascii="Consolas" w:hAnsi="Consolas"/>
+                <w:sz w:val="19"/>
+              </w:rPr>
+              <w:t>bo_tien_trang_tam.py --ghi</w:t>
+            </w:r>
+            <w:r>
+              <w:t xml:space="preserve"> trên DB thật trang điều xe, rồi gửi SO mọi DO đã khoá</w:t>
+            </w:r>
+          </w:p>
+        </w:tc>
+        <w:tc>
+          <w:tcPr>
+            <w:tcW w:type="dxa" w:w="2160"/>
+          </w:tcPr>
+          <w:p>
+            <w:r/>
+            <w:r>
+              <w:t>chủ dự án cho phép</w:t>
+            </w:r>
+          </w:p>
+        </w:tc>
+        <w:tc>
+          <w:tcPr>
+            <w:tcW w:type="dxa" w:w="2160"/>
+          </w:tcPr>
+          <w:p>
+            <w:r/>
+            <w:r>
+              <w:t>sau khi bài kiểm hết SAI (bước 9)</w:t>
+            </w:r>
+          </w:p>
+        </w:tc>
+      </w:tr>
+      <w:tr>
+        <w:tc>
+          <w:tcPr>
+            <w:tcW w:type="dxa" w:w="2160"/>
+          </w:tcPr>
+          <w:p>
+            <w:r/>
+            <w:r>
+              <w:t>15</w:t>
+            </w:r>
+          </w:p>
+        </w:tc>
+        <w:tc>
+          <w:tcPr>
+            <w:tcW w:type="dxa" w:w="2160"/>
+          </w:tcPr>
+          <w:p>
+            <w:r/>
+            <w:r>
+              <w:t>Anh nhận một lượt SO cho các DO đã khoá trước 01/10</w:t>
+            </w:r>
+          </w:p>
+        </w:tc>
+        <w:tc>
+          <w:tcPr>
+            <w:tcW w:type="dxa" w:w="2160"/>
+          </w:tcPr>
+          <w:p>
+            <w:r/>
+            <w:r>
+              <w:t>anh Tune xác nhận</w:t>
+            </w:r>
+          </w:p>
+        </w:tc>
+        <w:tc>
+          <w:tcPr>
+            <w:tcW w:type="dxa" w:w="2160"/>
+          </w:tcPr>
+          <w:p>
+            <w:r/>
+            <w:r>
+              <w:t>bên em báo số DO trước khi gửi</w:t>
+            </w:r>
+          </w:p>
+        </w:tc>
+      </w:tr>
+    </w:tbl>
+    <w:p/>
+    <w:p>
+      <w:pPr>
+        <w:pStyle w:val="Heading1"/>
+      </w:pPr>
+      <w:r>
+        <w:rPr>
+          <w:color w:val="145C4A"/>
+        </w:rPr>
+        <w:t>12. Việc còn lại sau triển khai</w:t>
+      </w:r>
+    </w:p>
+    <w:tbl>
+      <w:tblPr>
+        <w:tblStyle w:val="LightGrid-Accent1"/>
+        <w:tblW w:type="auto" w:w="0"/>
+        <w:tblLook w:firstColumn="1" w:firstRow="1" w:lastColumn="0" w:lastRow="0" w:noHBand="0" w:noVBand="1" w:val="04A0"/>
+      </w:tblPr>
+      <w:tblGrid>
+        <w:gridCol w:w="2880"/>
+        <w:gridCol w:w="2880"/>
+        <w:gridCol w:w="2880"/>
+      </w:tblGrid>
+      <w:tr>
+        <w:tc>
+          <w:tcPr>
+            <w:tcW w:type="dxa" w:w="2880"/>
+          </w:tcPr>
+          <w:p>
+            <w:r>
+              <w:rPr>
+                <w:b/>
+              </w:rPr>
+            </w:r>
+            <w:r>
+              <w:rPr>
+                <w:b/>
+              </w:rPr>
+              <w:t>Việc</w:t>
+            </w:r>
+          </w:p>
+        </w:tc>
+        <w:tc>
+          <w:tcPr>
+            <w:tcW w:type="dxa" w:w="2880"/>
+          </w:tcPr>
+          <w:p>
+            <w:r>
+              <w:rPr>
+                <w:b/>
+              </w:rPr>
+            </w:r>
+            <w:r>
+              <w:rPr>
+                <w:b/>
+              </w:rPr>
+              <w:t>Trạng thái 01/10 15:30</w:t>
+            </w:r>
+          </w:p>
+        </w:tc>
+        <w:tc>
+          <w:tcPr>
+            <w:tcW w:type="dxa" w:w="2880"/>
+          </w:tcPr>
+          <w:p>
+            <w:r>
+              <w:rPr>
+                <w:b/>
+              </w:rPr>
+            </w:r>
+            <w:r>
+              <w:rPr>
+                <w:b/>
+              </w:rPr>
+              <w:t>Ai</w:t>
+            </w:r>
+          </w:p>
+        </w:tc>
+      </w:tr>
+      <w:tr>
+        <w:tc>
+          <w:tcPr>
+            <w:tcW w:type="dxa" w:w="2880"/>
+          </w:tcPr>
+          <w:p>
+            <w:r/>
+            <w:r>
+              <w:rPr>
+                <w:b/>
+              </w:rPr>
+              <w:t>API bút toán</w:t>
+            </w:r>
+            <w:r>
+              <w:t xml:space="preserve"> </w:t>
+            </w:r>
+            <w:r>
+              <w:rPr>
+                <w:rFonts w:ascii="Consolas" w:hAnsi="Consolas"/>
+                <w:sz w:val="19"/>
+              </w:rPr>
+              <w:t>POST /api/v1/integrations/logistics/journal-entries</w:t>
+            </w:r>
+            <w:r>
+              <w:t xml:space="preserve"> (+ </w:t>
+            </w:r>
+            <w:r>
+              <w:rPr>
+                <w:rFonts w:ascii="Consolas" w:hAnsi="Consolas"/>
+                <w:sz w:val="19"/>
+              </w:rPr>
+              <w:t>/reverse</w:t>
+            </w:r>
+            <w:r>
+              <w:t>) cho bút toán chờ gửi: thuê xe 621/4022, ghi nợ nhà cung cấp 625 · 614/4021, quyết toán tạm ứng 625/1601</w:t>
+            </w:r>
+          </w:p>
+        </w:tc>
+        <w:tc>
+          <w:tcPr>
+            <w:tcW w:type="dxa" w:w="2880"/>
+          </w:tcPr>
+          <w:p>
+            <w:r/>
+            <w:r>
+              <w:t>chưa có; bên trang điều xe giữ bút toán ở "bút toán chờ gửi", chưa gửi</w:t>
+            </w:r>
+          </w:p>
+        </w:tc>
+        <w:tc>
+          <w:tcPr>
+            <w:tcW w:type="dxa" w:w="2880"/>
+          </w:tcPr>
+          <w:p>
+            <w:r/>
+            <w:r>
+              <w:t>anh duyệt khuôn (hợp đồng 12.12.4), hoặc cho bên em thủ tục sổ cái để bên em viết</w:t>
+            </w:r>
+          </w:p>
+        </w:tc>
+      </w:tr>
+      <w:tr>
+        <w:tc>
+          <w:tcPr>
+            <w:tcW w:type="dxa" w:w="2880"/>
+          </w:tcPr>
+          <w:p>
+            <w:r/>
+            <w:r>
+              <w:t>Commit WEB sắp có: lỗi phiếu 59 "Chi trước", XSS modal Vụ việc</w:t>
+            </w:r>
+          </w:p>
+        </w:tc>
+        <w:tc>
+          <w:tcPr>
+            <w:tcW w:type="dxa" w:w="2880"/>
+          </w:tcPr>
+          <w:p>
+            <w:r/>
+            <w:r>
+              <w:t>đang sửa</w:t>
+            </w:r>
+          </w:p>
+        </w:tc>
+        <w:tc>
+          <w:tcPr>
+            <w:tcW w:type="dxa" w:w="2880"/>
+          </w:tcPr>
+          <w:p>
+            <w:r/>
+            <w:r>
+              <w:t>bên em; điền mã vào mục 1.4</w:t>
+            </w:r>
+          </w:p>
+        </w:tc>
+      </w:tr>
+      <w:tr>
+        <w:tc>
+          <w:tcPr>
+            <w:tcW w:type="dxa" w:w="2880"/>
+          </w:tcPr>
+          <w:p>
+            <w:r/>
+            <w:r>
+              <w:t xml:space="preserve">Đợt 2 </w:t>
+            </w:r>
+            <w:r>
+              <w:rPr>
+                <w:rFonts w:ascii="Consolas" w:hAnsi="Consolas"/>
+                <w:sz w:val="19"/>
+              </w:rPr>
+              <w:t>LogisticsSource</w:t>
+            </w:r>
+          </w:p>
+        </w:tc>
+        <w:tc>
+          <w:tcPr>
+            <w:tcW w:type="dxa" w:w="2880"/>
+          </w:tcPr>
+          <w:p>
+            <w:r/>
+            <w:r>
+              <w:t>chờ trang điều xe ra Internet</w:t>
+            </w:r>
+          </w:p>
+        </w:tc>
+        <w:tc>
+          <w:tcPr>
+            <w:tcW w:type="dxa" w:w="2880"/>
+          </w:tcPr>
+          <w:p>
+            <w:r/>
+            <w:r>
+              <w:t>chủ dự án cấp địa chỉ; anh đặt cấu hình</w:t>
+            </w:r>
+          </w:p>
+        </w:tc>
+      </w:tr>
+      <w:tr>
+        <w:tc>
+          <w:tcPr>
+            <w:tcW w:type="dxa" w:w="2880"/>
+          </w:tcPr>
+          <w:p>
+            <w:r/>
+            <w:r>
+              <w:t>Chi mục V–VI, trả nhà cung cấp, tất toán tài xế qua hệ anh</w:t>
+            </w:r>
+          </w:p>
+        </w:tc>
+        <w:tc>
+          <w:tcPr>
+            <w:tcW w:type="dxa" w:w="2880"/>
+          </w:tcPr>
+          <w:p>
+            <w:r/>
+            <w:r>
+              <w:t>bên em dựng 01/10, đang thử ở máy</w:t>
+            </w:r>
+          </w:p>
+        </w:tc>
+        <w:tc>
+          <w:tcPr>
+            <w:tcW w:type="dxa" w:w="2880"/>
+          </w:tcPr>
+          <w:p>
+            <w:r/>
+            <w:r>
+              <w:t>bên em; gửi anh kết quả thử</w:t>
+            </w:r>
+          </w:p>
+        </w:tc>
+      </w:tr>
+      <w:tr>
+        <w:tc>
+          <w:tcPr>
+            <w:tcW w:type="dxa" w:w="2880"/>
+          </w:tcPr>
+          <w:p>
+            <w:r/>
+            <w:r>
+              <w:t>Tài khoản tích hợp trên host</w:t>
+            </w:r>
+          </w:p>
+        </w:tc>
+        <w:tc>
+          <w:tcPr>
+            <w:tcW w:type="dxa" w:w="2880"/>
+          </w:tcPr>
+          <w:p>
+            <w:r/>
+            <w:r>
+              <w:t>chưa có; hạn 10/10</w:t>
+            </w:r>
+          </w:p>
+        </w:tc>
+        <w:tc>
+          <w:tcPr>
+            <w:tcW w:type="dxa" w:w="2880"/>
+          </w:tcPr>
+          <w:p>
+            <w:r/>
+            <w:r>
+              <w:t>anh hoặc chủ dự án (mục 6)</w:t>
+            </w:r>
+          </w:p>
+        </w:tc>
+      </w:tr>
+      <w:tr>
+        <w:tc>
+          <w:tcPr>
+            <w:tcW w:type="dxa" w:w="2880"/>
+          </w:tcPr>
+          <w:p>
+            <w:r/>
+            <w:r>
+              <w:t xml:space="preserve">Bút toán riêng cho </w:t>
+            </w:r>
+            <w:r>
+              <w:rPr>
+                <w:b/>
+              </w:rPr>
+              <w:t>phí 2 %</w:t>
+            </w:r>
+            <w:r>
+              <w:t xml:space="preserve"> và </w:t>
+            </w:r>
+            <w:r>
+              <w:rPr>
+                <w:b/>
+              </w:rPr>
+              <w:t>trừ quá tải</w:t>
+            </w:r>
+            <w:r>
+              <w:t xml:space="preserve"> xe thuê</w:t>
+            </w:r>
+          </w:p>
+        </w:tc>
+        <w:tc>
+          <w:tcPr>
+            <w:tcW w:type="dxa" w:w="2880"/>
+          </w:tcPr>
+          <w:p>
+            <w:r/>
+            <w:r>
+              <w:t>chưa có tài khoản</w:t>
+            </w:r>
+          </w:p>
+        </w:tc>
+        <w:tc>
+          <w:tcPr>
+            <w:tcW w:type="dxa" w:w="2880"/>
+          </w:tcPr>
+          <w:p>
+            <w:r/>
+            <w:r>
+              <w:t>anh Khampla chốt</w:t>
+            </w:r>
+          </w:p>
+        </w:tc>
+      </w:tr>
+      <w:tr>
+        <w:tc>
+          <w:tcPr>
+            <w:tcW w:type="dxa" w:w="2880"/>
+          </w:tcPr>
+          <w:p>
+            <w:r/>
+            <w:r>
+              <w:t>Màn "Tài khoản" ở hồ sơ nhân viên bên WEB</w:t>
+            </w:r>
+          </w:p>
+        </w:tc>
+        <w:tc>
+          <w:tcPr>
+            <w:tcW w:type="dxa" w:w="2880"/>
+          </w:tcPr>
+          <w:p>
+            <w:r/>
+            <w:r>
+              <w:t xml:space="preserve">chưa nối API </w:t>
+            </w:r>
+            <w:r>
+              <w:rPr>
+                <w:rFonts w:ascii="Consolas" w:hAnsi="Consolas"/>
+                <w:sz w:val="19"/>
+              </w:rPr>
+              <w:t>account/upsert</w:t>
+            </w:r>
+          </w:p>
+        </w:tc>
+        <w:tc>
+          <w:tcPr>
+            <w:tcW w:type="dxa" w:w="2880"/>
+          </w:tcPr>
+          <w:p>
+            <w:r/>
+            <w:r>
+              <w:t>anh</w:t>
+            </w:r>
+          </w:p>
+        </w:tc>
+      </w:tr>
+      <w:tr>
+        <w:tc>
+          <w:tcPr>
+            <w:tcW w:type="dxa" w:w="2880"/>
+          </w:tcPr>
+          <w:p>
+            <w:r/>
+            <w:r>
+              <w:t>Trang kế toán tạm (8030)</w:t>
+            </w:r>
+          </w:p>
+        </w:tc>
+        <w:tc>
+          <w:tcPr>
+            <w:tcW w:type="dxa" w:w="2880"/>
+          </w:tcPr>
+          <w:p>
+            <w:r/>
+            <w:r>
+              <w:t>chỉ còn kho tạm</w:t>
+            </w:r>
+          </w:p>
+        </w:tc>
+        <w:tc>
+          <w:tcPr>
+            <w:tcW w:type="dxa" w:w="2880"/>
+          </w:tcPr>
+          <w:p>
+            <w:r/>
+            <w:r>
+              <w:t>tới khi nối hệ kho anh Toàn</w:t>
             </w:r>
           </w:p>
         </w:tc>

--- a/DOCS/word/HUONG_DAN_TRIEN_KHAI_ANH_TUNE.docx
+++ b/DOCS/word/HUONG_DAN_TRIEN_KHAI_ANH_TUNE.docx
@@ -27,7 +27,7 @@
         <w:t>01/10/2026</w:t>
       </w:r>
       <w:r>
-        <w:t xml:space="preserve">, cập nhật 15:30. Bên soạn: trang điều xe </w:t>
+        <w:t xml:space="preserve">, cập nhật 16:50. Bên soạn: trang điều xe </w:t>
       </w:r>
       <w:r>
         <w:rPr>
@@ -53,7 +53,7 @@
         <w:jc w:val="both"/>
       </w:pPr>
       <w:r>
-        <w:t>Bản 15:30 thêm:</w:t>
+        <w:t>Bản 16:50 thêm:</w:t>
       </w:r>
     </w:p>
     <w:p>
@@ -61,37 +61,37 @@
         <w:pStyle w:val="ListBullet"/>
       </w:pPr>
       <w:r>
-        <w:t xml:space="preserve">commit API </w:t>
+        <w:t xml:space="preserve">API </w:t>
       </w:r>
       <w:r>
         <w:rPr>
           <w:rFonts w:ascii="Consolas" w:hAnsi="Consolas"/>
           <w:sz w:val="19"/>
         </w:rPr>
-        <w:t>ce95b3c</w:t>
-      </w:r>
-      <w:r>
-        <w:t xml:space="preserve"> (thiếu </w:t>
+        <w:t>ed5aa0e</w:t>
+      </w:r>
+      <w:r>
+        <w:t xml:space="preserve"> (nhật ký kiểm toán che mật khẩu), </w:t>
       </w:r>
       <w:r>
         <w:rPr>
           <w:rFonts w:ascii="Consolas" w:hAnsi="Consolas"/>
           <w:sz w:val="19"/>
         </w:rPr>
-        <w:t>LogisticsSource:BaseUrl</w:t>
-      </w:r>
-      <w:r>
-        <w:t xml:space="preserve"> thì DO trả 503; máy chủ tự tính tổng header phiếu) và WEB </w:t>
+        <w:t>ae0e7f6</w:t>
+      </w:r>
+      <w:r>
+        <w:t xml:space="preserve"> (máy chủ tự tính quy đổi từng dòng); WEB </w:t>
       </w:r>
       <w:r>
         <w:rPr>
           <w:rFonts w:ascii="Consolas" w:hAnsi="Consolas"/>
           <w:sz w:val="19"/>
         </w:rPr>
-        <w:t>7e14421c</w:t>
-      </w:r>
-      <w:r>
-        <w:t>;</w:t>
+        <w:t>77bcb0a1</w:t>
+      </w:r>
+      <w:r>
+        <w:t xml:space="preserve"> (loại phiếu không đổi ngầm, chặn XSS modal Vụ việc) — mục 1.4;</w:t>
       </w:r>
     </w:p>
     <w:p>
@@ -99,7 +99,110 @@
         <w:pStyle w:val="ListBullet"/>
       </w:pPr>
       <w:r>
-        <w:t>quyết định cắt sổ 01/10 của chủ dự án (mục 1.1).</w:t>
+        <w:t xml:space="preserve">trang điều xe </w:t>
+      </w:r>
+      <w:r>
+        <w:rPr>
+          <w:rFonts w:ascii="Consolas" w:hAnsi="Consolas"/>
+          <w:sz w:val="19"/>
+        </w:rPr>
+        <w:t>f85078b</w:t>
+      </w:r>
+      <w:r>
+        <w:t xml:space="preserve">, </w:t>
+      </w:r>
+      <w:r>
+        <w:rPr>
+          <w:rFonts w:ascii="Consolas" w:hAnsi="Consolas"/>
+          <w:sz w:val="19"/>
+        </w:rPr>
+        <w:t>ca7b630</w:t>
+      </w:r>
+      <w:r>
+        <w:t xml:space="preserve">, </w:t>
+      </w:r>
+      <w:r>
+        <w:rPr>
+          <w:rFonts w:ascii="Consolas" w:hAnsi="Consolas"/>
+          <w:sz w:val="19"/>
+        </w:rPr>
+        <w:t>938b007</w:t>
+      </w:r>
+      <w:r>
+        <w:t>: mọi khoản qua tiền đi phiếu bên anh, khoản không qua tiền là bút toán chờ gửi (mục 1.1);</w:t>
+      </w:r>
+    </w:p>
+    <w:p>
+      <w:pPr>
+        <w:pStyle w:val="ListBullet"/>
+      </w:pPr>
+      <w:r>
+        <w:t xml:space="preserve">kho tạm </w:t>
+      </w:r>
+      <w:r>
+        <w:rPr>
+          <w:rFonts w:ascii="Consolas" w:hAnsi="Consolas"/>
+          <w:sz w:val="19"/>
+        </w:rPr>
+        <w:t>EPL_KETOAN@1d8d91c</w:t>
+      </w:r>
+      <w:r>
+        <w:t>: ba đường trừ hàng chủ xe mua ở quầy (mục 1.5);</w:t>
+      </w:r>
+    </w:p>
+    <w:p>
+      <w:pPr>
+        <w:pStyle w:val="ListBullet"/>
+      </w:pPr>
+      <w:r>
+        <w:rPr>
+          <w:b/>
+        </w:rPr>
+        <w:t>người làm</w:t>
+      </w:r>
+      <w:r>
+        <w:t xml:space="preserve"> (chủ dự án chốt 01/10: "bên mình với anh Tune giờ là một"): việc trên source ghi </w:t>
+      </w:r>
+      <w:r>
+        <w:rPr>
+          <w:b/>
+        </w:rPr>
+        <w:t>bên EPL làm (đang làm)</w:t>
+      </w:r>
+      <w:r>
+        <w:t xml:space="preserve">; việc cần máy chủ host (triển khai, dữ liệu DB host, token / mật khẩu tài khoản của anh) ghi </w:t>
+      </w:r>
+      <w:r>
+        <w:rPr>
+          <w:b/>
+        </w:rPr>
+        <w:t>cần quyền host</w:t>
+      </w:r>
+      <w:r>
+        <w:t>;</w:t>
+      </w:r>
+    </w:p>
+    <w:p>
+      <w:pPr>
+        <w:pStyle w:val="ListBullet"/>
+      </w:pPr>
+      <w:r>
+        <w:rPr>
+          <w:b/>
+        </w:rPr>
+        <w:t>tạm gác tài khoản tích hợp</w:t>
+      </w:r>
+      <w:r>
+        <w:t xml:space="preserve"> (chủ dự án chốt 01/10): trang điều xe tiếp tục dùng token của anh; mục 6 nay là </w:t>
+      </w:r>
+      <w:r>
+        <w:rPr>
+          <w:b/>
+        </w:rPr>
+        <w:t>tuỳ chọn</w:t>
+      </w:r>
+      <w:r>
+        <w:t>, không phải làm trước triển khai.</w:t>
       </w:r>
     </w:p>
     <w:p>
@@ -352,7 +455,10 @@
           <w:p>
             <w:r/>
             <w:r>
-              <w:t>anh Tune</w:t>
+              <w:rPr>
+                <w:b/>
+              </w:rPr>
+              <w:t>cần quyền host</w:t>
             </w:r>
           </w:p>
         </w:tc>
@@ -404,7 +510,7 @@
           <w:p>
             <w:r/>
             <w:r>
-              <w:t>Lấy hai nhánh, merge vào nhánh anh triển khai</w:t>
+              <w:t>Lấy hai nhánh, merge vào nhánh triển khai</w:t>
             </w:r>
           </w:p>
         </w:tc>
@@ -415,7 +521,13 @@
           <w:p>
             <w:r/>
             <w:r>
-              <w:t>anh Tune (chủ dự án push nhánh trước)</w:t>
+              <w:t xml:space="preserve">chủ dự án push nhánh; merge lúc triển khai — </w:t>
+            </w:r>
+            <w:r>
+              <w:rPr>
+                <w:b/>
+              </w:rPr>
+              <w:t>cần quyền host</w:t>
             </w:r>
           </w:p>
         </w:tc>
@@ -468,7 +580,10 @@
           <w:p>
             <w:r/>
             <w:r>
-              <w:t>anh Tune</w:t>
+              <w:rPr>
+                <w:b/>
+              </w:rPr>
+              <w:t>cần quyền host</w:t>
             </w:r>
           </w:p>
         </w:tc>
@@ -541,7 +656,10 @@
           <w:p>
             <w:r/>
             <w:r>
-              <w:t>anh Tune</w:t>
+              <w:rPr>
+                <w:b/>
+              </w:rPr>
+              <w:t>cần quyền host</w:t>
             </w:r>
           </w:p>
         </w:tc>
@@ -587,7 +705,13 @@
           <w:p>
             <w:r/>
             <w:r>
-              <w:t>bên em, chủ dự án cho phép</w:t>
+              <w:rPr>
+                <w:b/>
+              </w:rPr>
+              <w:t>cần quyền host</w:t>
+            </w:r>
+            <w:r>
+              <w:t xml:space="preserve"> (bên em chạy công cụ khi chủ dự án cho phép)</w:t>
             </w:r>
           </w:p>
         </w:tc>
@@ -622,7 +746,13 @@
           <w:p>
             <w:r/>
             <w:r>
-              <w:t>Tài khoản tích hợp</w:t>
+              <w:t xml:space="preserve">Token trang điều xe: tiếp tục dùng token của anh; trước khi hết hạn (khoảng 10/10) thay token mới hoặc đặt tài khoản anh để tự đăng nhập. Tài khoản tích hợp: </w:t>
+            </w:r>
+            <w:r>
+              <w:rPr>
+                <w:b/>
+              </w:rPr>
+              <w:t>tuỳ chọn</w:t>
             </w:r>
           </w:p>
         </w:tc>
@@ -633,7 +763,13 @@
           <w:p>
             <w:r/>
             <w:r>
-              <w:t>anh Tune hoặc chủ dự án</w:t>
+              <w:rPr>
+                <w:b/>
+              </w:rPr>
+              <w:t>cần quyền host</w:t>
+            </w:r>
+            <w:r>
+              <w:t xml:space="preserve"> (token / mật khẩu của anh)</w:t>
             </w:r>
           </w:p>
         </w:tc>
@@ -644,29 +780,188 @@
           <w:p>
             <w:r/>
             <w:r>
-              <w:t xml:space="preserve">đăng nhập được; </w:t>
+              <w:t>trang điều xe gọi được API host (bài kiểm dòng 16)</w:t>
+            </w:r>
+          </w:p>
+        </w:tc>
+      </w:tr>
+      <w:tr>
+        <w:tc>
+          <w:tcPr>
+            <w:tcW w:type="dxa" w:w="2160"/>
+          </w:tcPr>
+          <w:p>
+            <w:r/>
+            <w:r>
+              <w:t>7</w:t>
+            </w:r>
+          </w:p>
+        </w:tc>
+        <w:tc>
+          <w:tcPr>
+            <w:tcW w:type="dxa" w:w="2160"/>
+          </w:tcPr>
+          <w:p>
+            <w:r/>
+            <w:r>
+              <w:t>Đổi link phía trang điều xe</w:t>
+            </w:r>
+          </w:p>
+        </w:tc>
+        <w:tc>
+          <w:tcPr>
+            <w:tcW w:type="dxa" w:w="2160"/>
+          </w:tcPr>
+          <w:p>
+            <w:r/>
+            <w:r>
+              <w:t>bên EPL</w:t>
+            </w:r>
+          </w:p>
+        </w:tc>
+        <w:tc>
+          <w:tcPr>
+            <w:tcW w:type="dxa" w:w="2160"/>
+          </w:tcPr>
+          <w:p>
+            <w:r/>
+            <w:r>
+              <w:t>trang điều xe gửi sang host</w:t>
+            </w:r>
+          </w:p>
+        </w:tc>
+      </w:tr>
+      <w:tr>
+        <w:tc>
+          <w:tcPr>
+            <w:tcW w:type="dxa" w:w="2160"/>
+          </w:tcPr>
+          <w:p>
+            <w:r/>
+            <w:r>
+              <w:t>8</w:t>
+            </w:r>
+          </w:p>
+        </w:tc>
+        <w:tc>
+          <w:tcPr>
+            <w:tcW w:type="dxa" w:w="2160"/>
+          </w:tcPr>
+          <w:p>
+            <w:r/>
+            <w:r>
+              <w:t>Chạy bài kiểm sau triển khai</w:t>
+            </w:r>
+          </w:p>
+        </w:tc>
+        <w:tc>
+          <w:tcPr>
+            <w:tcW w:type="dxa" w:w="2160"/>
+          </w:tcPr>
+          <w:p>
+            <w:r/>
+            <w:r>
+              <w:t>bên EPL</w:t>
+            </w:r>
+          </w:p>
+        </w:tc>
+        <w:tc>
+          <w:tcPr>
+            <w:tcW w:type="dxa" w:w="2160"/>
+          </w:tcPr>
+          <w:p>
+            <w:r/>
+            <w:r>
+              <w:t>không còn dòng SAI</w:t>
+            </w:r>
+          </w:p>
+        </w:tc>
+      </w:tr>
+      <w:tr>
+        <w:tc>
+          <w:tcPr>
+            <w:tcW w:type="dxa" w:w="2160"/>
+          </w:tcPr>
+          <w:p>
+            <w:r/>
+            <w:r>
+              <w:t>9</w:t>
+            </w:r>
+          </w:p>
+        </w:tc>
+        <w:tc>
+          <w:tcPr>
+            <w:tcW w:type="dxa" w:w="2160"/>
+          </w:tcPr>
+          <w:p>
+            <w:r/>
+            <w:r>
+              <w:t xml:space="preserve">Cắt sổ 01/10: bỏ số tiền thử của trang kế toán tạm; gửi SO cho </w:t>
+            </w:r>
+            <w:r>
+              <w:rPr>
+                <w:b/>
+              </w:rPr>
+              <w:t>mọi DO đã khoá</w:t>
+            </w:r>
+          </w:p>
+        </w:tc>
+        <w:tc>
+          <w:tcPr>
+            <w:tcW w:type="dxa" w:w="2160"/>
+          </w:tcPr>
+          <w:p>
+            <w:r/>
+            <w:r>
+              <w:t>bên EPL, chủ dự án cho phép</w:t>
+            </w:r>
+          </w:p>
+        </w:tc>
+        <w:tc>
+          <w:tcPr>
+            <w:tcW w:type="dxa" w:w="2160"/>
+          </w:tcPr>
+          <w:p>
+            <w:r/>
+            <w:r>
+              <w:t>mục 1.1</w:t>
+            </w:r>
+          </w:p>
+        </w:tc>
+      </w:tr>
+      <w:tr>
+        <w:tc>
+          <w:tcPr>
+            <w:tcW w:type="dxa" w:w="2160"/>
+          </w:tcPr>
+          <w:p>
+            <w:r/>
+            <w:r>
+              <w:t>10</w:t>
+            </w:r>
+          </w:p>
+        </w:tc>
+        <w:tc>
+          <w:tcPr>
+            <w:tcW w:type="dxa" w:w="2160"/>
+          </w:tcPr>
+          <w:p>
+            <w:r/>
+            <w:r>
+              <w:t xml:space="preserve">Kho tạm có </w:t>
             </w:r>
             <w:r>
               <w:rPr>
                 <w:rFonts w:ascii="Consolas" w:hAnsi="Consolas"/>
                 <w:sz w:val="19"/>
               </w:rPr>
-              <w:t>UserId</w:t>
-            </w:r>
-            <w:r>
-              <w:t xml:space="preserve"> nằm trong </w:t>
-            </w:r>
-            <w:r>
-              <w:rPr>
-                <w:rFonts w:ascii="Consolas" w:hAnsi="Consolas"/>
-                <w:sz w:val="19"/>
-              </w:rPr>
-              <w:t>AllowedUserIds</w:t>
-            </w:r>
-          </w:p>
-        </w:tc>
-      </w:tr>
-      <w:tr>
+              <w:t>1d8d91c</w:t>
+            </w:r>
+            <w:r>
+              <w:t xml:space="preserve"> (trừ hàng chủ xe mua ở quầy)</w:t>
+            </w:r>
+          </w:p>
+        </w:tc>
         <w:tc>
           <w:tcPr>
             <w:tcW w:type="dxa" w:w="2160"/>
@@ -674,7 +969,7 @@
           <w:p>
             <w:r/>
             <w:r>
-              <w:t>7</w:t>
+              <w:t>bên EPL, máy kho tạm — không đụng host</w:t>
             </w:r>
           </w:p>
         </w:tc>
@@ -685,127 +980,7 @@
           <w:p>
             <w:r/>
             <w:r>
-              <w:t>Đổi link phía trang điều xe</w:t>
-            </w:r>
-          </w:p>
-        </w:tc>
-        <w:tc>
-          <w:tcPr>
-            <w:tcW w:type="dxa" w:w="2160"/>
-          </w:tcPr>
-          <w:p>
-            <w:r/>
-            <w:r>
-              <w:t>bên em</w:t>
-            </w:r>
-          </w:p>
-        </w:tc>
-        <w:tc>
-          <w:tcPr>
-            <w:tcW w:type="dxa" w:w="2160"/>
-          </w:tcPr>
-          <w:p>
-            <w:r/>
-            <w:r>
-              <w:t>trang điều xe gửi sang host</w:t>
-            </w:r>
-          </w:p>
-        </w:tc>
-      </w:tr>
-      <w:tr>
-        <w:tc>
-          <w:tcPr>
-            <w:tcW w:type="dxa" w:w="2160"/>
-          </w:tcPr>
-          <w:p>
-            <w:r/>
-            <w:r>
-              <w:t>8</w:t>
-            </w:r>
-          </w:p>
-        </w:tc>
-        <w:tc>
-          <w:tcPr>
-            <w:tcW w:type="dxa" w:w="2160"/>
-          </w:tcPr>
-          <w:p>
-            <w:r/>
-            <w:r>
-              <w:t>Chạy bài kiểm sau triển khai</w:t>
-            </w:r>
-          </w:p>
-        </w:tc>
-        <w:tc>
-          <w:tcPr>
-            <w:tcW w:type="dxa" w:w="2160"/>
-          </w:tcPr>
-          <w:p>
-            <w:r/>
-            <w:r>
-              <w:t>bên em hoặc anh</w:t>
-            </w:r>
-          </w:p>
-        </w:tc>
-        <w:tc>
-          <w:tcPr>
-            <w:tcW w:type="dxa" w:w="2160"/>
-          </w:tcPr>
-          <w:p>
-            <w:r/>
-            <w:r>
-              <w:t>không còn dòng SAI</w:t>
-            </w:r>
-          </w:p>
-        </w:tc>
-      </w:tr>
-      <w:tr>
-        <w:tc>
-          <w:tcPr>
-            <w:tcW w:type="dxa" w:w="2160"/>
-          </w:tcPr>
-          <w:p>
-            <w:r/>
-            <w:r>
-              <w:t>9</w:t>
-            </w:r>
-          </w:p>
-        </w:tc>
-        <w:tc>
-          <w:tcPr>
-            <w:tcW w:type="dxa" w:w="2160"/>
-          </w:tcPr>
-          <w:p>
-            <w:r/>
-            <w:r>
-              <w:t xml:space="preserve">Cắt sổ 01/10: bỏ số tiền thử của trang kế toán tạm; gửi SO cho </w:t>
-            </w:r>
-            <w:r>
-              <w:rPr>
-                <w:b/>
-              </w:rPr>
-              <w:t>mọi DO đã khoá</w:t>
-            </w:r>
-          </w:p>
-        </w:tc>
-        <w:tc>
-          <w:tcPr>
-            <w:tcW w:type="dxa" w:w="2160"/>
-          </w:tcPr>
-          <w:p>
-            <w:r/>
-            <w:r>
-              <w:t>bên em, chủ dự án cho phép</w:t>
-            </w:r>
-          </w:p>
-        </w:tc>
-        <w:tc>
-          <w:tcPr>
-            <w:tcW w:type="dxa" w:w="2160"/>
-          </w:tcPr>
-          <w:p>
-            <w:r/>
-            <w:r>
-              <w:t>mục 1.1</w:t>
+              <w:t>mục 1.5</w:t>
             </w:r>
           </w:p>
         </w:tc>
@@ -1143,28 +1318,38 @@
               <w:t>bút toán chờ gửi</w:t>
             </w:r>
             <w:r>
-              <w:t>, giữ ở trang điều xe, đủ hai vế bằng mã thật</w:t>
-            </w:r>
-          </w:p>
-        </w:tc>
-        <w:tc>
-          <w:tcPr>
-            <w:tcW w:type="dxa" w:w="4320"/>
-          </w:tcPr>
-          <w:p>
-            <w:r/>
-            <w:r>
-              <w:t>chờ API bút toán bên anh (</w:t>
+              <w:t>, giữ ở trang điều xe, đủ hai vế bằng mã thật; xem ở màn "Bút toán chờ gửi" (</w:t>
             </w:r>
             <w:r>
               <w:rPr>
                 <w:rFonts w:ascii="Consolas" w:hAnsi="Consolas"/>
                 <w:sz w:val="19"/>
               </w:rPr>
+              <w:t>GET /api/but-toan-cho</w:t>
+            </w:r>
+            <w:r>
+              <w:t>)</w:t>
+            </w:r>
+          </w:p>
+        </w:tc>
+        <w:tc>
+          <w:tcPr>
+            <w:tcW w:type="dxa" w:w="4320"/>
+          </w:tcPr>
+          <w:p>
+            <w:r/>
+            <w:r>
+              <w:t>chờ API bút toán (</w:t>
+            </w:r>
+            <w:r>
+              <w:rPr>
+                <w:rFonts w:ascii="Consolas" w:hAnsi="Consolas"/>
+                <w:sz w:val="19"/>
+              </w:rPr>
               <w:t>POST /api/v1/integrations/logistics/journal-entries</w:t>
             </w:r>
             <w:r>
-              <w:t>, hợp đồng 12.12.4). Có API thì bên em gửi hết, không mất khoản nào</w:t>
+              <w:t>, hợp đồng 12.12.4 — bên EPL làm, đang làm). Có API thì bên em gửi hết, không mất khoản nào</w:t>
             </w:r>
           </w:p>
         </w:tc>
@@ -1325,7 +1510,7 @@
           <w:p>
             <w:r/>
             <w:r>
-              <w:t>đã chạy thật ở máy</w:t>
+              <w:t>chạy thật ở máy</w:t>
             </w:r>
           </w:p>
         </w:tc>
@@ -1360,7 +1545,16 @@
           <w:p>
             <w:r/>
             <w:r>
-              <w:t>Nợ 4022 / Có 1011 · 1012 · 1021 · 1022</w:t>
+              <w:t xml:space="preserve">Nợ 4022 / Có 1011 · 1012 · 1021 · 1022; số trả đã </w:t>
+            </w:r>
+            <w:r>
+              <w:rPr>
+                <w:b/>
+              </w:rPr>
+              <w:t>trừ hàng chủ xe mua ở quầy</w:t>
+            </w:r>
+            <w:r>
+              <w:t xml:space="preserve"> (kho tạm, mục 1.5); ngoại tệ gửi tỷ giá riêng từng dòng</w:t>
             </w:r>
           </w:p>
         </w:tc>
@@ -1371,7 +1565,7 @@
           <w:p>
             <w:r/>
             <w:r>
-              <w:t>đã chạy thật ở máy</w:t>
+              <w:t>chạy thật ở máy</w:t>
             </w:r>
           </w:p>
         </w:tc>
@@ -1417,7 +1611,17 @@
           <w:p>
             <w:r/>
             <w:r>
-              <w:t>bên em dựng 01/10, đang thử</w:t>
+              <w:t>chạy ở máy (</w:t>
+            </w:r>
+            <w:r>
+              <w:rPr>
+                <w:rFonts w:ascii="Consolas" w:hAnsi="Consolas"/>
+                <w:sz w:val="19"/>
+              </w:rPr>
+              <w:t>f85078b</w:t>
+            </w:r>
+            <w:r>
+              <w:t>)</w:t>
             </w:r>
           </w:p>
         </w:tc>
@@ -1470,7 +1674,17 @@
           <w:p>
             <w:r/>
             <w:r>
-              <w:t>bên em dựng 01/10, đang thử</w:t>
+              <w:t>chạy ở máy (</w:t>
+            </w:r>
+            <w:r>
+              <w:rPr>
+                <w:rFonts w:ascii="Consolas" w:hAnsi="Consolas"/>
+                <w:sz w:val="19"/>
+              </w:rPr>
+              <w:t>f85078b</w:t>
+            </w:r>
+            <w:r>
+              <w:t>)</w:t>
             </w:r>
           </w:p>
         </w:tc>
@@ -1516,7 +1730,17 @@
           <w:p>
             <w:r/>
             <w:r>
-              <w:t>bên em dựng 01/10, đang thử</w:t>
+              <w:t>chạy ở máy (</w:t>
+            </w:r>
+            <w:r>
+              <w:rPr>
+                <w:rFonts w:ascii="Consolas" w:hAnsi="Consolas"/>
+                <w:sz w:val="19"/>
+              </w:rPr>
+              <w:t>f85078b</w:t>
+            </w:r>
+            <w:r>
+              <w:t>)</w:t>
             </w:r>
           </w:p>
         </w:tc>
@@ -1565,13 +1789,69 @@
           <w:p>
             <w:r/>
             <w:r>
-              <w:t>bên em dựng 01/10, đang thử</w:t>
+              <w:t>chạy ở máy (</w:t>
+            </w:r>
+            <w:r>
+              <w:rPr>
+                <w:rFonts w:ascii="Consolas" w:hAnsi="Consolas"/>
+                <w:sz w:val="19"/>
+              </w:rPr>
+              <w:t>f85078b</w:t>
+            </w:r>
+            <w:r>
+              <w:t>)</w:t>
             </w:r>
           </w:p>
         </w:tc>
       </w:tr>
     </w:tbl>
     <w:p/>
+    <w:p>
+      <w:pPr>
+        <w:jc w:val="both"/>
+      </w:pPr>
+      <w:r>
+        <w:t xml:space="preserve">Phiếu bên em tạo mà bị </w:t>
+      </w:r>
+      <w:r>
+        <w:rPr>
+          <w:b/>
+        </w:rPr>
+        <w:t>xoá tay</w:t>
+      </w:r>
+      <w:r>
+        <w:t xml:space="preserve"> bên anh (</w:t>
+      </w:r>
+      <w:r>
+        <w:rPr>
+          <w:rFonts w:ascii="Consolas" w:hAnsi="Consolas"/>
+          <w:sz w:val="19"/>
+        </w:rPr>
+        <w:t>Master</w:t>
+      </w:r>
+      <w:r>
+        <w:t xml:space="preserve"> null): trang điều xe đánh </w:t>
+      </w:r>
+      <w:r>
+        <w:rPr>
+          <w:rFonts w:ascii="Consolas" w:hAnsi="Consolas"/>
+          <w:sz w:val="19"/>
+        </w:rPr>
+        <w:t>PHIEU_CHI_MAT</w:t>
+      </w:r>
+      <w:r>
+        <w:t xml:space="preserve">, người lập </w:t>
+      </w:r>
+      <w:r>
+        <w:rPr>
+          <w:b/>
+        </w:rPr>
+        <w:t>Gửi lại</w:t>
+      </w:r>
+      <w:r>
+        <w:t xml:space="preserve"> thì lập phiếu mới. Cần huỷ thì báo bên EPL rút, đừng xoá tay.</w:t>
+      </w:r>
+    </w:p>
     <w:p>
       <w:pPr>
         <w:jc w:val="both"/>
@@ -1752,6 +2032,51 @@
           </w:p>
         </w:tc>
       </w:tr>
+      <w:tr>
+        <w:tc>
+          <w:tcPr>
+            <w:tcW w:type="dxa" w:w="2880"/>
+          </w:tcPr>
+          <w:p>
+            <w:r/>
+            <w:r>
+              <w:t xml:space="preserve">Hàng chủ xe mua ở quầy (nguồn </w:t>
+            </w:r>
+            <w:r>
+              <w:rPr>
+                <w:rFonts w:ascii="Consolas" w:hAnsi="Consolas"/>
+                <w:sz w:val="19"/>
+              </w:rPr>
+              <w:t>ban_chu_xe</w:t>
+            </w:r>
+            <w:r>
+              <w:t>)</w:t>
+            </w:r>
+          </w:p>
+        </w:tc>
+        <w:tc>
+          <w:tcPr>
+            <w:tcW w:type="dxa" w:w="2880"/>
+          </w:tcPr>
+          <w:p>
+            <w:r/>
+            <w:r>
+              <w:t>Nợ 4022 / Có 707, theo giá bán</w:t>
+            </w:r>
+          </w:p>
+        </w:tc>
+        <w:tc>
+          <w:tcPr>
+            <w:tcW w:type="dxa" w:w="2880"/>
+          </w:tcPr>
+          <w:p>
+            <w:r/>
+            <w:r>
+              <w:t>phiếu chi trả chủ xe có trừ hàng quầy đã chi</w:t>
+            </w:r>
+          </w:p>
+        </w:tc>
+      </w:tr>
     </w:tbl>
     <w:p/>
     <w:p>
@@ -1777,7 +2102,16 @@
         <w:t>614, 625, 1022</w:t>
       </w:r>
       <w:r>
-        <w:t xml:space="preserve"> hạch toán được. Bài kiểm dòng 4 và 5 soát đủ.</w:t>
+        <w:t xml:space="preserve"> hạch toán được. Bài kiểm dòng 4 và 5 soát đủ. Mã </w:t>
+      </w:r>
+      <w:r>
+        <w:rPr>
+          <w:b/>
+        </w:rPr>
+        <w:t>707</w:t>
+      </w:r>
+      <w:r>
+        <w:t xml:space="preserve"> chỉ cần khi gửi bút toán chờ (chưa có API); bài kiểm chưa soát mã này.</w:t>
       </w:r>
     </w:p>
     <w:p>
@@ -1884,7 +2218,13 @@
           <w:p>
             <w:r/>
             <w:r>
-              <w:t>anh Tune</w:t>
+              <w:t xml:space="preserve">anh Tune — </w:t>
+            </w:r>
+            <w:r>
+              <w:rPr>
+                <w:b/>
+              </w:rPr>
+              <w:t>cần quyền host</w:t>
             </w:r>
           </w:p>
         </w:tc>
@@ -1919,7 +2259,13 @@
           <w:p>
             <w:r/>
             <w:r>
-              <w:t>anh Tune</w:t>
+              <w:t xml:space="preserve">anh Tune — </w:t>
+            </w:r>
+            <w:r>
+              <w:rPr>
+                <w:b/>
+              </w:rPr>
+              <w:t>cần quyền host</w:t>
             </w:r>
           </w:p>
         </w:tc>
@@ -2093,7 +2439,7 @@
           <w:p>
             <w:r/>
             <w:r>
-              <w:t>Mật khẩu tài khoản tích hợp</w:t>
+              <w:t>Token mới, hoặc tên / mật khẩu của anh để tự đăng nhập</w:t>
             </w:r>
           </w:p>
         </w:tc>
@@ -2104,7 +2450,16 @@
           <w:p>
             <w:r/>
             <w:r>
-              <w:t xml:space="preserve">người tạo tài khoản (anh hoặc chủ dự án); chỉ đặt vào </w:t>
+              <w:t>anh (</w:t>
+            </w:r>
+            <w:r>
+              <w:rPr>
+                <w:b/>
+              </w:rPr>
+              <w:t>cần quyền host</w:t>
+            </w:r>
+            <w:r>
+              <w:t xml:space="preserve">); chỉ đặt vào </w:t>
             </w:r>
             <w:r>
               <w:rPr>
@@ -2453,7 +2808,7 @@
         <w:t>feat/DemoLao</w:t>
       </w:r>
       <w:r>
-        <w:t xml:space="preserve">. 15:30 ngày 01/10, </w:t>
+        <w:t xml:space="preserve">. 16:50 ngày 01/10, </w:t>
       </w:r>
       <w:r>
         <w:rPr>
@@ -3162,7 +3517,7 @@
           <w:p>
             <w:r/>
             <w:r>
-              <w:t>GLS-QLSX-Web</w:t>
+              <w:t>GLS-QLSX-APIs</w:t>
             </w:r>
           </w:p>
         </w:tc>
@@ -3177,7 +3532,7 @@
                 <w:rFonts w:ascii="Consolas" w:hAnsi="Consolas"/>
                 <w:sz w:val="19"/>
               </w:rPr>
-              <w:t>feat/hontunedhai_Laos</w:t>
+              <w:t>feat/HonTunedaHai</w:t>
             </w:r>
           </w:p>
         </w:tc>
@@ -3192,7 +3547,7 @@
                 <w:rFonts w:ascii="Consolas" w:hAnsi="Consolas"/>
                 <w:sz w:val="19"/>
               </w:rPr>
-              <w:t>f382a9e8</w:t>
+              <w:t>ed5aa0e</w:t>
             </w:r>
           </w:p>
         </w:tc>
@@ -3207,7 +3562,27 @@
                 <w:rFonts w:ascii="Consolas" w:hAnsi="Consolas"/>
                 <w:sz w:val="19"/>
               </w:rPr>
-              <w:t>cm-source-reference-modal.js</w:t>
+              <w:t>ApiAuditLogger.cs</w:t>
+            </w:r>
+            <w:r>
+              <w:t xml:space="preserve">, </w:t>
+            </w:r>
+            <w:r>
+              <w:rPr>
+                <w:rFonts w:ascii="Consolas" w:hAnsi="Consolas"/>
+                <w:sz w:val="19"/>
+              </w:rPr>
+              <w:t>ApiAuditAutoLogFilter.cs</w:t>
+            </w:r>
+            <w:r>
+              <w:t xml:space="preserve">; mới: </w:t>
+            </w:r>
+            <w:r>
+              <w:rPr>
+                <w:rFonts w:ascii="Consolas" w:hAnsi="Consolas"/>
+                <w:sz w:val="19"/>
+              </w:rPr>
+              <w:t>ApiAuditPayloadSanitizer.cs</w:t>
             </w:r>
           </w:p>
         </w:tc>
@@ -3218,7 +3593,36 @@
           <w:p>
             <w:r/>
             <w:r>
-              <w:t>thoát ký tự chuỗi nguồn; DO hiện số phiếu, xe · biển số — tài xế; tỷ giá đọc xuôi</w:t>
+              <w:t xml:space="preserve">nhật ký kiểm toán bỏ </w:t>
+            </w:r>
+            <w:r>
+              <w:rPr>
+                <w:rFonts w:ascii="Consolas" w:hAnsi="Consolas"/>
+                <w:sz w:val="19"/>
+              </w:rPr>
+              <w:t>CancellationToken</w:t>
+            </w:r>
+            <w:r>
+              <w:t xml:space="preserve"> khỏi payload (hết "Đặt log sai" ở </w:t>
+            </w:r>
+            <w:r>
+              <w:rPr>
+                <w:rFonts w:ascii="Consolas" w:hAnsi="Consolas"/>
+                <w:sz w:val="19"/>
+              </w:rPr>
+              <w:t>ApiAuditAutoLogFilter.cs:27</w:t>
+            </w:r>
+            <w:r>
+              <w:t xml:space="preserve">); che mật khẩu / token / khoá trong payload và query string. Dòng audit </w:t>
+            </w:r>
+            <w:r>
+              <w:rPr>
+                <w:b/>
+              </w:rPr>
+              <w:t>cũ</w:t>
+            </w:r>
+            <w:r>
+              <w:t xml:space="preserve"> không tự che (mục 12)</w:t>
             </w:r>
           </w:p>
         </w:tc>
@@ -3231,7 +3635,7 @@
           <w:p>
             <w:r/>
             <w:r>
-              <w:t>GLS-QLSX-Web</w:t>
+              <w:t>GLS-QLSX-APIs</w:t>
             </w:r>
           </w:p>
         </w:tc>
@@ -3246,7 +3650,7 @@
                 <w:rFonts w:ascii="Consolas" w:hAnsi="Consolas"/>
                 <w:sz w:val="19"/>
               </w:rPr>
-              <w:t>feat/hontunedhai_Laos</w:t>
+              <w:t>feat/HonTunedaHai</w:t>
             </w:r>
           </w:p>
         </w:tc>
@@ -3261,7 +3665,7 @@
                 <w:rFonts w:ascii="Consolas" w:hAnsi="Consolas"/>
                 <w:sz w:val="19"/>
               </w:rPr>
-              <w:t>06a14189</w:t>
+              <w:t>ae0e7f6</w:t>
             </w:r>
           </w:p>
         </w:tc>
@@ -3276,7 +3680,7 @@
                 <w:rFonts w:ascii="Consolas" w:hAnsi="Consolas"/>
                 <w:sz w:val="19"/>
               </w:rPr>
-              <w:t>cm-payment-upsert.js</w:t>
+              <w:t>CashVoucherHeaderTotals.cs</w:t>
             </w:r>
             <w:r>
               <w:t xml:space="preserve">, </w:t>
@@ -3286,74 +3690,242 @@
                 <w:rFonts w:ascii="Consolas" w:hAnsi="Consolas"/>
                 <w:sz w:val="19"/>
               </w:rPr>
-              <w:t>cm-receipt-upsert.js</w:t>
-            </w:r>
-            <w:r>
-              <w:t xml:space="preserve">, </w:t>
+              <w:t>CMPaymentReceiptService.cs</w:t>
+            </w:r>
+          </w:p>
+        </w:tc>
+        <w:tc>
+          <w:tcPr>
+            <w:tcW w:type="dxa" w:w="1728"/>
+          </w:tcPr>
+          <w:p>
+            <w:r/>
+            <w:r>
+              <w:t xml:space="preserve">máy chủ tự tính quy đổi từng dòng: </w:t>
             </w:r>
             <w:r>
               <w:rPr>
                 <w:rFonts w:ascii="Consolas" w:hAnsi="Consolas"/>
                 <w:sz w:val="19"/>
               </w:rPr>
-              <w:t>CMPaymentReceiptController.cs</w:t>
-            </w:r>
-            <w:r>
-              <w:t xml:space="preserve"> (BFF)</w:t>
-            </w:r>
-          </w:p>
-        </w:tc>
-        <w:tc>
-          <w:tcPr>
-            <w:tcW w:type="dxa" w:w="1728"/>
-          </w:tcPr>
-          <w:p>
-            <w:r/>
+              <w:t>BaseAmount</w:t>
+            </w:r>
+            <w:r>
+              <w:t xml:space="preserve"> = </w:t>
+            </w:r>
             <w:r>
               <w:rPr>
                 <w:rFonts w:ascii="Consolas" w:hAnsi="Consolas"/>
                 <w:sz w:val="19"/>
               </w:rPr>
-              <w:t>isCash</w:t>
-            </w:r>
-            <w:r>
-              <w:t xml:space="preserve"> theo hình thức thanh toán; tài khoản tiền mặc định tự điền (gửi kèm </w:t>
-            </w:r>
+              <w:t>Amount</w:t>
+            </w:r>
+            <w:r>
+              <w:t xml:space="preserve"> × (tỷ giá dòng, thiếu thì tỷ giá header), 5 số lẻ, nửa xa số 0; công nợ DEP/DEPT tính lại theo tỷ giá header; giữ số client khi thiếu nguyên tệ, tỷ giá ≤ 0, dòng IV / IC — rồi mới cộng tổng header</w:t>
+            </w:r>
+          </w:p>
+        </w:tc>
+      </w:tr>
+      <w:tr>
+        <w:tc>
+          <w:tcPr>
+            <w:tcW w:type="dxa" w:w="1728"/>
+          </w:tcPr>
+          <w:p>
+            <w:r/>
+            <w:r>
+              <w:t>GLS-QLSX-Web</w:t>
+            </w:r>
+          </w:p>
+        </w:tc>
+        <w:tc>
+          <w:tcPr>
+            <w:tcW w:type="dxa" w:w="1728"/>
+          </w:tcPr>
+          <w:p>
+            <w:r/>
             <w:r>
               <w:rPr>
                 <w:rFonts w:ascii="Consolas" w:hAnsi="Consolas"/>
                 <w:sz w:val="19"/>
               </w:rPr>
-              <w:t>currencyId</w:t>
-            </w:r>
-            <w:r>
-              <w:t xml:space="preserve">); </w:t>
-            </w:r>
+              <w:t>feat/hontunedhai_Laos</w:t>
+            </w:r>
+          </w:p>
+        </w:tc>
+        <w:tc>
+          <w:tcPr>
+            <w:tcW w:type="dxa" w:w="1728"/>
+          </w:tcPr>
+          <w:p>
+            <w:r/>
             <w:r>
               <w:rPr>
                 <w:rFonts w:ascii="Consolas" w:hAnsi="Consolas"/>
                 <w:sz w:val="19"/>
               </w:rPr>
-              <w:t>Amount</w:t>
-            </w:r>
-            <w:r>
-              <w:t xml:space="preserve"> / </w:t>
-            </w:r>
+              <w:t>f382a9e8</w:t>
+            </w:r>
+          </w:p>
+        </w:tc>
+        <w:tc>
+          <w:tcPr>
+            <w:tcW w:type="dxa" w:w="1728"/>
+          </w:tcPr>
+          <w:p>
+            <w:r/>
             <w:r>
               <w:rPr>
                 <w:rFonts w:ascii="Consolas" w:hAnsi="Consolas"/>
                 <w:sz w:val="19"/>
               </w:rPr>
-              <w:t>BaseAmount</w:t>
-            </w:r>
-            <w:r>
-              <w:t xml:space="preserve"> tách đúng; phân loại theo </w:t>
-            </w:r>
+              <w:t>cm-source-reference-modal.js</w:t>
+            </w:r>
+          </w:p>
+        </w:tc>
+        <w:tc>
+          <w:tcPr>
+            <w:tcW w:type="dxa" w:w="1728"/>
+          </w:tcPr>
+          <w:p>
+            <w:r/>
+            <w:r>
+              <w:t>thoát ký tự chuỗi nguồn; DO hiện số phiếu, xe · biển số — tài xế; tỷ giá đọc xuôi</w:t>
+            </w:r>
+          </w:p>
+        </w:tc>
+      </w:tr>
+      <w:tr>
+        <w:tc>
+          <w:tcPr>
+            <w:tcW w:type="dxa" w:w="1728"/>
+          </w:tcPr>
+          <w:p>
+            <w:r/>
+            <w:r>
+              <w:t>GLS-QLSX-Web</w:t>
+            </w:r>
+          </w:p>
+        </w:tc>
+        <w:tc>
+          <w:tcPr>
+            <w:tcW w:type="dxa" w:w="1728"/>
+          </w:tcPr>
+          <w:p>
+            <w:r/>
             <w:r>
               <w:rPr>
                 <w:rFonts w:ascii="Consolas" w:hAnsi="Consolas"/>
                 <w:sz w:val="19"/>
               </w:rPr>
+              <w:t>feat/hontunedhai_Laos</w:t>
+            </w:r>
+          </w:p>
+        </w:tc>
+        <w:tc>
+          <w:tcPr>
+            <w:tcW w:type="dxa" w:w="1728"/>
+          </w:tcPr>
+          <w:p>
+            <w:r/>
+            <w:r>
+              <w:rPr>
+                <w:rFonts w:ascii="Consolas" w:hAnsi="Consolas"/>
+                <w:sz w:val="19"/>
+              </w:rPr>
+              <w:t>06a14189</w:t>
+            </w:r>
+          </w:p>
+        </w:tc>
+        <w:tc>
+          <w:tcPr>
+            <w:tcW w:type="dxa" w:w="1728"/>
+          </w:tcPr>
+          <w:p>
+            <w:r/>
+            <w:r>
+              <w:rPr>
+                <w:rFonts w:ascii="Consolas" w:hAnsi="Consolas"/>
+                <w:sz w:val="19"/>
+              </w:rPr>
+              <w:t>cm-payment-upsert.js</w:t>
+            </w:r>
+            <w:r>
+              <w:t xml:space="preserve">, </w:t>
+            </w:r>
+            <w:r>
+              <w:rPr>
+                <w:rFonts w:ascii="Consolas" w:hAnsi="Consolas"/>
+                <w:sz w:val="19"/>
+              </w:rPr>
+              <w:t>cm-receipt-upsert.js</w:t>
+            </w:r>
+            <w:r>
+              <w:t xml:space="preserve">, </w:t>
+            </w:r>
+            <w:r>
+              <w:rPr>
+                <w:rFonts w:ascii="Consolas" w:hAnsi="Consolas"/>
+                <w:sz w:val="19"/>
+              </w:rPr>
+              <w:t>CMPaymentReceiptController.cs</w:t>
+            </w:r>
+            <w:r>
+              <w:t xml:space="preserve"> (BFF)</w:t>
+            </w:r>
+          </w:p>
+        </w:tc>
+        <w:tc>
+          <w:tcPr>
+            <w:tcW w:type="dxa" w:w="1728"/>
+          </w:tcPr>
+          <w:p>
+            <w:r/>
+            <w:r>
+              <w:rPr>
+                <w:rFonts w:ascii="Consolas" w:hAnsi="Consolas"/>
+                <w:sz w:val="19"/>
+              </w:rPr>
+              <w:t>isCash</w:t>
+            </w:r>
+            <w:r>
+              <w:t xml:space="preserve"> theo hình thức thanh toán; tài khoản tiền mặc định tự điền (gửi kèm </w:t>
+            </w:r>
+            <w:r>
+              <w:rPr>
+                <w:rFonts w:ascii="Consolas" w:hAnsi="Consolas"/>
+                <w:sz w:val="19"/>
+              </w:rPr>
+              <w:t>currencyId</w:t>
+            </w:r>
+            <w:r>
+              <w:t xml:space="preserve">); </w:t>
+            </w:r>
+            <w:r>
+              <w:rPr>
+                <w:rFonts w:ascii="Consolas" w:hAnsi="Consolas"/>
+                <w:sz w:val="19"/>
+              </w:rPr>
+              <w:t>Amount</w:t>
+            </w:r>
+            <w:r>
+              <w:t xml:space="preserve"> / </w:t>
+            </w:r>
+            <w:r>
+              <w:rPr>
+                <w:rFonts w:ascii="Consolas" w:hAnsi="Consolas"/>
+                <w:sz w:val="19"/>
+              </w:rPr>
+              <w:t>BaseAmount</w:t>
+            </w:r>
+            <w:r>
+              <w:t xml:space="preserve"> tách đúng; phân loại theo </w:t>
+            </w:r>
+            <w:r>
+              <w:rPr>
+                <w:rFonts w:ascii="Consolas" w:hAnsi="Consolas"/>
+                <w:sz w:val="19"/>
+              </w:rPr>
               <w:t>DOTY_AUTOID</w:t>
             </w:r>
           </w:p>
@@ -3492,27 +4064,75 @@
             <w:r/>
             <w:r>
               <w:rPr>
-                <w:b/>
-              </w:rPr>
-              <w:t>(commit sắp có)</w:t>
-            </w:r>
-          </w:p>
-        </w:tc>
-        <w:tc>
-          <w:tcPr>
-            <w:tcW w:type="dxa" w:w="1728"/>
-          </w:tcPr>
-          <w:p>
-            <w:r/>
-            <w:r>
-              <w:rPr>
                 <w:rFonts w:ascii="Consolas" w:hAnsi="Consolas"/>
                 <w:sz w:val="19"/>
               </w:rPr>
+              <w:t>77bcb0a1</w:t>
+            </w:r>
+          </w:p>
+        </w:tc>
+        <w:tc>
+          <w:tcPr>
+            <w:tcW w:type="dxa" w:w="1728"/>
+          </w:tcPr>
+          <w:p>
+            <w:r/>
+            <w:r>
+              <w:rPr>
+                <w:rFonts w:ascii="Consolas" w:hAnsi="Consolas"/>
+                <w:sz w:val="19"/>
+              </w:rPr>
               <w:t>cm-payment-upsert.js</w:t>
             </w:r>
             <w:r>
-              <w:t xml:space="preserve"> và modal Vụ việc (dự kiến)</w:t>
+              <w:t xml:space="preserve">, </w:t>
+            </w:r>
+            <w:r>
+              <w:rPr>
+                <w:rFonts w:ascii="Consolas" w:hAnsi="Consolas"/>
+                <w:sz w:val="19"/>
+              </w:rPr>
+              <w:t>cm-receipt-upsert.js</w:t>
+            </w:r>
+            <w:r>
+              <w:t xml:space="preserve">, </w:t>
+            </w:r>
+            <w:r>
+              <w:rPr>
+                <w:rFonts w:ascii="Consolas" w:hAnsi="Consolas"/>
+                <w:sz w:val="19"/>
+              </w:rPr>
+              <w:t>cm-source-reference-modal.js</w:t>
+            </w:r>
+            <w:r>
+              <w:t xml:space="preserve">, </w:t>
+            </w:r>
+            <w:r>
+              <w:rPr>
+                <w:rFonts w:ascii="Consolas" w:hAnsi="Consolas"/>
+                <w:sz w:val="19"/>
+              </w:rPr>
+              <w:t>Backend/Base/Localization/vi.json</w:t>
+            </w:r>
+            <w:r>
+              <w:t xml:space="preserve"> · </w:t>
+            </w:r>
+            <w:r>
+              <w:rPr>
+                <w:rFonts w:ascii="Consolas" w:hAnsi="Consolas"/>
+                <w:sz w:val="19"/>
+              </w:rPr>
+              <w:t>en.json</w:t>
+            </w:r>
+            <w:r>
+              <w:t xml:space="preserve"> · </w:t>
+            </w:r>
+            <w:r>
+              <w:rPr>
+                <w:rFonts w:ascii="Consolas" w:hAnsi="Consolas"/>
+                <w:sz w:val="19"/>
+              </w:rPr>
+              <w:t>lo.json</w:t>
             </w:r>
           </w:p>
         </w:tc>
@@ -3523,13 +4143,26 @@
           <w:p>
             <w:r/>
             <w:r>
-              <w:t xml:space="preserve">sửa lỗi phiếu 59 "Chi trước"; chặn XSS ở modal Vụ việc. </w:t>
+              <w:t xml:space="preserve">loại phiếu không đổi ngầm: chỉ 58/60, 15/17 sửa được; 57, </w:t>
             </w:r>
             <w:r>
               <w:rPr>
                 <w:b/>
               </w:rPr>
-              <w:t>Bên em điền mã commit vào đây khi xong</w:t>
+              <w:t>59 "Chi trước"</w:t>
+            </w:r>
+            <w:r>
+              <w:t xml:space="preserve">, 68, 14, 16 mở chỉ xem, không mất dòng; hình thức thanh toán không rõ thì chặn lưu; đổi tài khoản tiền theo cờ </w:t>
+            </w:r>
+            <w:r>
+              <w:rPr>
+                <w:rFonts w:ascii="Consolas" w:hAnsi="Consolas"/>
+                <w:sz w:val="19"/>
+              </w:rPr>
+              <w:t>moneyAccountIsDefault</w:t>
+            </w:r>
+            <w:r>
+              <w:t>; dòng đã lưu giữ nguyên quy đổi API trả; modal Vụ việc thoát ký tự cả DEAL / QUOTE và câu lỗi (XSS)</w:t>
             </w:r>
           </w:p>
         </w:tc>
@@ -3555,13 +4188,7 @@
         <w:jc w:val="both"/>
       </w:pPr>
       <w:r>
-        <w:rPr>
-          <w:b/>
-        </w:rPr>
-        <w:t>WEB nên chờ commit sắp có</w:t>
-      </w:r>
-      <w:r>
-        <w:t xml:space="preserve"> rồi mới publish (anh quyết). API publish trước được: API mới chạy được với WEB cũ.</w:t>
+        <w:t>API và WEB publish được ngay; API publish trước cũng được: API mới chạy được với WEB cũ.</w:t>
       </w:r>
     </w:p>
     <w:p>
@@ -3578,7 +4205,7 @@
         <w:t>không</w:t>
       </w:r>
       <w:r>
-        <w:t xml:space="preserve"> đi theo commit, anh đừng lấy:</w:t>
+        <w:t xml:space="preserve"> đi theo commit, đừng lấy:</w:t>
       </w:r>
     </w:p>
     <w:p>
@@ -3614,17 +4241,91 @@
         <w:pStyle w:val="ListBullet"/>
       </w:pPr>
       <w:r>
-        <w:t xml:space="preserve">API </w:t>
+        <w:t xml:space="preserve">WEB </w:t>
       </w:r>
       <w:r>
         <w:rPr>
           <w:rFonts w:ascii="Consolas" w:hAnsi="Consolas"/>
           <w:sz w:val="19"/>
         </w:rPr>
+        <w:t>cm-payment-upsert.js</w:t>
+      </w:r>
+      <w:r>
+        <w:t xml:space="preserve">, </w:t>
+      </w:r>
+      <w:r>
+        <w:rPr>
+          <w:rFonts w:ascii="Consolas" w:hAnsi="Consolas"/>
+          <w:sz w:val="19"/>
+        </w:rPr>
+        <w:t>cm-receipt-upsert.js</w:t>
+      </w:r>
+      <w:r>
+        <w:t xml:space="preserve"> bản đang sửa ở máy bên em (sau </w:t>
+      </w:r>
+      <w:r>
+        <w:rPr>
+          <w:rFonts w:ascii="Consolas" w:hAnsi="Consolas"/>
+          <w:sz w:val="19"/>
+        </w:rPr>
+        <w:t>77bcb0a1</w:t>
+      </w:r>
+      <w:r>
+        <w:t xml:space="preserve">, chưa commit) — </w:t>
+      </w:r>
+      <w:r>
+        <w:rPr>
+          <w:b/>
+        </w:rPr>
+        <w:t>đang chốt</w:t>
+      </w:r>
+      <w:r>
+        <w:t>; publish đúng commit, không lấy bản ở máy;</w:t>
+      </w:r>
+    </w:p>
+    <w:p>
+      <w:pPr>
+        <w:pStyle w:val="ListBullet"/>
+      </w:pPr>
+      <w:r>
+        <w:t xml:space="preserve">API </w:t>
+      </w:r>
+      <w:r>
+        <w:rPr>
+          <w:rFonts w:ascii="Consolas" w:hAnsi="Consolas"/>
+          <w:sz w:val="19"/>
+        </w:rPr>
         <w:t>Backend.API/Backend.API.csproj</w:t>
       </w:r>
       <w:r>
         <w:t>: thay đổi có từ trước, bên em không đụng;</w:t>
+      </w:r>
+    </w:p>
+    <w:p>
+      <w:pPr>
+        <w:pStyle w:val="ListBullet"/>
+      </w:pPr>
+      <w:r>
+        <w:t xml:space="preserve">API </w:t>
+      </w:r>
+      <w:r>
+        <w:rPr>
+          <w:rFonts w:ascii="Consolas" w:hAnsi="Consolas"/>
+          <w:sz w:val="19"/>
+        </w:rPr>
+        <w:t>Database/Scripts/20261001_audit_redact_secrets.sql</w:t>
+      </w:r>
+      <w:r>
+        <w:t xml:space="preserve"> (che bí mật trong dòng audit cũ): đang viết, chưa commit — </w:t>
+      </w:r>
+      <w:r>
+        <w:rPr>
+          <w:b/>
+        </w:rPr>
+        <w:t>đang chốt</w:t>
+      </w:r>
+      <w:r>
+        <w:t xml:space="preserve"> (mục 12);</w:t>
       </w:r>
     </w:p>
     <w:p>
@@ -3718,7 +4419,7 @@
               <w:rPr>
                 <w:b/>
               </w:rPr>
-              <w:t>Anh làm</w:t>
+              <w:t>Bên triển khai (cần quyền host)</w:t>
             </w:r>
           </w:p>
         </w:tc>
@@ -3946,7 +4647,7 @@
           <w:rFonts w:ascii="Consolas" w:hAnsi="Consolas"/>
           <w:sz w:val="18"/>
         </w:rPr>
-        <w:t>git log --oneline -5</w:t>
+        <w:t>git log --oneline -7</w:t>
       </w:r>
     </w:p>
     <w:p/>
@@ -3985,6 +4686,32 @@
           <w:rFonts w:ascii="Consolas" w:hAnsi="Consolas"/>
           <w:sz w:val="18"/>
         </w:rPr>
+        <w:t>ae0e7f6 Phiếu thu/chi: máy chủ tự tính quy đổi từng dòng trước khi cộng tổng header</w:t>
+      </w:r>
+    </w:p>
+    <w:p>
+      <w:pPr>
+        <w:spacing w:after="0"/>
+        <w:ind w:left="360"/>
+      </w:pPr>
+      <w:r>
+        <w:rPr>
+          <w:rFonts w:ascii="Consolas" w:hAnsi="Consolas"/>
+          <w:sz w:val="18"/>
+        </w:rPr>
+        <w:t>ed5aa0e Nhật ký kiểm toán API: hết "Đặt log sai" (CancellationToken), che mật khẩu / token / khoá trong payload</w:t>
+      </w:r>
+    </w:p>
+    <w:p>
+      <w:pPr>
+        <w:spacing w:after="0"/>
+        <w:ind w:left="360"/>
+      </w:pPr>
+      <w:r>
+        <w:rPr>
+          <w:rFonts w:ascii="Consolas" w:hAnsi="Consolas"/>
+          <w:sz w:val="18"/>
+        </w:rPr>
         <w:t>ce95b3c Theo chuẩn QLSX: nguồn DO ra Application service + client typed; máy chủ tự tính tổng header phiếu thu/chi</w:t>
       </w:r>
     </w:p>
@@ -4127,7 +4854,7 @@
           <w:rFonts w:ascii="Consolas" w:hAnsi="Consolas"/>
           <w:sz w:val="18"/>
         </w:rPr>
-        <w:t>git log --oneline -4</w:t>
+        <w:t>git log --oneline -5</w:t>
       </w:r>
     </w:p>
     <w:p/>
@@ -4143,7 +4870,7 @@
           <w:rFonts w:ascii="Consolas" w:hAnsi="Consolas"/>
           <w:sz w:val="19"/>
         </w:rPr>
-        <w:t>7e14421c</w:t>
+        <w:t>77bcb0a1</w:t>
       </w:r>
       <w:r>
         <w:t xml:space="preserve">, </w:t>
@@ -4153,7 +4880,7 @@
           <w:rFonts w:ascii="Consolas" w:hAnsi="Consolas"/>
           <w:sz w:val="19"/>
         </w:rPr>
-        <w:t>06a14189</w:t>
+        <w:t>7e14421c</w:t>
       </w:r>
       <w:r>
         <w:t xml:space="preserve">, </w:t>
@@ -4163,20 +4890,30 @@
           <w:rFonts w:ascii="Consolas" w:hAnsi="Consolas"/>
           <w:sz w:val="19"/>
         </w:rPr>
-        <w:t>f382a9e8</w:t>
-      </w:r>
-      <w:r>
-        <w:t xml:space="preserve">, rồi </w:t>
+        <w:t>06a14189</w:t>
+      </w:r>
+      <w:r>
+        <w:t xml:space="preserve">, </w:t>
       </w:r>
       <w:r>
         <w:rPr>
           <w:rFonts w:ascii="Consolas" w:hAnsi="Consolas"/>
           <w:sz w:val="19"/>
         </w:rPr>
+        <w:t>f382a9e8</w:t>
+      </w:r>
+      <w:r>
+        <w:t xml:space="preserve">, rồi </w:t>
+      </w:r>
+      <w:r>
+        <w:rPr>
+          <w:rFonts w:ascii="Consolas" w:hAnsi="Consolas"/>
+          <w:sz w:val="19"/>
+        </w:rPr>
         <w:t>de04913f</w:t>
       </w:r>
       <w:r>
-        <w:t>. Khi có commit sắp có, nó nằm trên cùng.</w:t>
+        <w:t>.</w:t>
       </w:r>
     </w:p>
     <w:p>
@@ -4252,7 +4989,7 @@
         <w:jc w:val="both"/>
       </w:pPr>
       <w:r>
-        <w:t xml:space="preserve">Anh triển khai từ nhánh khác </w:t>
+        <w:t xml:space="preserve">Triển khai từ nhánh khác </w:t>
       </w:r>
       <w:r>
         <w:rPr>
@@ -4273,6 +5010,690 @@
       </w:r>
       <w:r>
         <w:t>.</w:t>
+      </w:r>
+    </w:p>
+    <w:p>
+      <w:pPr>
+        <w:pStyle w:val="Heading2"/>
+      </w:pPr>
+      <w:r>
+        <w:t>1.5. Kho tạm (EPL_KETOAN) — đi cùng đợt này, bên EPL làm</w:t>
+      </w:r>
+    </w:p>
+    <w:p>
+      <w:pPr>
+        <w:jc w:val="both"/>
+      </w:pPr>
+      <w:r>
+        <w:t xml:space="preserve">Kho tạm là máy riêng của bên EPL (cổng </w:t>
+      </w:r>
+      <w:r>
+        <w:rPr>
+          <w:b/>
+        </w:rPr>
+        <w:t>8030</w:t>
+      </w:r>
+      <w:r>
+        <w:t xml:space="preserve">; máy thử 8031), </w:t>
+      </w:r>
+      <w:r>
+        <w:rPr>
+          <w:b/>
+        </w:rPr>
+        <w:t>không</w:t>
+      </w:r>
+      <w:r>
+        <w:t xml:space="preserve"> nằm trên host. Anh không phải làm gì ở đây; mục này để biết trả chủ xe phụ thuộc gì.</w:t>
+      </w:r>
+    </w:p>
+    <w:tbl>
+      <w:tblPr>
+        <w:tblStyle w:val="LightGrid-Accent1"/>
+        <w:tblW w:type="auto" w:w="0"/>
+        <w:tblLook w:firstColumn="1" w:firstRow="1" w:lastColumn="0" w:lastRow="0" w:noHBand="0" w:noVBand="1" w:val="04A0"/>
+      </w:tblPr>
+      <w:tblGrid>
+        <w:gridCol w:w="1728"/>
+        <w:gridCol w:w="1728"/>
+        <w:gridCol w:w="1728"/>
+        <w:gridCol w:w="1728"/>
+        <w:gridCol w:w="1728"/>
+      </w:tblGrid>
+      <w:tr>
+        <w:tc>
+          <w:tcPr>
+            <w:tcW w:type="dxa" w:w="1728"/>
+          </w:tcPr>
+          <w:p>
+            <w:r>
+              <w:rPr>
+                <w:b/>
+              </w:rPr>
+            </w:r>
+            <w:r>
+              <w:rPr>
+                <w:b/>
+              </w:rPr>
+              <w:t>Repo</w:t>
+            </w:r>
+          </w:p>
+        </w:tc>
+        <w:tc>
+          <w:tcPr>
+            <w:tcW w:type="dxa" w:w="1728"/>
+          </w:tcPr>
+          <w:p>
+            <w:r>
+              <w:rPr>
+                <w:b/>
+              </w:rPr>
+            </w:r>
+            <w:r>
+              <w:rPr>
+                <w:b/>
+              </w:rPr>
+              <w:t>Nhánh</w:t>
+            </w:r>
+          </w:p>
+        </w:tc>
+        <w:tc>
+          <w:tcPr>
+            <w:tcW w:type="dxa" w:w="1728"/>
+          </w:tcPr>
+          <w:p>
+            <w:r>
+              <w:rPr>
+                <w:b/>
+              </w:rPr>
+            </w:r>
+            <w:r>
+              <w:rPr>
+                <w:b/>
+              </w:rPr>
+              <w:t>Commit</w:t>
+            </w:r>
+          </w:p>
+        </w:tc>
+        <w:tc>
+          <w:tcPr>
+            <w:tcW w:type="dxa" w:w="1728"/>
+          </w:tcPr>
+          <w:p>
+            <w:r>
+              <w:rPr>
+                <w:b/>
+              </w:rPr>
+            </w:r>
+            <w:r>
+              <w:rPr>
+                <w:b/>
+              </w:rPr>
+              <w:t>Tệp</w:t>
+            </w:r>
+          </w:p>
+        </w:tc>
+        <w:tc>
+          <w:tcPr>
+            <w:tcW w:type="dxa" w:w="1728"/>
+          </w:tcPr>
+          <w:p>
+            <w:r>
+              <w:rPr>
+                <w:b/>
+              </w:rPr>
+            </w:r>
+            <w:r>
+              <w:rPr>
+                <w:b/>
+              </w:rPr>
+              <w:t>Nội dung</w:t>
+            </w:r>
+          </w:p>
+        </w:tc>
+      </w:tr>
+      <w:tr>
+        <w:tc>
+          <w:tcPr>
+            <w:tcW w:type="dxa" w:w="1728"/>
+          </w:tcPr>
+          <w:p>
+            <w:r/>
+            <w:r>
+              <w:t>EPL_KETOAN</w:t>
+            </w:r>
+          </w:p>
+        </w:tc>
+        <w:tc>
+          <w:tcPr>
+            <w:tcW w:type="dxa" w:w="1728"/>
+          </w:tcPr>
+          <w:p>
+            <w:r/>
+            <w:r>
+              <w:rPr>
+                <w:rFonts w:ascii="Consolas" w:hAnsi="Consolas"/>
+                <w:sz w:val="19"/>
+              </w:rPr>
+              <w:t>doi-kho-sang-ke-toan</w:t>
+            </w:r>
+            <w:r>
+              <w:t xml:space="preserve"> (chưa push)</w:t>
+            </w:r>
+          </w:p>
+        </w:tc>
+        <w:tc>
+          <w:tcPr>
+            <w:tcW w:type="dxa" w:w="1728"/>
+          </w:tcPr>
+          <w:p>
+            <w:r/>
+            <w:r>
+              <w:rPr>
+                <w:rFonts w:ascii="Consolas" w:hAnsi="Consolas"/>
+                <w:sz w:val="19"/>
+              </w:rPr>
+              <w:t>1d8d91c</w:t>
+            </w:r>
+          </w:p>
+        </w:tc>
+        <w:tc>
+          <w:tcPr>
+            <w:tcW w:type="dxa" w:w="1728"/>
+          </w:tcPr>
+          <w:p>
+            <w:r/>
+            <w:r>
+              <w:rPr>
+                <w:rFonts w:ascii="Consolas" w:hAnsi="Consolas"/>
+                <w:sz w:val="19"/>
+              </w:rPr>
+              <w:t>backend/app/routes/ban_hang.py</w:t>
+            </w:r>
+            <w:r>
+              <w:t xml:space="preserve">, </w:t>
+            </w:r>
+            <w:r>
+              <w:rPr>
+                <w:rFonts w:ascii="Consolas" w:hAnsi="Consolas"/>
+                <w:sz w:val="19"/>
+              </w:rPr>
+              <w:t>kiem/thu_tru_hang_chu_xe.py</w:t>
+            </w:r>
+            <w:r>
+              <w:t xml:space="preserve"> (mới)</w:t>
+            </w:r>
+          </w:p>
+        </w:tc>
+        <w:tc>
+          <w:tcPr>
+            <w:tcW w:type="dxa" w:w="1728"/>
+          </w:tcPr>
+          <w:p>
+            <w:r/>
+            <w:r>
+              <w:t>ba đường máy cho trang điều xe trừ hàng chủ xe mua ở quầy vào tiền trả chủ xe</w:t>
+            </w:r>
+          </w:p>
+        </w:tc>
+      </w:tr>
+    </w:tbl>
+    <w:p/>
+    <w:p>
+      <w:pPr>
+        <w:jc w:val="both"/>
+      </w:pPr>
+      <w:r>
+        <w:t xml:space="preserve">Ba đường (khoá máy </w:t>
+      </w:r>
+      <w:r>
+        <w:rPr>
+          <w:rFonts w:ascii="Consolas" w:hAnsi="Consolas"/>
+          <w:sz w:val="19"/>
+        </w:rPr>
+        <w:t>may_dieu_xe_goi</w:t>
+      </w:r>
+      <w:r>
+        <w:t>, như các đường kho khác; không có script DB):</w:t>
+      </w:r>
+    </w:p>
+    <w:tbl>
+      <w:tblPr>
+        <w:tblStyle w:val="LightGrid-Accent1"/>
+        <w:tblW w:type="auto" w:w="0"/>
+        <w:tblLook w:firstColumn="1" w:firstRow="1" w:lastColumn="0" w:lastRow="0" w:noHBand="0" w:noVBand="1" w:val="04A0"/>
+      </w:tblPr>
+      <w:tblGrid>
+        <w:gridCol w:w="2880"/>
+        <w:gridCol w:w="2880"/>
+        <w:gridCol w:w="2880"/>
+      </w:tblGrid>
+      <w:tr>
+        <w:tc>
+          <w:tcPr>
+            <w:tcW w:type="dxa" w:w="2880"/>
+          </w:tcPr>
+          <w:p>
+            <w:r>
+              <w:rPr>
+                <w:b/>
+              </w:rPr>
+            </w:r>
+            <w:r>
+              <w:rPr>
+                <w:b/>
+              </w:rPr>
+              <w:t>Đường</w:t>
+            </w:r>
+          </w:p>
+        </w:tc>
+        <w:tc>
+          <w:tcPr>
+            <w:tcW w:type="dxa" w:w="2880"/>
+          </w:tcPr>
+          <w:p>
+            <w:r>
+              <w:rPr>
+                <w:b/>
+              </w:rPr>
+            </w:r>
+            <w:r>
+              <w:rPr>
+                <w:b/>
+              </w:rPr>
+              <w:t>Làm gì</w:t>
+            </w:r>
+          </w:p>
+        </w:tc>
+        <w:tc>
+          <w:tcPr>
+            <w:tcW w:type="dxa" w:w="2880"/>
+          </w:tcPr>
+          <w:p>
+            <w:r>
+              <w:rPr>
+                <w:b/>
+              </w:rPr>
+            </w:r>
+            <w:r>
+              <w:rPr>
+                <w:b/>
+              </w:rPr>
+              <w:t>Lỗi</w:t>
+            </w:r>
+          </w:p>
+        </w:tc>
+      </w:tr>
+      <w:tr>
+        <w:tc>
+          <w:tcPr>
+            <w:tcW w:type="dxa" w:w="2880"/>
+          </w:tcPr>
+          <w:p>
+            <w:r/>
+            <w:r>
+              <w:rPr>
+                <w:rFonts w:ascii="Consolas" w:hAnsi="Consolas"/>
+                <w:sz w:val="19"/>
+              </w:rPr>
+              <w:t>GET /api/lien-thong/ban-hang/cho-tru?owner_id=</w:t>
+            </w:r>
+          </w:p>
+        </w:tc>
+        <w:tc>
+          <w:tcPr>
+            <w:tcW w:type="dxa" w:w="2880"/>
+          </w:tcPr>
+          <w:p>
+            <w:r/>
+            <w:r>
+              <w:t>phiếu bán của chủ xe chưa trừ, chưa thu — cũ trước</w:t>
+            </w:r>
+          </w:p>
+        </w:tc>
+        <w:tc>
+          <w:tcPr>
+            <w:tcW w:type="dxa" w:w="2880"/>
+          </w:tcPr>
+          <w:p>
+            <w:r/>
+            <w:r>
+              <w:t xml:space="preserve">422 </w:t>
+            </w:r>
+            <w:r>
+              <w:rPr>
+                <w:rFonts w:ascii="Consolas" w:hAnsi="Consolas"/>
+                <w:sz w:val="19"/>
+              </w:rPr>
+              <w:t>THIEU_CHU_XE</w:t>
+            </w:r>
+          </w:p>
+        </w:tc>
+      </w:tr>
+      <w:tr>
+        <w:tc>
+          <w:tcPr>
+            <w:tcW w:type="dxa" w:w="2880"/>
+          </w:tcPr>
+          <w:p>
+            <w:r/>
+            <w:r>
+              <w:rPr>
+                <w:rFonts w:ascii="Consolas" w:hAnsi="Consolas"/>
+                <w:sz w:val="19"/>
+              </w:rPr>
+              <w:t>POST /api/lien-thong/ban-hang/tru</w:t>
+            </w:r>
+            <w:r>
+              <w:t xml:space="preserve"> </w:t>
+            </w:r>
+            <w:r>
+              <w:rPr>
+                <w:rFonts w:ascii="Consolas" w:hAnsi="Consolas"/>
+                <w:sz w:val="19"/>
+              </w:rPr>
+              <w:t>{sale_ids, ma, ma_cu?, owner_id?}</w:t>
+            </w:r>
+          </w:p>
+        </w:tc>
+        <w:tc>
+          <w:tcPr>
+            <w:tcW w:type="dxa" w:w="2880"/>
+          </w:tcPr>
+          <w:p>
+            <w:r/>
+            <w:r>
+              <w:t xml:space="preserve">lúc lập đề nghị: </w:t>
+            </w:r>
+            <w:r>
+              <w:rPr>
+                <w:b/>
+              </w:rPr>
+              <w:t>giữ chỗ</w:t>
+            </w:r>
+            <w:r>
+              <w:t xml:space="preserve"> </w:t>
+            </w:r>
+            <w:r>
+              <w:rPr>
+                <w:rFonts w:ascii="Consolas" w:hAnsi="Consolas"/>
+                <w:sz w:val="19"/>
+              </w:rPr>
+              <w:t>ma = "TUNE-CHO:&lt;số đề nghị&gt;"</w:t>
+            </w:r>
+            <w:r>
+              <w:t xml:space="preserve">; khi thủ quỹ bên anh đã chi: </w:t>
+            </w:r>
+            <w:r>
+              <w:rPr>
+                <w:b/>
+              </w:rPr>
+              <w:t>chốt</w:t>
+            </w:r>
+            <w:r>
+              <w:t xml:space="preserve"> </w:t>
+            </w:r>
+            <w:r>
+              <w:rPr>
+                <w:rFonts w:ascii="Consolas" w:hAnsi="Consolas"/>
+                <w:sz w:val="19"/>
+              </w:rPr>
+              <w:t>ma = "TUNE:&lt;số phiếu chi&gt;"</w:t>
+            </w:r>
+            <w:r>
+              <w:t xml:space="preserve">, </w:t>
+            </w:r>
+            <w:r>
+              <w:rPr>
+                <w:rFonts w:ascii="Consolas" w:hAnsi="Consolas"/>
+                <w:sz w:val="19"/>
+              </w:rPr>
+              <w:t>ma_cu</w:t>
+            </w:r>
+            <w:r>
+              <w:t xml:space="preserve"> = mã giữ chỗ. Gọi lại cùng mã vô hại</w:t>
+            </w:r>
+          </w:p>
+        </w:tc>
+        <w:tc>
+          <w:tcPr>
+            <w:tcW w:type="dxa" w:w="2880"/>
+          </w:tcPr>
+          <w:p>
+            <w:r/>
+            <w:r>
+              <w:t xml:space="preserve">409 </w:t>
+            </w:r>
+            <w:r>
+              <w:rPr>
+                <w:rFonts w:ascii="Consolas" w:hAnsi="Consolas"/>
+                <w:sz w:val="19"/>
+              </w:rPr>
+              <w:t>DA_TRU</w:t>
+            </w:r>
+            <w:r>
+              <w:t xml:space="preserve"> / </w:t>
+            </w:r>
+            <w:r>
+              <w:rPr>
+                <w:rFonts w:ascii="Consolas" w:hAnsi="Consolas"/>
+                <w:sz w:val="19"/>
+              </w:rPr>
+              <w:t>DA_THU</w:t>
+            </w:r>
+            <w:r>
+              <w:t xml:space="preserve"> / </w:t>
+            </w:r>
+            <w:r>
+              <w:rPr>
+                <w:rFonts w:ascii="Consolas" w:hAnsi="Consolas"/>
+                <w:sz w:val="19"/>
+              </w:rPr>
+              <w:t>KHAC_CHU_XE</w:t>
+            </w:r>
+            <w:r>
+              <w:t xml:space="preserve">; 404 </w:t>
+            </w:r>
+            <w:r>
+              <w:rPr>
+                <w:rFonts w:ascii="Consolas" w:hAnsi="Consolas"/>
+                <w:sz w:val="19"/>
+              </w:rPr>
+              <w:t>KHONG_THAY</w:t>
+            </w:r>
+            <w:r>
+              <w:t xml:space="preserve">; 422 </w:t>
+            </w:r>
+            <w:r>
+              <w:rPr>
+                <w:rFonts w:ascii="Consolas" w:hAnsi="Consolas"/>
+                <w:sz w:val="19"/>
+              </w:rPr>
+              <w:t>MA_SAI</w:t>
+            </w:r>
+          </w:p>
+        </w:tc>
+      </w:tr>
+      <w:tr>
+        <w:tc>
+          <w:tcPr>
+            <w:tcW w:type="dxa" w:w="2880"/>
+          </w:tcPr>
+          <w:p>
+            <w:r/>
+            <w:r>
+              <w:rPr>
+                <w:rFonts w:ascii="Consolas" w:hAnsi="Consolas"/>
+                <w:sz w:val="19"/>
+              </w:rPr>
+              <w:t>POST /api/lien-thong/ban-hang/bo-tru</w:t>
+            </w:r>
+            <w:r>
+              <w:t xml:space="preserve"> </w:t>
+            </w:r>
+            <w:r>
+              <w:rPr>
+                <w:rFonts w:ascii="Consolas" w:hAnsi="Consolas"/>
+                <w:sz w:val="19"/>
+              </w:rPr>
+              <w:t>{ma}</w:t>
+            </w:r>
+          </w:p>
+        </w:tc>
+        <w:tc>
+          <w:tcPr>
+            <w:tcW w:type="dxa" w:w="2880"/>
+          </w:tcPr>
+          <w:p>
+            <w:r/>
+            <w:r>
+              <w:t xml:space="preserve">đề nghị bị bỏ: phiếu đang giữ chỗ về chờ trừ. Chỉ gỡ mã </w:t>
+            </w:r>
+            <w:r>
+              <w:rPr>
+                <w:rFonts w:ascii="Consolas" w:hAnsi="Consolas"/>
+                <w:sz w:val="19"/>
+              </w:rPr>
+              <w:t>TUNE-CHO:</w:t>
+            </w:r>
+          </w:p>
+        </w:tc>
+        <w:tc>
+          <w:tcPr>
+            <w:tcW w:type="dxa" w:w="2880"/>
+          </w:tcPr>
+          <w:p>
+            <w:r/>
+            <w:r>
+              <w:t xml:space="preserve">409 </w:t>
+            </w:r>
+            <w:r>
+              <w:rPr>
+                <w:rFonts w:ascii="Consolas" w:hAnsi="Consolas"/>
+                <w:sz w:val="19"/>
+              </w:rPr>
+              <w:t>DA_CHOT</w:t>
+            </w:r>
+            <w:r>
+              <w:t xml:space="preserve"> khi mã là </w:t>
+            </w:r>
+            <w:r>
+              <w:rPr>
+                <w:rFonts w:ascii="Consolas" w:hAnsi="Consolas"/>
+                <w:sz w:val="19"/>
+              </w:rPr>
+              <w:t>TUNE:</w:t>
+            </w:r>
+            <w:r>
+              <w:t xml:space="preserve"> (tiền đã đi)</w:t>
+            </w:r>
+          </w:p>
+        </w:tc>
+      </w:tr>
+    </w:tbl>
+    <w:p/>
+    <w:p>
+      <w:pPr>
+        <w:jc w:val="both"/>
+      </w:pPr>
+      <w:r>
+        <w:t xml:space="preserve">Trang điều xe gọi ba đường này khi lập / bỏ / đọc lại đề nghị trả chủ xe. Khi phiếu chi đã chi, trang điều xe chốt phiếu bán và ghi bút toán chờ </w:t>
+      </w:r>
+      <w:r>
+        <w:rPr>
+          <w:rFonts w:ascii="Consolas" w:hAnsi="Consolas"/>
+          <w:sz w:val="19"/>
+        </w:rPr>
+        <w:t>ban_chu_xe</w:t>
+      </w:r>
+      <w:r>
+        <w:t xml:space="preserve"> (Nợ 4022 / Có 707, mục 1.1).</w:t>
+      </w:r>
+    </w:p>
+    <w:p>
+      <w:pPr>
+        <w:jc w:val="both"/>
+      </w:pPr>
+      <w:r>
+        <w:rPr>
+          <w:b/>
+        </w:rPr>
+        <w:t>Kho tạm tắt hoặc chưa có `1d8d91c`:</w:t>
+      </w:r>
+      <w:r>
+        <w:t xml:space="preserve"> lập đề nghị trả chủ xe báo 503 </w:t>
+      </w:r>
+      <w:r>
+        <w:rPr>
+          <w:rFonts w:ascii="Consolas" w:hAnsi="Consolas"/>
+          <w:sz w:val="19"/>
+        </w:rPr>
+        <w:t>CHUA_NOI_KE_TOAN</w:t>
+      </w:r>
+      <w:r>
+        <w:t xml:space="preserve"> (hoặc lỗi kho tạm trả về) — </w:t>
+      </w:r>
+      <w:r>
+        <w:rPr>
+          <w:b/>
+        </w:rPr>
+        <w:t>chặn</w:t>
+      </w:r>
+      <w:r>
+        <w:t>, không trả dư cho chủ xe. Các luồng khác (SO, tạm ứng, chi mục, tất toán, nhà cung cấp) không qua kho tạm.</w:t>
+      </w:r>
+    </w:p>
+    <w:p>
+      <w:pPr>
+        <w:jc w:val="both"/>
+      </w:pPr>
+      <w:r>
+        <w:rPr>
+          <w:b/>
+        </w:rPr>
+        <w:t>Triển khai</w:t>
+      </w:r>
+      <w:r>
+        <w:t xml:space="preserve"> (bên EPL, trên máy kho tạm): lấy nhánh </w:t>
+      </w:r>
+      <w:r>
+        <w:rPr>
+          <w:rFonts w:ascii="Consolas" w:hAnsi="Consolas"/>
+          <w:sz w:val="19"/>
+        </w:rPr>
+        <w:t>doi-kho-sang-ke-toan</w:t>
+      </w:r>
+      <w:r>
+        <w:t xml:space="preserve"> tới </w:t>
+      </w:r>
+      <w:r>
+        <w:rPr>
+          <w:rFonts w:ascii="Consolas" w:hAnsi="Consolas"/>
+          <w:sz w:val="19"/>
+        </w:rPr>
+        <w:t>1d8d91c</w:t>
+      </w:r>
+      <w:r>
+        <w:t>, khởi động lại kho tạm (</w:t>
+      </w:r>
+      <w:r>
+        <w:rPr>
+          <w:rFonts w:ascii="Consolas" w:hAnsi="Consolas"/>
+          <w:sz w:val="19"/>
+        </w:rPr>
+        <w:t>chay.bat</w:t>
+      </w:r>
+      <w:r>
+        <w:t xml:space="preserve">, cổng 8030), chạy </w:t>
+      </w:r>
+      <w:r>
+        <w:rPr>
+          <w:rFonts w:ascii="Consolas" w:hAnsi="Consolas"/>
+          <w:sz w:val="19"/>
+        </w:rPr>
+        <w:t>python -X utf8 kiem/thu_tru_hang_chu_xe.py</w:t>
+      </w:r>
+      <w:r>
+        <w:t xml:space="preserve"> vào máy thử trước (8031: đạt 01/10).</w:t>
       </w:r>
     </w:p>
     <w:p>
@@ -4446,10 +5867,30 @@
           <w:rFonts w:ascii="Consolas" w:hAnsi="Consolas"/>
           <w:sz w:val="19"/>
         </w:rPr>
+        <w:t>vi.json</w:t>
+      </w:r>
+      <w:r>
+        <w:t xml:space="preserve">, </w:t>
+      </w:r>
+      <w:r>
+        <w:rPr>
+          <w:rFonts w:ascii="Consolas" w:hAnsi="Consolas"/>
+          <w:sz w:val="19"/>
+        </w:rPr>
+        <w:t>en.json</w:t>
+      </w:r>
+      <w:r>
+        <w:t xml:space="preserve">, </w:t>
+      </w:r>
+      <w:r>
+        <w:rPr>
+          <w:rFonts w:ascii="Consolas" w:hAnsi="Consolas"/>
+          <w:sz w:val="19"/>
+        </w:rPr>
         <w:t>lo.json</w:t>
       </w:r>
       <w:r>
-        <w:t xml:space="preserve"> (bản dịch tiếng Lào) đi theo gói như mọi lần.</w:t>
+        <w:t xml:space="preserve"> (bản dịch) đi theo gói như mọi lần.</w:t>
       </w:r>
     </w:p>
     <w:p>
@@ -4590,7 +6031,16 @@
         <w:jc w:val="both"/>
       </w:pPr>
       <w:r>
-        <w:t>Chọn một trong hai cách. Anh quyết:</w:t>
+        <w:t xml:space="preserve">Chọn một trong hai cách (người publish — </w:t>
+      </w:r>
+      <w:r>
+        <w:rPr>
+          <w:b/>
+        </w:rPr>
+        <w:t>cần quyền host</w:t>
+      </w:r>
+      <w:r>
+        <w:t>):</w:t>
       </w:r>
     </w:p>
     <w:p>
@@ -5392,26 +6842,27 @@
               <w:t>846</w:t>
             </w:r>
             <w:r>
-              <w:t xml:space="preserve"> nếu còn dùng; thêm </w:t>
+              <w:t xml:space="preserve"> (tài khoản </w:t>
             </w:r>
             <w:r>
               <w:rPr>
                 <w:rFonts w:ascii="Consolas" w:hAnsi="Consolas"/>
                 <w:sz w:val="19"/>
               </w:rPr>
+              <w:t>tune</w:t>
+            </w:r>
+            <w:r>
+              <w:t xml:space="preserve">, trang điều xe đang dùng); nếu sau này có tài khoản tích hợp (tuỳ chọn, mục 6) thì thêm </w:t>
+            </w:r>
+            <w:r>
+              <w:rPr>
+                <w:rFonts w:ascii="Consolas" w:hAnsi="Consolas"/>
+                <w:sz w:val="19"/>
+              </w:rPr>
               <w:t>UserId</w:t>
             </w:r>
             <w:r>
-              <w:t xml:space="preserve"> tài khoản tích hợp </w:t>
-            </w:r>
-            <w:r>
-              <w:rPr>
-                <w:b/>
-              </w:rPr>
-              <w:t>trên DB host</w:t>
-            </w:r>
-            <w:r>
-              <w:t xml:space="preserve"> (mục 6)</w:t>
+              <w:t xml:space="preserve"> của nó</w:t>
             </w:r>
           </w:p>
         </w:tc>
@@ -5632,24 +7083,24 @@
         <w:t>Host đã có mục `LogisticsSalesPush`</w:t>
       </w:r>
       <w:r>
-        <w:t xml:space="preserve">: chỉ thêm </w:t>
+        <w:t xml:space="preserve">: kiểm </w:t>
       </w:r>
       <w:r>
         <w:rPr>
           <w:rFonts w:ascii="Consolas" w:hAnsi="Consolas"/>
           <w:sz w:val="19"/>
         </w:rPr>
-        <w:t>UserId</w:t>
-      </w:r>
-      <w:r>
-        <w:t xml:space="preserve"> vào </w:t>
+        <w:t>AllowedUserIds</w:t>
+      </w:r>
+      <w:r>
+        <w:t xml:space="preserve"> có </w:t>
       </w:r>
       <w:r>
         <w:rPr>
           <w:rFonts w:ascii="Consolas" w:hAnsi="Consolas"/>
           <w:sz w:val="19"/>
         </w:rPr>
-        <w:t>AllowedUserIds</w:t>
+        <w:t>846</w:t>
       </w:r>
       <w:r>
         <w:t>.</w:t>
@@ -6307,7 +7758,7 @@
         <w:t>tạo lại</w:t>
       </w:r>
       <w:r>
-        <w:t xml:space="preserve"> khoá thì khoá cũ hết hiệu lực ngay. Màn Vụ việc báo "Logistics từ chối khoá truy cập" cho tới khi anh dán khoá mới.</w:t>
+        <w:t xml:space="preserve"> khoá thì khoá cũ hết hiệu lực ngay. Màn Vụ việc báo "Logistics từ chối khoá truy cập" cho tới khi dán khoá mới vào cấu hình host.</w:t>
       </w:r>
     </w:p>
     <w:p>
@@ -6436,7 +7887,7 @@
         <w:t>ApiKey</w:t>
       </w:r>
       <w:r>
-        <w:t>. Anh quyết; bên em đề nghị để 503 cho khỏi nhầm DO Việt Nam với DO Lào.</w:t>
+        <w:t>. Bên em đề nghị để 503 cho khỏi nhầm DO Việt Nam với DO Lào.</w:t>
       </w:r>
     </w:p>
     <w:p>
@@ -6822,7 +8273,16 @@
         <w:jc w:val="both"/>
       </w:pPr>
       <w:r>
-        <w:t>Hai cách, anh chọn:</w:t>
+        <w:t xml:space="preserve">Hai cách (đều </w:t>
+      </w:r>
+      <w:r>
+        <w:rPr>
+          <w:b/>
+        </w:rPr>
+        <w:t>cần quyền host</w:t>
+      </w:r>
+      <w:r>
+        <w:t>):</w:t>
       </w:r>
     </w:p>
     <w:p>
@@ -6844,7 +8304,7 @@
         <w:pStyle w:val="ListNumber"/>
       </w:pPr>
       <w:r>
-        <w:t xml:space="preserve">hoặc anh gửi bên em </w:t>
+        <w:t xml:space="preserve">hoặc đọc </w:t>
       </w:r>
       <w:r>
         <w:rPr>
@@ -6854,7 +8314,7 @@
         <w:t>CUR_AUTOID</w:t>
       </w:r>
       <w:r>
-        <w:t xml:space="preserve"> của từng tiền. Bên em đặt tạm </w:t>
+        <w:t xml:space="preserve"> của từng tiền trên DB host, gửi bên em. Bên em đặt tạm </w:t>
       </w:r>
       <w:r>
         <w:rPr>
@@ -6969,7 +8429,16 @@
         <w:pStyle w:val="ListBullet"/>
       </w:pPr>
       <w:r>
-        <w:t>Anh tra log API theo mã tra cứu đó.</w:t>
+        <w:t>Tra log API host theo mã tra cứu đó (</w:t>
+      </w:r>
+      <w:r>
+        <w:rPr>
+          <w:b/>
+        </w:rPr>
+        <w:t>cần quyền host</w:t>
+      </w:r>
+      <w:r>
+        <w:t>).</w:t>
       </w:r>
     </w:p>
     <w:p>
@@ -7005,7 +8474,16 @@
         <w:pStyle w:val="ListBullet"/>
       </w:pPr>
       <w:r>
-        <w:t>Mục 13 tài liệu của anh liệt kê các script phải có. Nếu DB host chưa chạy chúng, xin anh đối chiếu cả danh sách đó:</w:t>
+        <w:t>Mục 13 tài liệu của anh liệt kê các script phải có. Nếu DB host chưa chạy chúng, đối chiếu cả danh sách đó (</w:t>
+      </w:r>
+      <w:r>
+        <w:rPr>
+          <w:b/>
+        </w:rPr>
+        <w:t>cần quyền host</w:t>
+      </w:r>
+      <w:r>
+        <w:t>):</w:t>
       </w:r>
     </w:p>
     <w:p>
@@ -7510,10 +8988,10 @@
         <w:rPr>
           <w:b/>
         </w:rPr>
-        <w:t>anh tự làm</w:t>
-      </w:r>
-      <w:r>
-        <w:t xml:space="preserve"> trên màn Tài khoản Lào của WEB (</w:t>
+        <w:t>làm tay</w:t>
+      </w:r>
+      <w:r>
+        <w:t xml:space="preserve"> trên màn Tài khoản Lào của WEB host (</w:t>
       </w:r>
       <w:r>
         <w:rPr>
@@ -8113,7 +9591,7 @@
         <w:rPr>
           <w:color w:val="145C4A"/>
         </w:rPr>
-        <w:t>6. Tài khoản tích hợp</w:t>
+        <w:t>6. Token của trang điều xe — tài khoản tích hợp tuỳ chọn</w:t>
       </w:r>
     </w:p>
     <w:p>
@@ -8124,203 +9602,380 @@
         <w:rPr>
           <w:b/>
         </w:rPr>
-        <w:t>Để làm gì:</w:t>
-      </w:r>
-      <w:r>
-        <w:t xml:space="preserve"> trang điều xe gọi API anh bằng một tài khoản riêng của hệ thống. Hiện bên em mượn token cá nhân. Token đó </w:t>
+        <w:t>Chủ dự án chốt 01/10: tạm gác tài khoản tích hợp.</w:t>
+      </w:r>
+      <w:r>
+        <w:t xml:space="preserve"> Trang điều xe tiếp tục dùng </w:t>
       </w:r>
       <w:r>
         <w:rPr>
           <w:b/>
         </w:rPr>
-        <w:t>hết hạn 10/10/2026</w:t>
-      </w:r>
-      <w:r>
-        <w:t>: hết hạn là không tạo được phiếu chi tạm ứng, nên tài xế không xuất phát được. Sếp vẫn chi tay được.</w:t>
+        <w:t>token của anh</w:t>
+      </w:r>
+      <w:r>
+        <w:t xml:space="preserve"> (</w:t>
+      </w:r>
+      <w:r>
+        <w:rPr>
+          <w:rFonts w:ascii="Consolas" w:hAnsi="Consolas"/>
+          <w:sz w:val="19"/>
+        </w:rPr>
+        <w:t>EPL_ACC_CODE_TOKEN</w:t>
+      </w:r>
+      <w:r>
+        <w:t xml:space="preserve">, tài khoản </w:t>
+      </w:r>
+      <w:r>
+        <w:rPr>
+          <w:rFonts w:ascii="Consolas" w:hAnsi="Consolas"/>
+          <w:sz w:val="19"/>
+        </w:rPr>
+        <w:t>tune</w:t>
+      </w:r>
+      <w:r>
+        <w:t xml:space="preserve">). Token </w:t>
+      </w:r>
+      <w:r>
+        <w:rPr>
+          <w:b/>
+        </w:rPr>
+        <w:t>hết hạn khoảng 10/10/2026</w:t>
+      </w:r>
+      <w:r>
+        <w:t>: hết hạn là không tạo được phiếu chi tạm ứng, nên tài xế không xuất phát được (Sếp vẫn chi tay được). Trước hạn, chọn một (</w:t>
+      </w:r>
+      <w:r>
+        <w:rPr>
+          <w:b/>
+        </w:rPr>
+        <w:t>cần quyền host</w:t>
+      </w:r>
+      <w:r>
+        <w:t xml:space="preserve"> — token / mật khẩu của anh):</w:t>
       </w:r>
     </w:p>
     <w:p>
       <w:pPr>
-        <w:jc w:val="both"/>
+        <w:pStyle w:val="ListBullet"/>
       </w:pPr>
       <w:r>
         <w:rPr>
           <w:b/>
         </w:rPr>
-        <w:t>Trạng thái 01/10:</w:t>
-      </w:r>
-      <w:r>
-        <w:t xml:space="preserve"> </w:t>
+        <w:t>thay token mới</w:t>
+      </w:r>
+      <w:r>
+        <w:t xml:space="preserve"> vào </w:t>
       </w:r>
       <w:r>
         <w:rPr>
           <w:rFonts w:ascii="Consolas" w:hAnsi="Consolas"/>
           <w:sz w:val="19"/>
         </w:rPr>
-        <w:t>.env</w:t>
-      </w:r>
-      <w:r>
-        <w:t xml:space="preserve"> trang điều xe chưa có </w:t>
+        <w:t>EPL_ACC_CODE_TOKEN</w:t>
+      </w:r>
+      <w:r>
+        <w:t xml:space="preserve"> trong </w:t>
       </w:r>
       <w:r>
         <w:rPr>
           <w:rFonts w:ascii="Consolas" w:hAnsi="Consolas"/>
           <w:sz w:val="19"/>
         </w:rPr>
-        <w:t>QLSX_USERNAME</w:t>
-      </w:r>
-      <w:r>
-        <w:t xml:space="preserve">, nên bên em hiểu là tệp tạo tài khoản (viết sẵn cho API ở máy, chủ dự án chạy) chưa chạy. Host khác DB nên dù tệp đó chạy ở máy, </w:t>
-      </w:r>
-      <w:r>
-        <w:rPr>
-          <w:b/>
-        </w:rPr>
-        <w:t>host vẫn phải tạo riêng</w:t>
-      </w:r>
-      <w:r>
-        <w:t>.</w:t>
+        <w:t>.env</w:t>
+      </w:r>
+      <w:r>
+        <w:t xml:space="preserve"> máy chủ trang điều xe, rồi khởi động lại trang điều xe;</w:t>
       </w:r>
     </w:p>
     <w:p>
       <w:pPr>
-        <w:jc w:val="both"/>
-      </w:pPr>
-      <w:r>
-        <w:t>Các bước trên host:</w:t>
+        <w:pStyle w:val="ListBullet"/>
+      </w:pPr>
+      <w:r>
+        <w:t xml:space="preserve">hoặc </w:t>
+      </w:r>
+      <w:r>
+        <w:rPr>
+          <w:b/>
+        </w:rPr>
+        <w:t>đặt tài khoản của anh</w:t>
+      </w:r>
+      <w:r>
+        <w:t xml:space="preserve"> để trang điều xe tự đăng nhập lại (đường này đã có sẵn): </w:t>
+      </w:r>
+      <w:r>
+        <w:rPr>
+          <w:rFonts w:ascii="Consolas" w:hAnsi="Consolas"/>
+          <w:sz w:val="19"/>
+        </w:rPr>
+        <w:t>QLSX_USERNAME=&lt;tên của anh&gt;</w:t>
+      </w:r>
+      <w:r>
+        <w:t xml:space="preserve">, </w:t>
+      </w:r>
+      <w:r>
+        <w:rPr>
+          <w:rFonts w:ascii="Consolas" w:hAnsi="Consolas"/>
+          <w:sz w:val="19"/>
+        </w:rPr>
+        <w:t>QLSX_PASSWORD=&lt;mật khẩu&gt;</w:t>
+      </w:r>
+      <w:r>
+        <w:t xml:space="preserve">, </w:t>
+      </w:r>
+      <w:r>
+        <w:rPr>
+          <w:rFonts w:ascii="Consolas" w:hAnsi="Consolas"/>
+          <w:sz w:val="19"/>
+        </w:rPr>
+        <w:t>QLSX_ORG_ID=1368</w:t>
+      </w:r>
+      <w:r>
+        <w:t>. Khỏi phải thay token mỗi 30 ngày.</w:t>
       </w:r>
     </w:p>
     <w:p>
       <w:pPr>
-        <w:pStyle w:val="ListNumber"/>
-      </w:pPr>
-      <w:r>
-        <w:t xml:space="preserve">Tạo một </w:t>
-      </w:r>
-      <w:r>
-        <w:rPr>
-          <w:b/>
-        </w:rPr>
-        <w:t>nhân viên</w:t>
-      </w:r>
-      <w:r>
-        <w:t xml:space="preserve"> thuộc chi nhánh </w:t>
-      </w:r>
-      <w:r>
-        <w:rPr>
-          <w:b/>
-        </w:rPr>
-        <w:t>1368</w:t>
-      </w:r>
-      <w:r>
-        <w:t xml:space="preserve">, ví dụ mã </w:t>
-      </w:r>
+        <w:jc w:val="both"/>
+      </w:pPr>
+      <w:r>
+        <w:t>Lưu ý kỹ thuật:</w:t>
+      </w:r>
+    </w:p>
+    <w:p>
+      <w:pPr>
+        <w:pStyle w:val="ListBullet"/>
+      </w:pPr>
       <w:r>
         <w:rPr>
           <w:rFonts w:ascii="Consolas" w:hAnsi="Consolas"/>
           <w:sz w:val="19"/>
         </w:rPr>
-        <w:t>EPL-TICHHOP</w:t>
-      </w:r>
-      <w:r>
-        <w:t xml:space="preserve">, tên "EPL Logistics (tích hợp)". Màn nhân viên của WEB, hoặc </w:t>
+        <w:t>proc_LoginWithUsAndPw</w:t>
+      </w:r>
+      <w:r>
+        <w:t xml:space="preserve"> nhận mật khẩu tối đa </w:t>
+      </w:r>
+      <w:r>
+        <w:rPr>
+          <w:b/>
+        </w:rPr>
+        <w:t>20 ký tự</w:t>
+      </w:r>
+      <w:r>
+        <w:t xml:space="preserve"> (</w:t>
       </w:r>
       <w:r>
         <w:rPr>
           <w:rFonts w:ascii="Consolas" w:hAnsi="Consolas"/>
           <w:sz w:val="19"/>
         </w:rPr>
-        <w:t>POST /api/v1/master-data/staff/upsert</w:t>
-      </w:r>
-      <w:r>
-        <w:t>.</w:t>
+        <w:t>VARCHAR(20)</w:t>
+      </w:r>
+      <w:r>
+        <w:t>);</w:t>
       </w:r>
     </w:p>
     <w:p>
       <w:pPr>
-        <w:pStyle w:val="ListNumber"/>
-      </w:pPr>
-      <w:r>
-        <w:t xml:space="preserve">Tạo </w:t>
-      </w:r>
-      <w:r>
-        <w:rPr>
-          <w:b/>
-        </w:rPr>
-        <w:t>tài khoản</w:t>
-      </w:r>
-      <w:r>
-        <w:t xml:space="preserve"> cho nhân viên đó: </w:t>
+        <w:pStyle w:val="ListBullet"/>
+      </w:pPr>
+      <w:r>
+        <w:t>tài khoản phải được gán chi nhánh (</w:t>
       </w:r>
       <w:r>
         <w:rPr>
           <w:rFonts w:ascii="Consolas" w:hAnsi="Consolas"/>
           <w:sz w:val="19"/>
         </w:rPr>
-        <w:t>POST /api/v1/master-data/object-auth/account/upsert</w:t>
-      </w:r>
-      <w:r>
-        <w:t>. Màn "Tài khoản" ở hồ sơ nhân viên bên WEB chưa nối API này nên phải gọi thẳng.</w:t>
+        <w:t>USERS_ORG</w:t>
+      </w:r>
+      <w:r>
+        <w:t>), ở đây 1368;</w:t>
       </w:r>
     </w:p>
     <w:p>
       <w:pPr>
-        <w:pStyle w:val="ListBullet2"/>
+        <w:pStyle w:val="ListBullet"/>
       </w:pPr>
       <w:r>
         <w:rPr>
           <w:rFonts w:ascii="Consolas" w:hAnsi="Consolas"/>
           <w:sz w:val="19"/>
         </w:rPr>
-        <w:t>UserId = null</w:t>
-      </w:r>
-      <w:r>
-        <w:t>;</w:t>
+        <w:t>AllowedUserIds</w:t>
+      </w:r>
+      <w:r>
+        <w:t xml:space="preserve"> của host giữ </w:t>
+      </w:r>
+      <w:r>
+        <w:rPr>
+          <w:rFonts w:ascii="Consolas" w:hAnsi="Consolas"/>
+          <w:sz w:val="19"/>
+        </w:rPr>
+        <w:t>846</w:t>
+      </w:r>
+      <w:r>
+        <w:t xml:space="preserve"> (mục 4.1).</w:t>
       </w:r>
     </w:p>
     <w:p>
       <w:pPr>
-        <w:pStyle w:val="ListBullet2"/>
-      </w:pPr>
+        <w:pStyle w:val="Heading2"/>
+      </w:pPr>
+      <w:r>
+        <w:t>6.1. Tuỳ chọn: tài khoản tích hợp riêng</w:t>
+      </w:r>
+    </w:p>
+    <w:p>
+      <w:pPr>
+        <w:jc w:val="both"/>
+      </w:pPr>
+      <w:r>
+        <w:t xml:space="preserve">Để sau, khi cần một tài khoản riêng của hệ thống thay tài khoản cá nhân. </w:t>
+      </w:r>
+      <w:r>
+        <w:rPr>
+          <w:b/>
+        </w:rPr>
+        <w:t>Không</w:t>
+      </w:r>
+      <w:r>
+        <w:t xml:space="preserve"> phải làm trước triển khai.</w:t>
+      </w:r>
+    </w:p>
+    <w:p>
+      <w:pPr>
+        <w:jc w:val="both"/>
+      </w:pPr>
+      <w:r>
+        <w:rPr>
+          <w:b/>
+        </w:rPr>
+        <w:t>Trạng thái 01/10:</w:t>
+      </w:r>
+      <w:r>
+        <w:t xml:space="preserve"> nhân viên ảo </w:t>
+      </w:r>
       <w:r>
         <w:rPr>
           <w:rFonts w:ascii="Consolas" w:hAnsi="Consolas"/>
           <w:sz w:val="19"/>
         </w:rPr>
-        <w:t>ObjectAutoId</w:t>
-      </w:r>
-      <w:r>
-        <w:t xml:space="preserve"> = mã nhân viên bước 1;</w:t>
+        <w:t>EPL-TICHHOP</w:t>
+      </w:r>
+      <w:r>
+        <w:t xml:space="preserve"> (ObjId </w:t>
+      </w:r>
+      <w:r>
+        <w:rPr>
+          <w:b/>
+        </w:rPr>
+        <w:t>1622</w:t>
+      </w:r>
+      <w:r>
+        <w:t xml:space="preserve">) đã tạo trên DB demo, </w:t>
+      </w:r>
+      <w:r>
+        <w:rPr>
+          <w:b/>
+        </w:rPr>
+        <w:t>chưa có tài khoản dùng được</w:t>
+      </w:r>
+      <w:r>
+        <w:t>. Màn tạo tài khoản ở hồ sơ nhân viên bên WEB đang được làm (dùng sau nếu cần). Host khác DB thì phải tạo lại cả nhân viên.</w:t>
       </w:r>
     </w:p>
     <w:p>
       <w:pPr>
-        <w:pStyle w:val="ListBullet2"/>
-      </w:pPr>
+        <w:jc w:val="both"/>
+      </w:pPr>
+      <w:r>
+        <w:t xml:space="preserve">Các bước (trên host thì </w:t>
+      </w:r>
+      <w:r>
+        <w:rPr>
+          <w:b/>
+        </w:rPr>
+        <w:t>cần quyền host</w:t>
+      </w:r>
+      <w:r>
+        <w:t>):</w:t>
+      </w:r>
+    </w:p>
+    <w:p>
+      <w:pPr>
+        <w:pStyle w:val="ListNumber"/>
+      </w:pPr>
+      <w:r>
+        <w:t xml:space="preserve">Tạo một </w:t>
+      </w:r>
+      <w:r>
+        <w:rPr>
+          <w:b/>
+        </w:rPr>
+        <w:t>nhân viên</w:t>
+      </w:r>
+      <w:r>
+        <w:t xml:space="preserve"> thuộc chi nhánh </w:t>
+      </w:r>
+      <w:r>
+        <w:rPr>
+          <w:b/>
+        </w:rPr>
+        <w:t>1368</w:t>
+      </w:r>
+      <w:r>
+        <w:t xml:space="preserve">, ví dụ mã </w:t>
+      </w:r>
       <w:r>
         <w:rPr>
           <w:rFonts w:ascii="Consolas" w:hAnsi="Consolas"/>
           <w:sz w:val="19"/>
         </w:rPr>
-        <w:t>UserName = epl_logistics</w:t>
-      </w:r>
-      <w:r>
-        <w:t xml:space="preserve"> (3–20 ký tự);</w:t>
+        <w:t>EPL-TICHHOP</w:t>
+      </w:r>
+      <w:r>
+        <w:t xml:space="preserve">, tên "EPL Logistics (tích hợp)". Màn nhân viên của WEB, hoặc </w:t>
+      </w:r>
+      <w:r>
+        <w:rPr>
+          <w:rFonts w:ascii="Consolas" w:hAnsi="Consolas"/>
+          <w:sz w:val="19"/>
+        </w:rPr>
+        <w:t>POST /api/v1/master-data/staff/upsert</w:t>
+      </w:r>
+      <w:r>
+        <w:t>.</w:t>
       </w:r>
     </w:p>
     <w:p>
       <w:pPr>
-        <w:pStyle w:val="ListBullet2"/>
-      </w:pPr>
+        <w:pStyle w:val="ListNumber"/>
+      </w:pPr>
+      <w:r>
+        <w:t xml:space="preserve">Tạo </w:t>
+      </w:r>
+      <w:r>
+        <w:rPr>
+          <w:b/>
+        </w:rPr>
+        <w:t>tài khoản</w:t>
+      </w:r>
+      <w:r>
+        <w:t xml:space="preserve"> cho nhân viên đó: </w:t>
+      </w:r>
       <w:r>
         <w:rPr>
           <w:rFonts w:ascii="Consolas" w:hAnsi="Consolas"/>
           <w:sz w:val="19"/>
         </w:rPr>
-        <w:t>Password</w:t>
-      </w:r>
-      <w:r>
-        <w:t xml:space="preserve"> = mật khẩu dài, ngẫu nhiên;</w:t>
+        <w:t>POST /api/v1/master-data/object-auth/account/upsert</w:t>
+      </w:r>
+      <w:r>
+        <w:t xml:space="preserve"> (tới khi màn tạo tài khoản bên WEB xong thì gọi thẳng).</w:t>
       </w:r>
     </w:p>
     <w:p>
@@ -8332,20 +9987,25 @@
           <w:rFonts w:ascii="Consolas" w:hAnsi="Consolas"/>
           <w:sz w:val="19"/>
         </w:rPr>
-        <w:t>IsActive = true</w:t>
-      </w:r>
-      <w:r>
-        <w:t xml:space="preserve">, </w:t>
-      </w:r>
+        <w:t>UserId = null</w:t>
+      </w:r>
+      <w:r>
+        <w:t>;</w:t>
+      </w:r>
+    </w:p>
+    <w:p>
+      <w:pPr>
+        <w:pStyle w:val="ListBullet2"/>
+      </w:pPr>
       <w:r>
         <w:rPr>
           <w:rFonts w:ascii="Consolas" w:hAnsi="Consolas"/>
           <w:sz w:val="19"/>
         </w:rPr>
-        <w:t>OrgAutoId = 1368</w:t>
-      </w:r>
-      <w:r>
-        <w:t>;</w:t>
+        <w:t>ObjectAutoId</w:t>
+      </w:r>
+      <w:r>
+        <w:t xml:space="preserve"> = mã nhân viên bước 1;</w:t>
       </w:r>
     </w:p>
     <w:p>
@@ -8357,75 +10017,121 @@
           <w:rFonts w:ascii="Consolas" w:hAnsi="Consolas"/>
           <w:sz w:val="19"/>
         </w:rPr>
-        <w:t>GroupId</w:t>
-      </w:r>
-      <w:r>
-        <w:t xml:space="preserve"> = cùng nhóm quyền với tài khoản đang gửi SO hiện nay.</w:t>
+        <w:t>UserName = epl_logistics</w:t>
+      </w:r>
+      <w:r>
+        <w:t xml:space="preserve"> (3–20 ký tự);</w:t>
       </w:r>
     </w:p>
     <w:p>
       <w:pPr>
-        <w:pStyle w:val="ListNumber"/>
-      </w:pPr>
-      <w:r>
-        <w:t xml:space="preserve">Lấy </w:t>
-      </w:r>
-      <w:r>
-        <w:rPr>
-          <w:b/>
-        </w:rPr>
-        <w:t>`UserId`</w:t>
-      </w:r>
-      <w:r>
-        <w:t xml:space="preserve">: </w:t>
-      </w:r>
+        <w:pStyle w:val="ListBullet2"/>
+      </w:pPr>
       <w:r>
         <w:rPr>
           <w:rFonts w:ascii="Consolas" w:hAnsi="Consolas"/>
           <w:sz w:val="19"/>
         </w:rPr>
-        <w:t>POST /api/v1/hr/employees/account-lookups {"UserName": "epl_logistics"}</w:t>
-      </w:r>
-      <w:r>
-        <w:t xml:space="preserve">, hoặc anh xem </w:t>
-      </w:r>
+        <w:t>Password</w:t>
+      </w:r>
+      <w:r>
+        <w:t xml:space="preserve"> = mật khẩu ngẫu nhiên, </w:t>
+      </w:r>
+      <w:r>
+        <w:rPr>
+          <w:b/>
+        </w:rPr>
+        <w:t>tối đa 20 ký tự</w:t>
+      </w:r>
+      <w:r>
+        <w:t>;</w:t>
+      </w:r>
+    </w:p>
+    <w:p>
+      <w:pPr>
+        <w:pStyle w:val="ListBullet2"/>
+      </w:pPr>
       <w:r>
         <w:rPr>
           <w:rFonts w:ascii="Consolas" w:hAnsi="Consolas"/>
           <w:sz w:val="19"/>
         </w:rPr>
-        <w:t>dbo.Users.UserID</w:t>
-      </w:r>
-      <w:r>
-        <w:t>.</w:t>
+        <w:t>IsActive = true</w:t>
+      </w:r>
+      <w:r>
+        <w:t xml:space="preserve">, </w:t>
+      </w:r>
+      <w:r>
+        <w:rPr>
+          <w:rFonts w:ascii="Consolas" w:hAnsi="Consolas"/>
+          <w:sz w:val="19"/>
+        </w:rPr>
+        <w:t>OrgAutoId = 1368</w:t>
+      </w:r>
+      <w:r>
+        <w:t xml:space="preserve"> (gán chi nhánh, </w:t>
+      </w:r>
+      <w:r>
+        <w:rPr>
+          <w:rFonts w:ascii="Consolas" w:hAnsi="Consolas"/>
+          <w:sz w:val="19"/>
+        </w:rPr>
+        <w:t>USERS_ORG</w:t>
+      </w:r>
+      <w:r>
+        <w:t>);</w:t>
       </w:r>
     </w:p>
     <w:p>
       <w:pPr>
-        <w:pStyle w:val="ListNumber"/>
-      </w:pPr>
-      <w:r>
-        <w:t xml:space="preserve">Thêm </w:t>
-      </w:r>
+        <w:pStyle w:val="ListBullet2"/>
+      </w:pPr>
       <w:r>
         <w:rPr>
           <w:rFonts w:ascii="Consolas" w:hAnsi="Consolas"/>
           <w:sz w:val="19"/>
         </w:rPr>
-        <w:t>UserId</w:t>
-      </w:r>
-      <w:r>
-        <w:t xml:space="preserve"> đó vào </w:t>
+        <w:t>GroupId</w:t>
+      </w:r>
+      <w:r>
+        <w:t xml:space="preserve"> = cùng nhóm quyền với tài khoản đang gửi SO hiện nay.</w:t>
+      </w:r>
+    </w:p>
+    <w:p>
+      <w:pPr>
+        <w:pStyle w:val="ListNumber"/>
+      </w:pPr>
+      <w:r>
+        <w:t xml:space="preserve">Lấy </w:t>
+      </w:r>
+      <w:r>
+        <w:rPr>
+          <w:b/>
+        </w:rPr>
+        <w:t>`UserId`</w:t>
+      </w:r>
+      <w:r>
+        <w:t xml:space="preserve">: </w:t>
       </w:r>
       <w:r>
         <w:rPr>
           <w:rFonts w:ascii="Consolas" w:hAnsi="Consolas"/>
           <w:sz w:val="19"/>
         </w:rPr>
-        <w:t>LogisticsSalesPush:AllowedUserIds</w:t>
-      </w:r>
-      <w:r>
-        <w:t xml:space="preserve"> (mục 4.1).</w:t>
+        <w:t>POST /api/v1/hr/employees/account-lookups {"UserName": "epl_logistics"}</w:t>
+      </w:r>
+      <w:r>
+        <w:t xml:space="preserve">, hoặc xem </w:t>
+      </w:r>
+      <w:r>
+        <w:rPr>
+          <w:rFonts w:ascii="Consolas" w:hAnsi="Consolas"/>
+          <w:sz w:val="19"/>
+        </w:rPr>
+        <w:t>dbo.Users.UserID</w:t>
+      </w:r>
+      <w:r>
+        <w:t xml:space="preserve"> trên DB host.</w:t>
       </w:r>
     </w:p>
     <w:p>
@@ -8433,35 +10139,51 @@
         <w:pStyle w:val="ListNumber"/>
       </w:pPr>
       <w:r>
-        <w:rPr>
-          <w:b/>
-        </w:rPr>
-        <w:t>Mật khẩu:</w:t>
-      </w:r>
-      <w:r>
-        <w:t xml:space="preserve"> người tạo đặt thẳng vào </w:t>
+        <w:t xml:space="preserve">Thêm </w:t>
       </w:r>
       <w:r>
         <w:rPr>
           <w:rFonts w:ascii="Consolas" w:hAnsi="Consolas"/>
           <w:sz w:val="19"/>
         </w:rPr>
-        <w:t>.env</w:t>
-      </w:r>
-      <w:r>
-        <w:t xml:space="preserve"> máy chủ trang điều xe, không gửi qua chat. Nếu phải chuyển, dùng kênh riêng rồi đổi mật khẩu sau khi đặt xong. Ba khoá:</w:t>
+        <w:t>UserId</w:t>
+      </w:r>
+      <w:r>
+        <w:t xml:space="preserve"> đó vào </w:t>
+      </w:r>
+      <w:r>
+        <w:rPr>
+          <w:rFonts w:ascii="Consolas" w:hAnsi="Consolas"/>
+          <w:sz w:val="19"/>
+        </w:rPr>
+        <w:t>LogisticsSalesPush:AllowedUserIds</w:t>
+      </w:r>
+      <w:r>
+        <w:t xml:space="preserve"> (mục 4.1).</w:t>
       </w:r>
     </w:p>
     <w:p>
       <w:pPr>
-        <w:pStyle w:val="ListBullet2"/>
-      </w:pPr>
+        <w:pStyle w:val="ListNumber"/>
+      </w:pPr>
+      <w:r>
+        <w:rPr>
+          <w:b/>
+        </w:rPr>
+        <w:t>Mật khẩu:</w:t>
+      </w:r>
+      <w:r>
+        <w:t xml:space="preserve"> người tạo đặt thẳng vào </w:t>
+      </w:r>
       <w:r>
         <w:rPr>
           <w:rFonts w:ascii="Consolas" w:hAnsi="Consolas"/>
           <w:sz w:val="19"/>
         </w:rPr>
-        <w:t>QLSX_USERNAME=epl_logistics</w:t>
+        <w:t>.env</w:t>
+      </w:r>
+      <w:r>
+        <w:t xml:space="preserve"> máy chủ trang điều xe, không gửi qua chat. Nếu phải chuyển, dùng kênh riêng rồi đổi mật khẩu sau khi đặt xong. Ba khoá:</w:t>
       </w:r>
     </w:p>
     <w:p>
@@ -8473,7 +10195,7 @@
           <w:rFonts w:ascii="Consolas" w:hAnsi="Consolas"/>
           <w:sz w:val="19"/>
         </w:rPr>
-        <w:t>QLSX_PASSWORD=&lt;mật khẩu&gt;</w:t>
+        <w:t>QLSX_USERNAME=epl_logistics</w:t>
       </w:r>
     </w:p>
     <w:p>
@@ -8485,41 +10207,45 @@
           <w:rFonts w:ascii="Consolas" w:hAnsi="Consolas"/>
           <w:sz w:val="19"/>
         </w:rPr>
-        <w:t>QLSX_ORG_ID=1368</w:t>
+        <w:t>QLSX_PASSWORD=&lt;mật khẩu&gt;</w:t>
       </w:r>
     </w:p>
     <w:p>
       <w:pPr>
-        <w:jc w:val="both"/>
-      </w:pPr>
-      <w:r>
-        <w:t xml:space="preserve">Xoá </w:t>
-      </w:r>
+        <w:pStyle w:val="ListBullet2"/>
+      </w:pPr>
       <w:r>
         <w:rPr>
           <w:rFonts w:ascii="Consolas" w:hAnsi="Consolas"/>
           <w:sz w:val="19"/>
         </w:rPr>
-        <w:t>QLSX_ACCESS_TOKEN</w:t>
-      </w:r>
-      <w:r>
-        <w:t xml:space="preserve"> nếu có: biến đó được ưu tiên trước. Bên em khởi động lại trang điều xe.</w:t>
+        <w:t>QLSX_ORG_ID=1368</w:t>
       </w:r>
     </w:p>
     <w:p>
       <w:pPr>
-        <w:pStyle w:val="ListNumber"/>
-      </w:pPr>
-      <w:r>
-        <w:t>Từ đó trang điều xe tự đăng nhập:</w:t>
+        <w:jc w:val="both"/>
+      </w:pPr>
+      <w:r>
+        <w:t xml:space="preserve">Xoá </w:t>
+      </w:r>
+      <w:r>
+        <w:rPr>
+          <w:rFonts w:ascii="Consolas" w:hAnsi="Consolas"/>
+          <w:sz w:val="19"/>
+        </w:rPr>
+        <w:t>QLSX_ACCESS_TOKEN</w:t>
+      </w:r>
+      <w:r>
+        <w:t xml:space="preserve"> nếu có: biến đó được ưu tiên trước. Bên em khởi động lại trang điều xe.</w:t>
       </w:r>
     </w:p>
     <w:p>
       <w:pPr>
-        <w:pStyle w:val="ListBullet2"/>
-      </w:pPr>
-      <w:r>
-        <w:t>token sống 30 ngày, không có refresh token;</w:t>
+        <w:pStyle w:val="ListNumber"/>
+      </w:pPr>
+      <w:r>
+        <w:t>Từ đó trang điều xe tự đăng nhập:</w:t>
       </w:r>
     </w:p>
     <w:p>
@@ -8527,22 +10253,30 @@
         <w:pStyle w:val="ListBullet2"/>
       </w:pPr>
       <w:r>
-        <w:t>bên em đăng nhập lại khi token còn dưới 5 phút, hoặc ngay khi bị 401.</w:t>
+        <w:t>token sống 30 ngày, không có refresh token;</w:t>
       </w:r>
     </w:p>
     <w:p>
       <w:pPr>
-        <w:jc w:val="both"/>
-      </w:pPr>
-      <w:r>
-        <w:rPr>
-          <w:b/>
-        </w:rPr>
-        <w:t>Quyền:</w:t>
+        <w:pStyle w:val="ListBullet2"/>
+      </w:pPr>
+      <w:r>
+        <w:t>bên em đăng nhập lại khi token còn dưới 5 phút, hoặc ngay khi bị 401.</w:t>
       </w:r>
     </w:p>
     <w:p>
       <w:pPr>
+        <w:jc w:val="both"/>
+      </w:pPr>
+      <w:r>
+        <w:rPr>
+          <w:b/>
+        </w:rPr>
+        <w:t>Quyền:</w:t>
+      </w:r>
+    </w:p>
+    <w:p>
+      <w:pPr>
         <w:pStyle w:val="ListBullet"/>
       </w:pPr>
       <w:r>
@@ -8574,7 +10308,17 @@
         <w:pStyle w:val="ListBullet"/>
       </w:pPr>
       <w:r>
-        <w:t>Phiếu thu chi, tạo đối tượng, công nợ khách chỉ cần token hợp lệ. Người lập phiếu bên anh sẽ là nhân viên tích hợp.</w:t>
+        <w:t xml:space="preserve">Phiếu thu chi, tạo đối tượng, công nợ khách chỉ cần token hợp lệ. Người lập phiếu bên anh là chủ token: hiện là </w:t>
+      </w:r>
+      <w:r>
+        <w:rPr>
+          <w:rFonts w:ascii="Consolas" w:hAnsi="Consolas"/>
+          <w:sz w:val="19"/>
+        </w:rPr>
+        <w:t>tune</w:t>
+      </w:r>
+      <w:r>
+        <w:t>; có tài khoản tích hợp thì là nhân viên tích hợp.</w:t>
       </w:r>
     </w:p>
     <w:p>
@@ -8593,7 +10337,7 @@
         <w:jc w:val="both"/>
       </w:pPr>
       <w:r>
-        <w:t>Bên em làm, sau khi anh báo publish và cấu hình xong.</w:t>
+        <w:t>Bên EPL làm, sau khi publish và cấu hình host xong.</w:t>
       </w:r>
     </w:p>
     <w:tbl>
@@ -8859,17 +10603,17 @@
                 <w:rFonts w:ascii="Consolas" w:hAnsi="Consolas"/>
                 <w:sz w:val="19"/>
               </w:rPr>
-              <w:t>QLSX_USERNAME</w:t>
-            </w:r>
-            <w:r>
-              <w:t xml:space="preserve">, </w:t>
+              <w:t>EPL_ACC_CODE_TOKEN</w:t>
+            </w:r>
+            <w:r>
+              <w:t xml:space="preserve">, hoặc </w:t>
             </w:r>
             <w:r>
               <w:rPr>
                 <w:rFonts w:ascii="Consolas" w:hAnsi="Consolas"/>
                 <w:sz w:val="19"/>
               </w:rPr>
-              <w:t>QLSX_PASSWORD</w:t>
+              <w:t>QLSX_USERNAME</w:t>
             </w:r>
             <w:r>
               <w:t xml:space="preserve">, </w:t>
@@ -8879,28 +10623,48 @@
                 <w:rFonts w:ascii="Consolas" w:hAnsi="Consolas"/>
                 <w:sz w:val="19"/>
               </w:rPr>
-              <w:t>QLSX_ORG_ID</w:t>
-            </w:r>
-          </w:p>
-        </w:tc>
-        <w:tc>
-          <w:tcPr>
-            <w:tcW w:type="dxa" w:w="2160"/>
-          </w:tcPr>
-          <w:p>
-            <w:r/>
-            <w:r>
-              <w:t xml:space="preserve">chưa đặt (mượn </w:t>
+              <w:t>QLSX_PASSWORD</w:t>
+            </w:r>
+            <w:r>
+              <w:t xml:space="preserve">, </w:t>
             </w:r>
             <w:r>
               <w:rPr>
                 <w:rFonts w:ascii="Consolas" w:hAnsi="Consolas"/>
                 <w:sz w:val="19"/>
               </w:rPr>
+              <w:t>QLSX_ORG_ID</w:t>
+            </w:r>
+          </w:p>
+        </w:tc>
+        <w:tc>
+          <w:tcPr>
+            <w:tcW w:type="dxa" w:w="2160"/>
+          </w:tcPr>
+          <w:p>
+            <w:r/>
+            <w:r>
+              <w:t xml:space="preserve">dùng </w:t>
+            </w:r>
+            <w:r>
+              <w:rPr>
+                <w:rFonts w:ascii="Consolas" w:hAnsi="Consolas"/>
+                <w:sz w:val="19"/>
+              </w:rPr>
               <w:t>EPL_ACC_CODE_TOKEN</w:t>
             </w:r>
             <w:r>
-              <w:t>)</w:t>
+              <w:t xml:space="preserve"> của anh; </w:t>
+            </w:r>
+            <w:r>
+              <w:rPr>
+                <w:rFonts w:ascii="Consolas" w:hAnsi="Consolas"/>
+                <w:sz w:val="19"/>
+              </w:rPr>
+              <w:t>QLSX_USERNAME</w:t>
+            </w:r>
+            <w:r>
+              <w:t xml:space="preserve"> chưa đặt</w:t>
             </w:r>
           </w:p>
         </w:tc>
@@ -8911,7 +10675,7 @@
           <w:p>
             <w:r/>
             <w:r>
-              <w:t>đặt theo mục 6</w:t>
+              <w:t>trước khi token hết hạn: thay token mới, hoặc đặt tài khoản anh (mục 6)</w:t>
             </w:r>
           </w:p>
         </w:tc>
@@ -8978,7 +10742,7 @@
           <w:p>
             <w:r/>
             <w:r>
-              <w:t>bỏ nếu anh bật tiền; giữ, đúng mã của DB host, nếu chưa bật</w:t>
+              <w:t>bỏ nếu đã bật tiền trên DB host; giữ, đúng mã của DB host, nếu chưa bật</w:t>
             </w:r>
           </w:p>
         </w:tc>
@@ -9132,7 +10896,16 @@
         <w:pStyle w:val="ListNumber"/>
       </w:pPr>
       <w:r>
-        <w:t>Anh publish, cấu hình mục 4 – 6, báo bên em.</w:t>
+        <w:t>Publish, cấu hình mục 4 – 6 (</w:t>
+      </w:r>
+      <w:r>
+        <w:rPr>
+          <w:b/>
+        </w:rPr>
+        <w:t>cần quyền host</w:t>
+      </w:r>
+      <w:r>
+        <w:t>), báo bên EPL.</w:t>
       </w:r>
     </w:p>
     <w:p>
@@ -9591,7 +11364,7 @@
               <w:t>QLSX_USERNAME</w:t>
             </w:r>
             <w:r>
-              <w:t xml:space="preserve"> thì bài kiểm luôn việc đăng nhập tài khoản tích hợp</w:t>
+              <w:t xml:space="preserve"> thì bài kiểm luôn việc tự đăng nhập</w:t>
             </w:r>
           </w:p>
         </w:tc>
@@ -9977,7 +11750,7 @@
           <w:p>
             <w:r/>
             <w:r>
-              <w:t>Đăng nhập tài khoản tích hợp</w:t>
+              <w:t>Đăng nhập tài khoản tích hợp (tên dòng trong bài; nghĩa là tự đăng nhập)</w:t>
             </w:r>
           </w:p>
         </w:tc>
@@ -10006,7 +11779,27 @@
           <w:p>
             <w:r/>
             <w:r>
-              <w:t>mục 6 xong</w:t>
+              <w:t xml:space="preserve">chỉ chạy khi đặt </w:t>
+            </w:r>
+            <w:r>
+              <w:rPr>
+                <w:rFonts w:ascii="Consolas" w:hAnsi="Consolas"/>
+                <w:sz w:val="19"/>
+              </w:rPr>
+              <w:t>QLSX_USERNAME</w:t>
+            </w:r>
+            <w:r>
+              <w:t xml:space="preserve">; dùng token của anh thì </w:t>
+            </w:r>
+            <w:r>
+              <w:rPr>
+                <w:rFonts w:ascii="Consolas" w:hAnsi="Consolas"/>
+                <w:sz w:val="19"/>
+              </w:rPr>
+              <w:t>--</w:t>
+            </w:r>
+            <w:r>
+              <w:t xml:space="preserve"> là đúng (mục 6)</w:t>
             </w:r>
           </w:p>
         </w:tc>
@@ -10927,7 +12720,7 @@
         <w:rPr>
           <w:b/>
         </w:rPr>
-        <w:t>Ba điều bài này không kiểm được bằng lệnh đọc:</w:t>
+        <w:t>Bốn điều bài này không kiểm được bằng lệnh đọc:</w:t>
       </w:r>
     </w:p>
     <w:p>
@@ -10951,7 +12744,7 @@
         <w:t>IsOrganization</w:t>
       </w:r>
       <w:r>
-        <w:t xml:space="preserve"> mặc định). Trang điều xe luôn gửi ô này nên luồng bên em không phụ thuộc. Muốn chắc, anh tạo thử một khách qua API mà không gửi </w:t>
+        <w:t xml:space="preserve"> mặc định). Trang điều xe luôn gửi ô này nên luồng bên em không phụ thuộc. Muốn chắc, tạo thử một khách qua API mà không gửi </w:t>
       </w:r>
       <w:r>
         <w:rPr>
@@ -10972,7 +12765,7 @@
         <w:rPr>
           <w:b/>
         </w:rPr>
-        <w:t>`ce95b3c` phần tổng header.</w:t>
+        <w:t>`ce95b3c` phần tổng header, `ae0e7f6` quy đổi từng dòng.</w:t>
       </w:r>
       <w:r>
         <w:t xml:space="preserve"> Chỉ thấy khi lưu phiếu: </w:t>
@@ -10982,20 +12775,64 @@
           <w:rFonts w:ascii="Consolas" w:hAnsi="Consolas"/>
           <w:sz w:val="19"/>
         </w:rPr>
-        <w:t>Header.Amount</w:t>
-      </w:r>
-      <w:r>
-        <w:t xml:space="preserve"> / </w:t>
+        <w:t>BaseAmount</w:t>
+      </w:r>
+      <w:r>
+        <w:t xml:space="preserve"> từng dòng = nguyên tệ × tỷ giá dòng (thiếu thì tỷ giá header), </w:t>
       </w:r>
       <w:r>
         <w:rPr>
           <w:rFonts w:ascii="Consolas" w:hAnsi="Consolas"/>
           <w:sz w:val="19"/>
         </w:rPr>
+        <w:t>Header.Amount</w:t>
+      </w:r>
+      <w:r>
+        <w:t xml:space="preserve"> / </w:t>
+      </w:r>
+      <w:r>
+        <w:rPr>
+          <w:rFonts w:ascii="Consolas" w:hAnsi="Consolas"/>
+          <w:sz w:val="19"/>
+        </w:rPr>
         <w:t>BaseAmount</w:t>
       </w:r>
       <w:r>
-        <w:t xml:space="preserve"> trên phiếu đã lưu bằng tổng các dòng, dù WEB gửi số khác.</w:t>
+        <w:t xml:space="preserve"> bằng tổng các dòng, dù WEB gửi số khác.</w:t>
+      </w:r>
+    </w:p>
+    <w:p>
+      <w:pPr>
+        <w:pStyle w:val="ListBullet"/>
+      </w:pPr>
+      <w:r>
+        <w:rPr>
+          <w:b/>
+        </w:rPr>
+        <w:t>`ed5aa0e` nhật ký kiểm toán.</w:t>
+      </w:r>
+      <w:r>
+        <w:t xml:space="preserve"> Sau một lần đăng nhập, dòng audit mới có </w:t>
+      </w:r>
+      <w:r>
+        <w:rPr>
+          <w:rFonts w:ascii="Consolas" w:hAnsi="Consolas"/>
+          <w:sz w:val="19"/>
+        </w:rPr>
+        <w:t>Password</w:t>
+      </w:r>
+      <w:r>
+        <w:t xml:space="preserve"> là </w:t>
+      </w:r>
+      <w:r>
+        <w:rPr>
+          <w:rFonts w:ascii="Consolas" w:hAnsi="Consolas"/>
+          <w:sz w:val="19"/>
+        </w:rPr>
+        <w:t>***</w:t>
+      </w:r>
+      <w:r>
+        <w:t>; log API không còn "Đặt log sai".</w:t>
       </w:r>
     </w:p>
     <w:p>
@@ -11594,7 +13431,7 @@
         <w:pStyle w:val="ListBullet"/>
       </w:pPr>
       <w:r>
-        <w:t xml:space="preserve">Trên host, sau khi publish đủ bốn commit API, dòng 11 phải ra dạng: </w:t>
+        <w:t xml:space="preserve">Trên host, sau khi publish đủ sáu commit API, dòng 11 phải ra dạng: </w:t>
       </w:r>
       <w:r>
         <w:rPr>
@@ -11612,7 +13449,7 @@
         <w:pStyle w:val="ListBullet"/>
       </w:pPr>
       <w:r>
-        <w:t xml:space="preserve">Dòng 2 và 14 là </w:t>
+        <w:t xml:space="preserve">Dòng 2 là </w:t>
       </w:r>
       <w:r>
         <w:rPr>
@@ -11622,7 +13459,17 @@
         <w:t>--</w:t>
       </w:r>
       <w:r>
-        <w:t xml:space="preserve"> vì chưa có tài khoản tích hợp, và bên em không đặt khoá bàn giao vào biến. Trên host phải đặt cả hai, và cả hai phải ✓.</w:t>
+        <w:t xml:space="preserve"> vì trang điều xe dùng token của anh (tài khoản tích hợp tạm gác, mục 6) — đúng. Câu "Hướng sửa" của dòng này trong bài còn nhắc tạo tài khoản tích hợp: nay là tuỳ chọn. Dòng 14 là </w:t>
+      </w:r>
+      <w:r>
+        <w:rPr>
+          <w:rFonts w:ascii="Consolas" w:hAnsi="Consolas"/>
+          <w:sz w:val="19"/>
+        </w:rPr>
+        <w:t>--</w:t>
+      </w:r>
+      <w:r>
+        <w:t xml:space="preserve"> vì bên em không đặt khoá bàn giao vào biến; trên host phải đặt và phải ✓.</w:t>
       </w:r>
     </w:p>
     <w:p>
@@ -11636,17 +13483,37 @@
         <w:t>Chạy đúng hết, đợt 2</w:t>
       </w:r>
       <w:r>
-        <w:t xml:space="preserve"> là 17 dòng ✓: </w:t>
+        <w:t xml:space="preserve"> là 16 dòng ✓ và dòng 2 </w:t>
       </w:r>
       <w:r>
         <w:rPr>
           <w:rFonts w:ascii="Consolas" w:hAnsi="Consolas"/>
           <w:sz w:val="19"/>
         </w:rPr>
-        <w:t>Tổng: 17 ✓ · 0 SAI · 0 bỏ qua</w:t>
-      </w:r>
-      <w:r>
-        <w:t>, thoát mã 0.</w:t>
+        <w:t>--</w:t>
+      </w:r>
+      <w:r>
+        <w:t xml:space="preserve"> khi dùng token (</w:t>
+      </w:r>
+      <w:r>
+        <w:rPr>
+          <w:rFonts w:ascii="Consolas" w:hAnsi="Consolas"/>
+          <w:sz w:val="19"/>
+        </w:rPr>
+        <w:t>Tổng: 16 ✓ · 0 SAI · 1 bỏ qua</w:t>
+      </w:r>
+      <w:r>
+        <w:t xml:space="preserve">); đặt </w:t>
+      </w:r>
+      <w:r>
+        <w:rPr>
+          <w:rFonts w:ascii="Consolas" w:hAnsi="Consolas"/>
+          <w:sz w:val="19"/>
+        </w:rPr>
+        <w:t>QLSX_USERNAME</w:t>
+      </w:r>
+      <w:r>
+        <w:t xml:space="preserve"> thì 17 ✓. Thoát mã 0.</w:t>
       </w:r>
     </w:p>
     <w:p>
@@ -12454,7 +14321,41 @@
         <w:t>f382a9e8</w:t>
       </w:r>
       <w:r>
-        <w:t xml:space="preserve"> thoát ký tự).</w:t>
+        <w:t xml:space="preserve"> thoát ký tự; </w:t>
+      </w:r>
+      <w:r>
+        <w:rPr>
+          <w:rFonts w:ascii="Consolas" w:hAnsi="Consolas"/>
+          <w:sz w:val="19"/>
+        </w:rPr>
+        <w:t>77bcb0a1</w:t>
+      </w:r>
+      <w:r>
+        <w:t xml:space="preserve"> thêm cho nguồn DEAL / QUOTE và câu lỗi).</w:t>
+      </w:r>
+    </w:p>
+    <w:p>
+      <w:pPr>
+        <w:pStyle w:val="ListNumber"/>
+      </w:pPr>
+      <w:r>
+        <w:rPr>
+          <w:b/>
+        </w:rPr>
+        <w:t>Mở một phiếu 59 "Chi trước"</w:t>
+      </w:r>
+      <w:r>
+        <w:t xml:space="preserve"> (tạm ứng bên em tạo): ô loại hiện đúng "Chi trước", nút Chỉnh sửa khoá kèm câu báo chỉ xem, các dòng vẫn còn (commit </w:t>
+      </w:r>
+      <w:r>
+        <w:rPr>
+          <w:rFonts w:ascii="Consolas" w:hAnsi="Consolas"/>
+          <w:sz w:val="19"/>
+        </w:rPr>
+        <w:t>77bcb0a1</w:t>
+      </w:r>
+      <w:r>
+        <w:t>). Phiếu 58 / 60, 15 / 17 sửa được như cũ.</w:t>
       </w:r>
     </w:p>
     <w:p>
@@ -13828,18 +15729,7 @@
           <w:p>
             <w:r/>
             <w:r>
-              <w:t>token mượn hết hạn (10/10), hoặc mật khẩu tích hợp đã đổi</w:t>
-            </w:r>
-          </w:p>
-        </w:tc>
-        <w:tc>
-          <w:tcPr>
-            <w:tcW w:type="dxa" w:w="2880"/>
-          </w:tcPr>
-          <w:p>
-            <w:r/>
-            <w:r>
-              <w:t xml:space="preserve">làm mục 6; đổi mật khẩu thì bên em cập nhật </w:t>
+              <w:t xml:space="preserve">token của anh hết hạn (khoảng 10/10), hoặc mật khẩu đặt trong </w:t>
             </w:r>
             <w:r>
               <w:rPr>
@@ -13848,6 +15738,47 @@
               </w:rPr>
               <w:t>.env</w:t>
             </w:r>
+            <w:r>
+              <w:t xml:space="preserve"> đã đổi</w:t>
+            </w:r>
+          </w:p>
+        </w:tc>
+        <w:tc>
+          <w:tcPr>
+            <w:tcW w:type="dxa" w:w="2880"/>
+          </w:tcPr>
+          <w:p>
+            <w:r/>
+            <w:r>
+              <w:t xml:space="preserve">thay token mới, hoặc đặt </w:t>
+            </w:r>
+            <w:r>
+              <w:rPr>
+                <w:rFonts w:ascii="Consolas" w:hAnsi="Consolas"/>
+                <w:sz w:val="19"/>
+              </w:rPr>
+              <w:t>QLSX_USERNAME</w:t>
+            </w:r>
+            <w:r>
+              <w:t xml:space="preserve"> / </w:t>
+            </w:r>
+            <w:r>
+              <w:rPr>
+                <w:rFonts w:ascii="Consolas" w:hAnsi="Consolas"/>
+                <w:sz w:val="19"/>
+              </w:rPr>
+              <w:t>QLSX_PASSWORD</w:t>
+            </w:r>
+            <w:r>
+              <w:t xml:space="preserve"> (mục 6); đổi mật khẩu thì cập nhật </w:t>
+            </w:r>
+            <w:r>
+              <w:rPr>
+                <w:rFonts w:ascii="Consolas" w:hAnsi="Consolas"/>
+                <w:sz w:val="19"/>
+              </w:rPr>
+              <w:t>.env</w:t>
+            </w:r>
           </w:p>
         </w:tc>
       </w:tr>
@@ -13894,7 +15825,17 @@
               <w:t>OrgID</w:t>
             </w:r>
             <w:r>
-              <w:t>, hoặc tài khoản không có trên DB host</w:t>
+              <w:t>; mật khẩu quá 20 ký tự; tài khoản chưa gán chi nhánh (</w:t>
+            </w:r>
+            <w:r>
+              <w:rPr>
+                <w:rFonts w:ascii="Consolas" w:hAnsi="Consolas"/>
+                <w:sz w:val="19"/>
+              </w:rPr>
+              <w:t>USERS_ORG</w:t>
+            </w:r>
+            <w:r>
+              <w:t>), hoặc không có trên DB host</w:t>
             </w:r>
           </w:p>
         </w:tc>
@@ -13905,7 +15846,16 @@
           <w:p>
             <w:r/>
             <w:r>
-              <w:t>kiểm tài khoản trên DB host</w:t>
+              <w:t>kiểm tài khoản trên DB host (</w:t>
+            </w:r>
+            <w:r>
+              <w:rPr>
+                <w:b/>
+              </w:rPr>
+              <w:t>cần quyền host</w:t>
+            </w:r>
+            <w:r>
+              <w:t>)</w:t>
             </w:r>
           </w:p>
         </w:tc>
@@ -14212,41 +16162,61 @@
                 <w:rFonts w:ascii="Consolas" w:hAnsi="Consolas"/>
                 <w:sz w:val="19"/>
               </w:rPr>
-              <w:t>Header.Amount</w:t>
-            </w:r>
-            <w:r>
-              <w:t xml:space="preserve"> / </w:t>
+              <w:t>BaseAmount</w:t>
+            </w:r>
+            <w:r>
+              <w:t xml:space="preserve"> dòng hoặc </w:t>
             </w:r>
             <w:r>
               <w:rPr>
                 <w:rFonts w:ascii="Consolas" w:hAnsi="Consolas"/>
                 <w:sz w:val="19"/>
               </w:rPr>
-              <w:t>BaseAmount</w:t>
-            </w:r>
-            <w:r>
-              <w:t xml:space="preserve"> trên phiếu đã lưu khác số WEB hiện lúc nhập</w:t>
-            </w:r>
-          </w:p>
-        </w:tc>
-        <w:tc>
-          <w:tcPr>
-            <w:tcW w:type="dxa" w:w="2880"/>
-          </w:tcPr>
-          <w:p>
-            <w:r/>
-            <w:r>
-              <w:t xml:space="preserve">từ </w:t>
+              <w:t>Header.Amount</w:t>
+            </w:r>
+            <w:r>
+              <w:t xml:space="preserve"> / </w:t>
             </w:r>
             <w:r>
               <w:rPr>
                 <w:rFonts w:ascii="Consolas" w:hAnsi="Consolas"/>
                 <w:sz w:val="19"/>
               </w:rPr>
+              <w:t>BaseAmount</w:t>
+            </w:r>
+            <w:r>
+              <w:t xml:space="preserve"> trên phiếu đã lưu khác số WEB hiện lúc nhập</w:t>
+            </w:r>
+          </w:p>
+        </w:tc>
+        <w:tc>
+          <w:tcPr>
+            <w:tcW w:type="dxa" w:w="2880"/>
+          </w:tcPr>
+          <w:p>
+            <w:r/>
+            <w:r>
+              <w:t>máy chủ tính lại quy đổi từng dòng (</w:t>
+            </w:r>
+            <w:r>
+              <w:rPr>
+                <w:rFonts w:ascii="Consolas" w:hAnsi="Consolas"/>
+                <w:sz w:val="19"/>
+              </w:rPr>
+              <w:t>ae0e7f6</w:t>
+            </w:r>
+            <w:r>
+              <w:t>) rồi tổng header (</w:t>
+            </w:r>
+            <w:r>
+              <w:rPr>
+                <w:rFonts w:ascii="Consolas" w:hAnsi="Consolas"/>
+                <w:sz w:val="19"/>
+              </w:rPr>
               <w:t>ce95b3c</w:t>
             </w:r>
             <w:r>
-              <w:t xml:space="preserve"> máy chủ tính lại tổng từ các dòng (5 số lẻ). Số máy chủ là số đúng</w:t>
+              <w:t>), 5 số lẻ. Số máy chủ là số đúng</w:t>
             </w:r>
           </w:p>
         </w:tc>
@@ -14257,7 +16227,120 @@
           <w:p>
             <w:r/>
             <w:r>
-              <w:t>không phải lỗi. Riêng phiếu có dòng IV / IC hoặc dòng công nợ thiếu số tiền thì máy chủ giữ số WEB gửi</w:t>
+              <w:t>không phải lỗi. Riêng dòng IV / IC, dòng thiếu nguyên tệ hoặc tỷ giá ≤ 0, dòng công nợ thiếu số tiền thì máy chủ giữ số WEB gửi</w:t>
+            </w:r>
+          </w:p>
+        </w:tc>
+      </w:tr>
+      <w:tr>
+        <w:tc>
+          <w:tcPr>
+            <w:tcW w:type="dxa" w:w="2880"/>
+          </w:tcPr>
+          <w:p>
+            <w:r/>
+            <w:r>
+              <w:t xml:space="preserve">Màn bên em báo </w:t>
+            </w:r>
+            <w:r>
+              <w:rPr>
+                <w:rFonts w:ascii="Consolas" w:hAnsi="Consolas"/>
+                <w:sz w:val="19"/>
+              </w:rPr>
+              <w:t>PHIEU_CHI_MAT</w:t>
+            </w:r>
+          </w:p>
+        </w:tc>
+        <w:tc>
+          <w:tcPr>
+            <w:tcW w:type="dxa" w:w="2880"/>
+          </w:tcPr>
+          <w:p>
+            <w:r/>
+            <w:r>
+              <w:t>phiếu bên em tạo đã bị xoá tay bên anh (</w:t>
+            </w:r>
+            <w:r>
+              <w:rPr>
+                <w:rFonts w:ascii="Consolas" w:hAnsi="Consolas"/>
+                <w:sz w:val="19"/>
+              </w:rPr>
+              <w:t>Master</w:t>
+            </w:r>
+            <w:r>
+              <w:t xml:space="preserve"> null)</w:t>
+            </w:r>
+          </w:p>
+        </w:tc>
+        <w:tc>
+          <w:tcPr>
+            <w:tcW w:type="dxa" w:w="2880"/>
+          </w:tcPr>
+          <w:p>
+            <w:r/>
+            <w:r>
+              <w:t xml:space="preserve">người lập bấm </w:t>
+            </w:r>
+            <w:r>
+              <w:rPr>
+                <w:b/>
+              </w:rPr>
+              <w:t>Gửi lại</w:t>
+            </w:r>
+            <w:r>
+              <w:t xml:space="preserve"> → lập phiếu mới. Cần huỷ thì báo bên EPL rút, đừng xoá tay</w:t>
+            </w:r>
+          </w:p>
+        </w:tc>
+      </w:tr>
+      <w:tr>
+        <w:tc>
+          <w:tcPr>
+            <w:tcW w:type="dxa" w:w="2880"/>
+          </w:tcPr>
+          <w:p>
+            <w:r/>
+            <w:r>
+              <w:t xml:space="preserve">Lập đề nghị trả chủ xe báo 503 </w:t>
+            </w:r>
+            <w:r>
+              <w:rPr>
+                <w:rFonts w:ascii="Consolas" w:hAnsi="Consolas"/>
+                <w:sz w:val="19"/>
+              </w:rPr>
+              <w:t>CHUA_NOI_KE_TOAN</w:t>
+            </w:r>
+          </w:p>
+        </w:tc>
+        <w:tc>
+          <w:tcPr>
+            <w:tcW w:type="dxa" w:w="2880"/>
+          </w:tcPr>
+          <w:p>
+            <w:r/>
+            <w:r>
+              <w:t xml:space="preserve">kho tạm tắt hoặc chưa có </w:t>
+            </w:r>
+            <w:r>
+              <w:rPr>
+                <w:rFonts w:ascii="Consolas" w:hAnsi="Consolas"/>
+                <w:sz w:val="19"/>
+              </w:rPr>
+              <w:t>1d8d91c</w:t>
+            </w:r>
+            <w:r>
+              <w:t xml:space="preserve"> (mục 1.5)</w:t>
+            </w:r>
+          </w:p>
+        </w:tc>
+        <w:tc>
+          <w:tcPr>
+            <w:tcW w:type="dxa" w:w="2880"/>
+          </w:tcPr>
+          <w:p>
+            <w:r/>
+            <w:r>
+              <w:t>bên EPL bật lại / triển khai kho tạm. Chặn là đúng: không trả dư cho chủ xe</w:t>
             </w:r>
           </w:p>
         </w:tc>
@@ -14492,7 +16575,7 @@
           <w:p>
             <w:r/>
             <w:r>
-              <w:t>Lỗi ở phiếu 59 "Chi trước", hoặc chuỗi lạ chạy được trong modal Vụ việc</w:t>
+              <w:t>Sửa phiếu 59 "Chi trước" thì lưu thành 58, mất dòng; hoặc chuỗi lạ chạy được trong modal Vụ việc</w:t>
             </w:r>
           </w:p>
         </w:tc>
@@ -14503,7 +16586,17 @@
           <w:p>
             <w:r/>
             <w:r>
-              <w:t>WEB chưa có commit sắp có (mục 1.4)</w:t>
+              <w:t xml:space="preserve">WEB chưa có </w:t>
+            </w:r>
+            <w:r>
+              <w:rPr>
+                <w:rFonts w:ascii="Consolas" w:hAnsi="Consolas"/>
+                <w:sz w:val="19"/>
+              </w:rPr>
+              <w:t>77bcb0a1</w:t>
+            </w:r>
+            <w:r>
+              <w:t xml:space="preserve"> (mục 1.4)</w:t>
             </w:r>
           </w:p>
         </w:tc>
@@ -14514,7 +16607,7 @@
           <w:p>
             <w:r/>
             <w:r>
-              <w:t>chờ commit đó rồi publish WEB</w:t>
+              <w:t>publish lại WEB</w:t>
             </w:r>
           </w:p>
         </w:tc>
@@ -14945,7 +17038,7 @@
           <w:rFonts w:ascii="Consolas" w:hAnsi="Consolas"/>
           <w:sz w:val="19"/>
         </w:rPr>
-        <w:t>git revert --no-edit ce95b3c 64ce7a4 be123e9 465748b</w:t>
+        <w:t>git revert --no-edit ae0e7f6 ed5aa0e ce95b3c 64ce7a4 be123e9 465748b</w:t>
       </w:r>
       <w:r>
         <w:t xml:space="preserve"> (API), </w:t>
@@ -14955,10 +17048,10 @@
           <w:rFonts w:ascii="Consolas" w:hAnsi="Consolas"/>
           <w:sz w:val="19"/>
         </w:rPr>
-        <w:t>git revert --no-edit 7e14421c 06a14189 f382a9e8</w:t>
-      </w:r>
-      <w:r>
-        <w:t xml:space="preserve"> (WEB; thêm commit sắp có ở đầu nếu đã merge). Lệnh này tạo commit đảo, anh hoặc chủ dự án quyết có làm không.</w:t>
+        <w:t>git revert --no-edit 77bcb0a1 7e14421c 06a14189 f382a9e8</w:t>
+      </w:r>
+      <w:r>
+        <w:t xml:space="preserve"> (WEB). Lệnh này tạo commit đảo, chủ dự án quyết có làm không.</w:t>
       </w:r>
     </w:p>
     <w:p>
@@ -14966,17 +17059,101 @@
         <w:jc w:val="both"/>
       </w:pPr>
       <w:r>
-        <w:t xml:space="preserve">Chỉ muốn bỏ </w:t>
+        <w:t xml:space="preserve">Chỉ muốn bỏ phần máy chủ tính số: revert </w:t>
       </w:r>
       <w:r>
         <w:rPr>
           <w:rFonts w:ascii="Consolas" w:hAnsi="Consolas"/>
           <w:sz w:val="19"/>
         </w:rPr>
+        <w:t>ae0e7f6</w:t>
+      </w:r>
+      <w:r>
+        <w:t xml:space="preserve"> (quy đổi từng dòng) trước, rồi mới tới </w:t>
+      </w:r>
+      <w:r>
+        <w:rPr>
+          <w:rFonts w:ascii="Consolas" w:hAnsi="Consolas"/>
+          <w:sz w:val="19"/>
+        </w:rPr>
         <w:t>ce95b3c</w:t>
       </w:r>
       <w:r>
-        <w:t xml:space="preserve"> (503, tổng header máy chủ tính) thì revert riêng nó; ba commit API trước vẫn giữ.</w:t>
+        <w:t xml:space="preserve"> (503, tổng header) — </w:t>
+      </w:r>
+      <w:r>
+        <w:rPr>
+          <w:rFonts w:ascii="Consolas" w:hAnsi="Consolas"/>
+          <w:sz w:val="19"/>
+        </w:rPr>
+        <w:t>ae0e7f6</w:t>
+      </w:r>
+      <w:r>
+        <w:t xml:space="preserve"> sửa tiếp tệp của </w:t>
+      </w:r>
+      <w:r>
+        <w:rPr>
+          <w:rFonts w:ascii="Consolas" w:hAnsi="Consolas"/>
+          <w:sz w:val="19"/>
+        </w:rPr>
+        <w:t>ce95b3c</w:t>
+      </w:r>
+      <w:r>
+        <w:t xml:space="preserve">. Ba commit API trước </w:t>
+      </w:r>
+      <w:r>
+        <w:rPr>
+          <w:rFonts w:ascii="Consolas" w:hAnsi="Consolas"/>
+          <w:sz w:val="19"/>
+        </w:rPr>
+        <w:t>ce95b3c</w:t>
+      </w:r>
+      <w:r>
+        <w:t xml:space="preserve"> vẫn giữ. </w:t>
+      </w:r>
+      <w:r>
+        <w:rPr>
+          <w:rFonts w:ascii="Consolas" w:hAnsi="Consolas"/>
+          <w:sz w:val="19"/>
+        </w:rPr>
+        <w:t>ed5aa0e</w:t>
+      </w:r>
+      <w:r>
+        <w:t xml:space="preserve"> (che mật khẩu trong audit) nên giữ.</w:t>
+      </w:r>
+    </w:p>
+    <w:p>
+      <w:pPr>
+        <w:jc w:val="both"/>
+      </w:pPr>
+      <w:r>
+        <w:rPr>
+          <w:b/>
+        </w:rPr>
+        <w:t>Kho tạm:</w:t>
+      </w:r>
+      <w:r>
+        <w:t xml:space="preserve"> bên EPL đưa máy kho tạm về commit trước </w:t>
+      </w:r>
+      <w:r>
+        <w:rPr>
+          <w:rFonts w:ascii="Consolas" w:hAnsi="Consolas"/>
+          <w:sz w:val="19"/>
+        </w:rPr>
+        <w:t>1d8d91c</w:t>
+      </w:r>
+      <w:r>
+        <w:t xml:space="preserve"> (</w:t>
+      </w:r>
+      <w:r>
+        <w:rPr>
+          <w:rFonts w:ascii="Consolas" w:hAnsi="Consolas"/>
+          <w:sz w:val="19"/>
+        </w:rPr>
+        <w:t>128233a</w:t>
+      </w:r>
+      <w:r>
+        <w:t>) rồi khởi động lại. Khi đó trả chủ xe có hàng quầy bị chặn 503 / lỗi kho (mục 9), các luồng khác không đổi.</w:t>
       </w:r>
     </w:p>
     <w:p>
@@ -15090,7 +17267,7 @@
           <w:p>
             <w:r/>
             <w:r>
-              <w:t>Gửi SO, phiếu chi tạm ứng, trả chủ xe, công nợ khách</w:t>
+              <w:t>Gửi SO, phiếu chi / thu (tạm ứng, trả chủ xe, chi mục, tất toán, nhà cung cấp), công nợ khách</w:t>
             </w:r>
           </w:p>
         </w:tc>
@@ -15101,7 +17278,7 @@
           <w:p>
             <w:r/>
             <w:r>
-              <w:t>vẫn chạy: các đường này không đổi trong 5 commit</w:t>
+              <w:t>vẫn chạy: các đường này không đổi trong các commit trên</w:t>
             </w:r>
           </w:p>
         </w:tc>
@@ -15179,7 +17356,7 @@
           <w:p>
             <w:r/>
             <w:r>
-              <w:t>Tổng header phiếu</w:t>
+              <w:t>Quy đổi từng dòng, tổng header phiếu</w:t>
             </w:r>
           </w:p>
         </w:tc>
@@ -15190,7 +17367,7 @@
           <w:p>
             <w:r/>
             <w:r>
-              <w:t xml:space="preserve">lại lấy theo số WEB gửi (như trước </w:t>
+              <w:t xml:space="preserve">lại lấy theo số bên gửi (như trước </w:t>
             </w:r>
             <w:r>
               <w:rPr>
@@ -15200,7 +17377,48 @@
               <w:t>ce95b3c</w:t>
             </w:r>
             <w:r>
-              <w:t>)</w:t>
+              <w:t xml:space="preserve"> / </w:t>
+            </w:r>
+            <w:r>
+              <w:rPr>
+                <w:rFonts w:ascii="Consolas" w:hAnsi="Consolas"/>
+                <w:sz w:val="19"/>
+              </w:rPr>
+              <w:t>ae0e7f6</w:t>
+            </w:r>
+            <w:r>
+              <w:t>); bên em vẫn gửi đúng quy đổi theo tỷ giá khoá trên phiếu</w:t>
+            </w:r>
+          </w:p>
+        </w:tc>
+      </w:tr>
+      <w:tr>
+        <w:tc>
+          <w:tcPr>
+            <w:tcW w:type="dxa" w:w="4320"/>
+          </w:tcPr>
+          <w:p>
+            <w:r/>
+            <w:r>
+              <w:t>Nhật ký kiểm toán</w:t>
+            </w:r>
+          </w:p>
+        </w:tc>
+        <w:tc>
+          <w:tcPr>
+            <w:tcW w:type="dxa" w:w="4320"/>
+          </w:tcPr>
+          <w:p>
+            <w:r/>
+            <w:r>
+              <w:t xml:space="preserve">lại ghi mật khẩu dạng chữ thường nếu bỏ </w:t>
+            </w:r>
+            <w:r>
+              <w:rPr>
+                <w:rFonts w:ascii="Consolas" w:hAnsi="Consolas"/>
+                <w:sz w:val="19"/>
+              </w:rPr>
+              <w:t>ed5aa0e</w:t>
             </w:r>
           </w:p>
         </w:tc>
@@ -15368,7 +17586,7 @@
         <w:t>TK-20261001-000162</w:t>
       </w:r>
       <w:r>
-        <w:t xml:space="preserve"> và </w:t>
+        <w:t xml:space="preserve"> (T4-0449-09/EPL) và </w:t>
       </w:r>
       <w:r>
         <w:rPr>
@@ -15378,7 +17596,16 @@
         <w:t>…163</w:t>
       </w:r>
       <w:r>
-        <w:t xml:space="preserve"> chỉ có trên DB demo, là SO thử. Anh huỷ hoặc bỏ qua khi đối soát.</w:t>
+        <w:t xml:space="preserve"> (T4-0442-09/EPL) trên DB demo: hai SO tạo ngày 01/10 trước giờ cắt sổ, </w:t>
+      </w:r>
+      <w:r>
+        <w:rPr>
+          <w:b/>
+        </w:rPr>
+        <w:t>giữ nguyên</w:t>
+      </w:r>
+      <w:r>
+        <w:t>, là công nợ thật của hai DO đó.</w:t>
       </w:r>
     </w:p>
     <w:p>
@@ -15485,7 +17712,7 @@
         <w:rPr>
           <w:color w:val="145C4A"/>
         </w:rPr>
-        <w:t>11. Điểm cần chủ dự án hoặc anh Tune quyết</w:t>
+        <w:t>11. Điểm cần quyết</w:t>
       </w:r>
     </w:p>
     <w:tbl>
@@ -15551,7 +17778,7 @@
               <w:rPr>
                 <w:b/>
               </w:rPr>
-              <w:t>Ai quyết</w:t>
+              <w:t>Ai quyết / làm</w:t>
             </w:r>
           </w:p>
         </w:tc>
@@ -15593,7 +17820,7 @@
           <w:p>
             <w:r/>
             <w:r>
-              <w:t xml:space="preserve">Đưa hai nhánh cho anh: push GitHub hay gói </w:t>
+              <w:t xml:space="preserve">Đưa hai nhánh: push GitHub hay gói </w:t>
             </w:r>
             <w:r>
               <w:rPr>
@@ -15667,7 +17894,10 @@
           <w:p>
             <w:r/>
             <w:r>
-              <w:t>anh Tune</w:t>
+              <w:rPr>
+                <w:b/>
+              </w:rPr>
+              <w:t>cần quyền host</w:t>
             </w:r>
           </w:p>
         </w:tc>
@@ -15730,7 +17960,10 @@
           <w:p>
             <w:r/>
             <w:r>
-              <w:t>anh Tune</w:t>
+              <w:rPr>
+                <w:b/>
+              </w:rPr>
+              <w:t>cần quyền host</w:t>
             </w:r>
           </w:p>
         </w:tc>
@@ -15741,7 +17974,7 @@
           <w:p>
             <w:r/>
             <w:r>
-              <w:t>sửa tệp máy anh trước khi publish</w:t>
+              <w:t>sửa tệp máy publish trước khi publish</w:t>
             </w:r>
           </w:p>
         </w:tc>
@@ -15776,7 +18009,13 @@
           <w:p>
             <w:r/>
             <w:r>
-              <w:t>anh Tune + chủ dự án</w:t>
+              <w:t xml:space="preserve">chủ dự án; xem DB — </w:t>
+            </w:r>
+            <w:r>
+              <w:rPr>
+                <w:b/>
+              </w:rPr>
+              <w:t>cần quyền host</w:t>
             </w:r>
           </w:p>
         </w:tc>
@@ -15787,7 +18026,7 @@
           <w:p>
             <w:r/>
             <w:r>
-              <w:t>anh xác nhận DB; mọi việc mục 4 – 6 làm trên đúng DB đó</w:t>
+              <w:t>xác nhận DB; mọi việc mục 4 – 6 làm trên đúng DB đó</w:t>
             </w:r>
           </w:p>
         </w:tc>
@@ -15821,7 +18060,7 @@
               <w:t>mo_ma_con_tune.py</w:t>
             </w:r>
             <w:r>
-              <w:t xml:space="preserve"> hay anh tự làm trên màn Tài khoản Lào</w:t>
+              <w:t xml:space="preserve"> hay làm tay trên màn Tài khoản Lào</w:t>
             </w:r>
           </w:p>
         </w:tc>
@@ -15832,7 +18071,13 @@
           <w:p>
             <w:r/>
             <w:r>
-              <w:t>chủ dự án cho phép</w:t>
+              <w:t xml:space="preserve">chủ dự án cho phép — </w:t>
+            </w:r>
+            <w:r>
+              <w:rPr>
+                <w:b/>
+              </w:rPr>
+              <w:t>cần quyền host</w:t>
             </w:r>
           </w:p>
         </w:tc>
@@ -15843,7 +18088,7 @@
           <w:p>
             <w:r/>
             <w:r>
-              <w:t>bên em chạy, anh xem lại</w:t>
+              <w:t>bên em chạy, xem lại trên WEB host</w:t>
             </w:r>
           </w:p>
         </w:tc>
@@ -15885,7 +18130,10 @@
           <w:p>
             <w:r/>
             <w:r>
-              <w:t>anh Tune</w:t>
+              <w:rPr>
+                <w:b/>
+              </w:rPr>
+              <w:t>cần quyền host</w:t>
             </w:r>
           </w:p>
         </w:tc>
@@ -15941,7 +18189,10 @@
           <w:p>
             <w:r/>
             <w:r>
-              <w:t>anh Tune</w:t>
+              <w:rPr>
+                <w:b/>
+              </w:rPr>
+              <w:t>cần quyền host</w:t>
             </w:r>
           </w:p>
         </w:tc>
@@ -15976,13 +18227,16 @@
           <w:p>
             <w:r/>
             <w:r>
-              <w:t xml:space="preserve">Tài khoản tích hợp trên host: ai tạo, ai giữ mật khẩu; </w:t>
+              <w:t>Token hết hạn (</w:t>
             </w:r>
             <w:r>
               <w:rPr>
                 <w:b/>
               </w:rPr>
-              <w:t>hạn 10/10</w:t>
+              <w:t>khoảng 10/10</w:t>
+            </w:r>
+            <w:r>
+              <w:t>): thay token mới hay đặt tài khoản anh để tự đăng nhập. Tài khoản tích hợp tạm gác (tuỳ chọn)</w:t>
             </w:r>
           </w:p>
         </w:tc>
@@ -15993,7 +18247,13 @@
           <w:p>
             <w:r/>
             <w:r>
-              <w:t>anh Tune hoặc chủ dự án</w:t>
+              <w:rPr>
+                <w:b/>
+              </w:rPr>
+              <w:t>cần quyền host</w:t>
+            </w:r>
+            <w:r>
+              <w:t xml:space="preserve"> (token / mật khẩu của anh)</w:t>
             </w:r>
           </w:p>
         </w:tc>
@@ -16004,7 +18264,7 @@
           <w:p>
             <w:r/>
             <w:r>
-              <w:t xml:space="preserve">anh tạo, đặt thẳng mật khẩu vào </w:t>
+              <w:t xml:space="preserve">đặt tài khoản anh vào </w:t>
             </w:r>
             <w:r>
               <w:rPr>
@@ -16014,7 +18274,7 @@
               <w:t>.env</w:t>
             </w:r>
             <w:r>
-              <w:t xml:space="preserve"> máy chủ trang điều xe</w:t>
+              <w:t xml:space="preserve"> máy chủ trang điều xe — khỏi thay token mỗi 30 ngày</w:t>
             </w:r>
           </w:p>
         </w:tc>
@@ -16059,7 +18319,10 @@
           <w:p>
             <w:r/>
             <w:r>
-              <w:t>anh Tune</w:t>
+              <w:rPr>
+                <w:b/>
+              </w:rPr>
+              <w:t>cần quyền host</w:t>
             </w:r>
           </w:p>
         </w:tc>
@@ -16172,7 +18435,7 @@
           <w:p>
             <w:r/>
             <w:r>
-              <w:t>Sếp tạo, bên em chuyển anh qua kênh riêng, không qua nhóm chat</w:t>
+              <w:t>Sếp tạo, bên em chuyển qua kênh riêng, không qua nhóm chat</w:t>
             </w:r>
           </w:p>
         </w:tc>
@@ -16217,7 +18480,10 @@
           <w:p>
             <w:r/>
             <w:r>
-              <w:t>anh Tune</w:t>
+              <w:rPr>
+                <w:b/>
+              </w:rPr>
+              <w:t>cần quyền host</w:t>
             </w:r>
           </w:p>
         </w:tc>
@@ -16252,7 +18518,17 @@
           <w:p>
             <w:r/>
             <w:r>
-              <w:t>Publish WEB ngay, hay chờ commit sắp có (phiếu 59, XSS modal)</w:t>
+              <w:t xml:space="preserve">Lúc cắt sổ: chạy </w:t>
+            </w:r>
+            <w:r>
+              <w:rPr>
+                <w:rFonts w:ascii="Consolas" w:hAnsi="Consolas"/>
+                <w:sz w:val="19"/>
+              </w:rPr>
+              <w:t>bo_tien_trang_tam.py --ghi</w:t>
+            </w:r>
+            <w:r>
+              <w:t xml:space="preserve"> trên DB thật trang điều xe, rồi gửi SO mọi DO đã khoá</w:t>
             </w:r>
           </w:p>
         </w:tc>
@@ -16263,7 +18539,7 @@
           <w:p>
             <w:r/>
             <w:r>
-              <w:t>anh Tune</w:t>
+              <w:t>chủ dự án cho phép</w:t>
             </w:r>
           </w:p>
         </w:tc>
@@ -16274,7 +18550,7 @@
           <w:p>
             <w:r/>
             <w:r>
-              <w:t>chờ; API publish trước</w:t>
+              <w:t>sau khi bài kiểm hết SAI (bước 9)</w:t>
             </w:r>
           </w:p>
         </w:tc>
@@ -16298,17 +18574,7 @@
           <w:p>
             <w:r/>
             <w:r>
-              <w:t xml:space="preserve">Lúc cắt sổ: chạy </w:t>
-            </w:r>
-            <w:r>
-              <w:rPr>
-                <w:rFonts w:ascii="Consolas" w:hAnsi="Consolas"/>
-                <w:sz w:val="19"/>
-              </w:rPr>
-              <w:t>bo_tien_trang_tam.py --ghi</w:t>
-            </w:r>
-            <w:r>
-              <w:t xml:space="preserve"> trên DB thật trang điều xe, rồi gửi SO mọi DO đã khoá</w:t>
+              <w:t>Một lượt SO cho các DO đã khoá trước 01/10</w:t>
             </w:r>
           </w:p>
         </w:tc>
@@ -16319,53 +18585,7 @@
           <w:p>
             <w:r/>
             <w:r>
-              <w:t>chủ dự án cho phép</w:t>
-            </w:r>
-          </w:p>
-        </w:tc>
-        <w:tc>
-          <w:tcPr>
-            <w:tcW w:type="dxa" w:w="2160"/>
-          </w:tcPr>
-          <w:p>
-            <w:r/>
-            <w:r>
-              <w:t>sau khi bài kiểm hết SAI (bước 9)</w:t>
-            </w:r>
-          </w:p>
-        </w:tc>
-      </w:tr>
-      <w:tr>
-        <w:tc>
-          <w:tcPr>
-            <w:tcW w:type="dxa" w:w="2160"/>
-          </w:tcPr>
-          <w:p>
-            <w:r/>
-            <w:r>
-              <w:t>15</w:t>
-            </w:r>
-          </w:p>
-        </w:tc>
-        <w:tc>
-          <w:tcPr>
-            <w:tcW w:type="dxa" w:w="2160"/>
-          </w:tcPr>
-          <w:p>
-            <w:r/>
-            <w:r>
-              <w:t>Anh nhận một lượt SO cho các DO đã khoá trước 01/10</w:t>
-            </w:r>
-          </w:p>
-        </w:tc>
-        <w:tc>
-          <w:tcPr>
-            <w:tcW w:type="dxa" w:w="2160"/>
-          </w:tcPr>
-          <w:p>
-            <w:r/>
-            <w:r>
-              <w:t>anh Tune xác nhận</w:t>
+              <w:t>bên EPL làm</w:t>
             </w:r>
           </w:p>
         </w:tc>
@@ -16438,7 +18658,7 @@
               <w:rPr>
                 <w:b/>
               </w:rPr>
-              <w:t>Trạng thái 01/10 15:30</w:t>
+              <w:t>Trạng thái 01/10 16:50</w:t>
             </w:r>
           </w:p>
         </w:tc>
@@ -16456,7 +18676,7 @@
               <w:rPr>
                 <w:b/>
               </w:rPr>
-              <w:t>Ai</w:t>
+              <w:t>Người làm</w:t>
             </w:r>
           </w:p>
         </w:tc>
@@ -16495,7 +18715,7 @@
               <w:t>/reverse</w:t>
             </w:r>
             <w:r>
-              <w:t>) cho bút toán chờ gửi: thuê xe 621/4022, ghi nợ nhà cung cấp 625 · 614/4021, quyết toán tạm ứng 625/1601</w:t>
+              <w:t>) cho bút toán chờ gửi: thuê xe 621/4022, ghi nợ nhà cung cấp 625 · 614/4021, quyết toán tạm ứng 625/1601, hàng bán cho chủ xe 4022/707</w:t>
             </w:r>
           </w:p>
         </w:tc>
@@ -16506,7 +18726,7 @@
           <w:p>
             <w:r/>
             <w:r>
-              <w:t>chưa có; bên trang điều xe giữ bút toán ở "bút toán chờ gửi", chưa gửi</w:t>
+              <w:t>chưa có; trang điều xe giữ ở màn "Bút toán chờ gửi", chưa gửi</w:t>
             </w:r>
           </w:p>
         </w:tc>
@@ -16517,7 +18737,7 @@
           <w:p>
             <w:r/>
             <w:r>
-              <w:t>anh duyệt khuôn (hợp đồng 12.12.4), hoặc cho bên em thủ tục sổ cái để bên em viết</w:t>
+              <w:t>bên EPL làm (đang làm), khuôn ở hợp đồng 12.12.4</w:t>
             </w:r>
           </w:p>
         </w:tc>
@@ -16530,7 +18750,17 @@
           <w:p>
             <w:r/>
             <w:r>
-              <w:t>Commit WEB sắp có: lỗi phiếu 59 "Chi trước", XSS modal Vụ việc</w:t>
+              <w:t xml:space="preserve">Cờ phân loại ở </w:t>
+            </w:r>
+            <w:r>
+              <w:rPr>
+                <w:rFonts w:ascii="Consolas" w:hAnsi="Consolas"/>
+                <w:sz w:val="19"/>
+              </w:rPr>
+              <w:t>document-types</w:t>
+            </w:r>
+            <w:r>
+              <w:t xml:space="preserve"> (công nợ / khác / trước)</w:t>
             </w:r>
           </w:p>
         </w:tc>
@@ -16541,7 +18771,7 @@
           <w:p>
             <w:r/>
             <w:r>
-              <w:t>đang sửa</w:t>
+              <w:t>WEB, API còn ghi cứng DOTY 58/60, 15/17</w:t>
             </w:r>
           </w:p>
         </w:tc>
@@ -16552,7 +18782,7 @@
           <w:p>
             <w:r/>
             <w:r>
-              <w:t>bên em; điền mã vào mục 1.4</w:t>
+              <w:t>bên EPL làm (đang làm)</w:t>
             </w:r>
           </w:p>
         </w:tc>
@@ -16565,14 +18795,26 @@
           <w:p>
             <w:r/>
             <w:r>
-              <w:t xml:space="preserve">Đợt 2 </w:t>
+              <w:t xml:space="preserve">Nhật ký kiểm toán </w:t>
+            </w:r>
+            <w:r>
+              <w:rPr>
+                <w:b/>
+              </w:rPr>
+              <w:t>cũ</w:t>
+            </w:r>
+            <w:r>
+              <w:t xml:space="preserve"> (trước </w:t>
             </w:r>
             <w:r>
               <w:rPr>
                 <w:rFonts w:ascii="Consolas" w:hAnsi="Consolas"/>
                 <w:sz w:val="19"/>
               </w:rPr>
-              <w:t>LogisticsSource</w:t>
+              <w:t>ed5aa0e</w:t>
+            </w:r>
+            <w:r>
+              <w:t>) có thể còn mật khẩu dạng chữ thường</w:t>
             </w:r>
           </w:p>
         </w:tc>
@@ -16583,7 +18825,23 @@
           <w:p>
             <w:r/>
             <w:r>
-              <w:t>chờ trang điều xe ra Internet</w:t>
+              <w:t xml:space="preserve">script che </w:t>
+            </w:r>
+            <w:r>
+              <w:rPr>
+                <w:rFonts w:ascii="Consolas" w:hAnsi="Consolas"/>
+                <w:sz w:val="19"/>
+              </w:rPr>
+              <w:t>20261001_audit_redact_secrets.sql</w:t>
+            </w:r>
+            <w:r>
+              <w:t xml:space="preserve"> đang viết — </w:t>
+            </w:r>
+            <w:r>
+              <w:rPr>
+                <w:b/>
+              </w:rPr>
+              <w:t>đang chốt</w:t>
             </w:r>
           </w:p>
         </w:tc>
@@ -16594,7 +18852,13 @@
           <w:p>
             <w:r/>
             <w:r>
-              <w:t>chủ dự án cấp địa chỉ; anh đặt cấu hình</w:t>
+              <w:t xml:space="preserve">chạy trên DB host, cân nhắc đổi mật khẩu — </w:t>
+            </w:r>
+            <w:r>
+              <w:rPr>
+                <w:b/>
+              </w:rPr>
+              <w:t>cần quyền host</w:t>
             </w:r>
           </w:p>
         </w:tc>
@@ -16607,7 +18871,14 @@
           <w:p>
             <w:r/>
             <w:r>
-              <w:t>Chi mục V–VI, trả nhà cung cấp, tất toán tài xế qua hệ anh</w:t>
+              <w:t xml:space="preserve">Đợt 2 </w:t>
+            </w:r>
+            <w:r>
+              <w:rPr>
+                <w:rFonts w:ascii="Consolas" w:hAnsi="Consolas"/>
+                <w:sz w:val="19"/>
+              </w:rPr>
+              <w:t>LogisticsSource</w:t>
             </w:r>
           </w:p>
         </w:tc>
@@ -16618,7 +18889,7 @@
           <w:p>
             <w:r/>
             <w:r>
-              <w:t>bên em dựng 01/10, đang thử ở máy</w:t>
+              <w:t>chờ trang điều xe ra Internet</w:t>
             </w:r>
           </w:p>
         </w:tc>
@@ -16629,7 +18900,13 @@
           <w:p>
             <w:r/>
             <w:r>
-              <w:t>bên em; gửi anh kết quả thử</w:t>
+              <w:t xml:space="preserve">chủ dự án cấp địa chỉ; đặt cấu hình — </w:t>
+            </w:r>
+            <w:r>
+              <w:rPr>
+                <w:b/>
+              </w:rPr>
+              <w:t>cần quyền host</w:t>
             </w:r>
           </w:p>
         </w:tc>
@@ -16642,7 +18919,7 @@
           <w:p>
             <w:r/>
             <w:r>
-              <w:t>Tài khoản tích hợp trên host</w:t>
+              <w:t>Chi mục V–VI, trả nhà cung cấp, tất toán tài xế, trả chủ xe có trừ hàng quầy qua hệ anh</w:t>
             </w:r>
           </w:p>
         </w:tc>
@@ -16653,7 +18930,27 @@
           <w:p>
             <w:r/>
             <w:r>
-              <w:t>chưa có; hạn 10/10</w:t>
+              <w:t>chạy ở máy (</w:t>
+            </w:r>
+            <w:r>
+              <w:rPr>
+                <w:rFonts w:ascii="Consolas" w:hAnsi="Consolas"/>
+                <w:sz w:val="19"/>
+              </w:rPr>
+              <w:t>f85078b</w:t>
+            </w:r>
+            <w:r>
+              <w:t xml:space="preserve">, kho tạm </w:t>
+            </w:r>
+            <w:r>
+              <w:rPr>
+                <w:rFonts w:ascii="Consolas" w:hAnsi="Consolas"/>
+                <w:sz w:val="19"/>
+              </w:rPr>
+              <w:t>1d8d91c</w:t>
+            </w:r>
+            <w:r>
+              <w:t>); chạy trên host sau triển khai</w:t>
             </w:r>
           </w:p>
         </w:tc>
@@ -16664,7 +18961,7 @@
           <w:p>
             <w:r/>
             <w:r>
-              <w:t>anh hoặc chủ dự án (mục 6)</w:t>
+              <w:t>bên EPL làm</w:t>
             </w:r>
           </w:p>
         </w:tc>
@@ -16677,47 +18974,35 @@
           <w:p>
             <w:r/>
             <w:r>
-              <w:t xml:space="preserve">Bút toán riêng cho </w:t>
-            </w:r>
+              <w:t>Token trang điều xe hết hạn khoảng 10/10</w:t>
+            </w:r>
+          </w:p>
+        </w:tc>
+        <w:tc>
+          <w:tcPr>
+            <w:tcW w:type="dxa" w:w="2880"/>
+          </w:tcPr>
+          <w:p>
+            <w:r/>
+            <w:r>
+              <w:t>đang dùng token của anh; tài khoản tích hợp tạm gác (tuỳ chọn, mục 6.1)</w:t>
+            </w:r>
+          </w:p>
+        </w:tc>
+        <w:tc>
+          <w:tcPr>
+            <w:tcW w:type="dxa" w:w="2880"/>
+          </w:tcPr>
+          <w:p>
+            <w:r/>
             <w:r>
               <w:rPr>
                 <w:b/>
               </w:rPr>
-              <w:t>phí 2 %</w:t>
-            </w:r>
-            <w:r>
-              <w:t xml:space="preserve"> và </w:t>
-            </w:r>
-            <w:r>
-              <w:rPr>
-                <w:b/>
-              </w:rPr>
-              <w:t>trừ quá tải</w:t>
-            </w:r>
-            <w:r>
-              <w:t xml:space="preserve"> xe thuê</w:t>
-            </w:r>
-          </w:p>
-        </w:tc>
-        <w:tc>
-          <w:tcPr>
-            <w:tcW w:type="dxa" w:w="2880"/>
-          </w:tcPr>
-          <w:p>
-            <w:r/>
-            <w:r>
-              <w:t>chưa có tài khoản</w:t>
-            </w:r>
-          </w:p>
-        </w:tc>
-        <w:tc>
-          <w:tcPr>
-            <w:tcW w:type="dxa" w:w="2880"/>
-          </w:tcPr>
-          <w:p>
-            <w:r/>
-            <w:r>
-              <w:t>anh Khampla chốt</w:t>
+              <w:t>cần quyền host</w:t>
+            </w:r>
+            <w:r>
+              <w:t xml:space="preserve"> (token / mật khẩu của anh), mục 6</w:t>
             </w:r>
           </w:p>
         </w:tc>
@@ -16730,7 +19015,60 @@
           <w:p>
             <w:r/>
             <w:r>
-              <w:t>Màn "Tài khoản" ở hồ sơ nhân viên bên WEB</w:t>
+              <w:t xml:space="preserve">Bút toán riêng cho </w:t>
+            </w:r>
+            <w:r>
+              <w:rPr>
+                <w:b/>
+              </w:rPr>
+              <w:t>phí 2 %</w:t>
+            </w:r>
+            <w:r>
+              <w:t xml:space="preserve"> và </w:t>
+            </w:r>
+            <w:r>
+              <w:rPr>
+                <w:b/>
+              </w:rPr>
+              <w:t>trừ quá tải</w:t>
+            </w:r>
+            <w:r>
+              <w:t xml:space="preserve"> xe thuê</w:t>
+            </w:r>
+          </w:p>
+        </w:tc>
+        <w:tc>
+          <w:tcPr>
+            <w:tcW w:type="dxa" w:w="2880"/>
+          </w:tcPr>
+          <w:p>
+            <w:r/>
+            <w:r>
+              <w:t>chưa có tài khoản</w:t>
+            </w:r>
+          </w:p>
+        </w:tc>
+        <w:tc>
+          <w:tcPr>
+            <w:tcW w:type="dxa" w:w="2880"/>
+          </w:tcPr>
+          <w:p>
+            <w:r/>
+            <w:r>
+              <w:t>anh Khampla chốt</w:t>
+            </w:r>
+          </w:p>
+        </w:tc>
+      </w:tr>
+      <w:tr>
+        <w:tc>
+          <w:tcPr>
+            <w:tcW w:type="dxa" w:w="2880"/>
+          </w:tcPr>
+          <w:p>
+            <w:r/>
+            <w:r>
+              <w:t>Màn tạo tài khoản ở hồ sơ nhân viên bên WEB</w:t>
             </w:r>
           </w:p>
         </w:tc>
@@ -16750,6 +19088,9 @@
               </w:rPr>
               <w:t>account/upsert</w:t>
             </w:r>
+            <w:r>
+              <w:t>; dùng sau nếu cần</w:t>
+            </w:r>
           </w:p>
         </w:tc>
         <w:tc>
@@ -16759,7 +19100,7 @@
           <w:p>
             <w:r/>
             <w:r>
-              <w:t>anh</w:t>
+              <w:t>bên EPL làm (đang làm)</w:t>
             </w:r>
           </w:p>
         </w:tc>
@@ -16772,6 +19113,68 @@
           <w:p>
             <w:r/>
             <w:r>
+              <w:t xml:space="preserve">Dọn lớp tạm ở trang điều xe (đổi tên cấu hình kho </w:t>
+            </w:r>
+            <w:r>
+              <w:rPr>
+                <w:rFonts w:ascii="Consolas" w:hAnsi="Consolas"/>
+                <w:sz w:val="19"/>
+              </w:rPr>
+              <w:t>kho_*</w:t>
+            </w:r>
+            <w:r>
+              <w:t xml:space="preserve"> thay </w:t>
+            </w:r>
+            <w:r>
+              <w:rPr>
+                <w:rFonts w:ascii="Consolas" w:hAnsi="Consolas"/>
+                <w:sz w:val="19"/>
+              </w:rPr>
+              <w:t>ke_toan_*</w:t>
+            </w:r>
+            <w:r>
+              <w:t>)</w:t>
+            </w:r>
+          </w:p>
+        </w:tc>
+        <w:tc>
+          <w:tcPr>
+            <w:tcW w:type="dxa" w:w="2880"/>
+          </w:tcPr>
+          <w:p>
+            <w:r/>
+            <w:r>
+              <w:rPr>
+                <w:rFonts w:ascii="Consolas" w:hAnsi="Consolas"/>
+                <w:sz w:val="19"/>
+              </w:rPr>
+              <w:t>938b007</w:t>
+            </w:r>
+            <w:r>
+              <w:t xml:space="preserve"> đã dọn phần lớn</w:t>
+            </w:r>
+          </w:p>
+        </w:tc>
+        <w:tc>
+          <w:tcPr>
+            <w:tcW w:type="dxa" w:w="2880"/>
+          </w:tcPr>
+          <w:p>
+            <w:r/>
+            <w:r>
+              <w:t>bên EPL làm (đang làm)</w:t>
+            </w:r>
+          </w:p>
+        </w:tc>
+      </w:tr>
+      <w:tr>
+        <w:tc>
+          <w:tcPr>
+            <w:tcW w:type="dxa" w:w="2880"/>
+          </w:tcPr>
+          <w:p>
+            <w:r/>
+            <w:r>
               <w:t>Trang kế toán tạm (8030)</w:t>
             </w:r>
           </w:p>
@@ -16783,7 +19186,7 @@
           <w:p>
             <w:r/>
             <w:r>
-              <w:t>chỉ còn kho tạm</w:t>
+              <w:t>chỉ còn kho tạm, có ba đường trừ hàng quầy (mục 1.5)</w:t>
             </w:r>
           </w:p>
         </w:tc>

--- a/DOCS/word/HUONG_DAN_TRIEN_KHAI_ANH_TUNE.docx
+++ b/DOCS/word/HUONG_DAN_TRIEN_KHAI_ANH_TUNE.docx
@@ -27,7 +27,7 @@
         <w:t>01/10/2026</w:t>
       </w:r>
       <w:r>
-        <w:t xml:space="preserve">, cập nhật 16:50. Bên soạn: trang điều xe </w:t>
+        <w:t xml:space="preserve">, cập nhật 17:45. Bên soạn: trang điều xe </w:t>
       </w:r>
       <w:r>
         <w:rPr>
@@ -53,7 +53,7 @@
         <w:jc w:val="both"/>
       </w:pPr>
       <w:r>
-        <w:t>Bản 16:50 thêm:</w:t>
+        <w:t>Phạm vi bản này:</w:t>
       </w:r>
     </w:p>
     <w:p>
@@ -61,37 +61,75 @@
         <w:pStyle w:val="ListBullet"/>
       </w:pPr>
       <w:r>
-        <w:t xml:space="preserve">API </w:t>
+        <w:t xml:space="preserve">API đến </w:t>
       </w:r>
       <w:r>
         <w:rPr>
           <w:rFonts w:ascii="Consolas" w:hAnsi="Consolas"/>
           <w:sz w:val="19"/>
         </w:rPr>
-        <w:t>ed5aa0e</w:t>
-      </w:r>
-      <w:r>
-        <w:t xml:space="preserve"> (nhật ký kiểm toán che mật khẩu), </w:t>
+        <w:t>b9227aa</w:t>
+      </w:r>
+      <w:r>
+        <w:t xml:space="preserve">, WEB đến </w:t>
       </w:r>
       <w:r>
         <w:rPr>
           <w:rFonts w:ascii="Consolas" w:hAnsi="Consolas"/>
           <w:sz w:val="19"/>
         </w:rPr>
-        <w:t>ae0e7f6</w:t>
-      </w:r>
-      <w:r>
-        <w:t xml:space="preserve"> (máy chủ tự tính quy đổi từng dòng); WEB </w:t>
+        <w:t>7d168744</w:t>
+      </w:r>
+      <w:r>
+        <w:t xml:space="preserve"> (mục 1.4). Trong đó có </w:t>
+      </w:r>
+      <w:r>
+        <w:rPr>
+          <w:b/>
+        </w:rPr>
+        <w:t>API bút toán tổng hợp</w:t>
+      </w:r>
+      <w:r>
+        <w:t xml:space="preserve"> (</w:t>
       </w:r>
       <w:r>
         <w:rPr>
           <w:rFonts w:ascii="Consolas" w:hAnsi="Consolas"/>
           <w:sz w:val="19"/>
         </w:rPr>
-        <w:t>77bcb0a1</w:t>
-      </w:r>
-      <w:r>
-        <w:t xml:space="preserve"> (loại phiếu không đổi ngầm, chặn XSS modal Vụ việc) — mục 1.4;</w:t>
+        <w:t>b9227aa</w:t>
+      </w:r>
+      <w:r>
+        <w:t xml:space="preserve">) kèm script DB </w:t>
+      </w:r>
+      <w:r>
+        <w:rPr>
+          <w:rFonts w:ascii="Consolas" w:hAnsi="Consolas"/>
+          <w:sz w:val="19"/>
+        </w:rPr>
+        <w:t>20261001_logistics_journal_entry.sql</w:t>
+      </w:r>
+      <w:r>
+        <w:t xml:space="preserve"> — các bước áp script, cấu hình, bật cờ, gọi thử ở </w:t>
+      </w:r>
+      <w:r>
+        <w:rPr>
+          <w:b/>
+        </w:rPr>
+        <w:t>mục 4.6</w:t>
+      </w:r>
+      <w:r>
+        <w:t>; và script che mật khẩu trong audit cũ (</w:t>
+      </w:r>
+      <w:r>
+        <w:rPr>
+          <w:rFonts w:ascii="Consolas" w:hAnsi="Consolas"/>
+          <w:sz w:val="19"/>
+        </w:rPr>
+        <w:t>e2ef52f</w:t>
+      </w:r>
+      <w:r>
+        <w:t>, mục 12);</w:t>
       </w:r>
     </w:p>
     <w:p>
@@ -129,7 +167,37 @@
         <w:t>938b007</w:t>
       </w:r>
       <w:r>
-        <w:t>: mọi khoản qua tiền đi phiếu bên anh, khoản không qua tiền là bút toán chờ gửi (mục 1.1);</w:t>
+        <w:t xml:space="preserve">: mọi khoản qua tiền đi phiếu bên anh, khoản không qua tiền là bút toán chờ gửi (mục 1.1); </w:t>
+      </w:r>
+      <w:r>
+        <w:rPr>
+          <w:rFonts w:ascii="Consolas" w:hAnsi="Consolas"/>
+          <w:sz w:val="19"/>
+        </w:rPr>
+        <w:t>a938301</w:t>
+      </w:r>
+      <w:r>
+        <w:t xml:space="preserve">, </w:t>
+      </w:r>
+      <w:r>
+        <w:rPr>
+          <w:rFonts w:ascii="Consolas" w:hAnsi="Consolas"/>
+          <w:sz w:val="19"/>
+        </w:rPr>
+        <w:t>875a0cf</w:t>
+      </w:r>
+      <w:r>
+        <w:t xml:space="preserve">: gửi bút toán sang API trên khi bật cờ </w:t>
+      </w:r>
+      <w:r>
+        <w:rPr>
+          <w:rFonts w:ascii="Consolas" w:hAnsi="Consolas"/>
+          <w:sz w:val="19"/>
+        </w:rPr>
+        <w:t>QLSX_GUI_BUT_TOAN</w:t>
+      </w:r>
+      <w:r>
+        <w:t xml:space="preserve"> (mặc định tắt);</w:t>
       </w:r>
     </w:p>
     <w:p>
@@ -670,7 +738,7 @@
           <w:p>
             <w:r/>
             <w:r>
-              <w:t>mục 4 xong</w:t>
+              <w:t>mục 4.1 – 4.5 xong</w:t>
             </w:r>
           </w:p>
         </w:tc>
@@ -683,7 +751,7 @@
           <w:p>
             <w:r/>
             <w:r>
-              <w:t>5</w:t>
+              <w:t>4b</w:t>
             </w:r>
           </w:p>
         </w:tc>
@@ -694,7 +762,30 @@
           <w:p>
             <w:r/>
             <w:r>
-              <w:t>Mở ba mã tài khoản nếu DB host còn thiếu</w:t>
+              <w:rPr>
+                <w:b/>
+              </w:rPr>
+              <w:t>Bút toán tổng hợp:</w:t>
+            </w:r>
+            <w:r>
+              <w:t xml:space="preserve"> áp script </w:t>
+            </w:r>
+            <w:r>
+              <w:rPr>
+                <w:rFonts w:ascii="Consolas" w:hAnsi="Consolas"/>
+                <w:sz w:val="19"/>
+              </w:rPr>
+              <w:t>20261001_logistics_journal_entry.sql</w:t>
+            </w:r>
+            <w:r>
+              <w:t xml:space="preserve"> lên DB kế toán host, đọc diagnostics → cấu hình </w:t>
+            </w:r>
+            <w:r>
+              <w:rPr>
+                <w:rFonts w:ascii="Consolas" w:hAnsi="Consolas"/>
+                <w:sz w:val="19"/>
+              </w:rPr>
+              <w:t>LogisticsJournalEntry</w:t>
             </w:r>
           </w:p>
         </w:tc>
@@ -710,9 +801,6 @@
               </w:rPr>
               <w:t>cần quyền host</w:t>
             </w:r>
-            <w:r>
-              <w:t xml:space="preserve"> (bên em chạy công cụ khi chủ dự án cho phép)</w:t>
-            </w:r>
           </w:p>
         </w:tc>
         <w:tc>
@@ -722,7 +810,7 @@
           <w:p>
             <w:r/>
             <w:r>
-              <w:t>danh mục quốc gia 11 có 1371 / 4021 / 4022</w:t>
+              <w:t>D1 – D7 đúng (mục 4.6 bước 1 – 2)</w:t>
             </w:r>
           </w:p>
         </w:tc>
@@ -735,7 +823,7 @@
           <w:p>
             <w:r/>
             <w:r>
-              <w:t>6</w:t>
+              <w:t>5</w:t>
             </w:r>
           </w:p>
         </w:tc>
@@ -746,13 +834,24 @@
           <w:p>
             <w:r/>
             <w:r>
-              <w:t xml:space="preserve">Token trang điều xe: tiếp tục dùng token của anh; trước khi hết hạn (khoảng 10/10) thay token mới hoặc đặt tài khoản anh để tự đăng nhập. Tài khoản tích hợp: </w:t>
-            </w:r>
+              <w:t>Mở ba mã tài khoản nếu DB host còn thiếu</w:t>
+            </w:r>
+          </w:p>
+        </w:tc>
+        <w:tc>
+          <w:tcPr>
+            <w:tcW w:type="dxa" w:w="2160"/>
+          </w:tcPr>
+          <w:p>
+            <w:r/>
             <w:r>
               <w:rPr>
                 <w:b/>
               </w:rPr>
-              <w:t>tuỳ chọn</w:t>
+              <w:t>cần quyền host</w:t>
+            </w:r>
+            <w:r>
+              <w:t xml:space="preserve"> (bên em chạy công cụ khi chủ dự án cho phép)</w:t>
             </w:r>
           </w:p>
         </w:tc>
@@ -763,24 +862,7 @@
           <w:p>
             <w:r/>
             <w:r>
-              <w:rPr>
-                <w:b/>
-              </w:rPr>
-              <w:t>cần quyền host</w:t>
-            </w:r>
-            <w:r>
-              <w:t xml:space="preserve"> (token / mật khẩu của anh)</w:t>
-            </w:r>
-          </w:p>
-        </w:tc>
-        <w:tc>
-          <w:tcPr>
-            <w:tcW w:type="dxa" w:w="2160"/>
-          </w:tcPr>
-          <w:p>
-            <w:r/>
-            <w:r>
-              <w:t>trang điều xe gọi được API host (bài kiểm dòng 16)</w:t>
+              <w:t>danh mục quốc gia 11 có 1371 / 4021 / 4022</w:t>
             </w:r>
           </w:p>
         </w:tc>
@@ -793,6 +875,64 @@
           <w:p>
             <w:r/>
             <w:r>
+              <w:t>6</w:t>
+            </w:r>
+          </w:p>
+        </w:tc>
+        <w:tc>
+          <w:tcPr>
+            <w:tcW w:type="dxa" w:w="2160"/>
+          </w:tcPr>
+          <w:p>
+            <w:r/>
+            <w:r>
+              <w:t xml:space="preserve">Token trang điều xe: tiếp tục dùng token của anh; trước khi hết hạn (khoảng 10/10) thay token mới hoặc đặt tài khoản anh để tự đăng nhập. Tài khoản tích hợp: </w:t>
+            </w:r>
+            <w:r>
+              <w:rPr>
+                <w:b/>
+              </w:rPr>
+              <w:t>tuỳ chọn</w:t>
+            </w:r>
+          </w:p>
+        </w:tc>
+        <w:tc>
+          <w:tcPr>
+            <w:tcW w:type="dxa" w:w="2160"/>
+          </w:tcPr>
+          <w:p>
+            <w:r/>
+            <w:r>
+              <w:rPr>
+                <w:b/>
+              </w:rPr>
+              <w:t>cần quyền host</w:t>
+            </w:r>
+            <w:r>
+              <w:t xml:space="preserve"> (token / mật khẩu của anh)</w:t>
+            </w:r>
+          </w:p>
+        </w:tc>
+        <w:tc>
+          <w:tcPr>
+            <w:tcW w:type="dxa" w:w="2160"/>
+          </w:tcPr>
+          <w:p>
+            <w:r/>
+            <w:r>
+              <w:t>trang điều xe gọi được API host (bài kiểm dòng 16)</w:t>
+            </w:r>
+          </w:p>
+        </w:tc>
+      </w:tr>
+      <w:tr>
+        <w:tc>
+          <w:tcPr>
+            <w:tcW w:type="dxa" w:w="2160"/>
+          </w:tcPr>
+          <w:p>
+            <w:r/>
+            <w:r>
               <w:t>7</w:t>
             </w:r>
           </w:p>
@@ -804,7 +944,26 @@
           <w:p>
             <w:r/>
             <w:r>
-              <w:t>Đổi link phía trang điều xe</w:t>
+              <w:t xml:space="preserve">Đổi link phía trang điều xe; </w:t>
+            </w:r>
+            <w:r>
+              <w:rPr>
+                <w:b/>
+              </w:rPr>
+              <w:t>sau đó</w:t>
+            </w:r>
+            <w:r>
+              <w:t xml:space="preserve"> bật </w:t>
+            </w:r>
+            <w:r>
+              <w:rPr>
+                <w:rFonts w:ascii="Consolas" w:hAnsi="Consolas"/>
+                <w:sz w:val="19"/>
+              </w:rPr>
+              <w:t>QLSX_GUI_BUT_TOAN=1</w:t>
+            </w:r>
+            <w:r>
+              <w:t xml:space="preserve"> rồi gọi thử bút toán (mục 4.6 bước 3 – 4)</w:t>
             </w:r>
           </w:p>
         </w:tc>
@@ -826,7 +985,7 @@
           <w:p>
             <w:r/>
             <w:r>
-              <w:t>trang điều xe gửi sang host</w:t>
+              <w:t>trang điều xe gửi sang host; gọi thử đạt; màn "Bút toán chờ gửi" có số chứng từ bên anh</w:t>
             </w:r>
           </w:p>
         </w:tc>
@@ -1339,7 +1498,16 @@
           <w:p>
             <w:r/>
             <w:r>
-              <w:t>chờ API bút toán (</w:t>
+              <w:t xml:space="preserve">hệ anh nhận qua </w:t>
+            </w:r>
+            <w:r>
+              <w:rPr>
+                <w:b/>
+              </w:rPr>
+              <w:t>API bút toán tổng hợp</w:t>
+            </w:r>
+            <w:r>
+              <w:t xml:space="preserve"> </w:t>
             </w:r>
             <w:r>
               <w:rPr>
@@ -1349,7 +1517,26 @@
               <w:t>POST /api/v1/integrations/logistics/journal-entries</w:t>
             </w:r>
             <w:r>
-              <w:t>, hợp đồng 12.12.4 — bên EPL làm, đang làm). Có API thì bên em gửi hết, không mất khoản nào</w:t>
+              <w:t xml:space="preserve"> (</w:t>
+            </w:r>
+            <w:r>
+              <w:rPr>
+                <w:rFonts w:ascii="Consolas" w:hAnsi="Consolas"/>
+                <w:sz w:val="19"/>
+              </w:rPr>
+              <w:t>b9227aa</w:t>
+            </w:r>
+            <w:r>
+              <w:t xml:space="preserve">; giao ước ở hợp đồng 12.12.4). Ghi thành chứng từ tổng hợp, </w:t>
+            </w:r>
+            <w:r>
+              <w:rPr>
+                <w:b/>
+              </w:rPr>
+              <w:t>ghi sổ tạm</w:t>
+            </w:r>
+            <w:r>
+              <w:t xml:space="preserve"> (ST 13). Cần áp script DB và cấu hình trước (mục 4.6); trong lúc chờ, bút toán nằm ở trang điều xe, không mất khoản nào</w:t>
             </w:r>
           </w:p>
         </w:tc>
@@ -2111,7 +2298,27 @@
         <w:t>707</w:t>
       </w:r>
       <w:r>
-        <w:t xml:space="preserve"> chỉ cần khi gửi bút toán chờ (chưa có API); bài kiểm chưa soát mã này.</w:t>
+        <w:t xml:space="preserve"> cần khi gửi bút toán </w:t>
+      </w:r>
+      <w:r>
+        <w:rPr>
+          <w:rFonts w:ascii="Consolas" w:hAnsi="Consolas"/>
+          <w:sz w:val="19"/>
+        </w:rPr>
+        <w:t>ban_chu_xe</w:t>
+      </w:r>
+      <w:r>
+        <w:t xml:space="preserve">; bài kiểm chưa soát mã này — API bút toán từ chối mã thiếu bằng 400 </w:t>
+      </w:r>
+      <w:r>
+        <w:rPr>
+          <w:rFonts w:ascii="Consolas" w:hAnsi="Consolas"/>
+          <w:sz w:val="19"/>
+        </w:rPr>
+        <w:t>INVALID_ACCOUNTS</w:t>
+      </w:r>
+      <w:r>
+        <w:t xml:space="preserve"> kèm danh sách.</w:t>
       </w:r>
     </w:p>
     <w:p>
@@ -3734,7 +3941,7 @@
           <w:p>
             <w:r/>
             <w:r>
-              <w:t>GLS-QLSX-Web</w:t>
+              <w:t>GLS-QLSX-APIs</w:t>
             </w:r>
           </w:p>
         </w:tc>
@@ -3749,7 +3956,7 @@
                 <w:rFonts w:ascii="Consolas" w:hAnsi="Consolas"/>
                 <w:sz w:val="19"/>
               </w:rPr>
-              <w:t>feat/hontunedhai_Laos</w:t>
+              <w:t>feat/HonTunedaHai</w:t>
             </w:r>
           </w:p>
         </w:tc>
@@ -3764,7 +3971,7 @@
                 <w:rFonts w:ascii="Consolas" w:hAnsi="Consolas"/>
                 <w:sz w:val="19"/>
               </w:rPr>
-              <w:t>f382a9e8</w:t>
+              <w:t>e2ef52f</w:t>
             </w:r>
           </w:p>
         </w:tc>
@@ -3774,12 +3981,15 @@
           </w:tcPr>
           <w:p>
             <w:r/>
+            <w:r>
+              <w:t xml:space="preserve">mới: </w:t>
+            </w:r>
             <w:r>
               <w:rPr>
                 <w:rFonts w:ascii="Consolas" w:hAnsi="Consolas"/>
                 <w:sz w:val="19"/>
               </w:rPr>
-              <w:t>cm-source-reference-modal.js</w:t>
+              <w:t>Database/Scripts/20261001_audit_redact_secrets.sql</w:t>
             </w:r>
           </w:p>
         </w:tc>
@@ -3790,7 +4000,45 @@
           <w:p>
             <w:r/>
             <w:r>
-              <w:t>thoát ký tự chuỗi nguồn; DO hiện số phiếu, xe · biển số — tài xế; tỷ giá đọc xuôi</w:t>
+              <w:t xml:space="preserve">script </w:t>
+            </w:r>
+            <w:r>
+              <w:rPr>
+                <w:b/>
+              </w:rPr>
+              <w:t>UPDATE dữ liệu</w:t>
+            </w:r>
+            <w:r>
+              <w:t xml:space="preserve"> audit cũ: che mật khẩu / token / khoá thành </w:t>
+            </w:r>
+            <w:r>
+              <w:rPr>
+                <w:rFonts w:ascii="Consolas" w:hAnsi="Consolas"/>
+                <w:sz w:val="19"/>
+              </w:rPr>
+              <w:t>***</w:t>
+            </w:r>
+            <w:r>
+              <w:t xml:space="preserve">, một transaction, chạy lại an toàn. Trong tệp </w:t>
+            </w:r>
+            <w:r>
+              <w:rPr>
+                <w:rFonts w:ascii="Consolas" w:hAnsi="Consolas"/>
+                <w:sz w:val="19"/>
+              </w:rPr>
+              <w:t>@Apply</w:t>
+            </w:r>
+            <w:r>
+              <w:t xml:space="preserve"> mặc định </w:t>
+            </w:r>
+            <w:r>
+              <w:rPr>
+                <w:b/>
+              </w:rPr>
+              <w:t>1</w:t>
+            </w:r>
+            <w:r>
+              <w:t xml:space="preserve"> (che luôn); đặt 0 để chỉ chẩn đoán (mục 12)</w:t>
             </w:r>
           </w:p>
         </w:tc>
@@ -3803,7 +4051,7 @@
           <w:p>
             <w:r/>
             <w:r>
-              <w:t>GLS-QLSX-Web</w:t>
+              <w:t>GLS-QLSX-APIs</w:t>
             </w:r>
           </w:p>
         </w:tc>
@@ -3818,7 +4066,7 @@
                 <w:rFonts w:ascii="Consolas" w:hAnsi="Consolas"/>
                 <w:sz w:val="19"/>
               </w:rPr>
-              <w:t>feat/hontunedhai_Laos</w:t>
+              <w:t>feat/HonTunedaHai</w:t>
             </w:r>
           </w:p>
         </w:tc>
@@ -3833,7 +4081,7 @@
                 <w:rFonts w:ascii="Consolas" w:hAnsi="Consolas"/>
                 <w:sz w:val="19"/>
               </w:rPr>
-              <w:t>06a14189</w:t>
+              <w:t>0d4eed9</w:t>
             </w:r>
           </w:p>
         </w:tc>
@@ -3848,17 +4096,25 @@
                 <w:rFonts w:ascii="Consolas" w:hAnsi="Consolas"/>
                 <w:sz w:val="19"/>
               </w:rPr>
-              <w:t>cm-payment-upsert.js</w:t>
-            </w:r>
-            <w:r>
-              <w:t xml:space="preserve">, </w:t>
+              <w:t>ApiAuditPayloadSanitizer.cs</w:t>
+            </w:r>
+          </w:p>
+        </w:tc>
+        <w:tc>
+          <w:tcPr>
+            <w:tcW w:type="dxa" w:w="1728"/>
+          </w:tcPr>
+          <w:p>
+            <w:r/>
+            <w:r>
+              <w:t xml:space="preserve">che thêm tên trường chứa </w:t>
             </w:r>
             <w:r>
               <w:rPr>
                 <w:rFonts w:ascii="Consolas" w:hAnsi="Consolas"/>
                 <w:sz w:val="19"/>
               </w:rPr>
-              <w:t>cm-receipt-upsert.js</w:t>
+              <w:t>jwt</w:t>
             </w:r>
             <w:r>
               <w:t xml:space="preserve">, </w:t>
@@ -3868,10 +4124,20 @@
                 <w:rFonts w:ascii="Consolas" w:hAnsi="Consolas"/>
                 <w:sz w:val="19"/>
               </w:rPr>
-              <w:t>CMPaymentReceiptController.cs</w:t>
-            </w:r>
-            <w:r>
-              <w:t xml:space="preserve"> (BFF)</w:t>
+              <w:t>cookie</w:t>
+            </w:r>
+          </w:p>
+        </w:tc>
+      </w:tr>
+      <w:tr>
+        <w:tc>
+          <w:tcPr>
+            <w:tcW w:type="dxa" w:w="1728"/>
+          </w:tcPr>
+          <w:p>
+            <w:r/>
+            <w:r>
+              <w:t>GLS-QLSX-APIs</w:t>
             </w:r>
           </w:p>
         </w:tc>
@@ -3886,47 +4152,173 @@
                 <w:rFonts w:ascii="Consolas" w:hAnsi="Consolas"/>
                 <w:sz w:val="19"/>
               </w:rPr>
-              <w:t>isCash</w:t>
-            </w:r>
-            <w:r>
-              <w:t xml:space="preserve"> theo hình thức thanh toán; tài khoản tiền mặc định tự điền (gửi kèm </w:t>
-            </w:r>
+              <w:t>feat/HonTunedaHai</w:t>
+            </w:r>
+          </w:p>
+        </w:tc>
+        <w:tc>
+          <w:tcPr>
+            <w:tcW w:type="dxa" w:w="1728"/>
+          </w:tcPr>
+          <w:p>
+            <w:r/>
             <w:r>
               <w:rPr>
                 <w:rFonts w:ascii="Consolas" w:hAnsi="Consolas"/>
                 <w:sz w:val="19"/>
               </w:rPr>
-              <w:t>currencyId</w:t>
-            </w:r>
-            <w:r>
-              <w:t xml:space="preserve">); </w:t>
-            </w:r>
+              <w:t>b9227aa</w:t>
+            </w:r>
+          </w:p>
+        </w:tc>
+        <w:tc>
+          <w:tcPr>
+            <w:tcW w:type="dxa" w:w="1728"/>
+          </w:tcPr>
+          <w:p>
+            <w:r/>
             <w:r>
               <w:rPr>
                 <w:rFonts w:ascii="Consolas" w:hAnsi="Consolas"/>
                 <w:sz w:val="19"/>
               </w:rPr>
-              <w:t>Amount</w:t>
-            </w:r>
-            <w:r>
-              <w:t xml:space="preserve"> / </w:t>
+              <w:t>AccountingModule.cs</w:t>
+            </w:r>
+            <w:r>
+              <w:t xml:space="preserve">; mới: </w:t>
             </w:r>
             <w:r>
               <w:rPr>
                 <w:rFonts w:ascii="Consolas" w:hAnsi="Consolas"/>
                 <w:sz w:val="19"/>
               </w:rPr>
-              <w:t>BaseAmount</w:t>
-            </w:r>
-            <w:r>
-              <w:t xml:space="preserve"> tách đúng; phân loại theo </w:t>
+              <w:t>LogisticsJournalEntryController.cs</w:t>
+            </w:r>
+            <w:r>
+              <w:t xml:space="preserve">, </w:t>
             </w:r>
             <w:r>
               <w:rPr>
                 <w:rFonts w:ascii="Consolas" w:hAnsi="Consolas"/>
                 <w:sz w:val="19"/>
               </w:rPr>
-              <w:t>DOTY_AUTOID</w:t>
+              <w:t>LogisticsJournalEntryService.cs</w:t>
+            </w:r>
+            <w:r>
+              <w:t xml:space="preserve"> (+ interface), </w:t>
+            </w:r>
+            <w:r>
+              <w:rPr>
+                <w:rFonts w:ascii="Consolas" w:hAnsi="Consolas"/>
+                <w:sz w:val="19"/>
+              </w:rPr>
+              <w:t>LogisticsJournalEntryRepository.cs</w:t>
+            </w:r>
+            <w:r>
+              <w:t xml:space="preserve"> (+ interface), </w:t>
+            </w:r>
+            <w:r>
+              <w:rPr>
+                <w:rFonts w:ascii="Consolas" w:hAnsi="Consolas"/>
+                <w:sz w:val="19"/>
+              </w:rPr>
+              <w:t>LogisticsJournalEntryModels.cs</w:t>
+            </w:r>
+            <w:r>
+              <w:t xml:space="preserve">, </w:t>
+            </w:r>
+            <w:r>
+              <w:rPr>
+                <w:rFonts w:ascii="Consolas" w:hAnsi="Consolas"/>
+                <w:sz w:val="19"/>
+              </w:rPr>
+              <w:t>Database/Scripts/20261001_logistics_journal_entry.sql</w:t>
+            </w:r>
+            <w:r>
+              <w:t xml:space="preserve">, </w:t>
+            </w:r>
+            <w:r>
+              <w:rPr>
+                <w:rFonts w:ascii="Consolas" w:hAnsi="Consolas"/>
+                <w:sz w:val="19"/>
+              </w:rPr>
+              <w:t>Database/Scripts/logistics-journal-entry-config.example.json</w:t>
+            </w:r>
+          </w:p>
+        </w:tc>
+        <w:tc>
+          <w:tcPr>
+            <w:tcW w:type="dxa" w:w="1728"/>
+          </w:tcPr>
+          <w:p>
+            <w:r/>
+            <w:r>
+              <w:rPr>
+                <w:b/>
+              </w:rPr>
+              <w:t>API bút toán tổng hợp</w:t>
+            </w:r>
+            <w:r>
+              <w:t xml:space="preserve"> </w:t>
+            </w:r>
+            <w:r>
+              <w:rPr>
+                <w:rFonts w:ascii="Consolas" w:hAnsi="Consolas"/>
+                <w:sz w:val="19"/>
+              </w:rPr>
+              <w:t>integrations/logistics/journal-entries</w:t>
+            </w:r>
+            <w:r>
+              <w:t xml:space="preserve">: tạo + ghi sổ tạm ST 13, </w:t>
+            </w:r>
+            <w:r>
+              <w:rPr>
+                <w:rFonts w:ascii="Consolas" w:hAnsi="Consolas"/>
+                <w:sz w:val="19"/>
+              </w:rPr>
+              <w:t>/reverse</w:t>
+            </w:r>
+            <w:r>
+              <w:t xml:space="preserve">, </w:t>
+            </w:r>
+            <w:r>
+              <w:rPr>
+                <w:rFonts w:ascii="Consolas" w:hAnsi="Consolas"/>
+                <w:sz w:val="19"/>
+              </w:rPr>
+              <w:t>GET /{SourceRef}</w:t>
+            </w:r>
+            <w:r>
+              <w:t xml:space="preserve">; chống trùng theo </w:t>
+            </w:r>
+            <w:r>
+              <w:rPr>
+                <w:rFonts w:ascii="Consolas" w:hAnsi="Consolas"/>
+                <w:sz w:val="19"/>
+              </w:rPr>
+              <w:t>Idempotency-Key</w:t>
+            </w:r>
+            <w:r>
+              <w:t xml:space="preserve">. Script </w:t>
+            </w:r>
+            <w:r>
+              <w:rPr>
+                <w:b/>
+              </w:rPr>
+              <w:t>thêm</w:t>
+            </w:r>
+            <w:r>
+              <w:t xml:space="preserve"> ba thủ tục </w:t>
+            </w:r>
+            <w:r>
+              <w:rPr>
+                <w:rFonts w:ascii="Consolas" w:hAnsi="Consolas"/>
+                <w:sz w:val="19"/>
+              </w:rPr>
+              <w:t>proc_Logistics_JournalEntry_*</w:t>
+            </w:r>
+            <w:r>
+              <w:t xml:space="preserve"> (không đổi bảng). Thiếu script / cấu hình thì API trả 503, không ảnh hưởng đường khác (mục 4.6)</w:t>
             </w:r>
           </w:p>
         </w:tc>
@@ -3969,7 +4361,7 @@
                 <w:rFonts w:ascii="Consolas" w:hAnsi="Consolas"/>
                 <w:sz w:val="19"/>
               </w:rPr>
-              <w:t>7e14421c</w:t>
+              <w:t>f382a9e8</w:t>
             </w:r>
           </w:p>
         </w:tc>
@@ -3984,27 +4376,61 @@
                 <w:rFonts w:ascii="Consolas" w:hAnsi="Consolas"/>
                 <w:sz w:val="19"/>
               </w:rPr>
-              <w:t>cm-payment-upsert.js</w:t>
-            </w:r>
-            <w:r>
-              <w:t xml:space="preserve">, </w:t>
-            </w:r>
+              <w:t>cm-source-reference-modal.js</w:t>
+            </w:r>
+          </w:p>
+        </w:tc>
+        <w:tc>
+          <w:tcPr>
+            <w:tcW w:type="dxa" w:w="1728"/>
+          </w:tcPr>
+          <w:p>
+            <w:r/>
+            <w:r>
+              <w:t>thoát ký tự chuỗi nguồn; DO hiện số phiếu, xe · biển số — tài xế; tỷ giá đọc xuôi</w:t>
+            </w:r>
+          </w:p>
+        </w:tc>
+      </w:tr>
+      <w:tr>
+        <w:tc>
+          <w:tcPr>
+            <w:tcW w:type="dxa" w:w="1728"/>
+          </w:tcPr>
+          <w:p>
+            <w:r/>
+            <w:r>
+              <w:t>GLS-QLSX-Web</w:t>
+            </w:r>
+          </w:p>
+        </w:tc>
+        <w:tc>
+          <w:tcPr>
+            <w:tcW w:type="dxa" w:w="1728"/>
+          </w:tcPr>
+          <w:p>
+            <w:r/>
             <w:r>
               <w:rPr>
                 <w:rFonts w:ascii="Consolas" w:hAnsi="Consolas"/>
                 <w:sz w:val="19"/>
               </w:rPr>
-              <w:t>cm-receipt-upsert.js</w:t>
-            </w:r>
-            <w:r>
-              <w:t xml:space="preserve">, </w:t>
-            </w:r>
+              <w:t>feat/hontunedhai_Laos</w:t>
+            </w:r>
+          </w:p>
+        </w:tc>
+        <w:tc>
+          <w:tcPr>
+            <w:tcW w:type="dxa" w:w="1728"/>
+          </w:tcPr>
+          <w:p>
+            <w:r/>
             <w:r>
               <w:rPr>
                 <w:rFonts w:ascii="Consolas" w:hAnsi="Consolas"/>
                 <w:sz w:val="19"/>
               </w:rPr>
-              <w:t>Backend/Base/Localization/lo.json</w:t>
+              <w:t>06a14189</w:t>
             </w:r>
           </w:p>
         </w:tc>
@@ -4015,16 +4441,89 @@
           <w:p>
             <w:r/>
             <w:r>
-              <w:t xml:space="preserve">đổi hình thức thanh toán, nội tệ hay loại tiền thì vế tiền của các dòng đổi theo (dòng người dùng tự chọn giữ nguyên); đổi quốc gia khi có dòng thì chặn </w:t>
-            </w:r>
-            <w:r>
-              <w:rPr>
-                <w:b/>
-              </w:rPr>
-              <w:t>trước</w:t>
-            </w:r>
-            <w:r>
-              <w:t xml:space="preserve"> khi nạp danh mục; mã DOTY gom một chỗ; sửa chính tả một câu tiếng Lào</w:t>
+              <w:rPr>
+                <w:rFonts w:ascii="Consolas" w:hAnsi="Consolas"/>
+                <w:sz w:val="19"/>
+              </w:rPr>
+              <w:t>cm-payment-upsert.js</w:t>
+            </w:r>
+            <w:r>
+              <w:t xml:space="preserve">, </w:t>
+            </w:r>
+            <w:r>
+              <w:rPr>
+                <w:rFonts w:ascii="Consolas" w:hAnsi="Consolas"/>
+                <w:sz w:val="19"/>
+              </w:rPr>
+              <w:t>cm-receipt-upsert.js</w:t>
+            </w:r>
+            <w:r>
+              <w:t xml:space="preserve">, </w:t>
+            </w:r>
+            <w:r>
+              <w:rPr>
+                <w:rFonts w:ascii="Consolas" w:hAnsi="Consolas"/>
+                <w:sz w:val="19"/>
+              </w:rPr>
+              <w:t>CMPaymentReceiptController.cs</w:t>
+            </w:r>
+            <w:r>
+              <w:t xml:space="preserve"> (BFF)</w:t>
+            </w:r>
+          </w:p>
+        </w:tc>
+        <w:tc>
+          <w:tcPr>
+            <w:tcW w:type="dxa" w:w="1728"/>
+          </w:tcPr>
+          <w:p>
+            <w:r/>
+            <w:r>
+              <w:rPr>
+                <w:rFonts w:ascii="Consolas" w:hAnsi="Consolas"/>
+                <w:sz w:val="19"/>
+              </w:rPr>
+              <w:t>isCash</w:t>
+            </w:r>
+            <w:r>
+              <w:t xml:space="preserve"> theo hình thức thanh toán; tài khoản tiền mặc định tự điền (gửi kèm </w:t>
+            </w:r>
+            <w:r>
+              <w:rPr>
+                <w:rFonts w:ascii="Consolas" w:hAnsi="Consolas"/>
+                <w:sz w:val="19"/>
+              </w:rPr>
+              <w:t>currencyId</w:t>
+            </w:r>
+            <w:r>
+              <w:t xml:space="preserve">); </w:t>
+            </w:r>
+            <w:r>
+              <w:rPr>
+                <w:rFonts w:ascii="Consolas" w:hAnsi="Consolas"/>
+                <w:sz w:val="19"/>
+              </w:rPr>
+              <w:t>Amount</w:t>
+            </w:r>
+            <w:r>
+              <w:t xml:space="preserve"> / </w:t>
+            </w:r>
+            <w:r>
+              <w:rPr>
+                <w:rFonts w:ascii="Consolas" w:hAnsi="Consolas"/>
+                <w:sz w:val="19"/>
+              </w:rPr>
+              <w:t>BaseAmount</w:t>
+            </w:r>
+            <w:r>
+              <w:t xml:space="preserve"> tách đúng; phân loại theo </w:t>
+            </w:r>
+            <w:r>
+              <w:rPr>
+                <w:rFonts w:ascii="Consolas" w:hAnsi="Consolas"/>
+                <w:sz w:val="19"/>
+              </w:rPr>
+              <w:t>DOTY_AUTOID</w:t>
             </w:r>
           </w:p>
         </w:tc>
@@ -4067,7 +4566,7 @@
                 <w:rFonts w:ascii="Consolas" w:hAnsi="Consolas"/>
                 <w:sz w:val="19"/>
               </w:rPr>
-              <w:t>77bcb0a1</w:t>
+              <w:t>7e14421c</w:t>
             </w:r>
           </w:p>
         </w:tc>
@@ -4102,67 +4601,442 @@
                 <w:rFonts w:ascii="Consolas" w:hAnsi="Consolas"/>
                 <w:sz w:val="19"/>
               </w:rPr>
-              <w:t>cm-source-reference-modal.js</w:t>
-            </w:r>
-            <w:r>
-              <w:t xml:space="preserve">, </w:t>
-            </w:r>
+              <w:t>Backend/Base/Localization/lo.json</w:t>
+            </w:r>
+          </w:p>
+        </w:tc>
+        <w:tc>
+          <w:tcPr>
+            <w:tcW w:type="dxa" w:w="1728"/>
+          </w:tcPr>
+          <w:p>
+            <w:r/>
+            <w:r>
+              <w:t xml:space="preserve">đổi hình thức thanh toán, nội tệ hay loại tiền thì vế tiền của các dòng đổi theo (dòng người dùng tự chọn giữ nguyên); đổi quốc gia khi có dòng thì chặn </w:t>
+            </w:r>
+            <w:r>
+              <w:rPr>
+                <w:b/>
+              </w:rPr>
+              <w:t>trước</w:t>
+            </w:r>
+            <w:r>
+              <w:t xml:space="preserve"> khi nạp danh mục; mã DOTY gom một chỗ; sửa chính tả một câu tiếng Lào</w:t>
+            </w:r>
+          </w:p>
+        </w:tc>
+      </w:tr>
+      <w:tr>
+        <w:tc>
+          <w:tcPr>
+            <w:tcW w:type="dxa" w:w="1728"/>
+          </w:tcPr>
+          <w:p>
+            <w:r/>
+            <w:r>
+              <w:t>GLS-QLSX-Web</w:t>
+            </w:r>
+          </w:p>
+        </w:tc>
+        <w:tc>
+          <w:tcPr>
+            <w:tcW w:type="dxa" w:w="1728"/>
+          </w:tcPr>
+          <w:p>
+            <w:r/>
             <w:r>
               <w:rPr>
                 <w:rFonts w:ascii="Consolas" w:hAnsi="Consolas"/>
                 <w:sz w:val="19"/>
               </w:rPr>
-              <w:t>Backend/Base/Localization/vi.json</w:t>
-            </w:r>
-            <w:r>
-              <w:t xml:space="preserve"> · </w:t>
-            </w:r>
+              <w:t>feat/hontunedhai_Laos</w:t>
+            </w:r>
+          </w:p>
+        </w:tc>
+        <w:tc>
+          <w:tcPr>
+            <w:tcW w:type="dxa" w:w="1728"/>
+          </w:tcPr>
+          <w:p>
+            <w:r/>
             <w:r>
               <w:rPr>
                 <w:rFonts w:ascii="Consolas" w:hAnsi="Consolas"/>
                 <w:sz w:val="19"/>
               </w:rPr>
-              <w:t>en.json</w:t>
-            </w:r>
-            <w:r>
-              <w:t xml:space="preserve"> · </w:t>
-            </w:r>
+              <w:t>77bcb0a1</w:t>
+            </w:r>
+          </w:p>
+        </w:tc>
+        <w:tc>
+          <w:tcPr>
+            <w:tcW w:type="dxa" w:w="1728"/>
+          </w:tcPr>
+          <w:p>
+            <w:r/>
             <w:r>
               <w:rPr>
                 <w:rFonts w:ascii="Consolas" w:hAnsi="Consolas"/>
                 <w:sz w:val="19"/>
               </w:rPr>
-              <w:t>lo.json</w:t>
-            </w:r>
-          </w:p>
-        </w:tc>
-        <w:tc>
-          <w:tcPr>
-            <w:tcW w:type="dxa" w:w="1728"/>
-          </w:tcPr>
-          <w:p>
-            <w:r/>
-            <w:r>
-              <w:t xml:space="preserve">loại phiếu không đổi ngầm: chỉ 58/60, 15/17 sửa được; 57, </w:t>
-            </w:r>
-            <w:r>
-              <w:rPr>
-                <w:b/>
-              </w:rPr>
-              <w:t>59 "Chi trước"</w:t>
-            </w:r>
-            <w:r>
-              <w:t xml:space="preserve">, 68, 14, 16 mở chỉ xem, không mất dòng; hình thức thanh toán không rõ thì chặn lưu; đổi tài khoản tiền theo cờ </w:t>
+              <w:t>cm-payment-upsert.js</w:t>
+            </w:r>
+            <w:r>
+              <w:t xml:space="preserve">, </w:t>
             </w:r>
             <w:r>
               <w:rPr>
                 <w:rFonts w:ascii="Consolas" w:hAnsi="Consolas"/>
                 <w:sz w:val="19"/>
               </w:rPr>
+              <w:t>cm-receipt-upsert.js</w:t>
+            </w:r>
+            <w:r>
+              <w:t xml:space="preserve">, </w:t>
+            </w:r>
+            <w:r>
+              <w:rPr>
+                <w:rFonts w:ascii="Consolas" w:hAnsi="Consolas"/>
+                <w:sz w:val="19"/>
+              </w:rPr>
+              <w:t>cm-source-reference-modal.js</w:t>
+            </w:r>
+            <w:r>
+              <w:t xml:space="preserve">, </w:t>
+            </w:r>
+            <w:r>
+              <w:rPr>
+                <w:rFonts w:ascii="Consolas" w:hAnsi="Consolas"/>
+                <w:sz w:val="19"/>
+              </w:rPr>
+              <w:t>Backend/Base/Localization/vi.json</w:t>
+            </w:r>
+            <w:r>
+              <w:t xml:space="preserve"> · </w:t>
+            </w:r>
+            <w:r>
+              <w:rPr>
+                <w:rFonts w:ascii="Consolas" w:hAnsi="Consolas"/>
+                <w:sz w:val="19"/>
+              </w:rPr>
+              <w:t>en.json</w:t>
+            </w:r>
+            <w:r>
+              <w:t xml:space="preserve"> · </w:t>
+            </w:r>
+            <w:r>
+              <w:rPr>
+                <w:rFonts w:ascii="Consolas" w:hAnsi="Consolas"/>
+                <w:sz w:val="19"/>
+              </w:rPr>
+              <w:t>lo.json</w:t>
+            </w:r>
+          </w:p>
+        </w:tc>
+        <w:tc>
+          <w:tcPr>
+            <w:tcW w:type="dxa" w:w="1728"/>
+          </w:tcPr>
+          <w:p>
+            <w:r/>
+            <w:r>
+              <w:t xml:space="preserve">loại phiếu không đổi ngầm: chỉ 58/60, 15/17 sửa được; 57, </w:t>
+            </w:r>
+            <w:r>
+              <w:rPr>
+                <w:b/>
+              </w:rPr>
+              <w:t>59 "Chi trước"</w:t>
+            </w:r>
+            <w:r>
+              <w:t xml:space="preserve">, 68, 14, 16 mở chỉ xem, không mất dòng; hình thức thanh toán không rõ thì chặn lưu; đổi tài khoản tiền theo cờ </w:t>
+            </w:r>
+            <w:r>
+              <w:rPr>
+                <w:rFonts w:ascii="Consolas" w:hAnsi="Consolas"/>
+                <w:sz w:val="19"/>
+              </w:rPr>
               <w:t>moneyAccountIsDefault</w:t>
             </w:r>
             <w:r>
               <w:t>; dòng đã lưu giữ nguyên quy đổi API trả; modal Vụ việc thoát ký tự cả DEAL / QUOTE và câu lỗi (XSS)</w:t>
+            </w:r>
+          </w:p>
+        </w:tc>
+      </w:tr>
+      <w:tr>
+        <w:tc>
+          <w:tcPr>
+            <w:tcW w:type="dxa" w:w="1728"/>
+          </w:tcPr>
+          <w:p>
+            <w:r/>
+            <w:r>
+              <w:t>GLS-QLSX-Web</w:t>
+            </w:r>
+          </w:p>
+        </w:tc>
+        <w:tc>
+          <w:tcPr>
+            <w:tcW w:type="dxa" w:w="1728"/>
+          </w:tcPr>
+          <w:p>
+            <w:r/>
+            <w:r>
+              <w:rPr>
+                <w:rFonts w:ascii="Consolas" w:hAnsi="Consolas"/>
+                <w:sz w:val="19"/>
+              </w:rPr>
+              <w:t>feat/hontunedhai_Laos</w:t>
+            </w:r>
+          </w:p>
+        </w:tc>
+        <w:tc>
+          <w:tcPr>
+            <w:tcW w:type="dxa" w:w="1728"/>
+          </w:tcPr>
+          <w:p>
+            <w:r/>
+            <w:r>
+              <w:rPr>
+                <w:rFonts w:ascii="Consolas" w:hAnsi="Consolas"/>
+                <w:sz w:val="19"/>
+              </w:rPr>
+              <w:t>fce78c52</w:t>
+            </w:r>
+          </w:p>
+        </w:tc>
+        <w:tc>
+          <w:tcPr>
+            <w:tcW w:type="dxa" w:w="1728"/>
+          </w:tcPr>
+          <w:p>
+            <w:r/>
+            <w:r>
+              <w:rPr>
+                <w:rFonts w:ascii="Consolas" w:hAnsi="Consolas"/>
+                <w:sz w:val="19"/>
+              </w:rPr>
+              <w:t>cm-payment-upsert.js</w:t>
+            </w:r>
+            <w:r>
+              <w:t xml:space="preserve">, </w:t>
+            </w:r>
+            <w:r>
+              <w:rPr>
+                <w:rFonts w:ascii="Consolas" w:hAnsi="Consolas"/>
+                <w:sz w:val="19"/>
+              </w:rPr>
+              <w:t>cm-receipt-upsert.js</w:t>
+            </w:r>
+            <w:r>
+              <w:t xml:space="preserve">, </w:t>
+            </w:r>
+            <w:r>
+              <w:rPr>
+                <w:rFonts w:ascii="Consolas" w:hAnsi="Consolas"/>
+                <w:sz w:val="19"/>
+              </w:rPr>
+              <w:t>OrganizationHrController.cs</w:t>
+            </w:r>
+            <w:r>
+              <w:t xml:space="preserve">, </w:t>
+            </w:r>
+            <w:r>
+              <w:rPr>
+                <w:rFonts w:ascii="Consolas" w:hAnsi="Consolas"/>
+                <w:sz w:val="19"/>
+              </w:rPr>
+              <w:t>Employees.cshtml</w:t>
+            </w:r>
+            <w:r>
+              <w:t xml:space="preserve">, </w:t>
+            </w:r>
+            <w:r>
+              <w:rPr>
+                <w:rFonts w:ascii="Consolas" w:hAnsi="Consolas"/>
+                <w:sz w:val="19"/>
+              </w:rPr>
+              <w:t>organizationHrApi.js</w:t>
+            </w:r>
+            <w:r>
+              <w:t xml:space="preserve">; mới: </w:t>
+            </w:r>
+            <w:r>
+              <w:rPr>
+                <w:rFonts w:ascii="Consolas" w:hAnsi="Consolas"/>
+                <w:sz w:val="19"/>
+              </w:rPr>
+              <w:t>employee-account.js</w:t>
+            </w:r>
+            <w:r>
+              <w:t xml:space="preserve">; </w:t>
+            </w:r>
+            <w:r>
+              <w:rPr>
+                <w:rFonts w:ascii="Consolas" w:hAnsi="Consolas"/>
+                <w:sz w:val="19"/>
+              </w:rPr>
+              <w:t>vi.json</w:t>
+            </w:r>
+            <w:r>
+              <w:t xml:space="preserve"> · </w:t>
+            </w:r>
+            <w:r>
+              <w:rPr>
+                <w:rFonts w:ascii="Consolas" w:hAnsi="Consolas"/>
+                <w:sz w:val="19"/>
+              </w:rPr>
+              <w:t>lo.json</w:t>
+            </w:r>
+            <w:r>
+              <w:t xml:space="preserve"> · </w:t>
+            </w:r>
+            <w:r>
+              <w:rPr>
+                <w:rFonts w:ascii="Consolas" w:hAnsi="Consolas"/>
+                <w:sz w:val="19"/>
+              </w:rPr>
+              <w:t>en.json</w:t>
+            </w:r>
+          </w:p>
+        </w:tc>
+        <w:tc>
+          <w:tcPr>
+            <w:tcW w:type="dxa" w:w="1728"/>
+          </w:tcPr>
+          <w:p>
+            <w:r/>
+            <w:r>
+              <w:t xml:space="preserve">tiền tệ ngoài danh mục (ví dụ USD đang tắt) giữ đúng mã, phiếu chỉ xem; phiếu mới thiếu tiền tệ chặn lưu; công nợ xem trước theo tỷ giá header; phiếu chi mở lại đọc đúng tỷ giá. Hồ sơ nhân viên → tab </w:t>
+            </w:r>
+            <w:r>
+              <w:rPr>
+                <w:b/>
+              </w:rPr>
+              <w:t>Tài khoản</w:t>
+            </w:r>
+            <w:r>
+              <w:t xml:space="preserve"> (xem, tạo / sửa, đặt lại mật khẩu)</w:t>
+            </w:r>
+          </w:p>
+        </w:tc>
+      </w:tr>
+      <w:tr>
+        <w:tc>
+          <w:tcPr>
+            <w:tcW w:type="dxa" w:w="1728"/>
+          </w:tcPr>
+          <w:p>
+            <w:r/>
+            <w:r>
+              <w:t>GLS-QLSX-Web</w:t>
+            </w:r>
+          </w:p>
+        </w:tc>
+        <w:tc>
+          <w:tcPr>
+            <w:tcW w:type="dxa" w:w="1728"/>
+          </w:tcPr>
+          <w:p>
+            <w:r/>
+            <w:r>
+              <w:rPr>
+                <w:rFonts w:ascii="Consolas" w:hAnsi="Consolas"/>
+                <w:sz w:val="19"/>
+              </w:rPr>
+              <w:t>feat/hontunedhai_Laos</w:t>
+            </w:r>
+          </w:p>
+        </w:tc>
+        <w:tc>
+          <w:tcPr>
+            <w:tcW w:type="dxa" w:w="1728"/>
+          </w:tcPr>
+          <w:p>
+            <w:r/>
+            <w:r>
+              <w:rPr>
+                <w:rFonts w:ascii="Consolas" w:hAnsi="Consolas"/>
+                <w:sz w:val="19"/>
+              </w:rPr>
+              <w:t>7d168744</w:t>
+            </w:r>
+          </w:p>
+        </w:tc>
+        <w:tc>
+          <w:tcPr>
+            <w:tcW w:type="dxa" w:w="1728"/>
+          </w:tcPr>
+          <w:p>
+            <w:r/>
+            <w:r>
+              <w:rPr>
+                <w:rFonts w:ascii="Consolas" w:hAnsi="Consolas"/>
+                <w:sz w:val="19"/>
+              </w:rPr>
+              <w:t>Backend.Common/BackofficeApiService.cs</w:t>
+            </w:r>
+            <w:r>
+              <w:t xml:space="preserve">, </w:t>
+            </w:r>
+            <w:r>
+              <w:rPr>
+                <w:rFonts w:ascii="Consolas" w:hAnsi="Consolas"/>
+                <w:sz w:val="19"/>
+              </w:rPr>
+              <w:t>Backend/Base/Helpers/AppLoggingHelper.cs</w:t>
+            </w:r>
+            <w:r>
+              <w:t xml:space="preserve">, </w:t>
+            </w:r>
+            <w:r>
+              <w:rPr>
+                <w:rFonts w:ascii="Consolas" w:hAnsi="Consolas"/>
+                <w:sz w:val="19"/>
+              </w:rPr>
+              <w:t>Backend/Base/Middlewares/ExceptionLoggingMiddleware.cs</w:t>
+            </w:r>
+            <w:r>
+              <w:t xml:space="preserve">, </w:t>
+            </w:r>
+            <w:r>
+              <w:rPr>
+                <w:rFonts w:ascii="Consolas" w:hAnsi="Consolas"/>
+                <w:sz w:val="19"/>
+              </w:rPr>
+              <w:t>_helpers/commonScripts.js</w:t>
+            </w:r>
+            <w:r>
+              <w:t xml:space="preserve">; mới: </w:t>
+            </w:r>
+            <w:r>
+              <w:rPr>
+                <w:rFonts w:ascii="Consolas" w:hAnsi="Consolas"/>
+                <w:sz w:val="19"/>
+              </w:rPr>
+              <w:t>Backend.Common/Logging/LogPayloadSanitizer.cs</w:t>
+            </w:r>
+          </w:p>
+        </w:tc>
+        <w:tc>
+          <w:tcPr>
+            <w:tcW w:type="dxa" w:w="1728"/>
+          </w:tcPr>
+          <w:p>
+            <w:r/>
+            <w:r>
+              <w:t xml:space="preserve">log WEB che mật khẩu / token / khoá / jwt / cookie theo tên trường; không còn in </w:t>
+            </w:r>
+            <w:r>
+              <w:rPr>
+                <w:rFonts w:ascii="Consolas" w:hAnsi="Consolas"/>
+                <w:sz w:val="19"/>
+              </w:rPr>
+              <w:t>Authorization: Bearer …</w:t>
+            </w:r>
+            <w:r>
+              <w:t xml:space="preserve"> vào log và câu báo</w:t>
             </w:r>
           </w:p>
         </w:tc>
@@ -4177,39 +5051,137 @@
         <w:rPr>
           <w:b/>
         </w:rPr>
-        <w:t>Không có script DB nào</w:t>
-      </w:r>
-      <w:r>
-        <w:t xml:space="preserve"> trong các commit trên. Không phải chạy migration cho phần code này.</w:t>
+        <w:t>Hai script DB</w:t>
+      </w:r>
+      <w:r>
+        <w:t xml:space="preserve"> đi theo commit (cả hai </w:t>
+      </w:r>
+      <w:r>
+        <w:rPr>
+          <w:b/>
+        </w:rPr>
+        <w:t>chưa chạy</w:t>
+      </w:r>
+      <w:r>
+        <w:t xml:space="preserve"> ở DB nào):</w:t>
       </w:r>
     </w:p>
     <w:p>
       <w:pPr>
-        <w:jc w:val="both"/>
-      </w:pPr>
-      <w:r>
-        <w:t>API và WEB publish được ngay; API publish trước cũng được: API mới chạy được với WEB cũ.</w:t>
+        <w:pStyle w:val="ListBullet"/>
+      </w:pPr>
+      <w:r>
+        <w:rPr>
+          <w:rFonts w:ascii="Consolas" w:hAnsi="Consolas"/>
+          <w:sz w:val="19"/>
+        </w:rPr>
+        <w:t>20261001_logistics_journal_entry.sql</w:t>
+      </w:r>
+      <w:r>
+        <w:t xml:space="preserve"> (</w:t>
+      </w:r>
+      <w:r>
+        <w:rPr>
+          <w:rFonts w:ascii="Consolas" w:hAnsi="Consolas"/>
+          <w:sz w:val="19"/>
+        </w:rPr>
+        <w:t>b9227aa</w:t>
+      </w:r>
+      <w:r>
+        <w:t xml:space="preserve">) — áp lên </w:t>
+      </w:r>
+      <w:r>
+        <w:rPr>
+          <w:b/>
+        </w:rPr>
+        <w:t>DB kế toán</w:t>
+      </w:r>
+      <w:r>
+        <w:t xml:space="preserve"> mà API dùng cho phiếu thu chi (</w:t>
+      </w:r>
+      <w:r>
+        <w:rPr>
+          <w:rFonts w:ascii="Consolas" w:hAnsi="Consolas"/>
+          <w:sz w:val="19"/>
+        </w:rPr>
+        <w:t>CenterConnectionStrings[0]</w:t>
+      </w:r>
+      <w:r>
+        <w:t xml:space="preserve">), trước khi bật </w:t>
+      </w:r>
+      <w:r>
+        <w:rPr>
+          <w:rFonts w:ascii="Consolas" w:hAnsi="Consolas"/>
+          <w:sz w:val="19"/>
+        </w:rPr>
+        <w:t>LogisticsJournalEntry</w:t>
+      </w:r>
+      <w:r>
+        <w:t xml:space="preserve"> (mục 4.6). Chỉ thêm thủ tục, chạy lại được.</w:t>
       </w:r>
     </w:p>
     <w:p>
       <w:pPr>
-        <w:jc w:val="both"/>
-      </w:pPr>
-      <w:r>
-        <w:t xml:space="preserve">Những thứ </w:t>
-      </w:r>
-      <w:r>
-        <w:rPr>
-          <w:b/>
-        </w:rPr>
-        <w:t>không</w:t>
-      </w:r>
-      <w:r>
-        <w:t xml:space="preserve"> đi theo commit, đừng lấy:</w:t>
+        <w:pStyle w:val="ListBullet"/>
+      </w:pPr>
+      <w:r>
+        <w:rPr>
+          <w:rFonts w:ascii="Consolas" w:hAnsi="Consolas"/>
+          <w:sz w:val="19"/>
+        </w:rPr>
+        <w:t>20261001_audit_redact_secrets.sql</w:t>
+      </w:r>
+      <w:r>
+        <w:t xml:space="preserve"> (</w:t>
+      </w:r>
+      <w:r>
+        <w:rPr>
+          <w:rFonts w:ascii="Consolas" w:hAnsi="Consolas"/>
+          <w:sz w:val="19"/>
+        </w:rPr>
+        <w:t>e2ef52f</w:t>
+      </w:r>
+      <w:r>
+        <w:t xml:space="preserve">) — chạy trên DB </w:t>
+      </w:r>
+      <w:r>
+        <w:rPr>
+          <w:rFonts w:ascii="Consolas" w:hAnsi="Consolas"/>
+          <w:sz w:val="19"/>
+        </w:rPr>
+        <w:t>ConnectionStrings:Master</w:t>
+      </w:r>
+      <w:r>
+        <w:t xml:space="preserve"> lúc triển khai (mục 12). Sửa dữ liệu audit.</w:t>
       </w:r>
     </w:p>
     <w:p>
       <w:pPr>
+        <w:jc w:val="both"/>
+      </w:pPr>
+      <w:r>
+        <w:t>Các commit khác không cần migration. API và WEB publish được ngay; API publish trước cũng được: API mới chạy được với WEB cũ. Chưa áp script bút toán thì chỉ đường bút toán trả 503, các đường khác chạy bình thường.</w:t>
+      </w:r>
+    </w:p>
+    <w:p>
+      <w:pPr>
+        <w:jc w:val="both"/>
+      </w:pPr>
+      <w:r>
+        <w:t xml:space="preserve">Những thứ </w:t>
+      </w:r>
+      <w:r>
+        <w:rPr>
+          <w:b/>
+        </w:rPr>
+        <w:t>không</w:t>
+      </w:r>
+      <w:r>
+        <w:t xml:space="preserve"> đi theo commit, đừng lấy:</w:t>
+      </w:r>
+    </w:p>
+    <w:p>
+      <w:pPr>
         <w:pStyle w:val="ListBullet"/>
       </w:pPr>
       <w:r>
@@ -4241,109 +5213,35 @@
         <w:pStyle w:val="ListBullet"/>
       </w:pPr>
       <w:r>
-        <w:t xml:space="preserve">WEB </w:t>
+        <w:t xml:space="preserve">API </w:t>
       </w:r>
       <w:r>
         <w:rPr>
           <w:rFonts w:ascii="Consolas" w:hAnsi="Consolas"/>
           <w:sz w:val="19"/>
         </w:rPr>
-        <w:t>cm-payment-upsert.js</w:t>
-      </w:r>
-      <w:r>
-        <w:t xml:space="preserve">, </w:t>
+        <w:t>Backend.API/Backend.API.csproj</w:t>
+      </w:r>
+      <w:r>
+        <w:t>: thay đổi có từ trước, bên em không đụng;</w:t>
+      </w:r>
+    </w:p>
+    <w:p>
+      <w:pPr>
+        <w:pStyle w:val="ListBullet"/>
+      </w:pPr>
+      <w:r>
+        <w:t xml:space="preserve">API thư mục </w:t>
       </w:r>
       <w:r>
         <w:rPr>
           <w:rFonts w:ascii="Consolas" w:hAnsi="Consolas"/>
           <w:sz w:val="19"/>
         </w:rPr>
-        <w:t>cm-receipt-upsert.js</w:t>
-      </w:r>
-      <w:r>
-        <w:t xml:space="preserve"> bản đang sửa ở máy bên em (sau </w:t>
-      </w:r>
-      <w:r>
-        <w:rPr>
-          <w:rFonts w:ascii="Consolas" w:hAnsi="Consolas"/>
-          <w:sz w:val="19"/>
-        </w:rPr>
-        <w:t>77bcb0a1</w:t>
-      </w:r>
-      <w:r>
-        <w:t xml:space="preserve">, chưa commit) — </w:t>
-      </w:r>
-      <w:r>
-        <w:rPr>
-          <w:b/>
-        </w:rPr>
-        <w:t>đang chốt</w:t>
-      </w:r>
-      <w:r>
-        <w:t>; publish đúng commit, không lấy bản ở máy;</w:t>
-      </w:r>
-    </w:p>
-    <w:p>
-      <w:pPr>
-        <w:pStyle w:val="ListBullet"/>
-      </w:pPr>
-      <w:r>
-        <w:t xml:space="preserve">API </w:t>
-      </w:r>
-      <w:r>
-        <w:rPr>
-          <w:rFonts w:ascii="Consolas" w:hAnsi="Consolas"/>
-          <w:sz w:val="19"/>
-        </w:rPr>
-        <w:t>Backend.API/Backend.API.csproj</w:t>
-      </w:r>
-      <w:r>
-        <w:t>: thay đổi có từ trước, bên em không đụng;</w:t>
-      </w:r>
-    </w:p>
-    <w:p>
-      <w:pPr>
-        <w:pStyle w:val="ListBullet"/>
-      </w:pPr>
-      <w:r>
-        <w:t xml:space="preserve">API </w:t>
-      </w:r>
-      <w:r>
-        <w:rPr>
-          <w:rFonts w:ascii="Consolas" w:hAnsi="Consolas"/>
-          <w:sz w:val="19"/>
-        </w:rPr>
-        <w:t>Database/Scripts/20261001_audit_redact_secrets.sql</w:t>
-      </w:r>
-      <w:r>
-        <w:t xml:space="preserve"> (che bí mật trong dòng audit cũ): đang viết, chưa commit — </w:t>
-      </w:r>
-      <w:r>
-        <w:rPr>
-          <w:b/>
-        </w:rPr>
-        <w:t>đang chốt</w:t>
-      </w:r>
-      <w:r>
-        <w:t xml:space="preserve"> (mục 12);</w:t>
-      </w:r>
-    </w:p>
-    <w:p>
-      <w:pPr>
-        <w:pStyle w:val="ListBullet"/>
-      </w:pPr>
-      <w:r>
-        <w:t xml:space="preserve">API thư mục </w:t>
-      </w:r>
-      <w:r>
-        <w:rPr>
-          <w:rFonts w:ascii="Consolas" w:hAnsi="Consolas"/>
-          <w:sz w:val="19"/>
-        </w:rPr>
         <w:t>docs/</w:t>
       </w:r>
       <w:r>
-        <w:t xml:space="preserve"> (tài liệu tổng hợp của anh): đang chưa commit.</w:t>
+        <w:t xml:space="preserve"> (tài liệu tổng hợp của anh): ngoài git, đúng thiết kế.</w:t>
       </w:r>
     </w:p>
     <w:p>
@@ -4647,7 +5545,7 @@
           <w:rFonts w:ascii="Consolas" w:hAnsi="Consolas"/>
           <w:sz w:val="18"/>
         </w:rPr>
-        <w:t>git log --oneline -7</w:t>
+        <w:t>git log --oneline -10</w:t>
       </w:r>
     </w:p>
     <w:p/>
@@ -4686,6 +5584,45 @@
           <w:rFonts w:ascii="Consolas" w:hAnsi="Consolas"/>
           <w:sz w:val="18"/>
         </w:rPr>
+        <w:t>b9227aa Bút toán tổng hợp nhận từ trang điều xe: api/v1/integrations/logistics/journal-entries</w:t>
+      </w:r>
+    </w:p>
+    <w:p>
+      <w:pPr>
+        <w:spacing w:after="0"/>
+        <w:ind w:left="360"/>
+      </w:pPr>
+      <w:r>
+        <w:rPr>
+          <w:rFonts w:ascii="Consolas" w:hAnsi="Consolas"/>
+          <w:sz w:val="18"/>
+        </w:rPr>
+        <w:t>0d4eed9 Nhật ký kiểm toán: che thêm trường jwt / cookie (JWTKey là token đăng nhập) — cùng luật với log WEB</w:t>
+      </w:r>
+    </w:p>
+    <w:p>
+      <w:pPr>
+        <w:spacing w:after="0"/>
+        <w:ind w:left="360"/>
+      </w:pPr>
+      <w:r>
+        <w:rPr>
+          <w:rFonts w:ascii="Consolas" w:hAnsi="Consolas"/>
+          <w:sz w:val="18"/>
+        </w:rPr>
+        <w:t>e2ef52f Script che mật khẩu / token trong audit cũ (trước ed5aa0e lưu dạng chữ thường) — chạy lúc triển khai</w:t>
+      </w:r>
+    </w:p>
+    <w:p>
+      <w:pPr>
+        <w:spacing w:after="0"/>
+        <w:ind w:left="360"/>
+      </w:pPr>
+      <w:r>
+        <w:rPr>
+          <w:rFonts w:ascii="Consolas" w:hAnsi="Consolas"/>
+          <w:sz w:val="18"/>
+        </w:rPr>
         <w:t>ae0e7f6 Phiếu thu/chi: máy chủ tự tính quy đổi từng dòng trước khi cộng tổng header</w:t>
       </w:r>
     </w:p>
@@ -4854,7 +5791,7 @@
           <w:rFonts w:ascii="Consolas" w:hAnsi="Consolas"/>
           <w:sz w:val="18"/>
         </w:rPr>
-        <w:t>git log --oneline -5</w:t>
+        <w:t>git log --oneline -7</w:t>
       </w:r>
     </w:p>
     <w:p/>
@@ -4864,6 +5801,26 @@
       </w:pPr>
       <w:r>
         <w:t xml:space="preserve">Kết quả đúng: </w:t>
+      </w:r>
+      <w:r>
+        <w:rPr>
+          <w:rFonts w:ascii="Consolas" w:hAnsi="Consolas"/>
+          <w:sz w:val="19"/>
+        </w:rPr>
+        <w:t>7d168744</w:t>
+      </w:r>
+      <w:r>
+        <w:t xml:space="preserve">, </w:t>
+      </w:r>
+      <w:r>
+        <w:rPr>
+          <w:rFonts w:ascii="Consolas" w:hAnsi="Consolas"/>
+          <w:sz w:val="19"/>
+        </w:rPr>
+        <w:t>fce78c52</w:t>
+      </w:r>
+      <w:r>
+        <w:t xml:space="preserve">, </w:t>
       </w:r>
       <w:r>
         <w:rPr>
@@ -8639,6 +9596,3060 @@
       </w:r>
       <w:r>
         <w:t>.</w:t>
+      </w:r>
+    </w:p>
+    <w:p>
+      <w:pPr>
+        <w:pStyle w:val="Heading2"/>
+      </w:pPr>
+      <w:r>
+        <w:t>4.6. Bút toán tổng hợp — script, `LogisticsJournalEntry`, cờ gửi, gọi thử</w:t>
+      </w:r>
+    </w:p>
+    <w:p>
+      <w:pPr>
+        <w:jc w:val="both"/>
+      </w:pPr>
+      <w:r>
+        <w:t xml:space="preserve">Trang điều xe gửi các khoản </w:t>
+      </w:r>
+      <w:r>
+        <w:rPr>
+          <w:b/>
+        </w:rPr>
+        <w:t>không qua tiền</w:t>
+      </w:r>
+      <w:r>
+        <w:t xml:space="preserve"> (thuê xe 621/4022, ghi nợ nhà cung cấp 625 · 614 / 4021, quyết toán tạm ứng 625/1601, hàng bán cho chủ xe 4022/707) vào </w:t>
+      </w:r>
+      <w:r>
+        <w:rPr>
+          <w:rFonts w:ascii="Consolas" w:hAnsi="Consolas"/>
+          <w:sz w:val="19"/>
+        </w:rPr>
+        <w:t>POST /api/v1/integrations/logistics/journal-entries</w:t>
+      </w:r>
+      <w:r>
+        <w:t xml:space="preserve"> (</w:t>
+      </w:r>
+      <w:r>
+        <w:rPr>
+          <w:rFonts w:ascii="Consolas" w:hAnsi="Consolas"/>
+          <w:sz w:val="19"/>
+        </w:rPr>
+        <w:t>b9227aa</w:t>
+      </w:r>
+      <w:r>
+        <w:t xml:space="preserve">). Hệ anh ghi mỗi lần gọi thành </w:t>
+      </w:r>
+      <w:r>
+        <w:rPr>
+          <w:b/>
+        </w:rPr>
+        <w:t>một chứng từ tổng hợp, ghi sổ tạm</w:t>
+      </w:r>
+      <w:r>
+        <w:t xml:space="preserve"> (ST 13). Giao ước: hợp đồng 12.12.4. Mô tả API: tài liệu của anh mục 16.9.</w:t>
+      </w:r>
+    </w:p>
+    <w:p>
+      <w:pPr>
+        <w:jc w:val="both"/>
+      </w:pPr>
+      <w:r>
+        <w:rPr>
+          <w:b/>
+        </w:rPr>
+        <w:t>Hiện trạng 01/10</w:t>
+      </w:r>
+      <w:r>
+        <w:t xml:space="preserve"> (máy bên em: API 5090, DB của </w:t>
+      </w:r>
+      <w:r>
+        <w:rPr>
+          <w:rFonts w:ascii="Consolas" w:hAnsi="Consolas"/>
+          <w:sz w:val="19"/>
+        </w:rPr>
+        <w:t>appsettings.laos.json</w:t>
+      </w:r>
+      <w:r>
+        <w:t>):</w:t>
+      </w:r>
+    </w:p>
+    <w:p>
+      <w:pPr>
+        <w:pStyle w:val="ListBullet"/>
+      </w:pPr>
+      <w:r>
+        <w:t xml:space="preserve">mục </w:t>
+      </w:r>
+      <w:r>
+        <w:rPr>
+          <w:rFonts w:ascii="Consolas" w:hAnsi="Consolas"/>
+          <w:sz w:val="19"/>
+        </w:rPr>
+        <w:t>LogisticsJournalEntry</w:t>
+      </w:r>
+      <w:r>
+        <w:t xml:space="preserve"> </w:t>
+      </w:r>
+      <w:r>
+        <w:rPr>
+          <w:b/>
+        </w:rPr>
+        <w:t>đã có</w:t>
+      </w:r>
+      <w:r>
+        <w:t>;</w:t>
+      </w:r>
+    </w:p>
+    <w:p>
+      <w:pPr>
+        <w:pStyle w:val="ListBullet"/>
+      </w:pPr>
+      <w:r>
+        <w:t xml:space="preserve">script </w:t>
+      </w:r>
+      <w:r>
+        <w:rPr>
+          <w:b/>
+        </w:rPr>
+        <w:t>chưa áp</w:t>
+      </w:r>
+      <w:r>
+        <w:t xml:space="preserve">: lệnh áp từ máy bên em bị bộ an toàn chặn, </w:t>
+      </w:r>
+      <w:r>
+        <w:rPr>
+          <w:b/>
+        </w:rPr>
+        <w:t>chờ chủ dự án tự chạy</w:t>
+      </w:r>
+      <w:r>
+        <w:t>;</w:t>
+      </w:r>
+    </w:p>
+    <w:p>
+      <w:pPr>
+        <w:pStyle w:val="ListBullet"/>
+      </w:pPr>
+      <w:r>
+        <w:t xml:space="preserve">vì vậy GET bút toán đang trả 503 </w:t>
+      </w:r>
+      <w:r>
+        <w:rPr>
+          <w:rFonts w:ascii="Consolas" w:hAnsi="Consolas"/>
+          <w:sz w:val="19"/>
+        </w:rPr>
+        <w:t>LOGISTICS_JOURNAL_SCRIPT_REQUIRED</w:t>
+      </w:r>
+      <w:r>
+        <w:t>;</w:t>
+      </w:r>
+    </w:p>
+    <w:p>
+      <w:pPr>
+        <w:pStyle w:val="ListBullet"/>
+      </w:pPr>
+      <w:r>
+        <w:t xml:space="preserve">cờ </w:t>
+      </w:r>
+      <w:r>
+        <w:rPr>
+          <w:rFonts w:ascii="Consolas" w:hAnsi="Consolas"/>
+          <w:sz w:val="19"/>
+        </w:rPr>
+        <w:t>QLSX_GUI_BUT_TOAN</w:t>
+      </w:r>
+      <w:r>
+        <w:t xml:space="preserve"> ở trang điều xe: </w:t>
+      </w:r>
+      <w:r>
+        <w:rPr>
+          <w:b/>
+        </w:rPr>
+        <w:t>tắt</w:t>
+      </w:r>
+      <w:r>
+        <w:t>.</w:t>
+      </w:r>
+    </w:p>
+    <w:p>
+      <w:pPr>
+        <w:jc w:val="both"/>
+      </w:pPr>
+      <w:r>
+        <w:rPr>
+          <w:b/>
+        </w:rPr>
+        <w:t>Thứ tự</w:t>
+      </w:r>
+      <w:r>
+        <w:t xml:space="preserve"> — làm trọn ở máy bên em trước, rồi lặp lại trên host sau khi publish:</w:t>
+      </w:r>
+    </w:p>
+    <w:tbl>
+      <w:tblPr>
+        <w:tblStyle w:val="LightGrid-Accent1"/>
+        <w:tblW w:type="auto" w:w="0"/>
+        <w:tblLook w:firstColumn="1" w:firstRow="1" w:lastColumn="0" w:lastRow="0" w:noHBand="0" w:noVBand="1" w:val="04A0"/>
+      </w:tblPr>
+      <w:tblGrid>
+        <w:gridCol w:w="2160"/>
+        <w:gridCol w:w="2160"/>
+        <w:gridCol w:w="2160"/>
+        <w:gridCol w:w="2160"/>
+      </w:tblGrid>
+      <w:tr>
+        <w:tc>
+          <w:tcPr>
+            <w:tcW w:type="dxa" w:w="2160"/>
+          </w:tcPr>
+          <w:p>
+            <w:r>
+              <w:rPr>
+                <w:b/>
+              </w:rPr>
+            </w:r>
+            <w:r>
+              <w:rPr>
+                <w:b/>
+              </w:rPr>
+              <w:t>Bước</w:t>
+            </w:r>
+          </w:p>
+        </w:tc>
+        <w:tc>
+          <w:tcPr>
+            <w:tcW w:type="dxa" w:w="2160"/>
+          </w:tcPr>
+          <w:p>
+            <w:r>
+              <w:rPr>
+                <w:b/>
+              </w:rPr>
+            </w:r>
+            <w:r>
+              <w:rPr>
+                <w:b/>
+              </w:rPr>
+              <w:t>Việc</w:t>
+            </w:r>
+          </w:p>
+        </w:tc>
+        <w:tc>
+          <w:tcPr>
+            <w:tcW w:type="dxa" w:w="2160"/>
+          </w:tcPr>
+          <w:p>
+            <w:r>
+              <w:rPr>
+                <w:b/>
+              </w:rPr>
+            </w:r>
+            <w:r>
+              <w:rPr>
+                <w:b/>
+              </w:rPr>
+              <w:t>Ở máy bên em (bây giờ)</w:t>
+            </w:r>
+          </w:p>
+        </w:tc>
+        <w:tc>
+          <w:tcPr>
+            <w:tcW w:type="dxa" w:w="2160"/>
+          </w:tcPr>
+          <w:p>
+            <w:r>
+              <w:rPr>
+                <w:b/>
+              </w:rPr>
+            </w:r>
+            <w:r>
+              <w:rPr>
+                <w:b/>
+              </w:rPr>
+              <w:t>Trên host</w:t>
+            </w:r>
+          </w:p>
+        </w:tc>
+      </w:tr>
+      <w:tr>
+        <w:tc>
+          <w:tcPr>
+            <w:tcW w:type="dxa" w:w="2160"/>
+          </w:tcPr>
+          <w:p>
+            <w:r/>
+            <w:r>
+              <w:t>1</w:t>
+            </w:r>
+          </w:p>
+        </w:tc>
+        <w:tc>
+          <w:tcPr>
+            <w:tcW w:type="dxa" w:w="2160"/>
+          </w:tcPr>
+          <w:p>
+            <w:r/>
+            <w:r>
+              <w:t>Áp script, đọc diagnostics</w:t>
+            </w:r>
+          </w:p>
+        </w:tc>
+        <w:tc>
+          <w:tcPr>
+            <w:tcW w:type="dxa" w:w="2160"/>
+          </w:tcPr>
+          <w:p>
+            <w:r/>
+            <w:r>
+              <w:t xml:space="preserve">DB kế toán của </w:t>
+            </w:r>
+            <w:r>
+              <w:rPr>
+                <w:rFonts w:ascii="Consolas" w:hAnsi="Consolas"/>
+                <w:sz w:val="19"/>
+              </w:rPr>
+              <w:t>appsettings.laos.json</w:t>
+            </w:r>
+            <w:r>
+              <w:t xml:space="preserve"> — </w:t>
+            </w:r>
+            <w:r>
+              <w:rPr>
+                <w:b/>
+              </w:rPr>
+              <w:t>chủ dự án tự chạy</w:t>
+            </w:r>
+          </w:p>
+        </w:tc>
+        <w:tc>
+          <w:tcPr>
+            <w:tcW w:type="dxa" w:w="2160"/>
+          </w:tcPr>
+          <w:p>
+            <w:r/>
+            <w:r>
+              <w:t xml:space="preserve">DB kế toán host — </w:t>
+            </w:r>
+            <w:r>
+              <w:rPr>
+                <w:b/>
+              </w:rPr>
+              <w:t>cần quyền host</w:t>
+            </w:r>
+          </w:p>
+        </w:tc>
+      </w:tr>
+      <w:tr>
+        <w:tc>
+          <w:tcPr>
+            <w:tcW w:type="dxa" w:w="2160"/>
+          </w:tcPr>
+          <w:p>
+            <w:r/>
+            <w:r>
+              <w:t>2</w:t>
+            </w:r>
+          </w:p>
+        </w:tc>
+        <w:tc>
+          <w:tcPr>
+            <w:tcW w:type="dxa" w:w="2160"/>
+          </w:tcPr>
+          <w:p>
+            <w:r/>
+            <w:r>
+              <w:t xml:space="preserve">Cấu hình </w:t>
+            </w:r>
+            <w:r>
+              <w:rPr>
+                <w:rFonts w:ascii="Consolas" w:hAnsi="Consolas"/>
+                <w:sz w:val="19"/>
+              </w:rPr>
+              <w:t>LogisticsJournalEntry</w:t>
+            </w:r>
+          </w:p>
+        </w:tc>
+        <w:tc>
+          <w:tcPr>
+            <w:tcW w:type="dxa" w:w="2160"/>
+          </w:tcPr>
+          <w:p>
+            <w:r/>
+            <w:r>
+              <w:t>đã có</w:t>
+            </w:r>
+          </w:p>
+        </w:tc>
+        <w:tc>
+          <w:tcPr>
+            <w:tcW w:type="dxa" w:w="2160"/>
+          </w:tcPr>
+          <w:p>
+            <w:r/>
+            <w:r>
+              <w:t xml:space="preserve">thêm vào </w:t>
+            </w:r>
+            <w:r>
+              <w:rPr>
+                <w:rFonts w:ascii="Consolas" w:hAnsi="Consolas"/>
+                <w:sz w:val="19"/>
+              </w:rPr>
+              <w:t>appsettings.&lt;Env&gt;.json</w:t>
+            </w:r>
+            <w:r>
+              <w:t xml:space="preserve"> host — </w:t>
+            </w:r>
+            <w:r>
+              <w:rPr>
+                <w:b/>
+              </w:rPr>
+              <w:t>cần quyền host</w:t>
+            </w:r>
+          </w:p>
+        </w:tc>
+      </w:tr>
+      <w:tr>
+        <w:tc>
+          <w:tcPr>
+            <w:tcW w:type="dxa" w:w="2160"/>
+          </w:tcPr>
+          <w:p>
+            <w:r/>
+            <w:r>
+              <w:t>3</w:t>
+            </w:r>
+          </w:p>
+        </w:tc>
+        <w:tc>
+          <w:tcPr>
+            <w:tcW w:type="dxa" w:w="2160"/>
+          </w:tcPr>
+          <w:p>
+            <w:r/>
+            <w:r>
+              <w:t xml:space="preserve">Bật </w:t>
+            </w:r>
+            <w:r>
+              <w:rPr>
+                <w:rFonts w:ascii="Consolas" w:hAnsi="Consolas"/>
+                <w:sz w:val="19"/>
+              </w:rPr>
+              <w:t>QLSX_GUI_BUT_TOAN=1</w:t>
+            </w:r>
+            <w:r>
+              <w:t xml:space="preserve"> ở trang điều xe</w:t>
+            </w:r>
+          </w:p>
+        </w:tc>
+        <w:tc>
+          <w:tcPr>
+            <w:tcW w:type="dxa" w:w="2160"/>
+          </w:tcPr>
+          <w:p>
+            <w:r/>
+            <w:r>
+              <w:t>máy thử 8011 (đang trỏ 5090)</w:t>
+            </w:r>
+          </w:p>
+        </w:tc>
+        <w:tc>
+          <w:tcPr>
+            <w:tcW w:type="dxa" w:w="2160"/>
+          </w:tcPr>
+          <w:p>
+            <w:r/>
+            <w:r>
+              <w:t xml:space="preserve">máy trang điều xe trỏ host — chỉ </w:t>
+            </w:r>
+            <w:r>
+              <w:rPr>
+                <w:b/>
+              </w:rPr>
+              <w:t>sau</w:t>
+            </w:r>
+            <w:r>
+              <w:t xml:space="preserve"> khi đổi link (mục 7)</w:t>
+            </w:r>
+          </w:p>
+        </w:tc>
+      </w:tr>
+      <w:tr>
+        <w:tc>
+          <w:tcPr>
+            <w:tcW w:type="dxa" w:w="2160"/>
+          </w:tcPr>
+          <w:p>
+            <w:r/>
+            <w:r>
+              <w:t>4</w:t>
+            </w:r>
+          </w:p>
+        </w:tc>
+        <w:tc>
+          <w:tcPr>
+            <w:tcW w:type="dxa" w:w="2160"/>
+          </w:tcPr>
+          <w:p>
+            <w:r/>
+            <w:r>
+              <w:t>Gọi thử: bằng tay (4a), rồi qua trang điều xe (4b)</w:t>
+            </w:r>
+          </w:p>
+        </w:tc>
+        <w:tc>
+          <w:tcPr>
+            <w:tcW w:type="dxa" w:w="2160"/>
+          </w:tcPr>
+          <w:p>
+            <w:r/>
+            <w:r>
+              <w:t>vào 5090</w:t>
+            </w:r>
+          </w:p>
+        </w:tc>
+        <w:tc>
+          <w:tcPr>
+            <w:tcW w:type="dxa" w:w="2160"/>
+          </w:tcPr>
+          <w:p>
+            <w:r/>
+            <w:r>
+              <w:t>vào host</w:t>
+            </w:r>
+          </w:p>
+        </w:tc>
+      </w:tr>
+    </w:tbl>
+    <w:p/>
+    <w:p>
+      <w:pPr>
+        <w:jc w:val="both"/>
+      </w:pPr>
+      <w:r>
+        <w:rPr>
+          <w:b/>
+        </w:rPr>
+        <w:t>Bước 1 — áp script.</w:t>
+      </w:r>
+      <w:r>
+        <w:t xml:space="preserve"> Tệp: </w:t>
+      </w:r>
+      <w:r>
+        <w:rPr>
+          <w:rFonts w:ascii="Consolas" w:hAnsi="Consolas"/>
+          <w:sz w:val="19"/>
+        </w:rPr>
+        <w:t>Backend.API/Database/Scripts/20261001_logistics_journal_entry.sql</w:t>
+      </w:r>
+      <w:r>
+        <w:t>.</w:t>
+      </w:r>
+    </w:p>
+    <w:p>
+      <w:pPr>
+        <w:pStyle w:val="ListBullet"/>
+      </w:pPr>
+      <w:r>
+        <w:t xml:space="preserve">Chạy trên </w:t>
+      </w:r>
+      <w:r>
+        <w:rPr>
+          <w:b/>
+        </w:rPr>
+        <w:t>DB kế toán mà API dùng cho phiếu thu chi</w:t>
+      </w:r>
+      <w:r>
+        <w:t xml:space="preserve"> (</w:t>
+      </w:r>
+      <w:r>
+        <w:rPr>
+          <w:rFonts w:ascii="Consolas" w:hAnsi="Consolas"/>
+          <w:sz w:val="19"/>
+        </w:rPr>
+        <w:t>CenterConnectionStrings[0]</w:t>
+      </w:r>
+      <w:r>
+        <w:t xml:space="preserve"> trong </w:t>
+      </w:r>
+      <w:r>
+        <w:rPr>
+          <w:rFonts w:ascii="Consolas" w:hAnsi="Consolas"/>
+          <w:sz w:val="19"/>
+        </w:rPr>
+        <w:t>appsettings.&lt;Env&gt;.json</w:t>
+      </w:r>
+      <w:r>
+        <w:t xml:space="preserve">), không phải DB của </w:t>
+      </w:r>
+      <w:r>
+        <w:rPr>
+          <w:rFonts w:ascii="Consolas" w:hAnsi="Consolas"/>
+          <w:sz w:val="19"/>
+        </w:rPr>
+        <w:t>ConnectionStrings:Master</w:t>
+      </w:r>
+      <w:r>
+        <w:t xml:space="preserve"> nếu hai cái khác nhau.</w:t>
+      </w:r>
+    </w:p>
+    <w:p>
+      <w:pPr>
+        <w:pStyle w:val="ListBullet"/>
+      </w:pPr>
+      <w:r>
+        <w:t xml:space="preserve">Script chỉ </w:t>
+      </w:r>
+      <w:r>
+        <w:rPr>
+          <w:rFonts w:ascii="Consolas" w:hAnsi="Consolas"/>
+          <w:sz w:val="19"/>
+        </w:rPr>
+        <w:t>CREATE OR ALTER</w:t>
+      </w:r>
+      <w:r>
+        <w:t xml:space="preserve"> ba thủ tục </w:t>
+      </w:r>
+      <w:r>
+        <w:rPr>
+          <w:rFonts w:ascii="Consolas" w:hAnsi="Consolas"/>
+          <w:sz w:val="19"/>
+        </w:rPr>
+        <w:t>proc_Logistics_JournalEntry_Save</w:t>
+      </w:r>
+      <w:r>
+        <w:t xml:space="preserve"> / </w:t>
+      </w:r>
+      <w:r>
+        <w:rPr>
+          <w:rFonts w:ascii="Consolas" w:hAnsi="Consolas"/>
+          <w:sz w:val="19"/>
+        </w:rPr>
+        <w:t>_Reverse</w:t>
+      </w:r>
+      <w:r>
+        <w:t xml:space="preserve"> / </w:t>
+      </w:r>
+      <w:r>
+        <w:rPr>
+          <w:rFonts w:ascii="Consolas" w:hAnsi="Consolas"/>
+          <w:sz w:val="19"/>
+        </w:rPr>
+        <w:t>_Get</w:t>
+      </w:r>
+      <w:r>
+        <w:t xml:space="preserve">; không đổi bảng, không ghi dữ liệu; </w:t>
+      </w:r>
+      <w:r>
+        <w:rPr>
+          <w:b/>
+        </w:rPr>
+        <w:t>chạy lại được</w:t>
+      </w:r>
+      <w:r>
+        <w:t>. Cần SQL Server 2017+, compatibility level ≥ 130.</w:t>
+      </w:r>
+    </w:p>
+    <w:p>
+      <w:pPr>
+        <w:jc w:val="both"/>
+      </w:pPr>
+      <w:r>
+        <w:t>Lệnh mẫu (không ghi mật khẩu vào lệnh):</w:t>
+      </w:r>
+    </w:p>
+    <w:p>
+      <w:pPr>
+        <w:spacing w:after="0"/>
+        <w:ind w:left="360"/>
+      </w:pPr>
+      <w:r>
+        <w:rPr>
+          <w:rFonts w:ascii="Consolas" w:hAnsi="Consolas"/>
+          <w:sz w:val="18"/>
+        </w:rPr>
+        <w:t>cd &lt;thư mục GLS-QLSX-APIs&gt;</w:t>
+      </w:r>
+    </w:p>
+    <w:p>
+      <w:pPr>
+        <w:spacing w:after="0"/>
+        <w:ind w:left="360"/>
+      </w:pPr>
+      <w:r>
+        <w:rPr>
+          <w:rFonts w:ascii="Consolas" w:hAnsi="Consolas"/>
+          <w:sz w:val="18"/>
+        </w:rPr>
+        <w:t>sqlcmd -S &lt;máy chủ SQL&gt; -d &lt;DB kế toán của CenterConnectionStrings[0]&gt; -E -I -f 65001 -i Backend.API\Database\Scripts\20261001_logistics_journal_entry.sql -o ket_qua_journal_entry.txt</w:t>
+      </w:r>
+    </w:p>
+    <w:p/>
+    <w:p>
+      <w:pPr>
+        <w:pStyle w:val="ListBullet"/>
+      </w:pPr>
+      <w:r>
+        <w:rPr>
+          <w:rFonts w:ascii="Consolas" w:hAnsi="Consolas"/>
+          <w:sz w:val="19"/>
+        </w:rPr>
+        <w:t>-E</w:t>
+      </w:r>
+      <w:r>
+        <w:t xml:space="preserve">: đăng nhập Windows. Dùng tài khoản SQL thì thay bằng </w:t>
+      </w:r>
+      <w:r>
+        <w:rPr>
+          <w:rFonts w:ascii="Consolas" w:hAnsi="Consolas"/>
+          <w:sz w:val="19"/>
+        </w:rPr>
+        <w:t>-U &lt;tên đăng nhập&gt;</w:t>
+      </w:r>
+      <w:r>
+        <w:t xml:space="preserve"> và gõ mật khẩu khi </w:t>
+      </w:r>
+      <w:r>
+        <w:rPr>
+          <w:rFonts w:ascii="Consolas" w:hAnsi="Consolas"/>
+          <w:sz w:val="19"/>
+        </w:rPr>
+        <w:t>sqlcmd</w:t>
+      </w:r>
+      <w:r>
+        <w:t xml:space="preserve"> hỏi — </w:t>
+      </w:r>
+      <w:r>
+        <w:rPr>
+          <w:b/>
+        </w:rPr>
+        <w:t>không</w:t>
+      </w:r>
+      <w:r>
+        <w:t xml:space="preserve"> dùng </w:t>
+      </w:r>
+      <w:r>
+        <w:rPr>
+          <w:rFonts w:ascii="Consolas" w:hAnsi="Consolas"/>
+          <w:sz w:val="19"/>
+        </w:rPr>
+        <w:t>-P</w:t>
+      </w:r>
+      <w:r>
+        <w:t>.</w:t>
+      </w:r>
+    </w:p>
+    <w:p>
+      <w:pPr>
+        <w:pStyle w:val="ListBullet"/>
+      </w:pPr>
+      <w:r>
+        <w:rPr>
+          <w:rFonts w:ascii="Consolas" w:hAnsi="Consolas"/>
+          <w:sz w:val="19"/>
+        </w:rPr>
+        <w:t>-f 65001</w:t>
+      </w:r>
+      <w:r>
+        <w:t xml:space="preserve">: tệp là UTF-8 </w:t>
+      </w:r>
+      <w:r>
+        <w:rPr>
+          <w:b/>
+        </w:rPr>
+        <w:t>không có BOM</w:t>
+      </w:r>
+      <w:r>
+        <w:t>. Thiếu cờ này thì câu lỗi tiếng Việt trong thủ tục bị vỡ chữ (câu đó trả thẳng về trang điều xe).</w:t>
+      </w:r>
+    </w:p>
+    <w:p>
+      <w:pPr>
+        <w:pStyle w:val="ListBullet"/>
+      </w:pPr>
+      <w:r>
+        <w:rPr>
+          <w:rFonts w:ascii="Consolas" w:hAnsi="Consolas"/>
+          <w:sz w:val="19"/>
+        </w:rPr>
+        <w:t>-I</w:t>
+      </w:r>
+      <w:r>
+        <w:t xml:space="preserve">: bật </w:t>
+      </w:r>
+      <w:r>
+        <w:rPr>
+          <w:rFonts w:ascii="Consolas" w:hAnsi="Consolas"/>
+          <w:sz w:val="19"/>
+        </w:rPr>
+        <w:t>QUOTED_IDENTIFIER</w:t>
+      </w:r>
+      <w:r>
+        <w:t>.</w:t>
+      </w:r>
+    </w:p>
+    <w:p>
+      <w:pPr>
+        <w:pStyle w:val="ListBullet"/>
+      </w:pPr>
+      <w:r>
+        <w:rPr>
+          <w:b/>
+        </w:rPr>
+        <w:t>Không</w:t>
+      </w:r>
+      <w:r>
+        <w:t xml:space="preserve"> thêm </w:t>
+      </w:r>
+      <w:r>
+        <w:rPr>
+          <w:rFonts w:ascii="Consolas" w:hAnsi="Consolas"/>
+          <w:sz w:val="19"/>
+        </w:rPr>
+        <w:t>-b</w:t>
+      </w:r>
+      <w:r>
+        <w:t>: dừng ở lỗi đầu tiên thì phần diagnostics cuối không chạy.</w:t>
+      </w:r>
+    </w:p>
+    <w:p>
+      <w:pPr>
+        <w:pStyle w:val="ListBullet"/>
+      </w:pPr>
+      <w:r>
+        <w:t>Dùng SSMS cũng được: File → Open tệp, kiểm chữ Việt hiện đúng (ví dụ "Tổng hợp"), chọn đúng DB, Execute. Kết quả D1 – D7 nằm ở tab Results.</w:t>
+      </w:r>
+    </w:p>
+    <w:p>
+      <w:pPr>
+        <w:jc w:val="both"/>
+      </w:pPr>
+      <w:r>
+        <w:t xml:space="preserve">Đầu kết quả có câu </w:t>
+      </w:r>
+      <w:r>
+        <w:rPr>
+          <w:rFonts w:ascii="Consolas" w:hAnsi="Consolas"/>
+          <w:sz w:val="19"/>
+        </w:rPr>
+        <w:t>20261001_logistics_journal_entry: thiếu nền — …</w:t>
+      </w:r>
+      <w:r>
+        <w:t xml:space="preserve"> nghĩa là DB thiếu bảng / thủ tục nêu trong câu: </w:t>
+      </w:r>
+      <w:r>
+        <w:rPr>
+          <w:b/>
+        </w:rPr>
+        <w:t>không</w:t>
+      </w:r>
+      <w:r>
+        <w:t xml:space="preserve"> thủ tục nào được tạo; báo bên EPL.</w:t>
+      </w:r>
+    </w:p>
+    <w:p>
+      <w:pPr>
+        <w:jc w:val="both"/>
+      </w:pPr>
+      <w:r>
+        <w:t>Đọc diagnostics:</w:t>
+      </w:r>
+    </w:p>
+    <w:tbl>
+      <w:tblPr>
+        <w:tblStyle w:val="LightGrid-Accent1"/>
+        <w:tblW w:type="auto" w:w="0"/>
+        <w:tblLook w:firstColumn="1" w:firstRow="1" w:lastColumn="0" w:lastRow="0" w:noHBand="0" w:noVBand="1" w:val="04A0"/>
+      </w:tblPr>
+      <w:tblGrid>
+        <w:gridCol w:w="2160"/>
+        <w:gridCol w:w="2160"/>
+        <w:gridCol w:w="2160"/>
+        <w:gridCol w:w="2160"/>
+      </w:tblGrid>
+      <w:tr>
+        <w:tc>
+          <w:tcPr>
+            <w:tcW w:type="dxa" w:w="2160"/>
+          </w:tcPr>
+          <w:p>
+            <w:r>
+              <w:rPr>
+                <w:b/>
+              </w:rPr>
+            </w:r>
+            <w:r>
+              <w:rPr>
+                <w:b/>
+              </w:rPr>
+              <w:t>#</w:t>
+            </w:r>
+          </w:p>
+        </w:tc>
+        <w:tc>
+          <w:tcPr>
+            <w:tcW w:type="dxa" w:w="2160"/>
+          </w:tcPr>
+          <w:p>
+            <w:r>
+              <w:rPr>
+                <w:b/>
+              </w:rPr>
+            </w:r>
+            <w:r>
+              <w:rPr>
+                <w:b/>
+              </w:rPr>
+              <w:t>Đọc gì</w:t>
+            </w:r>
+          </w:p>
+        </w:tc>
+        <w:tc>
+          <w:tcPr>
+            <w:tcW w:type="dxa" w:w="2160"/>
+          </w:tcPr>
+          <w:p>
+            <w:r>
+              <w:rPr>
+                <w:b/>
+              </w:rPr>
+            </w:r>
+            <w:r>
+              <w:rPr>
+                <w:b/>
+              </w:rPr>
+              <w:t>Đúng khi</w:t>
+            </w:r>
+          </w:p>
+        </w:tc>
+        <w:tc>
+          <w:tcPr>
+            <w:tcW w:type="dxa" w:w="2160"/>
+          </w:tcPr>
+          <w:p>
+            <w:r>
+              <w:rPr>
+                <w:b/>
+              </w:rPr>
+            </w:r>
+            <w:r>
+              <w:rPr>
+                <w:b/>
+              </w:rPr>
+              <w:t>Sai thì</w:t>
+            </w:r>
+          </w:p>
+        </w:tc>
+      </w:tr>
+      <w:tr>
+        <w:tc>
+          <w:tcPr>
+            <w:tcW w:type="dxa" w:w="2160"/>
+          </w:tcPr>
+          <w:p>
+            <w:r/>
+            <w:r>
+              <w:t>D1</w:t>
+            </w:r>
+          </w:p>
+        </w:tc>
+        <w:tc>
+          <w:tcPr>
+            <w:tcW w:type="dxa" w:w="2160"/>
+          </w:tcPr>
+          <w:p>
+            <w:r/>
+            <w:r>
+              <w:t>ba thủ tục của script</w:t>
+            </w:r>
+          </w:p>
+        </w:tc>
+        <w:tc>
+          <w:tcPr>
+            <w:tcW w:type="dxa" w:w="2160"/>
+          </w:tcPr>
+          <w:p>
+            <w:r/>
+            <w:r>
+              <w:rPr>
+                <w:rFonts w:ascii="Consolas" w:hAnsi="Consolas"/>
+                <w:sz w:val="19"/>
+              </w:rPr>
+              <w:t>IsCreated</w:t>
+            </w:r>
+            <w:r>
+              <w:t xml:space="preserve"> = 1 cả ba</w:t>
+            </w:r>
+          </w:p>
+        </w:tc>
+        <w:tc>
+          <w:tcPr>
+            <w:tcW w:type="dxa" w:w="2160"/>
+          </w:tcPr>
+          <w:p>
+            <w:r/>
+            <w:r>
+              <w:t>xem câu lỗi đầu kết quả</w:t>
+            </w:r>
+          </w:p>
+        </w:tc>
+      </w:tr>
+      <w:tr>
+        <w:tc>
+          <w:tcPr>
+            <w:tcW w:type="dxa" w:w="2160"/>
+          </w:tcPr>
+          <w:p>
+            <w:r/>
+            <w:r>
+              <w:t>D2</w:t>
+            </w:r>
+          </w:p>
+        </w:tc>
+        <w:tc>
+          <w:tcPr>
+            <w:tcW w:type="dxa" w:w="2160"/>
+          </w:tcPr>
+          <w:p>
+            <w:r/>
+            <w:r>
+              <w:t>bảng / thủ tục / hàm nền</w:t>
+            </w:r>
+          </w:p>
+        </w:tc>
+        <w:tc>
+          <w:tcPr>
+            <w:tcW w:type="dxa" w:w="2160"/>
+          </w:tcPr>
+          <w:p>
+            <w:r/>
+            <w:r>
+              <w:rPr>
+                <w:rFonts w:ascii="Consolas" w:hAnsi="Consolas"/>
+                <w:sz w:val="19"/>
+              </w:rPr>
+              <w:t>IsPresent</w:t>
+            </w:r>
+            <w:r>
+              <w:t xml:space="preserve"> = 1 hết</w:t>
+            </w:r>
+          </w:p>
+        </w:tc>
+        <w:tc>
+          <w:tcPr>
+            <w:tcW w:type="dxa" w:w="2160"/>
+          </w:tcPr>
+          <w:p>
+            <w:r/>
+            <w:r>
+              <w:t>DB sai, hoặc thiếu thủ tục legacy</w:t>
+            </w:r>
+          </w:p>
+        </w:tc>
+      </w:tr>
+      <w:tr>
+        <w:tc>
+          <w:tcPr>
+            <w:tcW w:type="dxa" w:w="2160"/>
+          </w:tcPr>
+          <w:p>
+            <w:r/>
+            <w:r>
+              <w:t>D3</w:t>
+            </w:r>
+          </w:p>
+        </w:tc>
+        <w:tc>
+          <w:tcPr>
+            <w:tcW w:type="dxa" w:w="2160"/>
+          </w:tcPr>
+          <w:p>
+            <w:r/>
+            <w:r>
+              <w:t xml:space="preserve">tham số </w:t>
+            </w:r>
+            <w:r>
+              <w:rPr>
+                <w:rFonts w:ascii="Consolas" w:hAnsi="Consolas"/>
+                <w:sz w:val="19"/>
+              </w:rPr>
+              <w:t>sp_PostTing_GeneralLedger</w:t>
+            </w:r>
+            <w:r>
+              <w:t xml:space="preserve">, </w:t>
+            </w:r>
+            <w:r>
+              <w:rPr>
+                <w:rFonts w:ascii="Consolas" w:hAnsi="Consolas"/>
+                <w:sz w:val="19"/>
+              </w:rPr>
+              <w:t>sp_GL_Delete_GENERALLEDGER</w:t>
+            </w:r>
+            <w:r>
+              <w:t xml:space="preserve">, </w:t>
+            </w:r>
+            <w:r>
+              <w:rPr>
+                <w:rFonts w:ascii="Consolas" w:hAnsi="Consolas"/>
+                <w:sz w:val="19"/>
+              </w:rPr>
+              <w:t>sp_GL_Delete_GLBusiness</w:t>
+            </w:r>
+            <w:r>
+              <w:t xml:space="preserve">, </w:t>
+            </w:r>
+            <w:r>
+              <w:rPr>
+                <w:rFonts w:ascii="Consolas" w:hAnsi="Consolas"/>
+                <w:sz w:val="19"/>
+              </w:rPr>
+              <w:t>spGetconfigID</w:t>
+            </w:r>
+          </w:p>
+        </w:tc>
+        <w:tc>
+          <w:tcPr>
+            <w:tcW w:type="dxa" w:w="2160"/>
+          </w:tcPr>
+          <w:p>
+            <w:r/>
+            <w:r>
+              <w:t xml:space="preserve">có </w:t>
+            </w:r>
+            <w:r>
+              <w:rPr>
+                <w:rFonts w:ascii="Consolas" w:hAnsi="Consolas"/>
+                <w:sz w:val="19"/>
+              </w:rPr>
+              <w:t>@LstDocID</w:t>
+            </w:r>
+            <w:r>
+              <w:t xml:space="preserve">, </w:t>
+            </w:r>
+            <w:r>
+              <w:rPr>
+                <w:rFonts w:ascii="Consolas" w:hAnsi="Consolas"/>
+                <w:sz w:val="19"/>
+              </w:rPr>
+              <w:t>@ST_AUTOID</w:t>
+            </w:r>
+            <w:r>
+              <w:t xml:space="preserve">, </w:t>
+            </w:r>
+            <w:r>
+              <w:rPr>
+                <w:rFonts w:ascii="Consolas" w:hAnsi="Consolas"/>
+                <w:sz w:val="19"/>
+              </w:rPr>
+              <w:t>@Obj_POSTTING</w:t>
+            </w:r>
+            <w:r>
+              <w:t xml:space="preserve">; </w:t>
+            </w:r>
+            <w:r>
+              <w:rPr>
+                <w:rFonts w:ascii="Consolas" w:hAnsi="Consolas"/>
+                <w:sz w:val="19"/>
+              </w:rPr>
+              <w:t>@doc_ParrentID</w:t>
+            </w:r>
+            <w:r>
+              <w:t xml:space="preserve">; </w:t>
+            </w:r>
+            <w:r>
+              <w:rPr>
+                <w:rFonts w:ascii="Consolas" w:hAnsi="Consolas"/>
+                <w:sz w:val="19"/>
+              </w:rPr>
+              <w:t>@GLB_DOCUMENTID</w:t>
+            </w:r>
+            <w:r>
+              <w:t xml:space="preserve">; </w:t>
+            </w:r>
+            <w:r>
+              <w:rPr>
+                <w:rFonts w:ascii="Consolas" w:hAnsi="Consolas"/>
+                <w:sz w:val="19"/>
+              </w:rPr>
+              <w:t>spGetconfigID</w:t>
+            </w:r>
+            <w:r>
+              <w:t xml:space="preserve"> tham số 2 là OUTPUT</w:t>
+            </w:r>
+          </w:p>
+        </w:tc>
+        <w:tc>
+          <w:tcPr>
+            <w:tcW w:type="dxa" w:w="2160"/>
+          </w:tcPr>
+          <w:p>
+            <w:r/>
+            <w:r>
+              <w:rPr>
+                <w:b/>
+              </w:rPr>
+              <w:t>báo bên EPL sửa script trước khi gọi thử</w:t>
+            </w:r>
+            <w:r>
+              <w:t xml:space="preserve">: gọi sai tên tham số thì thủ tục lỗi, không ghi gì, API trả 503 </w:t>
+            </w:r>
+            <w:r>
+              <w:rPr>
+                <w:rFonts w:ascii="Consolas" w:hAnsi="Consolas"/>
+                <w:sz w:val="19"/>
+              </w:rPr>
+              <w:t>LOGISTICS_JOURNAL_DATABASE_ERROR</w:t>
+            </w:r>
+          </w:p>
+        </w:tc>
+      </w:tr>
+      <w:tr>
+        <w:tc>
+          <w:tcPr>
+            <w:tcW w:type="dxa" w:w="2160"/>
+          </w:tcPr>
+          <w:p>
+            <w:r/>
+            <w:r>
+              <w:t>D4</w:t>
+            </w:r>
+          </w:p>
+        </w:tc>
+        <w:tc>
+          <w:tcPr>
+            <w:tcW w:type="dxa" w:w="2160"/>
+          </w:tcPr>
+          <w:p>
+            <w:r/>
+            <w:r>
+              <w:t xml:space="preserve">cột đích; quan trọng nhất </w:t>
+            </w:r>
+            <w:r>
+              <w:rPr>
+                <w:rFonts w:ascii="Consolas" w:hAnsi="Consolas"/>
+                <w:sz w:val="19"/>
+              </w:rPr>
+              <w:t>PUBENTRY.OBJ_AUTOID</w:t>
+            </w:r>
+          </w:p>
+        </w:tc>
+        <w:tc>
+          <w:tcPr>
+            <w:tcW w:type="dxa" w:w="2160"/>
+          </w:tcPr>
+          <w:p>
+            <w:r/>
+            <w:r>
+              <w:rPr>
+                <w:rFonts w:ascii="Consolas" w:hAnsi="Consolas"/>
+                <w:sz w:val="19"/>
+              </w:rPr>
+              <w:t>is_nullable</w:t>
+            </w:r>
+            <w:r>
+              <w:t xml:space="preserve"> = 1</w:t>
+            </w:r>
+          </w:p>
+        </w:tc>
+        <w:tc>
+          <w:tcPr>
+            <w:tcW w:type="dxa" w:w="2160"/>
+          </w:tcPr>
+          <w:p>
+            <w:r/>
+            <w:r>
+              <w:rPr>
+                <w:rFonts w:ascii="Consolas" w:hAnsi="Consolas"/>
+                <w:sz w:val="19"/>
+              </w:rPr>
+              <w:t>0</w:t>
+            </w:r>
+            <w:r>
+              <w:t xml:space="preserve">: dòng không đối tượng bị 422 </w:t>
+            </w:r>
+            <w:r>
+              <w:rPr>
+                <w:rFonts w:ascii="Consolas" w:hAnsi="Consolas"/>
+                <w:sz w:val="19"/>
+              </w:rPr>
+              <w:t>LOGISTICS_JOURNAL_52507</w:t>
+            </w:r>
+            <w:r>
+              <w:t xml:space="preserve"> (cả bút toán không ghi). Bên em gửi </w:t>
+            </w:r>
+            <w:r>
+              <w:rPr>
+                <w:rFonts w:ascii="Consolas" w:hAnsi="Consolas"/>
+                <w:sz w:val="19"/>
+              </w:rPr>
+              <w:t>ObjectId</w:t>
+            </w:r>
+            <w:r>
+              <w:t xml:space="preserve"> rỗng cho dòng ghi nợ nhà cung cấp chưa gán nhà cung cấp — </w:t>
+            </w:r>
+            <w:r>
+              <w:rPr>
+                <w:b/>
+              </w:rPr>
+              <w:t>cần quyết</w:t>
+            </w:r>
+            <w:r>
+              <w:t xml:space="preserve"> (mục 11 câu 16)</w:t>
+            </w:r>
+          </w:p>
+        </w:tc>
+      </w:tr>
+      <w:tr>
+        <w:tc>
+          <w:tcPr>
+            <w:tcW w:type="dxa" w:w="2160"/>
+          </w:tcPr>
+          <w:p>
+            <w:r/>
+            <w:r>
+              <w:t>D5</w:t>
+            </w:r>
+          </w:p>
+        </w:tc>
+        <w:tc>
+          <w:tcPr>
+            <w:tcW w:type="dxa" w:w="2160"/>
+          </w:tcPr>
+          <w:p>
+            <w:r/>
+            <w:r>
+              <w:t>kỳ kế toán hôm nay</w:t>
+            </w:r>
+          </w:p>
+        </w:tc>
+        <w:tc>
+          <w:tcPr>
+            <w:tcW w:type="dxa" w:w="2160"/>
+          </w:tcPr>
+          <w:p>
+            <w:r/>
+            <w:r>
+              <w:t xml:space="preserve">có </w:t>
+            </w:r>
+            <w:r>
+              <w:rPr>
+                <w:rFonts w:ascii="Consolas" w:hAnsi="Consolas"/>
+                <w:sz w:val="19"/>
+              </w:rPr>
+              <w:t>TodayFici</w:t>
+            </w:r>
+          </w:p>
+        </w:tc>
+        <w:tc>
+          <w:tcPr>
+            <w:tcW w:type="dxa" w:w="2160"/>
+          </w:tcPr>
+          <w:p>
+            <w:r/>
+            <w:r>
+              <w:t>mở kỳ (mục 4.5)</w:t>
+            </w:r>
+          </w:p>
+        </w:tc>
+      </w:tr>
+      <w:tr>
+        <w:tc>
+          <w:tcPr>
+            <w:tcW w:type="dxa" w:w="2160"/>
+          </w:tcPr>
+          <w:p>
+            <w:r/>
+            <w:r>
+              <w:t>D6</w:t>
+            </w:r>
+          </w:p>
+        </w:tc>
+        <w:tc>
+          <w:tcPr>
+            <w:tcW w:type="dxa" w:w="2160"/>
+          </w:tcPr>
+          <w:p>
+            <w:r/>
+            <w:r>
+              <w:t>SourceRef trùng giữa chứng từ tổng hợp</w:t>
+            </w:r>
+          </w:p>
+        </w:tc>
+        <w:tc>
+          <w:tcPr>
+            <w:tcW w:type="dxa" w:w="2160"/>
+          </w:tcPr>
+          <w:p>
+            <w:r/>
+            <w:r>
+              <w:t>0 dòng</w:t>
+            </w:r>
+          </w:p>
+        </w:tc>
+        <w:tc>
+          <w:tcPr>
+            <w:tcW w:type="dxa" w:w="2160"/>
+          </w:tcPr>
+          <w:p>
+            <w:r/>
+            <w:r>
+              <w:t>đối soát trước khi bật</w:t>
+            </w:r>
+          </w:p>
+        </w:tc>
+      </w:tr>
+      <w:tr>
+        <w:tc>
+          <w:tcPr>
+            <w:tcW w:type="dxa" w:w="2160"/>
+          </w:tcPr>
+          <w:p>
+            <w:r/>
+            <w:r>
+              <w:t>D7</w:t>
+            </w:r>
+          </w:p>
+        </w:tc>
+        <w:tc>
+          <w:tcPr>
+            <w:tcW w:type="dxa" w:w="2160"/>
+          </w:tcPr>
+          <w:p>
+            <w:r/>
+            <w:r>
+              <w:t>đếm chứng từ tổng hợp có SourceRef, theo trạng thái</w:t>
+            </w:r>
+          </w:p>
+        </w:tc>
+        <w:tc>
+          <w:tcPr>
+            <w:tcW w:type="dxa" w:w="2160"/>
+          </w:tcPr>
+          <w:p>
+            <w:r/>
+            <w:r>
+              <w:t>ghi lại để so sau bước 4</w:t>
+            </w:r>
+          </w:p>
+        </w:tc>
+        <w:tc>
+          <w:tcPr>
+            <w:tcW w:type="dxa" w:w="2160"/>
+          </w:tcPr>
+          <w:p>
+            <w:r/>
+            <w:r>
+              <w:t>—</w:t>
+            </w:r>
+          </w:p>
+        </w:tc>
+      </w:tr>
+    </w:tbl>
+    <w:p/>
+    <w:p>
+      <w:pPr>
+        <w:jc w:val="both"/>
+      </w:pPr>
+      <w:r>
+        <w:rPr>
+          <w:b/>
+        </w:rPr>
+        <w:t>Bước 2 — cấu hình</w:t>
+      </w:r>
+      <w:r>
+        <w:t xml:space="preserve"> (</w:t>
+      </w:r>
+      <w:r>
+        <w:rPr>
+          <w:rFonts w:ascii="Consolas" w:hAnsi="Consolas"/>
+          <w:sz w:val="19"/>
+        </w:rPr>
+        <w:t>appsettings.&lt;Env&gt;.json</w:t>
+      </w:r>
+      <w:r>
+        <w:t xml:space="preserve"> của </w:t>
+      </w:r>
+      <w:r>
+        <w:rPr>
+          <w:b/>
+        </w:rPr>
+        <w:t>API</w:t>
+      </w:r>
+      <w:r>
+        <w:t xml:space="preserve">; mẫu </w:t>
+      </w:r>
+      <w:r>
+        <w:rPr>
+          <w:rFonts w:ascii="Consolas" w:hAnsi="Consolas"/>
+          <w:sz w:val="19"/>
+        </w:rPr>
+        <w:t>Backend.API/Database/Scripts/logistics-journal-entry-config.example.json</w:t>
+      </w:r>
+      <w:r>
+        <w:t xml:space="preserve">, trong mẫu </w:t>
+      </w:r>
+      <w:r>
+        <w:rPr>
+          <w:rFonts w:ascii="Consolas" w:hAnsi="Consolas"/>
+          <w:sz w:val="19"/>
+        </w:rPr>
+        <w:t>Enabled</w:t>
+      </w:r>
+      <w:r>
+        <w:t xml:space="preserve"> là </w:t>
+      </w:r>
+      <w:r>
+        <w:rPr>
+          <w:rFonts w:ascii="Consolas" w:hAnsi="Consolas"/>
+          <w:sz w:val="19"/>
+        </w:rPr>
+        <w:t>false</w:t>
+      </w:r>
+      <w:r>
+        <w:t>):</w:t>
+      </w:r>
+    </w:p>
+    <w:p>
+      <w:pPr>
+        <w:spacing w:after="0"/>
+        <w:ind w:left="360"/>
+      </w:pPr>
+      <w:r>
+        <w:rPr>
+          <w:rFonts w:ascii="Consolas" w:hAnsi="Consolas"/>
+          <w:sz w:val="18"/>
+        </w:rPr>
+        <w:t>"LogisticsJournalEntry": {</w:t>
+      </w:r>
+    </w:p>
+    <w:p>
+      <w:pPr>
+        <w:spacing w:after="0"/>
+        <w:ind w:left="360"/>
+      </w:pPr>
+      <w:r>
+        <w:rPr>
+          <w:rFonts w:ascii="Consolas" w:hAnsi="Consolas"/>
+          <w:sz w:val="18"/>
+        </w:rPr>
+        <w:t>"Enabled": true,</w:t>
+      </w:r>
+    </w:p>
+    <w:p>
+      <w:pPr>
+        <w:spacing w:after="0"/>
+        <w:ind w:left="360"/>
+      </w:pPr>
+      <w:r>
+        <w:rPr>
+          <w:rFonts w:ascii="Consolas" w:hAnsi="Consolas"/>
+          <w:sz w:val="18"/>
+        </w:rPr>
+        <w:t>"AllowedUserIds": [846],</w:t>
+      </w:r>
+    </w:p>
+    <w:p>
+      <w:pPr>
+        <w:spacing w:after="0"/>
+        <w:ind w:left="360"/>
+      </w:pPr>
+      <w:r>
+        <w:rPr>
+          <w:rFonts w:ascii="Consolas" w:hAnsi="Consolas"/>
+          <w:sz w:val="18"/>
+        </w:rPr>
+        <w:t>"OrgId": 1368,</w:t>
+      </w:r>
+    </w:p>
+    <w:p>
+      <w:pPr>
+        <w:spacing w:after="0"/>
+        <w:ind w:left="360"/>
+      </w:pPr>
+      <w:r>
+        <w:rPr>
+          <w:rFonts w:ascii="Consolas" w:hAnsi="Consolas"/>
+          <w:sz w:val="18"/>
+        </w:rPr>
+        <w:t>"CountryId": 11</w:t>
+      </w:r>
+    </w:p>
+    <w:p>
+      <w:pPr>
+        <w:spacing w:after="0"/>
+        <w:ind w:left="360"/>
+      </w:pPr>
+      <w:r>
+        <w:rPr>
+          <w:rFonts w:ascii="Consolas" w:hAnsi="Consolas"/>
+          <w:sz w:val="18"/>
+        </w:rPr>
+        <w:t>}</w:t>
+      </w:r>
+    </w:p>
+    <w:p/>
+    <w:tbl>
+      <w:tblPr>
+        <w:tblStyle w:val="LightGrid-Accent1"/>
+        <w:tblW w:type="auto" w:w="0"/>
+        <w:tblLook w:firstColumn="1" w:firstRow="1" w:lastColumn="0" w:lastRow="0" w:noHBand="0" w:noVBand="1" w:val="04A0"/>
+      </w:tblPr>
+      <w:tblGrid>
+        <w:gridCol w:w="2880"/>
+        <w:gridCol w:w="2880"/>
+        <w:gridCol w:w="2880"/>
+      </w:tblGrid>
+      <w:tr>
+        <w:tc>
+          <w:tcPr>
+            <w:tcW w:type="dxa" w:w="2880"/>
+          </w:tcPr>
+          <w:p>
+            <w:r>
+              <w:rPr>
+                <w:b/>
+              </w:rPr>
+            </w:r>
+            <w:r>
+              <w:rPr>
+                <w:b/>
+              </w:rPr>
+              <w:t>Khoá</w:t>
+            </w:r>
+          </w:p>
+        </w:tc>
+        <w:tc>
+          <w:tcPr>
+            <w:tcW w:type="dxa" w:w="2880"/>
+          </w:tcPr>
+          <w:p>
+            <w:r>
+              <w:rPr>
+                <w:b/>
+              </w:rPr>
+            </w:r>
+            <w:r>
+              <w:rPr>
+                <w:b/>
+              </w:rPr>
+              <w:t>Ý nghĩa</w:t>
+            </w:r>
+          </w:p>
+        </w:tc>
+        <w:tc>
+          <w:tcPr>
+            <w:tcW w:type="dxa" w:w="2880"/>
+          </w:tcPr>
+          <w:p>
+            <w:r>
+              <w:rPr>
+                <w:b/>
+              </w:rPr>
+            </w:r>
+            <w:r>
+              <w:rPr>
+                <w:b/>
+              </w:rPr>
+              <w:t>Bí mật</w:t>
+            </w:r>
+          </w:p>
+        </w:tc>
+      </w:tr>
+      <w:tr>
+        <w:tc>
+          <w:tcPr>
+            <w:tcW w:type="dxa" w:w="2880"/>
+          </w:tcPr>
+          <w:p>
+            <w:r/>
+            <w:r>
+              <w:rPr>
+                <w:rFonts w:ascii="Consolas" w:hAnsi="Consolas"/>
+                <w:sz w:val="19"/>
+              </w:rPr>
+              <w:t>Enabled</w:t>
+            </w:r>
+          </w:p>
+        </w:tc>
+        <w:tc>
+          <w:tcPr>
+            <w:tcW w:type="dxa" w:w="2880"/>
+          </w:tcPr>
+          <w:p>
+            <w:r/>
+            <w:r>
+              <w:rPr>
+                <w:rFonts w:ascii="Consolas" w:hAnsi="Consolas"/>
+                <w:sz w:val="19"/>
+              </w:rPr>
+              <w:t>true</w:t>
+            </w:r>
+            <w:r>
+              <w:t xml:space="preserve"> mới nhận; thiếu mục hoặc </w:t>
+            </w:r>
+            <w:r>
+              <w:rPr>
+                <w:rFonts w:ascii="Consolas" w:hAnsi="Consolas"/>
+                <w:sz w:val="19"/>
+              </w:rPr>
+              <w:t>false</w:t>
+            </w:r>
+            <w:r>
+              <w:t xml:space="preserve"> → 503 </w:t>
+            </w:r>
+            <w:r>
+              <w:rPr>
+                <w:rFonts w:ascii="Consolas" w:hAnsi="Consolas"/>
+                <w:sz w:val="19"/>
+              </w:rPr>
+              <w:t>LOGISTICS_JOURNAL_DISABLED</w:t>
+            </w:r>
+          </w:p>
+        </w:tc>
+        <w:tc>
+          <w:tcPr>
+            <w:tcW w:type="dxa" w:w="2880"/>
+          </w:tcPr>
+          <w:p>
+            <w:r/>
+            <w:r>
+              <w:t>không</w:t>
+            </w:r>
+          </w:p>
+        </w:tc>
+      </w:tr>
+      <w:tr>
+        <w:tc>
+          <w:tcPr>
+            <w:tcW w:type="dxa" w:w="2880"/>
+          </w:tcPr>
+          <w:p>
+            <w:r/>
+            <w:r>
+              <w:rPr>
+                <w:rFonts w:ascii="Consolas" w:hAnsi="Consolas"/>
+                <w:sz w:val="19"/>
+              </w:rPr>
+              <w:t>AllowedUserIds</w:t>
+            </w:r>
+          </w:p>
+        </w:tc>
+        <w:tc>
+          <w:tcPr>
+            <w:tcW w:type="dxa" w:w="2880"/>
+          </w:tcPr>
+          <w:p>
+            <w:r/>
+            <w:r>
+              <w:rPr>
+                <w:rFonts w:ascii="Consolas" w:hAnsi="Consolas"/>
+                <w:sz w:val="19"/>
+              </w:rPr>
+              <w:t>UserId</w:t>
+            </w:r>
+            <w:r>
+              <w:t xml:space="preserve"> (</w:t>
+            </w:r>
+            <w:r>
+              <w:rPr>
+                <w:rFonts w:ascii="Consolas" w:hAnsi="Consolas"/>
+                <w:sz w:val="19"/>
+              </w:rPr>
+              <w:t>dbo.Users.UserID</w:t>
+            </w:r>
+            <w:r>
+              <w:t xml:space="preserve">, không phải </w:t>
+            </w:r>
+            <w:r>
+              <w:rPr>
+                <w:rFonts w:ascii="Consolas" w:hAnsi="Consolas"/>
+                <w:sz w:val="19"/>
+              </w:rPr>
+              <w:t>OBJ_AUTOID</w:t>
+            </w:r>
+            <w:r>
+              <w:t xml:space="preserve">) của </w:t>
+            </w:r>
+            <w:r>
+              <w:rPr>
+                <w:b/>
+              </w:rPr>
+              <w:t>token trang điều xe đang gửi</w:t>
+            </w:r>
+            <w:r>
+              <w:t xml:space="preserve">: hiện là </w:t>
+            </w:r>
+            <w:r>
+              <w:rPr>
+                <w:rFonts w:ascii="Consolas" w:hAnsi="Consolas"/>
+                <w:sz w:val="19"/>
+              </w:rPr>
+              <w:t>tune</w:t>
+            </w:r>
+            <w:r>
+              <w:t xml:space="preserve"> = 846. Danh sách riêng với </w:t>
+            </w:r>
+            <w:r>
+              <w:rPr>
+                <w:rFonts w:ascii="Consolas" w:hAnsi="Consolas"/>
+                <w:sz w:val="19"/>
+              </w:rPr>
+              <w:t>LogisticsSalesPush</w:t>
+            </w:r>
+            <w:r>
+              <w:t>; có tài khoản tích hợp thì thêm vào cả hai</w:t>
+            </w:r>
+          </w:p>
+        </w:tc>
+        <w:tc>
+          <w:tcPr>
+            <w:tcW w:type="dxa" w:w="2880"/>
+          </w:tcPr>
+          <w:p>
+            <w:r/>
+            <w:r>
+              <w:t>không</w:t>
+            </w:r>
+          </w:p>
+        </w:tc>
+      </w:tr>
+      <w:tr>
+        <w:tc>
+          <w:tcPr>
+            <w:tcW w:type="dxa" w:w="2880"/>
+          </w:tcPr>
+          <w:p>
+            <w:r/>
+            <w:r>
+              <w:rPr>
+                <w:rFonts w:ascii="Consolas" w:hAnsi="Consolas"/>
+                <w:sz w:val="19"/>
+              </w:rPr>
+              <w:t>OrgId</w:t>
+            </w:r>
+          </w:p>
+        </w:tc>
+        <w:tc>
+          <w:tcPr>
+            <w:tcW w:type="dxa" w:w="2880"/>
+          </w:tcPr>
+          <w:p>
+            <w:r/>
+            <w:r>
+              <w:t>chi nhánh ghi chứng từ (1368 Logistics). Không lấy từ thân request</w:t>
+            </w:r>
+          </w:p>
+        </w:tc>
+        <w:tc>
+          <w:tcPr>
+            <w:tcW w:type="dxa" w:w="2880"/>
+          </w:tcPr>
+          <w:p>
+            <w:r/>
+            <w:r>
+              <w:t>không</w:t>
+            </w:r>
+          </w:p>
+        </w:tc>
+      </w:tr>
+      <w:tr>
+        <w:tc>
+          <w:tcPr>
+            <w:tcW w:type="dxa" w:w="2880"/>
+          </w:tcPr>
+          <w:p>
+            <w:r/>
+            <w:r>
+              <w:rPr>
+                <w:rFonts w:ascii="Consolas" w:hAnsi="Consolas"/>
+                <w:sz w:val="19"/>
+              </w:rPr>
+              <w:t>CountryId</w:t>
+            </w:r>
+          </w:p>
+        </w:tc>
+        <w:tc>
+          <w:tcPr>
+            <w:tcW w:type="dxa" w:w="2880"/>
+          </w:tcPr>
+          <w:p>
+            <w:r/>
+            <w:r>
+              <w:t>quốc gia kế toán, danh mục tài khoản (11 Lào). Không lấy từ thân request</w:t>
+            </w:r>
+          </w:p>
+        </w:tc>
+        <w:tc>
+          <w:tcPr>
+            <w:tcW w:type="dxa" w:w="2880"/>
+          </w:tcPr>
+          <w:p>
+            <w:r/>
+            <w:r>
+              <w:t>không</w:t>
+            </w:r>
+          </w:p>
+        </w:tc>
+      </w:tr>
+    </w:tbl>
+    <w:p/>
+    <w:p>
+      <w:pPr>
+        <w:pStyle w:val="ListBullet"/>
+      </w:pPr>
+      <w:r>
+        <w:t xml:space="preserve">Thiếu </w:t>
+      </w:r>
+      <w:r>
+        <w:rPr>
+          <w:rFonts w:ascii="Consolas" w:hAnsi="Consolas"/>
+          <w:sz w:val="19"/>
+        </w:rPr>
+        <w:t>OrgId</w:t>
+      </w:r>
+      <w:r>
+        <w:t xml:space="preserve"> / </w:t>
+      </w:r>
+      <w:r>
+        <w:rPr>
+          <w:rFonts w:ascii="Consolas" w:hAnsi="Consolas"/>
+          <w:sz w:val="19"/>
+        </w:rPr>
+        <w:t>CountryId</w:t>
+      </w:r>
+      <w:r>
+        <w:t xml:space="preserve"> → 503 </w:t>
+      </w:r>
+      <w:r>
+        <w:rPr>
+          <w:rFonts w:ascii="Consolas" w:hAnsi="Consolas"/>
+          <w:sz w:val="19"/>
+        </w:rPr>
+        <w:t>LOGISTICS_JOURNAL_CONFIG_REQUIRED</w:t>
+      </w:r>
+      <w:r>
+        <w:t xml:space="preserve">; token khác </w:t>
+      </w:r>
+      <w:r>
+        <w:rPr>
+          <w:rFonts w:ascii="Consolas" w:hAnsi="Consolas"/>
+          <w:sz w:val="19"/>
+        </w:rPr>
+        <w:t>AllowedUserIds</w:t>
+      </w:r>
+      <w:r>
+        <w:t xml:space="preserve"> → 403 </w:t>
+      </w:r>
+      <w:r>
+        <w:rPr>
+          <w:rFonts w:ascii="Consolas" w:hAnsi="Consolas"/>
+          <w:sz w:val="19"/>
+        </w:rPr>
+        <w:t>LOGISTICS_JOURNAL_FORBIDDEN</w:t>
+      </w:r>
+      <w:r>
+        <w:t>.</w:t>
+      </w:r>
+    </w:p>
+    <w:p>
+      <w:pPr>
+        <w:pStyle w:val="ListBullet"/>
+      </w:pPr>
+      <w:r>
+        <w:t xml:space="preserve">Đọc lại </w:t>
+      </w:r>
+      <w:r>
+        <w:rPr>
+          <w:b/>
+        </w:rPr>
+        <w:t>mỗi lần gọi</w:t>
+      </w:r>
+      <w:r>
+        <w:t>: lưu tệp là có hiệu lực, không cần Recycle.</w:t>
+      </w:r>
+    </w:p>
+    <w:p>
+      <w:pPr>
+        <w:pStyle w:val="ListBullet"/>
+      </w:pPr>
+      <w:r>
+        <w:t xml:space="preserve">Bật cấu hình trước khi áp script cũng không hỏng gì: chỉ đường bút toán trả 503 </w:t>
+      </w:r>
+      <w:r>
+        <w:rPr>
+          <w:rFonts w:ascii="Consolas" w:hAnsi="Consolas"/>
+          <w:sz w:val="19"/>
+        </w:rPr>
+        <w:t>LOGISTICS_JOURNAL_SCRIPT_REQUIRED</w:t>
+      </w:r>
+      <w:r>
+        <w:t xml:space="preserve"> (máy bên em đang như vậy).</w:t>
+      </w:r>
+    </w:p>
+    <w:p>
+      <w:pPr>
+        <w:jc w:val="both"/>
+      </w:pPr>
+      <w:r>
+        <w:rPr>
+          <w:b/>
+        </w:rPr>
+        <w:t>Bước 3 — bật cờ ở trang điều xe</w:t>
+      </w:r>
+      <w:r>
+        <w:t xml:space="preserve"> (bên EPL): đặt </w:t>
+      </w:r>
+      <w:r>
+        <w:rPr>
+          <w:rFonts w:ascii="Consolas" w:hAnsi="Consolas"/>
+          <w:sz w:val="19"/>
+        </w:rPr>
+        <w:t>QLSX_GUI_BUT_TOAN=1</w:t>
+      </w:r>
+      <w:r>
+        <w:t xml:space="preserve"> trong </w:t>
+      </w:r>
+      <w:r>
+        <w:rPr>
+          <w:rFonts w:ascii="Consolas" w:hAnsi="Consolas"/>
+          <w:sz w:val="19"/>
+        </w:rPr>
+        <w:t>.env</w:t>
+      </w:r>
+      <w:r>
+        <w:t xml:space="preserve"> máy trang điều xe, khởi động lại.</w:t>
+      </w:r>
+    </w:p>
+    <w:p>
+      <w:pPr>
+        <w:pStyle w:val="ListBullet"/>
+      </w:pPr>
+      <w:r>
+        <w:t xml:space="preserve">Màn "Bút toán chờ gửi" báo "Gửi sang hệ kế toán đang BẬT"; có nút </w:t>
+      </w:r>
+      <w:r>
+        <w:rPr>
+          <w:b/>
+        </w:rPr>
+        <w:t>Gửi</w:t>
+      </w:r>
+      <w:r>
+        <w:t xml:space="preserve">, </w:t>
+      </w:r>
+      <w:r>
+        <w:rPr>
+          <w:b/>
+        </w:rPr>
+        <w:t>Gửi hết</w:t>
+      </w:r>
+      <w:r>
+        <w:t xml:space="preserve">, </w:t>
+      </w:r>
+      <w:r>
+        <w:rPr>
+          <w:b/>
+        </w:rPr>
+        <w:t>Cập nhật</w:t>
+      </w:r>
+      <w:r>
+        <w:t xml:space="preserve"> (vai KT Thu/Chi VC, KT Chi phí VC, Sếp).</w:t>
+      </w:r>
+    </w:p>
+    <w:p>
+      <w:pPr>
+        <w:pStyle w:val="ListBullet"/>
+      </w:pPr>
+      <w:r>
+        <w:t xml:space="preserve">Từ lúc bật: khoá phiếu, chốt tất toán, trả chủ xe có hàng quầy là </w:t>
+      </w:r>
+      <w:r>
+        <w:rPr>
+          <w:b/>
+        </w:rPr>
+        <w:t>tự gửi</w:t>
+      </w:r>
+      <w:r>
+        <w:t xml:space="preserve"> (chờ tối đa 8 giây; hỏng thì giữ "chờ gửi", không chặn việc khoá). Mở khoá / bỏ chốt bản đã gửi thì </w:t>
+      </w:r>
+      <w:r>
+        <w:rPr>
+          <w:b/>
+        </w:rPr>
+        <w:t>tự gỡ</w:t>
+      </w:r>
+      <w:r>
+        <w:t xml:space="preserve"> bên anh.</w:t>
+      </w:r>
+    </w:p>
+    <w:p>
+      <w:pPr>
+        <w:pStyle w:val="ListBullet"/>
+      </w:pPr>
+      <w:r>
+        <w:t xml:space="preserve">Mã tiền: trang điều xe tra loại tiền ở </w:t>
+      </w:r>
+      <w:r>
+        <w:rPr>
+          <w:rFonts w:ascii="Consolas" w:hAnsi="Consolas"/>
+          <w:sz w:val="19"/>
+        </w:rPr>
+        <w:t>GetAllCurrency</w:t>
+      </w:r>
+      <w:r>
+        <w:t xml:space="preserve"> (chỉ tiền đang bật) — host phải bật LAK / USD hoặc bên em đặt </w:t>
+      </w:r>
+      <w:r>
+        <w:rPr>
+          <w:rFonts w:ascii="Consolas" w:hAnsi="Consolas"/>
+          <w:sz w:val="19"/>
+        </w:rPr>
+        <w:t>QLSX_TIEN_*</w:t>
+      </w:r>
+      <w:r>
+        <w:t xml:space="preserve"> (mục 4.3), không thì báo </w:t>
+      </w:r>
+      <w:r>
+        <w:rPr>
+          <w:rFonts w:ascii="Consolas" w:hAnsi="Consolas"/>
+          <w:sz w:val="19"/>
+        </w:rPr>
+        <w:t>THIEU_TIEN_TE</w:t>
+      </w:r>
+      <w:r>
+        <w:t>.</w:t>
+      </w:r>
+    </w:p>
+    <w:p>
+      <w:pPr>
+        <w:pStyle w:val="ListBullet"/>
+      </w:pPr>
+      <w:r>
+        <w:rPr>
+          <w:b/>
+        </w:rPr>
+        <w:t>Đừng bật</w:t>
+      </w:r>
+      <w:r>
+        <w:t xml:space="preserve"> trên máy còn trỏ một API chưa có </w:t>
+      </w:r>
+      <w:r>
+        <w:rPr>
+          <w:rFonts w:ascii="Consolas" w:hAnsi="Consolas"/>
+          <w:sz w:val="19"/>
+        </w:rPr>
+        <w:t>b9227aa</w:t>
+      </w:r>
+      <w:r>
+        <w:t>: khi đó đường gỡ trả 404 mà đầu gửi bên em hiện coi 404 lúc gỡ là "bên anh không còn chứng từ", đánh huỷ.</w:t>
+      </w:r>
+    </w:p>
+    <w:p>
+      <w:pPr>
+        <w:pStyle w:val="ListBullet"/>
+      </w:pPr>
+      <w:r>
+        <w:t xml:space="preserve">Nếu máy thử 8011 dùng chung DB trang điều xe với máy thật: đừng bấm </w:t>
+      </w:r>
+      <w:r>
+        <w:rPr>
+          <w:b/>
+        </w:rPr>
+        <w:t>Gửi hết</w:t>
+      </w:r>
+      <w:r>
+        <w:t xml:space="preserve"> ở 8011 — nút đó gửi </w:t>
+      </w:r>
+      <w:r>
+        <w:rPr>
+          <w:b/>
+        </w:rPr>
+        <w:t>mọi</w:t>
+      </w:r>
+      <w:r>
+        <w:t xml:space="preserve"> bản chờ gửi (cả bản thật) sang API mà 8011 đang trỏ.</w:t>
+      </w:r>
+    </w:p>
+    <w:p>
+      <w:pPr>
+        <w:jc w:val="both"/>
+      </w:pPr>
+      <w:r>
+        <w:rPr>
+          <w:b/>
+        </w:rPr>
+        <w:t>Bước 4a — gọi thử bằng tay</w:t>
+      </w:r>
+      <w:r>
+        <w:t xml:space="preserve"> (PowerShell; token của tài khoản trong </w:t>
+      </w:r>
+      <w:r>
+        <w:rPr>
+          <w:rFonts w:ascii="Consolas" w:hAnsi="Consolas"/>
+          <w:sz w:val="19"/>
+        </w:rPr>
+        <w:t>AllowedUserIds</w:t>
+      </w:r>
+      <w:r>
+        <w:t xml:space="preserve">, đặt trong phiên, không ghi ra tệp). SourceRef thử </w:t>
+      </w:r>
+      <w:r>
+        <w:rPr>
+          <w:b/>
+        </w:rPr>
+        <w:t>không</w:t>
+      </w:r>
+      <w:r>
+        <w:t xml:space="preserve"> bắt đầu bằng </w:t>
+      </w:r>
+      <w:r>
+        <w:rPr>
+          <w:rFonts w:ascii="Consolas" w:hAnsi="Consolas"/>
+          <w:sz w:val="19"/>
+        </w:rPr>
+        <w:t>EPLLAO-</w:t>
+      </w:r>
+      <w:r>
+        <w:t>, để không đụng mã thật:</w:t>
+      </w:r>
+    </w:p>
+    <w:p>
+      <w:pPr>
+        <w:spacing w:after="0"/>
+        <w:ind w:left="360"/>
+      </w:pPr>
+      <w:r>
+        <w:rPr>
+          <w:rFonts w:ascii="Consolas" w:hAnsi="Consolas"/>
+          <w:sz w:val="18"/>
+        </w:rPr>
+        <w:t>$api = "http://127.0.0.1:5090"            # trên host: https://demo-lao-api.goldensme.com</w:t>
+      </w:r>
+    </w:p>
+    <w:p>
+      <w:pPr>
+        <w:spacing w:after="0"/>
+        <w:ind w:left="360"/>
+      </w:pPr>
+      <w:r>
+        <w:rPr>
+          <w:rFonts w:ascii="Consolas" w:hAnsi="Consolas"/>
+          <w:sz w:val="18"/>
+        </w:rPr>
+        <w:t>$u   = "$api/api/v1/integrations/logistics/journal-entries"</w:t>
+      </w:r>
+    </w:p>
+    <w:p>
+      <w:pPr>
+        <w:spacing w:after="0"/>
+        <w:ind w:left="360"/>
+      </w:pPr>
+      <w:r>
+        <w:rPr>
+          <w:rFonts w:ascii="Consolas" w:hAnsi="Consolas"/>
+          <w:sz w:val="18"/>
+        </w:rPr>
+        <w:t>$ref = "EPL-JE-TEST-20261001-1"</w:t>
+      </w:r>
+    </w:p>
+    <w:p>
+      <w:pPr>
+        <w:spacing w:after="0"/>
+        <w:ind w:left="360"/>
+      </w:pPr>
+      <w:r>
+        <w:rPr>
+          <w:rFonts w:ascii="Consolas" w:hAnsi="Consolas"/>
+          <w:sz w:val="18"/>
+        </w:rPr>
+        <w:t>$h   = @{ Authorization = "Bearer $env:QLSX_ACCESS_TOKEN" }</w:t>
+      </w:r>
+    </w:p>
+    <w:p>
+      <w:pPr>
+        <w:spacing w:after="0"/>
+        <w:ind w:left="360"/>
+      </w:pPr>
+      <w:r>
+        <w:rPr>
+          <w:rFonts w:ascii="Consolas" w:hAnsi="Consolas"/>
+          <w:sz w:val="18"/>
+        </w:rPr>
+        <w:t>$j   = "application/json; charset=utf-8"</w:t>
+      </w:r>
+    </w:p>
+    <w:p>
+      <w:pPr>
+        <w:spacing w:after="0"/>
+        <w:ind w:left="360"/>
+      </w:pPr>
+      <w:r>
+        <w:rPr>
+          <w:rFonts w:ascii="Consolas" w:hAnsi="Consolas"/>
+          <w:sz w:val="18"/>
+        </w:rPr>
+        <w:t>$tao = [Text.Encoding]::UTF8.GetBytes((@{</w:t>
+      </w:r>
+    </w:p>
+    <w:p>
+      <w:pPr>
+        <w:spacing w:after="0"/>
+        <w:ind w:left="360"/>
+      </w:pPr>
+      <w:r>
+        <w:rPr>
+          <w:rFonts w:ascii="Consolas" w:hAnsi="Consolas"/>
+          <w:sz w:val="18"/>
+        </w:rPr>
+        <w:t>DocumentDate = "2026-10-01"; Description = "Bút toán thử API journal-entries"</w:t>
+      </w:r>
+    </w:p>
+    <w:p>
+      <w:pPr>
+        <w:spacing w:after="0"/>
+        <w:ind w:left="360"/>
+      </w:pPr>
+      <w:r>
+        <w:rPr>
+          <w:rFonts w:ascii="Consolas" w:hAnsi="Consolas"/>
+          <w:sz w:val="18"/>
+        </w:rPr>
+        <w:t>Entries = @(@{ DebitAccount = "621"; CreditAccount = "4022"; Amount = 1000; ExchangeRate = 1</w:t>
+      </w:r>
+    </w:p>
+    <w:p>
+      <w:pPr>
+        <w:spacing w:after="0"/>
+        <w:ind w:left="360"/>
+      </w:pPr>
+      <w:r>
+        <w:rPr>
+          <w:rFonts w:ascii="Consolas" w:hAnsi="Consolas"/>
+          <w:sz w:val="18"/>
+        </w:rPr>
+        <w:t>CurrencyId = &lt;mã LAK của DB&gt;; ObjectId = &lt;OBJ_AUTOID một chủ xe EPLCX-&gt;; Note = "thử" })</w:t>
+      </w:r>
+    </w:p>
+    <w:p>
+      <w:pPr>
+        <w:spacing w:after="0"/>
+        <w:ind w:left="360"/>
+      </w:pPr>
+      <w:r>
+        <w:rPr>
+          <w:rFonts w:ascii="Consolas" w:hAnsi="Consolas"/>
+          <w:sz w:val="18"/>
+        </w:rPr>
+        <w:t>} | ConvertTo-Json -Depth 5))</w:t>
+      </w:r>
+    </w:p>
+    <w:p>
+      <w:pPr>
+        <w:spacing w:after="0"/>
+        <w:ind w:left="360"/>
+      </w:pPr>
+      <w:r>
+        <w:rPr>
+          <w:rFonts w:ascii="Consolas" w:hAnsi="Consolas"/>
+          <w:sz w:val="18"/>
+        </w:rPr>
+        <w:t>$go  = [Text.Encoding]::UTF8.GetBytes((@{ SourceRef = $ref } | ConvertTo-Json))</w:t>
+      </w:r>
+    </w:p>
+    <w:p>
+      <w:pPr>
+        <w:spacing w:after="0"/>
+        <w:ind w:left="360"/>
+      </w:pPr>
+      <w:r>
+        <w:rPr>
+          <w:rFonts w:ascii="Consolas" w:hAnsi="Consolas"/>
+          <w:sz w:val="18"/>
+        </w:rPr>
+      </w:r>
+    </w:p>
+    <w:p>
+      <w:pPr>
+        <w:spacing w:after="0"/>
+        <w:ind w:left="360"/>
+      </w:pPr>
+      <w:r>
+        <w:rPr>
+          <w:rFonts w:ascii="Consolas" w:hAnsi="Consolas"/>
+          <w:sz w:val="18"/>
+        </w:rPr>
+        <w:t>$r1 = Invoke-RestMethod $u -Method Post -Headers ($h + @{ "Idempotency-Key" = $ref }) -ContentType $j -Body $tao; $r1.Code; $r1.Result</w:t>
+      </w:r>
+    </w:p>
+    <w:p>
+      <w:pPr>
+        <w:spacing w:after="0"/>
+        <w:ind w:left="360"/>
+      </w:pPr>
+      <w:r>
+        <w:rPr>
+          <w:rFonts w:ascii="Consolas" w:hAnsi="Consolas"/>
+          <w:sz w:val="18"/>
+        </w:rPr>
+        <w:t>(Invoke-RestMethod "$u/$ref" -Headers $h).Result</w:t>
+      </w:r>
+    </w:p>
+    <w:p>
+      <w:pPr>
+        <w:spacing w:after="0"/>
+        <w:ind w:left="360"/>
+      </w:pPr>
+      <w:r>
+        <w:rPr>
+          <w:rFonts w:ascii="Consolas" w:hAnsi="Consolas"/>
+          <w:sz w:val="18"/>
+        </w:rPr>
+        <w:t>$r3 = Invoke-RestMethod $u -Method Post -Headers ($h + @{ "Idempotency-Key" = $ref }) -ContentType $j -Body $tao; $r3.Code; $r3.Result</w:t>
+      </w:r>
+    </w:p>
+    <w:p>
+      <w:pPr>
+        <w:spacing w:after="0"/>
+        <w:ind w:left="360"/>
+      </w:pPr>
+      <w:r>
+        <w:rPr>
+          <w:rFonts w:ascii="Consolas" w:hAnsi="Consolas"/>
+          <w:sz w:val="18"/>
+        </w:rPr>
+        <w:t>(Invoke-RestMethod "$u/reverse" -Method Post -Headers $h -ContentType $j -Body $go).Result</w:t>
+      </w:r>
+    </w:p>
+    <w:p>
+      <w:pPr>
+        <w:spacing w:after="0"/>
+        <w:ind w:left="360"/>
+      </w:pPr>
+      <w:r>
+        <w:rPr>
+          <w:rFonts w:ascii="Consolas" w:hAnsi="Consolas"/>
+          <w:sz w:val="18"/>
+        </w:rPr>
+        <w:t>(Invoke-RestMethod "$u/reverse" -Method Post -Headers $h -ContentType $j -Body $go).Result</w:t>
+      </w:r>
+    </w:p>
+    <w:p>
+      <w:pPr>
+        <w:spacing w:after="0"/>
+        <w:ind w:left="360"/>
+      </w:pPr>
+      <w:r>
+        <w:rPr>
+          <w:rFonts w:ascii="Consolas" w:hAnsi="Consolas"/>
+          <w:sz w:val="18"/>
+        </w:rPr>
+        <w:t>Invoke-RestMethod "$u/$ref" -Headers $h</w:t>
+      </w:r>
+    </w:p>
+    <w:p/>
+    <w:tbl>
+      <w:tblPr>
+        <w:tblStyle w:val="LightGrid-Accent1"/>
+        <w:tblW w:type="auto" w:w="0"/>
+        <w:tblLook w:firstColumn="1" w:firstRow="1" w:lastColumn="0" w:lastRow="0" w:noHBand="0" w:noVBand="1" w:val="04A0"/>
+      </w:tblPr>
+      <w:tblGrid>
+        <w:gridCol w:w="4320"/>
+        <w:gridCol w:w="4320"/>
+      </w:tblGrid>
+      <w:tr>
+        <w:tc>
+          <w:tcPr>
+            <w:tcW w:type="dxa" w:w="4320"/>
+          </w:tcPr>
+          <w:p>
+            <w:r>
+              <w:rPr>
+                <w:b/>
+              </w:rPr>
+            </w:r>
+            <w:r>
+              <w:rPr>
+                <w:b/>
+              </w:rPr>
+              <w:t>Lệnh</w:t>
+            </w:r>
+          </w:p>
+        </w:tc>
+        <w:tc>
+          <w:tcPr>
+            <w:tcW w:type="dxa" w:w="4320"/>
+          </w:tcPr>
+          <w:p>
+            <w:r>
+              <w:rPr>
+                <w:b/>
+              </w:rPr>
+            </w:r>
+            <w:r>
+              <w:rPr>
+                <w:b/>
+              </w:rPr>
+              <w:t>Đúng khi</w:t>
+            </w:r>
+          </w:p>
+        </w:tc>
+      </w:tr>
+      <w:tr>
+        <w:tc>
+          <w:tcPr>
+            <w:tcW w:type="dxa" w:w="4320"/>
+          </w:tcPr>
+          <w:p>
+            <w:r/>
+            <w:r>
+              <w:t>Tạo (</w:t>
+            </w:r>
+            <w:r>
+              <w:rPr>
+                <w:rFonts w:ascii="Consolas" w:hAnsi="Consolas"/>
+                <w:sz w:val="19"/>
+              </w:rPr>
+              <w:t>$r1</w:t>
+            </w:r>
+            <w:r>
+              <w:t>)</w:t>
+            </w:r>
+          </w:p>
+        </w:tc>
+        <w:tc>
+          <w:tcPr>
+            <w:tcW w:type="dxa" w:w="4320"/>
+          </w:tcPr>
+          <w:p>
+            <w:r/>
+            <w:r>
+              <w:rPr>
+                <w:rFonts w:ascii="Consolas" w:hAnsi="Consolas"/>
+                <w:sz w:val="19"/>
+              </w:rPr>
+              <w:t>Code</w:t>
+            </w:r>
+            <w:r>
+              <w:t xml:space="preserve"> 201; </w:t>
+            </w:r>
+            <w:r>
+              <w:rPr>
+                <w:rFonts w:ascii="Consolas" w:hAnsi="Consolas"/>
+                <w:sz w:val="19"/>
+              </w:rPr>
+              <w:t>StatusId</w:t>
+            </w:r>
+            <w:r>
+              <w:t xml:space="preserve"> 13; có </w:t>
+            </w:r>
+            <w:r>
+              <w:rPr>
+                <w:rFonts w:ascii="Consolas" w:hAnsi="Consolas"/>
+                <w:sz w:val="19"/>
+              </w:rPr>
+              <w:t>DocumentId</w:t>
+            </w:r>
+            <w:r>
+              <w:t xml:space="preserve">, </w:t>
+            </w:r>
+            <w:r>
+              <w:rPr>
+                <w:rFonts w:ascii="Consolas" w:hAnsi="Consolas"/>
+                <w:sz w:val="19"/>
+              </w:rPr>
+              <w:t>DocumentNo</w:t>
+            </w:r>
+          </w:p>
+        </w:tc>
+      </w:tr>
+      <w:tr>
+        <w:tc>
+          <w:tcPr>
+            <w:tcW w:type="dxa" w:w="4320"/>
+          </w:tcPr>
+          <w:p>
+            <w:r/>
+            <w:r>
+              <w:t>GET</w:t>
+            </w:r>
+          </w:p>
+        </w:tc>
+        <w:tc>
+          <w:tcPr>
+            <w:tcW w:type="dxa" w:w="4320"/>
+          </w:tcPr>
+          <w:p>
+            <w:r/>
+            <w:r>
+              <w:rPr>
+                <w:rFonts w:ascii="Consolas" w:hAnsi="Consolas"/>
+                <w:sz w:val="19"/>
+              </w:rPr>
+              <w:t>StatusId</w:t>
+            </w:r>
+            <w:r>
+              <w:t xml:space="preserve"> 13; </w:t>
+            </w:r>
+            <w:r>
+              <w:rPr>
+                <w:rFonts w:ascii="Consolas" w:hAnsi="Consolas"/>
+                <w:sz w:val="19"/>
+              </w:rPr>
+              <w:t>Entries</w:t>
+            </w:r>
+            <w:r>
+              <w:t xml:space="preserve"> một dòng, </w:t>
+            </w:r>
+            <w:r>
+              <w:rPr>
+                <w:rFonts w:ascii="Consolas" w:hAnsi="Consolas"/>
+                <w:sz w:val="19"/>
+              </w:rPr>
+              <w:t>BaseAmount</w:t>
+            </w:r>
+            <w:r>
+              <w:t xml:space="preserve"> 1000</w:t>
+            </w:r>
+          </w:p>
+        </w:tc>
+      </w:tr>
+      <w:tr>
+        <w:tc>
+          <w:tcPr>
+            <w:tcW w:type="dxa" w:w="4320"/>
+          </w:tcPr>
+          <w:p>
+            <w:r/>
+            <w:r>
+              <w:t>Tạo lại đúng gói (</w:t>
+            </w:r>
+            <w:r>
+              <w:rPr>
+                <w:rFonts w:ascii="Consolas" w:hAnsi="Consolas"/>
+                <w:sz w:val="19"/>
+              </w:rPr>
+              <w:t>$r3</w:t>
+            </w:r>
+            <w:r>
+              <w:t>)</w:t>
+            </w:r>
+          </w:p>
+        </w:tc>
+        <w:tc>
+          <w:tcPr>
+            <w:tcW w:type="dxa" w:w="4320"/>
+          </w:tcPr>
+          <w:p>
+            <w:r/>
+            <w:r>
+              <w:rPr>
+                <w:rFonts w:ascii="Consolas" w:hAnsi="Consolas"/>
+                <w:sz w:val="19"/>
+              </w:rPr>
+              <w:t>Code</w:t>
+            </w:r>
+            <w:r>
+              <w:t xml:space="preserve"> 200; </w:t>
+            </w:r>
+            <w:r>
+              <w:rPr>
+                <w:rFonts w:ascii="Consolas" w:hAnsi="Consolas"/>
+                <w:sz w:val="19"/>
+              </w:rPr>
+              <w:t>IsExisting</w:t>
+            </w:r>
+            <w:r>
+              <w:t xml:space="preserve"> True; </w:t>
+            </w:r>
+            <w:r>
+              <w:rPr>
+                <w:rFonts w:ascii="Consolas" w:hAnsi="Consolas"/>
+                <w:sz w:val="19"/>
+              </w:rPr>
+              <w:t>DocumentId</w:t>
+            </w:r>
+            <w:r>
+              <w:t xml:space="preserve"> như </w:t>
+            </w:r>
+            <w:r>
+              <w:rPr>
+                <w:rFonts w:ascii="Consolas" w:hAnsi="Consolas"/>
+                <w:sz w:val="19"/>
+              </w:rPr>
+              <w:t>$r1</w:t>
+            </w:r>
+          </w:p>
+        </w:tc>
+      </w:tr>
+      <w:tr>
+        <w:tc>
+          <w:tcPr>
+            <w:tcW w:type="dxa" w:w="4320"/>
+          </w:tcPr>
+          <w:p>
+            <w:r/>
+            <w:r>
+              <w:t>Gỡ</w:t>
+            </w:r>
+          </w:p>
+        </w:tc>
+        <w:tc>
+          <w:tcPr>
+            <w:tcW w:type="dxa" w:w="4320"/>
+          </w:tcPr>
+          <w:p>
+            <w:r/>
+            <w:r>
+              <w:rPr>
+                <w:rFonts w:ascii="Consolas" w:hAnsi="Consolas"/>
+                <w:sz w:val="19"/>
+              </w:rPr>
+              <w:t>Reversed</w:t>
+            </w:r>
+            <w:r>
+              <w:t xml:space="preserve"> True</w:t>
+            </w:r>
+          </w:p>
+        </w:tc>
+      </w:tr>
+      <w:tr>
+        <w:tc>
+          <w:tcPr>
+            <w:tcW w:type="dxa" w:w="4320"/>
+          </w:tcPr>
+          <w:p>
+            <w:r/>
+            <w:r>
+              <w:t>Gỡ lần hai</w:t>
+            </w:r>
+          </w:p>
+        </w:tc>
+        <w:tc>
+          <w:tcPr>
+            <w:tcW w:type="dxa" w:w="4320"/>
+          </w:tcPr>
+          <w:p>
+            <w:r/>
+            <w:r>
+              <w:rPr>
+                <w:rFonts w:ascii="Consolas" w:hAnsi="Consolas"/>
+                <w:sz w:val="19"/>
+              </w:rPr>
+              <w:t>Reversed</w:t>
+            </w:r>
+            <w:r>
+              <w:t xml:space="preserve"> False; </w:t>
+            </w:r>
+            <w:r>
+              <w:rPr>
+                <w:rFonts w:ascii="Consolas" w:hAnsi="Consolas"/>
+                <w:sz w:val="19"/>
+              </w:rPr>
+              <w:t>DocumentId</w:t>
+            </w:r>
+            <w:r>
+              <w:t xml:space="preserve"> trống — gọi lại an toàn</w:t>
+            </w:r>
+          </w:p>
+        </w:tc>
+      </w:tr>
+      <w:tr>
+        <w:tc>
+          <w:tcPr>
+            <w:tcW w:type="dxa" w:w="4320"/>
+          </w:tcPr>
+          <w:p>
+            <w:r/>
+            <w:r>
+              <w:t>GET sau cùng</w:t>
+            </w:r>
+          </w:p>
+        </w:tc>
+        <w:tc>
+          <w:tcPr>
+            <w:tcW w:type="dxa" w:w="4320"/>
+          </w:tcPr>
+          <w:p>
+            <w:r/>
+            <w:r>
+              <w:t xml:space="preserve">PowerShell báo lỗi 404, thân có </w:t>
+            </w:r>
+            <w:r>
+              <w:rPr>
+                <w:rFonts w:ascii="Consolas" w:hAnsi="Consolas"/>
+                <w:sz w:val="19"/>
+              </w:rPr>
+              <w:t>JOURNAL_ENTRY_NOT_FOUND</w:t>
+            </w:r>
+          </w:p>
+        </w:tc>
+      </w:tr>
+    </w:tbl>
+    <w:p/>
+    <w:p>
+      <w:pPr>
+        <w:pStyle w:val="ListBullet"/>
+      </w:pPr>
+      <w:r>
+        <w:t xml:space="preserve">DB demo: LAK mã 26. DB host: tra lại (mục 4.3). </w:t>
+      </w:r>
+      <w:r>
+        <w:rPr>
+          <w:rFonts w:ascii="Consolas" w:hAnsi="Consolas"/>
+          <w:sz w:val="19"/>
+        </w:rPr>
+        <w:t>ObjectId</w:t>
+      </w:r>
+      <w:r>
+        <w:t xml:space="preserve">: một đối tượng đang hoạt động, ví dụ chủ xe </w:t>
+      </w:r>
+      <w:r>
+        <w:rPr>
+          <w:rFonts w:ascii="Consolas" w:hAnsi="Consolas"/>
+          <w:sz w:val="19"/>
+        </w:rPr>
+        <w:t>EPLCX-…</w:t>
+      </w:r>
+      <w:r>
+        <w:t xml:space="preserve"> bên em đã tạo.</w:t>
+      </w:r>
+    </w:p>
+    <w:p>
+      <w:pPr>
+        <w:pStyle w:val="ListBullet"/>
+      </w:pPr>
+      <w:r>
+        <w:t xml:space="preserve">Kiểm </w:t>
+      </w:r>
+      <w:r>
+        <w:rPr>
+          <w:rFonts w:ascii="Consolas" w:hAnsi="Consolas"/>
+          <w:sz w:val="19"/>
+        </w:rPr>
+        <w:t>ST_AUTOID</w:t>
+      </w:r>
+      <w:r>
+        <w:t xml:space="preserve"> trên DB (chỉ đọc, giữa lệnh tạo và lệnh gỡ): </w:t>
+      </w:r>
+      <w:r>
+        <w:rPr>
+          <w:rFonts w:ascii="Consolas" w:hAnsi="Consolas"/>
+          <w:sz w:val="19"/>
+        </w:rPr>
+        <w:t>SELECT GLB_DOCUMENTID, ST_AUTOID, GLB_ISLOCK FROM dbo.GLBUSINESS WHERE GLB_DOCUMENTID = &lt;DocumentId của $r1&gt;;</w:t>
+      </w:r>
+      <w:r>
+        <w:t xml:space="preserve"> → </w:t>
+      </w:r>
+      <w:r>
+        <w:rPr>
+          <w:rFonts w:ascii="Consolas" w:hAnsi="Consolas"/>
+          <w:sz w:val="19"/>
+        </w:rPr>
+        <w:t>ST_AUTOID</w:t>
+      </w:r>
+      <w:r>
+        <w:t xml:space="preserve"> = 13, </w:t>
+      </w:r>
+      <w:r>
+        <w:rPr>
+          <w:rFonts w:ascii="Consolas" w:hAnsi="Consolas"/>
+          <w:sz w:val="19"/>
+        </w:rPr>
+        <w:t>GLB_ISLOCK</w:t>
+      </w:r>
+      <w:r>
+        <w:t xml:space="preserve"> = 0. Đối chiếu dòng sổ cái tạm của chứng từ đó trên màn sổ cái / báo cáo QLSX trước khi gỡ.</w:t>
+      </w:r>
+    </w:p>
+    <w:p>
+      <w:pPr>
+        <w:pStyle w:val="ListBullet"/>
+      </w:pPr>
+      <w:r>
+        <w:t xml:space="preserve">Thêm nếu muốn: trước lệnh gỡ, gửi cùng </w:t>
+      </w:r>
+      <w:r>
+        <w:rPr>
+          <w:rFonts w:ascii="Consolas" w:hAnsi="Consolas"/>
+          <w:sz w:val="19"/>
+        </w:rPr>
+        <w:t>$ref</w:t>
+      </w:r>
+      <w:r>
+        <w:t xml:space="preserve"> với </w:t>
+      </w:r>
+      <w:r>
+        <w:rPr>
+          <w:rFonts w:ascii="Consolas" w:hAnsi="Consolas"/>
+          <w:sz w:val="19"/>
+        </w:rPr>
+        <w:t>Amount = 2000</w:t>
+      </w:r>
+      <w:r>
+        <w:t xml:space="preserve"> → 409 </w:t>
+      </w:r>
+      <w:r>
+        <w:rPr>
+          <w:rFonts w:ascii="Consolas" w:hAnsi="Consolas"/>
+          <w:sz w:val="19"/>
+        </w:rPr>
+        <w:t>LOGISTICS_JOURNAL_52512</w:t>
+      </w:r>
+      <w:r>
+        <w:t xml:space="preserve"> (cùng SourceRef, khác số).</w:t>
+      </w:r>
+    </w:p>
+    <w:p>
+      <w:pPr>
+        <w:pStyle w:val="ListBullet"/>
+      </w:pPr>
+      <w:r>
+        <w:t>Sau lệnh gỡ: chạy lại D7, số chứng từ đang hoạt động trở về như trước bước 4.</w:t>
+      </w:r>
+    </w:p>
+    <w:p>
+      <w:pPr>
+        <w:pStyle w:val="ListBullet"/>
+      </w:pPr>
+      <w:r>
+        <w:t>Lỗi khác: bảng mã ở tài liệu của anh mục 16.9; dấu hiệu phía trang điều xe ở mục 9.</w:t>
+      </w:r>
+    </w:p>
+    <w:p>
+      <w:pPr>
+        <w:jc w:val="both"/>
+      </w:pPr>
+      <w:r>
+        <w:rPr>
+          <w:b/>
+        </w:rPr>
+        <w:t>Bước 4b — gọi thử qua trang điều xe</w:t>
+      </w:r>
+      <w:r>
+        <w:t xml:space="preserve"> (bên EPL, phiếu thử, khi chủ dự án cho phép ghi DB): khoá một phiếu xe thuê thử → màn "Bút toán chờ gửi", bản </w:t>
+      </w:r>
+      <w:r>
+        <w:rPr>
+          <w:rFonts w:ascii="Consolas" w:hAnsi="Consolas"/>
+          <w:sz w:val="19"/>
+        </w:rPr>
+        <w:t>thue_xe</w:t>
+      </w:r>
+      <w:r>
+        <w:t xml:space="preserve"> thành "đã gửi", có số chứng từ bên anh, trạng thái 13 → mở khoá → bản đó "huỷ" (đã gỡ bên anh; GET bên anh trả 404) → khoá lại → bản mới </w:t>
+      </w:r>
+      <w:r>
+        <w:rPr>
+          <w:rFonts w:ascii="Consolas" w:hAnsi="Consolas"/>
+          <w:sz w:val="19"/>
+        </w:rPr>
+        <w:t>…-2</w:t>
+      </w:r>
+      <w:r>
+        <w:t>, gửi lại được.</w:t>
+      </w:r>
+    </w:p>
+    <w:p>
+      <w:pPr>
+        <w:jc w:val="both"/>
+      </w:pPr>
+      <w:r>
+        <w:rPr>
+          <w:b/>
+        </w:rPr>
+        <w:t>Khi đổi link từ máy bên em sang `demo-lao-api`</w:t>
+      </w:r>
+      <w:r>
+        <w:t xml:space="preserve"> — đúng thứ tự:</w:t>
+      </w:r>
+    </w:p>
+    <w:p>
+      <w:pPr>
+        <w:pStyle w:val="ListNumber"/>
+      </w:pPr>
+      <w:r>
+        <w:t xml:space="preserve">Publish (mục 3) → bước 1, bước 2 </w:t>
+      </w:r>
+      <w:r>
+        <w:rPr>
+          <w:b/>
+        </w:rPr>
+        <w:t>trên host</w:t>
+      </w:r>
+      <w:r>
+        <w:t xml:space="preserve"> (cần quyền host).</w:t>
+      </w:r>
+    </w:p>
+    <w:p>
+      <w:pPr>
+        <w:pStyle w:val="ListNumber"/>
+      </w:pPr>
+      <w:r>
+        <w:t>Bước 4a vào host (</w:t>
+      </w:r>
+      <w:r>
+        <w:rPr>
+          <w:rFonts w:ascii="Consolas" w:hAnsi="Consolas"/>
+          <w:sz w:val="19"/>
+        </w:rPr>
+        <w:t>$api</w:t>
+      </w:r>
+      <w:r>
+        <w:t xml:space="preserve"> host; mã LAK, đối tượng theo DB host).</w:t>
+      </w:r>
+    </w:p>
+    <w:p>
+      <w:pPr>
+        <w:pStyle w:val="ListNumber"/>
+      </w:pPr>
+      <w:r>
+        <w:t>Bên em đổi link trang điều xe (mục 7), khởi động lại; bật cờ ở bước này nếu chưa bật. Không bật cờ trên máy trỏ host trước khi xong 1 – 2.</w:t>
+      </w:r>
+    </w:p>
+    <w:p>
+      <w:pPr>
+        <w:pStyle w:val="ListNumber"/>
+      </w:pPr>
+      <w:r>
+        <w:t xml:space="preserve">Bước 4b trên host với phiếu thử, rồi </w:t>
+      </w:r>
+      <w:r>
+        <w:rPr>
+          <w:b/>
+        </w:rPr>
+        <w:t>Gửi hết</w:t>
+      </w:r>
+      <w:r>
+        <w:t xml:space="preserve"> để gửi các bản còn "chờ gửi".</w:t>
+      </w:r>
+    </w:p>
+    <w:p>
+      <w:pPr>
+        <w:jc w:val="both"/>
+      </w:pPr>
+      <w:r>
+        <w:t xml:space="preserve">Bản đã gửi khi còn trỏ API ở máy nằm ở </w:t>
+      </w:r>
+      <w:r>
+        <w:rPr>
+          <w:b/>
+        </w:rPr>
+        <w:t>DB demo</w:t>
+      </w:r>
+      <w:r>
+        <w:t xml:space="preserve">. Host trỏ DB khác (mục 11 câu 4) thì các bản đó </w:t>
+      </w:r>
+      <w:r>
+        <w:rPr>
+          <w:b/>
+        </w:rPr>
+        <w:t>không</w:t>
+      </w:r>
+      <w:r>
+        <w:t xml:space="preserve"> có trên host. Vì vậy: ở máy chỉ gửi bút toán của phiếu thử; chốt DB nào là DB kế toán thật rồi mới gửi bút toán thật.</w:t>
       </w:r>
     </w:p>
     <w:p>
@@ -9818,7 +13829,27 @@
         <w:t>846</w:t>
       </w:r>
       <w:r>
-        <w:t xml:space="preserve"> (mục 4.1).</w:t>
+        <w:t xml:space="preserve">, ở cả </w:t>
+      </w:r>
+      <w:r>
+        <w:rPr>
+          <w:rFonts w:ascii="Consolas" w:hAnsi="Consolas"/>
+          <w:sz w:val="19"/>
+        </w:rPr>
+        <w:t>LogisticsSalesPush</w:t>
+      </w:r>
+      <w:r>
+        <w:t xml:space="preserve"> (mục 4.1) lẫn </w:t>
+      </w:r>
+      <w:r>
+        <w:rPr>
+          <w:rFonts w:ascii="Consolas" w:hAnsi="Consolas"/>
+          <w:sz w:val="19"/>
+        </w:rPr>
+        <w:t>LogisticsJournalEntry</w:t>
+      </w:r>
+      <w:r>
+        <w:t xml:space="preserve"> (mục 4.6).</w:t>
       </w:r>
     </w:p>
     <w:p>
@@ -9885,7 +13916,26 @@
         <w:t>chưa có tài khoản dùng được</w:t>
       </w:r>
       <w:r>
-        <w:t>. Màn tạo tài khoản ở hồ sơ nhân viên bên WEB đang được làm (dùng sau nếu cần). Host khác DB thì phải tạo lại cả nhân viên.</w:t>
+        <w:t xml:space="preserve">. Hồ sơ nhân viên bên WEB đã có tab </w:t>
+      </w:r>
+      <w:r>
+        <w:rPr>
+          <w:b/>
+        </w:rPr>
+        <w:t>Tài khoản</w:t>
+      </w:r>
+      <w:r>
+        <w:t xml:space="preserve"> (</w:t>
+      </w:r>
+      <w:r>
+        <w:rPr>
+          <w:rFonts w:ascii="Consolas" w:hAnsi="Consolas"/>
+          <w:sz w:val="19"/>
+        </w:rPr>
+        <w:t>fce78c52</w:t>
+      </w:r>
+      <w:r>
+        <w:t>), chưa bấm tạo tài khoản thật. Host khác DB thì phải tạo lại cả nhân viên.</w:t>
       </w:r>
     </w:p>
     <w:p>
@@ -9965,17 +14015,36 @@
         <w:t>tài khoản</w:t>
       </w:r>
       <w:r>
-        <w:t xml:space="preserve"> cho nhân viên đó: </w:t>
+        <w:t xml:space="preserve"> cho nhân viên đó: tab </w:t>
+      </w:r>
+      <w:r>
+        <w:rPr>
+          <w:b/>
+        </w:rPr>
+        <w:t>Tài khoản</w:t>
+      </w:r>
+      <w:r>
+        <w:t xml:space="preserve"> ở hồ sơ nhân viên WEB (</w:t>
       </w:r>
       <w:r>
         <w:rPr>
           <w:rFonts w:ascii="Consolas" w:hAnsi="Consolas"/>
           <w:sz w:val="19"/>
         </w:rPr>
+        <w:t>fce78c52</w:t>
+      </w:r>
+      <w:r>
+        <w:t xml:space="preserve">), hoặc gọi thẳng </w:t>
+      </w:r>
+      <w:r>
+        <w:rPr>
+          <w:rFonts w:ascii="Consolas" w:hAnsi="Consolas"/>
+          <w:sz w:val="19"/>
+        </w:rPr>
         <w:t>POST /api/v1/master-data/object-auth/account/upsert</w:t>
       </w:r>
       <w:r>
-        <w:t xml:space="preserve"> (tới khi màn tạo tài khoản bên WEB xong thì gọi thẳng).</w:t>
+        <w:t>.</w:t>
       </w:r>
     </w:p>
     <w:p>
@@ -10159,7 +14228,26 @@
         <w:t>LogisticsSalesPush:AllowedUserIds</w:t>
       </w:r>
       <w:r>
-        <w:t xml:space="preserve"> (mục 4.1).</w:t>
+        <w:t xml:space="preserve"> (mục 4.1) </w:t>
+      </w:r>
+      <w:r>
+        <w:rPr>
+          <w:b/>
+        </w:rPr>
+        <w:t>và</w:t>
+      </w:r>
+      <w:r>
+        <w:t xml:space="preserve"> </w:t>
+      </w:r>
+      <w:r>
+        <w:rPr>
+          <w:rFonts w:ascii="Consolas" w:hAnsi="Consolas"/>
+          <w:sz w:val="19"/>
+        </w:rPr>
+        <w:t>LogisticsJournalEntry:AllowedUserIds</w:t>
+      </w:r>
+      <w:r>
+        <w:t xml:space="preserve"> (mục 4.6).</w:t>
       </w:r>
     </w:p>
     <w:p>
@@ -10755,7 +14843,7 @@
           <w:p>
             <w:r/>
             <w:r>
-              <w:t>API anh (host)</w:t>
+              <w:t>Trang điều xe (mọi máy)</w:t>
             </w:r>
           </w:p>
         </w:tc>
@@ -10770,34 +14858,101 @@
                 <w:rFonts w:ascii="Consolas" w:hAnsi="Consolas"/>
                 <w:sz w:val="19"/>
               </w:rPr>
-              <w:t>LogisticsSource:BaseUrl</w:t>
-            </w:r>
-            <w:r>
-              <w:t xml:space="preserve">, </w:t>
-            </w:r>
+              <w:t>QLSX_GUI_BUT_TOAN</w:t>
+            </w:r>
+          </w:p>
+        </w:tc>
+        <w:tc>
+          <w:tcPr>
+            <w:tcW w:type="dxa" w:w="2160"/>
+          </w:tcPr>
+          <w:p>
+            <w:r/>
+            <w:r>
+              <w:t>tắt</w:t>
+            </w:r>
+          </w:p>
+        </w:tc>
+        <w:tc>
+          <w:tcPr>
+            <w:tcW w:type="dxa" w:w="2160"/>
+          </w:tcPr>
+          <w:p>
+            <w:r/>
             <w:r>
               <w:rPr>
                 <w:rFonts w:ascii="Consolas" w:hAnsi="Consolas"/>
                 <w:sz w:val="19"/>
               </w:rPr>
-              <w:t>ApiKey</w:t>
-            </w:r>
-          </w:p>
-        </w:tc>
-        <w:tc>
-          <w:tcPr>
-            <w:tcW w:type="dxa" w:w="2160"/>
-          </w:tcPr>
-          <w:p>
-            <w:r/>
-            <w:r>
-              <w:t xml:space="preserve">máy thử </w:t>
+              <w:t>1</w:t>
+            </w:r>
+            <w:r>
+              <w:t xml:space="preserve"> — chỉ sau khi host đã áp script bút toán và có </w:t>
             </w:r>
             <w:r>
               <w:rPr>
                 <w:rFonts w:ascii="Consolas" w:hAnsi="Consolas"/>
                 <w:sz w:val="19"/>
               </w:rPr>
+              <w:t>LogisticsJournalEntry</w:t>
+            </w:r>
+            <w:r>
+              <w:t xml:space="preserve"> (mục 4.6)</w:t>
+            </w:r>
+          </w:p>
+        </w:tc>
+      </w:tr>
+      <w:tr>
+        <w:tc>
+          <w:tcPr>
+            <w:tcW w:type="dxa" w:w="2160"/>
+          </w:tcPr>
+          <w:p>
+            <w:r/>
+            <w:r>
+              <w:t>API anh (host)</w:t>
+            </w:r>
+          </w:p>
+        </w:tc>
+        <w:tc>
+          <w:tcPr>
+            <w:tcW w:type="dxa" w:w="2160"/>
+          </w:tcPr>
+          <w:p>
+            <w:r/>
+            <w:r>
+              <w:rPr>
+                <w:rFonts w:ascii="Consolas" w:hAnsi="Consolas"/>
+                <w:sz w:val="19"/>
+              </w:rPr>
+              <w:t>LogisticsSource:BaseUrl</w:t>
+            </w:r>
+            <w:r>
+              <w:t xml:space="preserve">, </w:t>
+            </w:r>
+            <w:r>
+              <w:rPr>
+                <w:rFonts w:ascii="Consolas" w:hAnsi="Consolas"/>
+                <w:sz w:val="19"/>
+              </w:rPr>
+              <w:t>ApiKey</w:t>
+            </w:r>
+          </w:p>
+        </w:tc>
+        <w:tc>
+          <w:tcPr>
+            <w:tcW w:type="dxa" w:w="2160"/>
+          </w:tcPr>
+          <w:p>
+            <w:r/>
+            <w:r>
+              <w:t xml:space="preserve">máy thử </w:t>
+            </w:r>
+            <w:r>
+              <w:rPr>
+                <w:rFonts w:ascii="Consolas" w:hAnsi="Consolas"/>
+                <w:sz w:val="19"/>
+              </w:rPr>
               <w:t>http://127.0.0.1:8011/api/</w:t>
             </w:r>
           </w:p>
@@ -10810,6 +14965,76 @@
             <w:r/>
             <w:r>
               <w:t>đợt 2 (mục 4.2)</w:t>
+            </w:r>
+          </w:p>
+        </w:tc>
+      </w:tr>
+      <w:tr>
+        <w:tc>
+          <w:tcPr>
+            <w:tcW w:type="dxa" w:w="2160"/>
+          </w:tcPr>
+          <w:p>
+            <w:r/>
+            <w:r>
+              <w:t>API anh (host)</w:t>
+            </w:r>
+          </w:p>
+        </w:tc>
+        <w:tc>
+          <w:tcPr>
+            <w:tcW w:type="dxa" w:w="2160"/>
+          </w:tcPr>
+          <w:p>
+            <w:r/>
+            <w:r>
+              <w:rPr>
+                <w:rFonts w:ascii="Consolas" w:hAnsi="Consolas"/>
+                <w:sz w:val="19"/>
+              </w:rPr>
+              <w:t>LogisticsJournalEntry</w:t>
+            </w:r>
+          </w:p>
+        </w:tc>
+        <w:tc>
+          <w:tcPr>
+            <w:tcW w:type="dxa" w:w="2160"/>
+          </w:tcPr>
+          <w:p>
+            <w:r/>
+            <w:r>
+              <w:t>API ở máy: đã có (</w:t>
+            </w:r>
+            <w:r>
+              <w:rPr>
+                <w:rFonts w:ascii="Consolas" w:hAnsi="Consolas"/>
+                <w:sz w:val="19"/>
+              </w:rPr>
+              <w:t>Enabled</w:t>
+            </w:r>
+            <w:r>
+              <w:t xml:space="preserve">, </w:t>
+            </w:r>
+            <w:r>
+              <w:rPr>
+                <w:rFonts w:ascii="Consolas" w:hAnsi="Consolas"/>
+                <w:sz w:val="19"/>
+              </w:rPr>
+              <w:t>[846]</w:t>
+            </w:r>
+            <w:r>
+              <w:t>, 1368, 11)</w:t>
+            </w:r>
+          </w:p>
+        </w:tc>
+        <w:tc>
+          <w:tcPr>
+            <w:tcW w:type="dxa" w:w="2160"/>
+          </w:tcPr>
+          <w:p>
+            <w:r/>
+            <w:r>
+              <w:t>thêm sau khi áp script lên DB kế toán host (mục 4.6)</w:t>
             </w:r>
           </w:p>
         </w:tc>
@@ -10905,7 +15130,7 @@
         <w:t>cần quyền host</w:t>
       </w:r>
       <w:r>
-        <w:t>), báo bên EPL.</w:t>
+        <w:t>); với bút toán: áp script → cấu hình (mục 4.6 bước 1 – 2). Báo bên EPL.</w:t>
       </w:r>
     </w:p>
     <w:p>
@@ -10923,7 +15148,17 @@
         <w:t>.env</w:t>
       </w:r>
       <w:r>
-        <w:t xml:space="preserve"> trang điều xe theo bảng, rồi khởi động lại trang điều xe.</w:t>
+        <w:t xml:space="preserve"> trang điều xe theo bảng (kể cả </w:t>
+      </w:r>
+      <w:r>
+        <w:rPr>
+          <w:rFonts w:ascii="Consolas" w:hAnsi="Consolas"/>
+          <w:sz w:val="19"/>
+        </w:rPr>
+        <w:t>QLSX_GUI_BUT_TOAN=1</w:t>
+      </w:r>
+      <w:r>
+        <w:t>), rồi khởi động lại trang điều xe.</w:t>
       </w:r>
     </w:p>
     <w:p>
@@ -10931,7 +15166,7 @@
         <w:pStyle w:val="ListNumber"/>
       </w:pPr>
       <w:r>
-        <w:t>Chạy bài kiểm (mục 8). Không còn dòng SAI thì xong.</w:t>
+        <w:t>Gọi thử bút toán (mục 4.6 bước 4) và chạy bài kiểm (mục 8). Không còn dòng SAI, gọi thử đạt thì xong.</w:t>
       </w:r>
     </w:p>
     <w:p>
@@ -12720,7 +16955,31 @@
         <w:rPr>
           <w:b/>
         </w:rPr>
-        <w:t>Bốn điều bài này không kiểm được bằng lệnh đọc:</w:t>
+        <w:t>Năm điều bài này không kiểm được bằng lệnh đọc:</w:t>
+      </w:r>
+    </w:p>
+    <w:p>
+      <w:pPr>
+        <w:pStyle w:val="ListBullet"/>
+      </w:pPr>
+      <w:r>
+        <w:rPr>
+          <w:b/>
+        </w:rPr>
+        <w:t>`b9227aa`</w:t>
+      </w:r>
+      <w:r>
+        <w:t xml:space="preserve"> (bút toán tổng hợp). Bài chưa gọi đường </w:t>
+      </w:r>
+      <w:r>
+        <w:rPr>
+          <w:rFonts w:ascii="Consolas" w:hAnsi="Consolas"/>
+          <w:sz w:val="19"/>
+        </w:rPr>
+        <w:t>journal-entries</w:t>
+      </w:r>
+      <w:r>
+        <w:t>. Kiểm bằng mục 4.6 (diagnostics D1 – D7, gọi thử 4a / 4b).</w:t>
       </w:r>
     </w:p>
     <w:p>
@@ -16355,7 +20614,28 @@
         <w:rPr>
           <w:b/>
         </w:rPr>
-        <w:t>WEB:</w:t>
+        <w:t>Bút toán tổng hợp</w:t>
+      </w:r>
+      <w:r>
+        <w:t xml:space="preserve"> (mã lỗi và câu hiện trên màn "Bút toán chờ gửi" bên em; bản lỗi vẫn "chờ gửi", bấm </w:t>
+      </w:r>
+      <w:r>
+        <w:rPr>
+          <w:b/>
+        </w:rPr>
+        <w:t>Gửi</w:t>
+      </w:r>
+      <w:r>
+        <w:t xml:space="preserve"> / </w:t>
+      </w:r>
+      <w:r>
+        <w:rPr>
+          <w:b/>
+        </w:rPr>
+        <w:t>Gửi hết</w:t>
+      </w:r>
+      <w:r>
+        <w:t xml:space="preserve"> sau khi sửa — cùng SourceRef nên không ghi trùng):</w:t>
       </w:r>
     </w:p>
     <w:tbl>
@@ -16433,38 +20713,35 @@
           <w:p>
             <w:r/>
             <w:r>
-              <w:t>Tài khoản tiền không tự điền</w:t>
-            </w:r>
-          </w:p>
-        </w:tc>
-        <w:tc>
-          <w:tcPr>
-            <w:tcW w:type="dxa" w:w="2880"/>
-          </w:tcPr>
-          <w:p>
-            <w:r/>
-            <w:r>
-              <w:t xml:space="preserve">WEB chưa có </w:t>
-            </w:r>
-            <w:r>
               <w:rPr>
                 <w:rFonts w:ascii="Consolas" w:hAnsi="Consolas"/>
                 <w:sz w:val="19"/>
               </w:rPr>
-              <w:t>06a14189</w:t>
-            </w:r>
-            <w:r>
-              <w:t xml:space="preserve">; hoặc </w:t>
+              <w:t>HTTP_5XX</w:t>
+            </w:r>
+            <w:r>
+              <w:t xml:space="preserve"> "… HTTP 503: Thiếu thủ tục trên DB kế toán …"</w:t>
+            </w:r>
+          </w:p>
+        </w:tc>
+        <w:tc>
+          <w:tcPr>
+            <w:tcW w:type="dxa" w:w="2880"/>
+          </w:tcPr>
+          <w:p>
+            <w:r/>
+            <w:r>
+              <w:t>chưa áp script (</w:t>
             </w:r>
             <w:r>
               <w:rPr>
                 <w:rFonts w:ascii="Consolas" w:hAnsi="Consolas"/>
                 <w:sz w:val="19"/>
               </w:rPr>
-              <w:t>default-money-account</w:t>
-            </w:r>
-            <w:r>
-              <w:t xml:space="preserve"> lỗi (dòng 7 bài kiểm)</w:t>
+              <w:t>LOGISTICS_JOURNAL_SCRIPT_REQUIRED</w:t>
+            </w:r>
+            <w:r>
+              <w:t>)</w:t>
             </w:r>
           </w:p>
         </w:tc>
@@ -16475,7 +20752,7 @@
           <w:p>
             <w:r/>
             <w:r>
-              <w:t>publish lại WEB; mục 4.4</w:t>
+              <w:t>mục 4.6 bước 1</w:t>
             </w:r>
           </w:p>
         </w:tc>
@@ -16488,28 +20765,14 @@
           <w:p>
             <w:r/>
             <w:r>
-              <w:t>Lọc "Chi công nợ" / "Chi khác" ra rỗng khi đổi ngôn ngữ</w:t>
-            </w:r>
-          </w:p>
-        </w:tc>
-        <w:tc>
-          <w:tcPr>
-            <w:tcW w:type="dxa" w:w="2880"/>
-          </w:tcPr>
-          <w:p>
-            <w:r/>
-            <w:r>
-              <w:t xml:space="preserve">WEB chưa có </w:t>
-            </w:r>
-            <w:r>
               <w:rPr>
                 <w:rFonts w:ascii="Consolas" w:hAnsi="Consolas"/>
                 <w:sz w:val="19"/>
               </w:rPr>
-              <w:t>06a14189</w:t>
-            </w:r>
-            <w:r>
-              <w:t xml:space="preserve"> (còn phân loại theo tên)</w:t>
+              <w:t>HTTP_5XX</w:t>
+            </w:r>
+            <w:r>
+              <w:t xml:space="preserve"> "… HTTP 503: Chưa bật cấu hình LogisticsJournalEntry." hoặc "Chưa cấu hình OrgId / CountryId …"</w:t>
             </w:r>
           </w:p>
         </w:tc>
@@ -16520,7 +20783,55 @@
           <w:p>
             <w:r/>
             <w:r>
-              <w:t>publish lại WEB</w:t>
+              <w:t xml:space="preserve">thiếu mục cấu hình, </w:t>
+            </w:r>
+            <w:r>
+              <w:rPr>
+                <w:rFonts w:ascii="Consolas" w:hAnsi="Consolas"/>
+                <w:sz w:val="19"/>
+              </w:rPr>
+              <w:t>Enabled</w:t>
+            </w:r>
+            <w:r>
+              <w:t xml:space="preserve"> không phải </w:t>
+            </w:r>
+            <w:r>
+              <w:rPr>
+                <w:rFonts w:ascii="Consolas" w:hAnsi="Consolas"/>
+                <w:sz w:val="19"/>
+              </w:rPr>
+              <w:t>true</w:t>
+            </w:r>
+            <w:r>
+              <w:t xml:space="preserve">, thiếu </w:t>
+            </w:r>
+            <w:r>
+              <w:rPr>
+                <w:rFonts w:ascii="Consolas" w:hAnsi="Consolas"/>
+                <w:sz w:val="19"/>
+              </w:rPr>
+              <w:t>OrgId</w:t>
+            </w:r>
+            <w:r>
+              <w:t xml:space="preserve"> / </w:t>
+            </w:r>
+            <w:r>
+              <w:rPr>
+                <w:rFonts w:ascii="Consolas" w:hAnsi="Consolas"/>
+                <w:sz w:val="19"/>
+              </w:rPr>
+              <w:t>CountryId</w:t>
+            </w:r>
+          </w:p>
+        </w:tc>
+        <w:tc>
+          <w:tcPr>
+            <w:tcW w:type="dxa" w:w="2880"/>
+          </w:tcPr>
+          <w:p>
+            <w:r/>
+            <w:r>
+              <w:t>mục 4.6 bước 2</w:t>
             </w:r>
           </w:p>
         </w:tc>
@@ -16533,25 +20844,14 @@
           <w:p>
             <w:r/>
             <w:r>
-              <w:t>Đổi hình thức thanh toán mà TK tiền trên dòng cũ không đổi</w:t>
-            </w:r>
-          </w:p>
-        </w:tc>
-        <w:tc>
-          <w:tcPr>
-            <w:tcW w:type="dxa" w:w="2880"/>
-          </w:tcPr>
-          <w:p>
-            <w:r/>
-            <w:r>
-              <w:t xml:space="preserve">WEB chưa có </w:t>
-            </w:r>
-            <w:r>
               <w:rPr>
                 <w:rFonts w:ascii="Consolas" w:hAnsi="Consolas"/>
                 <w:sz w:val="19"/>
               </w:rPr>
-              <w:t>7e14421c</w:t>
+              <w:t>HTTP_5XX</w:t>
+            </w:r>
+            <w:r>
+              <w:t xml:space="preserve"> "… HTTP 503: Chưa hoàn tất xử lý. Kiểm tra DB / thủ tục …"</w:t>
             </w:r>
           </w:p>
         </w:tc>
@@ -16562,7 +20862,38 @@
           <w:p>
             <w:r/>
             <w:r>
-              <w:t>publish lại WEB</w:t>
+              <w:t>lỗi DB khác (</w:t>
+            </w:r>
+            <w:r>
+              <w:rPr>
+                <w:rFonts w:ascii="Consolas" w:hAnsi="Consolas"/>
+                <w:sz w:val="19"/>
+              </w:rPr>
+              <w:t>LOGISTICS_JOURNAL_DATABASE_ERROR</w:t>
+            </w:r>
+            <w:r>
+              <w:t>): tên tham số thủ tục legacy khác bản đang gọi (D3), mất kết nối DB</w:t>
+            </w:r>
+          </w:p>
+        </w:tc>
+        <w:tc>
+          <w:tcPr>
+            <w:tcW w:type="dxa" w:w="2880"/>
+          </w:tcPr>
+          <w:p>
+            <w:r/>
+            <w:r>
+              <w:t xml:space="preserve">tra log API theo </w:t>
+            </w:r>
+            <w:r>
+              <w:rPr>
+                <w:rFonts w:ascii="Consolas" w:hAnsi="Consolas"/>
+                <w:sz w:val="19"/>
+              </w:rPr>
+              <w:t>TraceId</w:t>
+            </w:r>
+            <w:r>
+              <w:t>; đối chiếu D3; báo bên EPL</w:t>
             </w:r>
           </w:p>
         </w:tc>
@@ -16575,28 +20906,14 @@
           <w:p>
             <w:r/>
             <w:r>
-              <w:t>Sửa phiếu 59 "Chi trước" thì lưu thành 58, mất dòng; hoặc chuỗi lạ chạy được trong modal Vụ việc</w:t>
-            </w:r>
-          </w:p>
-        </w:tc>
-        <w:tc>
-          <w:tcPr>
-            <w:tcW w:type="dxa" w:w="2880"/>
-          </w:tcPr>
-          <w:p>
-            <w:r/>
-            <w:r>
-              <w:t xml:space="preserve">WEB chưa có </w:t>
-            </w:r>
-            <w:r>
               <w:rPr>
                 <w:rFonts w:ascii="Consolas" w:hAnsi="Consolas"/>
                 <w:sz w:val="19"/>
               </w:rPr>
-              <w:t>77bcb0a1</w:t>
-            </w:r>
-            <w:r>
-              <w:t xml:space="preserve"> (mục 1.4)</w:t>
+              <w:t>TAI_KHOAN_SAI</w:t>
+            </w:r>
+            <w:r>
+              <w:t xml:space="preserve"> kèm danh sách mã</w:t>
             </w:r>
           </w:p>
         </w:tc>
@@ -16607,7 +20924,504 @@
           <w:p>
             <w:r/>
             <w:r>
-              <w:t>publish lại WEB</w:t>
+              <w:t>mã không có / không hạch toán được trong danh mục quốc gia 11 (</w:t>
+            </w:r>
+            <w:r>
+              <w:rPr>
+                <w:rFonts w:ascii="Consolas" w:hAnsi="Consolas"/>
+                <w:sz w:val="19"/>
+              </w:rPr>
+              <w:t>INVALID_ACCOUNTS</w:t>
+            </w:r>
+            <w:r>
+              <w:t>)</w:t>
+            </w:r>
+          </w:p>
+        </w:tc>
+        <w:tc>
+          <w:tcPr>
+            <w:tcW w:type="dxa" w:w="2880"/>
+          </w:tcPr>
+          <w:p>
+            <w:r/>
+            <w:r>
+              <w:t>mở mã (mục 5)</w:t>
+            </w:r>
+          </w:p>
+        </w:tc>
+      </w:tr>
+      <w:tr>
+        <w:tc>
+          <w:tcPr>
+            <w:tcW w:type="dxa" w:w="2880"/>
+          </w:tcPr>
+          <w:p>
+            <w:r/>
+            <w:r>
+              <w:rPr>
+                <w:rFonts w:ascii="Consolas" w:hAnsi="Consolas"/>
+                <w:sz w:val="19"/>
+              </w:rPr>
+              <w:t>TAI_KHOAN_SAI</w:t>
+            </w:r>
+            <w:r>
+              <w:t xml:space="preserve"> "… Tài khoản này không được gọi tích hợp bút toán."</w:t>
+            </w:r>
+          </w:p>
+        </w:tc>
+        <w:tc>
+          <w:tcPr>
+            <w:tcW w:type="dxa" w:w="2880"/>
+          </w:tcPr>
+          <w:p>
+            <w:r/>
+            <w:r>
+              <w:rPr>
+                <w:rFonts w:ascii="Consolas" w:hAnsi="Consolas"/>
+                <w:sz w:val="19"/>
+              </w:rPr>
+              <w:t>UserId</w:t>
+            </w:r>
+            <w:r>
+              <w:t xml:space="preserve"> của token không có trong </w:t>
+            </w:r>
+            <w:r>
+              <w:rPr>
+                <w:rFonts w:ascii="Consolas" w:hAnsi="Consolas"/>
+                <w:sz w:val="19"/>
+              </w:rPr>
+              <w:t>LogisticsJournalEntry:AllowedUserIds</w:t>
+            </w:r>
+            <w:r>
+              <w:t xml:space="preserve"> (403) — đầu gửi xếp vào nhóm tài khoản vì câu có chữ "tài khoản"</w:t>
+            </w:r>
+          </w:p>
+        </w:tc>
+        <w:tc>
+          <w:tcPr>
+            <w:tcW w:type="dxa" w:w="2880"/>
+          </w:tcPr>
+          <w:p>
+            <w:r/>
+            <w:r>
+              <w:t xml:space="preserve">thêm </w:t>
+            </w:r>
+            <w:r>
+              <w:rPr>
+                <w:rFonts w:ascii="Consolas" w:hAnsi="Consolas"/>
+                <w:sz w:val="19"/>
+              </w:rPr>
+              <w:t>UserId</w:t>
+            </w:r>
+            <w:r>
+              <w:t xml:space="preserve"> (mục 4.6 bước 2)</w:t>
+            </w:r>
+          </w:p>
+        </w:tc>
+      </w:tr>
+      <w:tr>
+        <w:tc>
+          <w:tcPr>
+            <w:tcW w:type="dxa" w:w="2880"/>
+          </w:tcPr>
+          <w:p>
+            <w:r/>
+            <w:r>
+              <w:rPr>
+                <w:rFonts w:ascii="Consolas" w:hAnsi="Consolas"/>
+                <w:sz w:val="19"/>
+              </w:rPr>
+              <w:t>BEN_KE_TOAN_TU_CHOI</w:t>
+            </w:r>
+            <w:r>
+              <w:t xml:space="preserve"> "… thiếu ObjectId (PUBENTRY.OBJ_AUTOID bắt buộc)."</w:t>
+            </w:r>
+          </w:p>
+        </w:tc>
+        <w:tc>
+          <w:tcPr>
+            <w:tcW w:type="dxa" w:w="2880"/>
+          </w:tcPr>
+          <w:p>
+            <w:r/>
+            <w:r>
+              <w:t xml:space="preserve">D4: cột không cho NULL, dòng ghi nợ nhà cung cấp chưa gán nhà cung cấp (422 </w:t>
+            </w:r>
+            <w:r>
+              <w:rPr>
+                <w:rFonts w:ascii="Consolas" w:hAnsi="Consolas"/>
+                <w:sz w:val="19"/>
+              </w:rPr>
+              <w:t>52507</w:t>
+            </w:r>
+            <w:r>
+              <w:t>)</w:t>
+            </w:r>
+          </w:p>
+        </w:tc>
+        <w:tc>
+          <w:tcPr>
+            <w:tcW w:type="dxa" w:w="2880"/>
+          </w:tcPr>
+          <w:p>
+            <w:r/>
+            <w:r>
+              <w:t>mục 11 câu 16</w:t>
+            </w:r>
+          </w:p>
+        </w:tc>
+      </w:tr>
+      <w:tr>
+        <w:tc>
+          <w:tcPr>
+            <w:tcW w:type="dxa" w:w="2880"/>
+          </w:tcPr>
+          <w:p>
+            <w:r/>
+            <w:r>
+              <w:rPr>
+                <w:rFonts w:ascii="Consolas" w:hAnsi="Consolas"/>
+                <w:sz w:val="19"/>
+              </w:rPr>
+              <w:t>BEN_KE_TOAN_TU_CHOI</w:t>
+            </w:r>
+            <w:r>
+              <w:t xml:space="preserve"> "Không có kỳ kế toán …" / "Kỳ kế toán … không khớp ngày chứng từ …"</w:t>
+            </w:r>
+          </w:p>
+        </w:tc>
+        <w:tc>
+          <w:tcPr>
+            <w:tcW w:type="dxa" w:w="2880"/>
+          </w:tcPr>
+          <w:p>
+            <w:r/>
+            <w:r>
+              <w:t xml:space="preserve">422 </w:t>
+            </w:r>
+            <w:r>
+              <w:rPr>
+                <w:rFonts w:ascii="Consolas" w:hAnsi="Consolas"/>
+                <w:sz w:val="19"/>
+              </w:rPr>
+              <w:t>52509</w:t>
+            </w:r>
+          </w:p>
+        </w:tc>
+        <w:tc>
+          <w:tcPr>
+            <w:tcW w:type="dxa" w:w="2880"/>
+          </w:tcPr>
+          <w:p>
+            <w:r/>
+            <w:r>
+              <w:t>mở kỳ (mục 4.5)</w:t>
+            </w:r>
+          </w:p>
+        </w:tc>
+      </w:tr>
+      <w:tr>
+        <w:tc>
+          <w:tcPr>
+            <w:tcW w:type="dxa" w:w="2880"/>
+          </w:tcPr>
+          <w:p>
+            <w:r/>
+            <w:r>
+              <w:rPr>
+                <w:rFonts w:ascii="Consolas" w:hAnsi="Consolas"/>
+                <w:sz w:val="19"/>
+              </w:rPr>
+              <w:t>BEN_KE_TOAN_TU_CHOI</w:t>
+            </w:r>
+            <w:r>
+              <w:t xml:space="preserve"> "… Chứng từ đã ghi sổ chính thức; kế toán gỡ trong QLSX." hoặc "… đã khoá …"</w:t>
+            </w:r>
+          </w:p>
+        </w:tc>
+        <w:tc>
+          <w:tcPr>
+            <w:tcW w:type="dxa" w:w="2880"/>
+          </w:tcPr>
+          <w:p>
+            <w:r/>
+            <w:r>
+              <w:t xml:space="preserve">gỡ (khi mở khoá phiếu, hoặc tự gỡ trước khi gửi lại bản khác số) bị chặn 409 </w:t>
+            </w:r>
+            <w:r>
+              <w:rPr>
+                <w:rFonts w:ascii="Consolas" w:hAnsi="Consolas"/>
+                <w:sz w:val="19"/>
+              </w:rPr>
+              <w:t>52515</w:t>
+            </w:r>
+          </w:p>
+        </w:tc>
+        <w:tc>
+          <w:tcPr>
+            <w:tcW w:type="dxa" w:w="2880"/>
+          </w:tcPr>
+          <w:p>
+            <w:r/>
+            <w:r>
+              <w:t>kế toán gỡ trong QLSX; bên em bấm Gửi hết lại</w:t>
+            </w:r>
+          </w:p>
+        </w:tc>
+      </w:tr>
+      <w:tr>
+        <w:tc>
+          <w:tcPr>
+            <w:tcW w:type="dxa" w:w="2880"/>
+          </w:tcPr>
+          <w:p>
+            <w:r/>
+            <w:r>
+              <w:rPr>
+                <w:rFonts w:ascii="Consolas" w:hAnsi="Consolas"/>
+                <w:sz w:val="19"/>
+              </w:rPr>
+              <w:t>KHAC_NOI_DUNG</w:t>
+            </w:r>
+          </w:p>
+        </w:tc>
+        <w:tc>
+          <w:tcPr>
+            <w:tcW w:type="dxa" w:w="2880"/>
+          </w:tcPr>
+          <w:p>
+            <w:r/>
+            <w:r>
+              <w:t xml:space="preserve">bên anh còn chứng từ cùng SourceRef khác số (409 </w:t>
+            </w:r>
+            <w:r>
+              <w:rPr>
+                <w:rFonts w:ascii="Consolas" w:hAnsi="Consolas"/>
+                <w:sz w:val="19"/>
+              </w:rPr>
+              <w:t>52512</w:t>
+            </w:r>
+            <w:r>
+              <w:t>) mà tự gỡ rồi gửi lại vẫn không xong</w:t>
+            </w:r>
+          </w:p>
+        </w:tc>
+        <w:tc>
+          <w:tcPr>
+            <w:tcW w:type="dxa" w:w="2880"/>
+          </w:tcPr>
+          <w:p>
+            <w:r/>
+            <w:r>
+              <w:t xml:space="preserve">kế toán kiểm chứng từ có </w:t>
+            </w:r>
+            <w:r>
+              <w:rPr>
+                <w:rFonts w:ascii="Consolas" w:hAnsi="Consolas"/>
+                <w:sz w:val="19"/>
+              </w:rPr>
+              <w:t>DOC_REFDOCUMENTNO</w:t>
+            </w:r>
+            <w:r>
+              <w:t xml:space="preserve"> = SourceRef đó</w:t>
+            </w:r>
+          </w:p>
+        </w:tc>
+      </w:tr>
+      <w:tr>
+        <w:tc>
+          <w:tcPr>
+            <w:tcW w:type="dxa" w:w="2880"/>
+          </w:tcPr>
+          <w:p>
+            <w:r/>
+            <w:r>
+              <w:rPr>
+                <w:rFonts w:ascii="Consolas" w:hAnsi="Consolas"/>
+                <w:sz w:val="19"/>
+              </w:rPr>
+              <w:t>KHONG_CO_DUONG</w:t>
+            </w:r>
+            <w:r>
+              <w:t xml:space="preserve"> (404)</w:t>
+            </w:r>
+          </w:p>
+        </w:tc>
+        <w:tc>
+          <w:tcPr>
+            <w:tcW w:type="dxa" w:w="2880"/>
+          </w:tcPr>
+          <w:p>
+            <w:r/>
+            <w:r>
+              <w:t xml:space="preserve">API chưa có </w:t>
+            </w:r>
+            <w:r>
+              <w:rPr>
+                <w:rFonts w:ascii="Consolas" w:hAnsi="Consolas"/>
+                <w:sz w:val="19"/>
+              </w:rPr>
+              <w:t>b9227aa</w:t>
+            </w:r>
+          </w:p>
+        </w:tc>
+        <w:tc>
+          <w:tcPr>
+            <w:tcW w:type="dxa" w:w="2880"/>
+          </w:tcPr>
+          <w:p>
+            <w:r/>
+            <w:r>
+              <w:t>publish; tắt cờ trên máy đó tới khi xong (mục 4.6 bước 3)</w:t>
+            </w:r>
+          </w:p>
+        </w:tc>
+      </w:tr>
+      <w:tr>
+        <w:tc>
+          <w:tcPr>
+            <w:tcW w:type="dxa" w:w="2880"/>
+          </w:tcPr>
+          <w:p>
+            <w:r/>
+            <w:r>
+              <w:rPr>
+                <w:rFonts w:ascii="Consolas" w:hAnsi="Consolas"/>
+                <w:sz w:val="19"/>
+              </w:rPr>
+              <w:t>KHONG_GOI_DUOC</w:t>
+            </w:r>
+            <w:r>
+              <w:t xml:space="preserve">, </w:t>
+            </w:r>
+            <w:r>
+              <w:rPr>
+                <w:rFonts w:ascii="Consolas" w:hAnsi="Consolas"/>
+                <w:sz w:val="19"/>
+              </w:rPr>
+              <w:t>QLSX_TOKEN_HET_HAN</w:t>
+            </w:r>
+          </w:p>
+        </w:tc>
+        <w:tc>
+          <w:tcPr>
+            <w:tcW w:type="dxa" w:w="2880"/>
+          </w:tcPr>
+          <w:p>
+            <w:r/>
+            <w:r>
+              <w:t>mất mạng / hết giờ; token hết hạn (như SO, ở trên)</w:t>
+            </w:r>
+          </w:p>
+        </w:tc>
+        <w:tc>
+          <w:tcPr>
+            <w:tcW w:type="dxa" w:w="2880"/>
+          </w:tcPr>
+          <w:p>
+            <w:r/>
+            <w:r>
+              <w:t xml:space="preserve">lần gửi sau bên em </w:t>
+            </w:r>
+            <w:r>
+              <w:rPr>
+                <w:b/>
+              </w:rPr>
+              <w:t>hỏi lại (GET)</w:t>
+            </w:r>
+            <w:r>
+              <w:t xml:space="preserve"> trước, bên anh đã có thì nhận số chứng từ đó</w:t>
+            </w:r>
+          </w:p>
+        </w:tc>
+      </w:tr>
+      <w:tr>
+        <w:tc>
+          <w:tcPr>
+            <w:tcW w:type="dxa" w:w="2880"/>
+          </w:tcPr>
+          <w:p>
+            <w:r/>
+            <w:r>
+              <w:rPr>
+                <w:rFonts w:ascii="Consolas" w:hAnsi="Consolas"/>
+                <w:sz w:val="19"/>
+              </w:rPr>
+              <w:t>THIEU_TIEN_TE</w:t>
+            </w:r>
+          </w:p>
+        </w:tc>
+        <w:tc>
+          <w:tcPr>
+            <w:tcW w:type="dxa" w:w="2880"/>
+          </w:tcPr>
+          <w:p>
+            <w:r/>
+            <w:r>
+              <w:t>LAK / USD đang tắt bên anh, bên em chưa đặt tạm</w:t>
+            </w:r>
+          </w:p>
+        </w:tc>
+        <w:tc>
+          <w:tcPr>
+            <w:tcW w:type="dxa" w:w="2880"/>
+          </w:tcPr>
+          <w:p>
+            <w:r/>
+            <w:r>
+              <w:t>mục 4.3</w:t>
+            </w:r>
+          </w:p>
+        </w:tc>
+      </w:tr>
+      <w:tr>
+        <w:tc>
+          <w:tcPr>
+            <w:tcW w:type="dxa" w:w="2880"/>
+          </w:tcPr>
+          <w:p>
+            <w:r/>
+            <w:r>
+              <w:rPr>
+                <w:rFonts w:ascii="Consolas" w:hAnsi="Consolas"/>
+                <w:sz w:val="19"/>
+              </w:rPr>
+              <w:t>GUI_DANG_TAT</w:t>
+            </w:r>
+            <w:r>
+              <w:t xml:space="preserve"> (bấm Gửi bị 409)</w:t>
+            </w:r>
+          </w:p>
+        </w:tc>
+        <w:tc>
+          <w:tcPr>
+            <w:tcW w:type="dxa" w:w="2880"/>
+          </w:tcPr>
+          <w:p>
+            <w:r/>
+            <w:r>
+              <w:t xml:space="preserve">cờ </w:t>
+            </w:r>
+            <w:r>
+              <w:rPr>
+                <w:rFonts w:ascii="Consolas" w:hAnsi="Consolas"/>
+                <w:sz w:val="19"/>
+              </w:rPr>
+              <w:t>QLSX_GUI_BUT_TOAN</w:t>
+            </w:r>
+            <w:r>
+              <w:t xml:space="preserve"> đang tắt</w:t>
+            </w:r>
+          </w:p>
+        </w:tc>
+        <w:tc>
+          <w:tcPr>
+            <w:tcW w:type="dxa" w:w="2880"/>
+          </w:tcPr>
+          <w:p>
+            <w:r/>
+            <w:r>
+              <w:t>mục 4.6 bước 3</w:t>
             </w:r>
           </w:p>
         </w:tc>
@@ -16622,7 +21436,7 @@
         <w:rPr>
           <w:b/>
         </w:rPr>
-        <w:t>Site không chạy sau publish:</w:t>
+        <w:t>WEB:</w:t>
       </w:r>
     </w:p>
     <w:tbl>
@@ -16700,7 +21514,7 @@
           <w:p>
             <w:r/>
             <w:r>
-              <w:t>HTTP 500.30 / 502.5, hoặc mọi đường trả 500</w:t>
+              <w:t>Tài khoản tiền không tự điền</w:t>
             </w:r>
           </w:p>
         </w:tc>
@@ -16710,25 +21524,28 @@
           </w:tcPr>
           <w:p>
             <w:r/>
+            <w:r>
+              <w:t xml:space="preserve">WEB chưa có </w:t>
+            </w:r>
             <w:r>
               <w:rPr>
                 <w:rFonts w:ascii="Consolas" w:hAnsi="Consolas"/>
                 <w:sz w:val="19"/>
               </w:rPr>
-              <w:t>appsettings</w:t>
-            </w:r>
-            <w:r>
-              <w:t xml:space="preserve"> trên host bị ghi đè bằng tệp máy khác: chuỗi kết nối sai, </w:t>
+              <w:t>06a14189</w:t>
+            </w:r>
+            <w:r>
+              <w:t xml:space="preserve">; hoặc </w:t>
             </w:r>
             <w:r>
               <w:rPr>
                 <w:rFonts w:ascii="Consolas" w:hAnsi="Consolas"/>
                 <w:sz w:val="19"/>
               </w:rPr>
-              <w:t>Env</w:t>
-            </w:r>
-            <w:r>
-              <w:t xml:space="preserve"> sai</w:t>
+              <w:t>default-money-account</w:t>
+            </w:r>
+            <w:r>
+              <w:t xml:space="preserve"> lỗi (dòng 7 bài kiểm)</w:t>
             </w:r>
           </w:p>
         </w:tc>
@@ -16739,27 +21556,94 @@
           <w:p>
             <w:r/>
             <w:r>
-              <w:t xml:space="preserve">chép lại </w:t>
+              <w:t>publish lại WEB; mục 4.4</w:t>
+            </w:r>
+          </w:p>
+        </w:tc>
+      </w:tr>
+      <w:tr>
+        <w:tc>
+          <w:tcPr>
+            <w:tcW w:type="dxa" w:w="2880"/>
+          </w:tcPr>
+          <w:p>
+            <w:r/>
+            <w:r>
+              <w:t>Lọc "Chi công nợ" / "Chi khác" ra rỗng khi đổi ngôn ngữ</w:t>
+            </w:r>
+          </w:p>
+        </w:tc>
+        <w:tc>
+          <w:tcPr>
+            <w:tcW w:type="dxa" w:w="2880"/>
+          </w:tcPr>
+          <w:p>
+            <w:r/>
+            <w:r>
+              <w:t xml:space="preserve">WEB chưa có </w:t>
             </w:r>
             <w:r>
               <w:rPr>
                 <w:rFonts w:ascii="Consolas" w:hAnsi="Consolas"/>
                 <w:sz w:val="19"/>
               </w:rPr>
-              <w:t>appsettings*.json</w:t>
-            </w:r>
-            <w:r>
-              <w:t xml:space="preserve"> từ </w:t>
+              <w:t>06a14189</w:t>
+            </w:r>
+            <w:r>
+              <w:t xml:space="preserve"> (còn phân loại theo tên)</w:t>
+            </w:r>
+          </w:p>
+        </w:tc>
+        <w:tc>
+          <w:tcPr>
+            <w:tcW w:type="dxa" w:w="2880"/>
+          </w:tcPr>
+          <w:p>
+            <w:r/>
+            <w:r>
+              <w:t>publish lại WEB</w:t>
+            </w:r>
+          </w:p>
+        </w:tc>
+      </w:tr>
+      <w:tr>
+        <w:tc>
+          <w:tcPr>
+            <w:tcW w:type="dxa" w:w="2880"/>
+          </w:tcPr>
+          <w:p>
+            <w:r/>
+            <w:r>
+              <w:t>Đổi hình thức thanh toán mà TK tiền trên dòng cũ không đổi</w:t>
+            </w:r>
+          </w:p>
+        </w:tc>
+        <w:tc>
+          <w:tcPr>
+            <w:tcW w:type="dxa" w:w="2880"/>
+          </w:tcPr>
+          <w:p>
+            <w:r/>
+            <w:r>
+              <w:t xml:space="preserve">WEB chưa có </w:t>
             </w:r>
             <w:r>
               <w:rPr>
                 <w:rFonts w:ascii="Consolas" w:hAnsi="Consolas"/>
                 <w:sz w:val="19"/>
               </w:rPr>
-              <w:t>.zip</w:t>
-            </w:r>
-            <w:r>
-              <w:t xml:space="preserve"> (1.3b), thêm khoá mục 4, Recycle</w:t>
+              <w:t>7e14421c</w:t>
+            </w:r>
+          </w:p>
+        </w:tc>
+        <w:tc>
+          <w:tcPr>
+            <w:tcW w:type="dxa" w:w="2880"/>
+          </w:tcPr>
+          <w:p>
+            <w:r/>
+            <w:r>
+              <w:t>publish lại WEB</w:t>
             </w:r>
           </w:p>
         </w:tc>
@@ -16772,7 +21656,7 @@
           <w:p>
             <w:r/>
             <w:r>
-              <w:t>Dòng 1 bài kiểm SAI "chuyển hướng"</w:t>
+              <w:t>Sửa phiếu 59 "Chi trước" thì lưu thành 58, mất dòng; hoặc chuỗi lạ chạy được trong modal Vụ việc</w:t>
             </w:r>
           </w:p>
         </w:tc>
@@ -16783,24 +21667,17 @@
           <w:p>
             <w:r/>
             <w:r>
-              <w:t xml:space="preserve">gọi </w:t>
+              <w:t xml:space="preserve">WEB chưa có </w:t>
             </w:r>
             <w:r>
               <w:rPr>
                 <w:rFonts w:ascii="Consolas" w:hAnsi="Consolas"/>
                 <w:sz w:val="19"/>
               </w:rPr>
-              <w:t>http://</w:t>
-            </w:r>
-            <w:r>
-              <w:t xml:space="preserve"> mà host ép </w:t>
-            </w:r>
-            <w:r>
-              <w:rPr>
-                <w:rFonts w:ascii="Consolas" w:hAnsi="Consolas"/>
-                <w:sz w:val="19"/>
-              </w:rPr>
-              <w:t>https://</w:t>
+              <w:t>77bcb0a1</w:t>
+            </w:r>
+            <w:r>
+              <w:t xml:space="preserve"> (mục 1.4)</w:t>
             </w:r>
           </w:p>
         </w:tc>
@@ -16811,14 +21688,7 @@
           <w:p>
             <w:r/>
             <w:r>
-              <w:t xml:space="preserve">dùng </w:t>
-            </w:r>
-            <w:r>
-              <w:rPr>
-                <w:rFonts w:ascii="Consolas" w:hAnsi="Consolas"/>
-                <w:sz w:val="19"/>
-              </w:rPr>
-              <w:t>https://</w:t>
+              <w:t>publish lại WEB</w:t>
             </w:r>
           </w:p>
         </w:tc>
@@ -16827,6 +21697,217 @@
     <w:p/>
     <w:p>
       <w:pPr>
+        <w:jc w:val="both"/>
+      </w:pPr>
+      <w:r>
+        <w:rPr>
+          <w:b/>
+        </w:rPr>
+        <w:t>Site không chạy sau publish:</w:t>
+      </w:r>
+    </w:p>
+    <w:tbl>
+      <w:tblPr>
+        <w:tblStyle w:val="LightGrid-Accent1"/>
+        <w:tblW w:type="auto" w:w="0"/>
+        <w:tblLook w:firstColumn="1" w:firstRow="1" w:lastColumn="0" w:lastRow="0" w:noHBand="0" w:noVBand="1" w:val="04A0"/>
+      </w:tblPr>
+      <w:tblGrid>
+        <w:gridCol w:w="2880"/>
+        <w:gridCol w:w="2880"/>
+        <w:gridCol w:w="2880"/>
+      </w:tblGrid>
+      <w:tr>
+        <w:tc>
+          <w:tcPr>
+            <w:tcW w:type="dxa" w:w="2880"/>
+          </w:tcPr>
+          <w:p>
+            <w:r>
+              <w:rPr>
+                <w:b/>
+              </w:rPr>
+            </w:r>
+            <w:r>
+              <w:rPr>
+                <w:b/>
+              </w:rPr>
+              <w:t>Dấu hiệu</w:t>
+            </w:r>
+          </w:p>
+        </w:tc>
+        <w:tc>
+          <w:tcPr>
+            <w:tcW w:type="dxa" w:w="2880"/>
+          </w:tcPr>
+          <w:p>
+            <w:r>
+              <w:rPr>
+                <w:b/>
+              </w:rPr>
+            </w:r>
+            <w:r>
+              <w:rPr>
+                <w:b/>
+              </w:rPr>
+              <w:t>Nguyên nhân</w:t>
+            </w:r>
+          </w:p>
+        </w:tc>
+        <w:tc>
+          <w:tcPr>
+            <w:tcW w:type="dxa" w:w="2880"/>
+          </w:tcPr>
+          <w:p>
+            <w:r>
+              <w:rPr>
+                <w:b/>
+              </w:rPr>
+            </w:r>
+            <w:r>
+              <w:rPr>
+                <w:b/>
+              </w:rPr>
+              <w:t>Cách sửa</w:t>
+            </w:r>
+          </w:p>
+        </w:tc>
+      </w:tr>
+      <w:tr>
+        <w:tc>
+          <w:tcPr>
+            <w:tcW w:type="dxa" w:w="2880"/>
+          </w:tcPr>
+          <w:p>
+            <w:r/>
+            <w:r>
+              <w:t>HTTP 500.30 / 502.5, hoặc mọi đường trả 500</w:t>
+            </w:r>
+          </w:p>
+        </w:tc>
+        <w:tc>
+          <w:tcPr>
+            <w:tcW w:type="dxa" w:w="2880"/>
+          </w:tcPr>
+          <w:p>
+            <w:r/>
+            <w:r>
+              <w:rPr>
+                <w:rFonts w:ascii="Consolas" w:hAnsi="Consolas"/>
+                <w:sz w:val="19"/>
+              </w:rPr>
+              <w:t>appsettings</w:t>
+            </w:r>
+            <w:r>
+              <w:t xml:space="preserve"> trên host bị ghi đè bằng tệp máy khác: chuỗi kết nối sai, </w:t>
+            </w:r>
+            <w:r>
+              <w:rPr>
+                <w:rFonts w:ascii="Consolas" w:hAnsi="Consolas"/>
+                <w:sz w:val="19"/>
+              </w:rPr>
+              <w:t>Env</w:t>
+            </w:r>
+            <w:r>
+              <w:t xml:space="preserve"> sai</w:t>
+            </w:r>
+          </w:p>
+        </w:tc>
+        <w:tc>
+          <w:tcPr>
+            <w:tcW w:type="dxa" w:w="2880"/>
+          </w:tcPr>
+          <w:p>
+            <w:r/>
+            <w:r>
+              <w:t xml:space="preserve">chép lại </w:t>
+            </w:r>
+            <w:r>
+              <w:rPr>
+                <w:rFonts w:ascii="Consolas" w:hAnsi="Consolas"/>
+                <w:sz w:val="19"/>
+              </w:rPr>
+              <w:t>appsettings*.json</w:t>
+            </w:r>
+            <w:r>
+              <w:t xml:space="preserve"> từ </w:t>
+            </w:r>
+            <w:r>
+              <w:rPr>
+                <w:rFonts w:ascii="Consolas" w:hAnsi="Consolas"/>
+                <w:sz w:val="19"/>
+              </w:rPr>
+              <w:t>.zip</w:t>
+            </w:r>
+            <w:r>
+              <w:t xml:space="preserve"> (1.3b), thêm khoá mục 4, Recycle</w:t>
+            </w:r>
+          </w:p>
+        </w:tc>
+      </w:tr>
+      <w:tr>
+        <w:tc>
+          <w:tcPr>
+            <w:tcW w:type="dxa" w:w="2880"/>
+          </w:tcPr>
+          <w:p>
+            <w:r/>
+            <w:r>
+              <w:t>Dòng 1 bài kiểm SAI "chuyển hướng"</w:t>
+            </w:r>
+          </w:p>
+        </w:tc>
+        <w:tc>
+          <w:tcPr>
+            <w:tcW w:type="dxa" w:w="2880"/>
+          </w:tcPr>
+          <w:p>
+            <w:r/>
+            <w:r>
+              <w:t xml:space="preserve">gọi </w:t>
+            </w:r>
+            <w:r>
+              <w:rPr>
+                <w:rFonts w:ascii="Consolas" w:hAnsi="Consolas"/>
+                <w:sz w:val="19"/>
+              </w:rPr>
+              <w:t>http://</w:t>
+            </w:r>
+            <w:r>
+              <w:t xml:space="preserve"> mà host ép </w:t>
+            </w:r>
+            <w:r>
+              <w:rPr>
+                <w:rFonts w:ascii="Consolas" w:hAnsi="Consolas"/>
+                <w:sz w:val="19"/>
+              </w:rPr>
+              <w:t>https://</w:t>
+            </w:r>
+          </w:p>
+        </w:tc>
+        <w:tc>
+          <w:tcPr>
+            <w:tcW w:type="dxa" w:w="2880"/>
+          </w:tcPr>
+          <w:p>
+            <w:r/>
+            <w:r>
+              <w:t xml:space="preserve">dùng </w:t>
+            </w:r>
+            <w:r>
+              <w:rPr>
+                <w:rFonts w:ascii="Consolas" w:hAnsi="Consolas"/>
+                <w:sz w:val="19"/>
+              </w:rPr>
+              <w:t>https://</w:t>
+            </w:r>
+          </w:p>
+        </w:tc>
+      </w:tr>
+    </w:tbl>
+    <w:p/>
+    <w:p>
+      <w:pPr>
         <w:pStyle w:val="Heading1"/>
       </w:pPr>
       <w:r>
@@ -17038,7 +22119,7 @@
           <w:rFonts w:ascii="Consolas" w:hAnsi="Consolas"/>
           <w:sz w:val="19"/>
         </w:rPr>
-        <w:t>git revert --no-edit ae0e7f6 ed5aa0e ce95b3c 64ce7a4 be123e9 465748b</w:t>
+        <w:t>git revert --no-edit b9227aa 0d4eed9 e2ef52f ae0e7f6 ed5aa0e ce95b3c 64ce7a4 be123e9 465748b</w:t>
       </w:r>
       <w:r>
         <w:t xml:space="preserve"> (API), </w:t>
@@ -17048,7 +22129,7 @@
           <w:rFonts w:ascii="Consolas" w:hAnsi="Consolas"/>
           <w:sz w:val="19"/>
         </w:rPr>
-        <w:t>git revert --no-edit 77bcb0a1 7e14421c 06a14189 f382a9e8</w:t>
+        <w:t>git revert --no-edit 7d168744 fce78c52 77bcb0a1 7e14421c 06a14189 f382a9e8</w:t>
       </w:r>
       <w:r>
         <w:t xml:space="preserve"> (WEB). Lệnh này tạo commit đảo, chủ dự án quyết có làm không.</w:t>
@@ -17119,7 +22200,81 @@
         <w:t>ed5aa0e</w:t>
       </w:r>
       <w:r>
+        <w:t xml:space="preserve">, </w:t>
+      </w:r>
+      <w:r>
+        <w:rPr>
+          <w:rFonts w:ascii="Consolas" w:hAnsi="Consolas"/>
+          <w:sz w:val="19"/>
+        </w:rPr>
+        <w:t>0d4eed9</w:t>
+      </w:r>
+      <w:r>
         <w:t xml:space="preserve"> (che mật khẩu trong audit) nên giữ.</w:t>
+      </w:r>
+    </w:p>
+    <w:p>
+      <w:pPr>
+        <w:jc w:val="both"/>
+      </w:pPr>
+      <w:r>
+        <w:rPr>
+          <w:b/>
+        </w:rPr>
+        <w:t>Chỉ muốn tắt bút toán tổng hợp</w:t>
+      </w:r>
+      <w:r>
+        <w:t xml:space="preserve"> (không cần revert): bên em đặt </w:t>
+      </w:r>
+      <w:r>
+        <w:rPr>
+          <w:rFonts w:ascii="Consolas" w:hAnsi="Consolas"/>
+          <w:sz w:val="19"/>
+        </w:rPr>
+        <w:t>QLSX_GUI_BUT_TOAN=0</w:t>
+      </w:r>
+      <w:r>
+        <w:t xml:space="preserve"> (bút toán lại nằm chờ ở trang điều xe), anh đặt </w:t>
+      </w:r>
+      <w:r>
+        <w:rPr>
+          <w:rFonts w:ascii="Consolas" w:hAnsi="Consolas"/>
+          <w:sz w:val="19"/>
+        </w:rPr>
+        <w:t>LogisticsJournalEntry:Enabled=false</w:t>
+      </w:r>
+      <w:r>
+        <w:t xml:space="preserve"> (API trả 503). Ba thủ tục </w:t>
+      </w:r>
+      <w:r>
+        <w:rPr>
+          <w:rFonts w:ascii="Consolas" w:hAnsi="Consolas"/>
+          <w:sz w:val="19"/>
+        </w:rPr>
+        <w:t>proc_Logistics_JournalEntry_*</w:t>
+      </w:r>
+      <w:r>
+        <w:t xml:space="preserve"> để nguyên vô hại: code cũ không gọi. Chứng từ tổng hợp đã ghi là sổ thật bên anh: gỡ bằng </w:t>
+      </w:r>
+      <w:r>
+        <w:rPr>
+          <w:rFonts w:ascii="Consolas" w:hAnsi="Consolas"/>
+          <w:sz w:val="19"/>
+        </w:rPr>
+        <w:t>…/journal-entries/reverse</w:t>
+      </w:r>
+      <w:r>
+        <w:t xml:space="preserve"> (trước khi tắt) hoặc trong QLSX — đừng xoá tay </w:t>
+      </w:r>
+      <w:r>
+        <w:rPr>
+          <w:rFonts w:ascii="Consolas" w:hAnsi="Consolas"/>
+          <w:sz w:val="19"/>
+        </w:rPr>
+        <w:t>PUBDOCUMENT</w:t>
+      </w:r>
+      <w:r>
+        <w:t>.</w:t>
       </w:r>
     </w:p>
     <w:p>
@@ -17443,6 +22598,49 @@
             <w:r/>
             <w:r>
               <w:t>lọc trong trang như cũ</w:t>
+            </w:r>
+          </w:p>
+        </w:tc>
+      </w:tr>
+      <w:tr>
+        <w:tc>
+          <w:tcPr>
+            <w:tcW w:type="dxa" w:w="4320"/>
+          </w:tcPr>
+          <w:p>
+            <w:r/>
+            <w:r>
+              <w:t>Bút toán tổng hợp</w:t>
+            </w:r>
+          </w:p>
+        </w:tc>
+        <w:tc>
+          <w:tcPr>
+            <w:tcW w:type="dxa" w:w="4320"/>
+          </w:tcPr>
+          <w:p>
+            <w:r/>
+            <w:r>
+              <w:t xml:space="preserve">API trước </w:t>
+            </w:r>
+            <w:r>
+              <w:rPr>
+                <w:rFonts w:ascii="Consolas" w:hAnsi="Consolas"/>
+                <w:sz w:val="19"/>
+              </w:rPr>
+              <w:t>b9227aa</w:t>
+            </w:r>
+            <w:r>
+              <w:t xml:space="preserve"> không có đường (404). </w:t>
+            </w:r>
+            <w:r>
+              <w:rPr>
+                <w:b/>
+              </w:rPr>
+              <w:t>Tắt `QLSX_GUI_BUT_TOAN` trước khi quay lại</w:t>
+            </w:r>
+            <w:r>
+              <w:t>: bật mà gặp 404 thì gửi giữ "chờ gửi", còn gỡ bản đã gửi bị đầu gửi coi như đã gỡ (mục 4.6 bước 3)</w:t>
             </w:r>
           </w:p>
         </w:tc>
@@ -18601,6 +23799,199 @@
           </w:p>
         </w:tc>
       </w:tr>
+      <w:tr>
+        <w:tc>
+          <w:tcPr>
+            <w:tcW w:type="dxa" w:w="2160"/>
+          </w:tcPr>
+          <w:p>
+            <w:r/>
+            <w:r>
+              <w:t>15</w:t>
+            </w:r>
+          </w:p>
+        </w:tc>
+        <w:tc>
+          <w:tcPr>
+            <w:tcW w:type="dxa" w:w="2160"/>
+          </w:tcPr>
+          <w:p>
+            <w:r/>
+            <w:r>
+              <w:t xml:space="preserve">Áp script bút toán </w:t>
+            </w:r>
+            <w:r>
+              <w:rPr>
+                <w:rFonts w:ascii="Consolas" w:hAnsi="Consolas"/>
+                <w:sz w:val="19"/>
+              </w:rPr>
+              <w:t>20261001_logistics_journal_entry.sql</w:t>
+            </w:r>
+            <w:r>
+              <w:t xml:space="preserve"> lên DB demo (lệnh áp từ máy bên em bị bộ an toàn chặn)</w:t>
+            </w:r>
+          </w:p>
+        </w:tc>
+        <w:tc>
+          <w:tcPr>
+            <w:tcW w:type="dxa" w:w="2160"/>
+          </w:tcPr>
+          <w:p>
+            <w:r/>
+            <w:r>
+              <w:rPr>
+                <w:b/>
+              </w:rPr>
+              <w:t>chủ dự án tự chạy</w:t>
+            </w:r>
+            <w:r>
+              <w:t xml:space="preserve"> (SSMS hoặc </w:t>
+            </w:r>
+            <w:r>
+              <w:rPr>
+                <w:rFonts w:ascii="Consolas" w:hAnsi="Consolas"/>
+                <w:sz w:val="19"/>
+              </w:rPr>
+              <w:t>sqlcmd</w:t>
+            </w:r>
+            <w:r>
+              <w:t>, mục 4.6 bước 1)</w:t>
+            </w:r>
+          </w:p>
+        </w:tc>
+        <w:tc>
+          <w:tcPr>
+            <w:tcW w:type="dxa" w:w="2160"/>
+          </w:tcPr>
+          <w:p>
+            <w:r/>
+            <w:r>
+              <w:t>chạy sớm để bên em gọi thử ở máy trước khi lên host</w:t>
+            </w:r>
+          </w:p>
+        </w:tc>
+      </w:tr>
+      <w:tr>
+        <w:tc>
+          <w:tcPr>
+            <w:tcW w:type="dxa" w:w="2160"/>
+          </w:tcPr>
+          <w:p>
+            <w:r/>
+            <w:r>
+              <w:t>16</w:t>
+            </w:r>
+          </w:p>
+        </w:tc>
+        <w:tc>
+          <w:tcPr>
+            <w:tcW w:type="dxa" w:w="2160"/>
+          </w:tcPr>
+          <w:p>
+            <w:r/>
+            <w:r>
+              <w:t xml:space="preserve">D4 cho thấy </w:t>
+            </w:r>
+            <w:r>
+              <w:rPr>
+                <w:rFonts w:ascii="Consolas" w:hAnsi="Consolas"/>
+                <w:sz w:val="19"/>
+              </w:rPr>
+              <w:t>PUBENTRY.OBJ_AUTOID</w:t>
+            </w:r>
+            <w:r>
+              <w:t xml:space="preserve"> </w:t>
+            </w:r>
+            <w:r>
+              <w:rPr>
+                <w:b/>
+              </w:rPr>
+              <w:t>không</w:t>
+            </w:r>
+            <w:r>
+              <w:t xml:space="preserve"> cho NULL: dòng ghi nợ nhà cung cấp chưa gán nhà cung cấp bị 422, cả bút toán </w:t>
+            </w:r>
+            <w:r>
+              <w:rPr>
+                <w:rFonts w:ascii="Consolas" w:hAnsi="Consolas"/>
+                <w:sz w:val="19"/>
+              </w:rPr>
+              <w:t>no_ncc</w:t>
+            </w:r>
+            <w:r>
+              <w:t xml:space="preserve"> của phiếu đó không ghi</w:t>
+            </w:r>
+          </w:p>
+        </w:tc>
+        <w:tc>
+          <w:tcPr>
+            <w:tcW w:type="dxa" w:w="2160"/>
+          </w:tcPr>
+          <w:p>
+            <w:r/>
+            <w:r>
+              <w:t>chủ dự án + anh Khampla, sau khi áp script</w:t>
+            </w:r>
+          </w:p>
+        </w:tc>
+        <w:tc>
+          <w:tcPr>
+            <w:tcW w:type="dxa" w:w="2160"/>
+          </w:tcPr>
+          <w:p>
+            <w:r/>
+            <w:r>
+              <w:t>bắt gán nhà cung cấp trước khi khoá phiếu (bên em chặn ở màn), hoặc chốt một đối tượng mặc định cho dòng đó</w:t>
+            </w:r>
+          </w:p>
+        </w:tc>
+      </w:tr>
+      <w:tr>
+        <w:tc>
+          <w:tcPr>
+            <w:tcW w:type="dxa" w:w="2160"/>
+          </w:tcPr>
+          <w:p>
+            <w:r/>
+            <w:r>
+              <w:t>17</w:t>
+            </w:r>
+          </w:p>
+        </w:tc>
+        <w:tc>
+          <w:tcPr>
+            <w:tcW w:type="dxa" w:w="2160"/>
+          </w:tcPr>
+          <w:p>
+            <w:r/>
+            <w:r>
+              <w:t>DB nào là DB kế toán thật cho bút toán (DB demo hay DB host) — liên quan câu 4</w:t>
+            </w:r>
+          </w:p>
+        </w:tc>
+        <w:tc>
+          <w:tcPr>
+            <w:tcW w:type="dxa" w:w="2160"/>
+          </w:tcPr>
+          <w:p>
+            <w:r/>
+            <w:r>
+              <w:t>chủ dự án</w:t>
+            </w:r>
+          </w:p>
+        </w:tc>
+        <w:tc>
+          <w:tcPr>
+            <w:tcW w:type="dxa" w:w="2160"/>
+          </w:tcPr>
+          <w:p>
+            <w:r/>
+            <w:r>
+              <w:t>chốt trước khi gửi bút toán thật; ở máy chỉ gửi bút toán của phiếu thử (mục 4.6)</w:t>
+            </w:r>
+          </w:p>
+        </w:tc>
+      </w:tr>
     </w:tbl>
     <w:p/>
     <w:p>
@@ -18658,7 +24049,7 @@
               <w:rPr>
                 <w:b/>
               </w:rPr>
-              <w:t>Trạng thái 01/10 16:50</w:t>
+              <w:t>Trạng thái 01/10 17:45</w:t>
             </w:r>
           </w:p>
         </w:tc>
@@ -18692,7 +24083,7 @@
               <w:rPr>
                 <w:b/>
               </w:rPr>
-              <w:t>API bút toán</w:t>
+              <w:t>Bút toán tổng hợp</w:t>
             </w:r>
             <w:r>
               <w:t xml:space="preserve"> </w:t>
@@ -18715,7 +24106,17 @@
               <w:t>/reverse</w:t>
             </w:r>
             <w:r>
-              <w:t>) cho bút toán chờ gửi: thuê xe 621/4022, ghi nợ nhà cung cấp 625 · 614/4021, quyết toán tạm ứng 625/1601, hàng bán cho chủ xe 4022/707</w:t>
+              <w:t xml:space="preserve">, </w:t>
+            </w:r>
+            <w:r>
+              <w:rPr>
+                <w:rFonts w:ascii="Consolas" w:hAnsi="Consolas"/>
+                <w:sz w:val="19"/>
+              </w:rPr>
+              <w:t>GET</w:t>
+            </w:r>
+            <w:r>
+              <w:t>): thuê xe 621/4022, ghi nợ nhà cung cấp 625 · 614/4021, quyết toán tạm ứng 625/1601, hàng bán cho chủ xe 4022/707</w:t>
             </w:r>
           </w:p>
         </w:tc>
@@ -18726,7 +24127,45 @@
           <w:p>
             <w:r/>
             <w:r>
-              <w:t>chưa có; trang điều xe giữ ở màn "Bút toán chờ gửi", chưa gửi</w:t>
+              <w:t xml:space="preserve">API </w:t>
+            </w:r>
+            <w:r>
+              <w:rPr>
+                <w:b/>
+              </w:rPr>
+              <w:t>đã có</w:t>
+            </w:r>
+            <w:r>
+              <w:t xml:space="preserve"> (</w:t>
+            </w:r>
+            <w:r>
+              <w:rPr>
+                <w:rFonts w:ascii="Consolas" w:hAnsi="Consolas"/>
+                <w:sz w:val="19"/>
+              </w:rPr>
+              <w:t>b9227aa</w:t>
+            </w:r>
+            <w:r>
+              <w:t>), đầu gửi đã có (</w:t>
+            </w:r>
+            <w:r>
+              <w:rPr>
+                <w:rFonts w:ascii="Consolas" w:hAnsi="Consolas"/>
+                <w:sz w:val="19"/>
+              </w:rPr>
+              <w:t>875a0cf</w:t>
+            </w:r>
+            <w:r>
+              <w:t xml:space="preserve">, cờ tắt). </w:t>
+            </w:r>
+            <w:r>
+              <w:rPr>
+                <w:b/>
+              </w:rPr>
+              <w:t>Chưa chạy trên DB</w:t>
+            </w:r>
+            <w:r>
+              <w:t>: script chưa áp DB demo (chờ chủ dự án), cấu hình đã có ở API máy; host chưa có gì. Trong lúc chờ, bút toán nằm ở màn "Bút toán chờ gửi"</w:t>
             </w:r>
           </w:p>
         </w:tc>
@@ -18737,7 +24176,25 @@
           <w:p>
             <w:r/>
             <w:r>
-              <w:t>bên EPL làm (đang làm), khuôn ở hợp đồng 12.12.4</w:t>
+              <w:t xml:space="preserve">áp script DB demo: </w:t>
+            </w:r>
+            <w:r>
+              <w:rPr>
+                <w:b/>
+              </w:rPr>
+              <w:t>chủ dự án</w:t>
+            </w:r>
+            <w:r>
+              <w:t xml:space="preserve">; bật cờ + gọi thử: bên EPL; host: </w:t>
+            </w:r>
+            <w:r>
+              <w:rPr>
+                <w:b/>
+              </w:rPr>
+              <w:t>cần quyền host</w:t>
+            </w:r>
+            <w:r>
+              <w:t xml:space="preserve"> (mục 4.6)</w:t>
             </w:r>
           </w:p>
         </w:tc>
@@ -18835,13 +24292,46 @@
               <w:t>20261001_audit_redact_secrets.sql</w:t>
             </w:r>
             <w:r>
-              <w:t xml:space="preserve"> đang viết — </w:t>
+              <w:t xml:space="preserve"> </w:t>
             </w:r>
             <w:r>
               <w:rPr>
                 <w:b/>
               </w:rPr>
-              <w:t>đang chốt</w:t>
+              <w:t>đã có</w:t>
+            </w:r>
+            <w:r>
+              <w:t xml:space="preserve"> (</w:t>
+            </w:r>
+            <w:r>
+              <w:rPr>
+                <w:rFonts w:ascii="Consolas" w:hAnsi="Consolas"/>
+                <w:sz w:val="19"/>
+              </w:rPr>
+              <w:t>e2ef52f</w:t>
+            </w:r>
+            <w:r>
+              <w:t xml:space="preserve">), chưa chạy. Chạy trên DB </w:t>
+            </w:r>
+            <w:r>
+              <w:rPr>
+                <w:rFonts w:ascii="Consolas" w:hAnsi="Consolas"/>
+                <w:sz w:val="19"/>
+              </w:rPr>
+              <w:t>ConnectionStrings:Master</w:t>
+            </w:r>
+            <w:r>
+              <w:t xml:space="preserve"> của host; trong tệp </w:t>
+            </w:r>
+            <w:r>
+              <w:rPr>
+                <w:rFonts w:ascii="Consolas" w:hAnsi="Consolas"/>
+                <w:sz w:val="19"/>
+              </w:rPr>
+              <w:t>@Apply</w:t>
+            </w:r>
+            <w:r>
+              <w:t xml:space="preserve"> mặc định 1 (che luôn), đặt 0 để xem trước</w:t>
             </w:r>
           </w:p>
         </w:tc>
@@ -19068,7 +24558,7 @@
           <w:p>
             <w:r/>
             <w:r>
-              <w:t>Màn tạo tài khoản ở hồ sơ nhân viên bên WEB</w:t>
+              <w:t>Tab Tài khoản ở hồ sơ nhân viên bên WEB</w:t>
             </w:r>
           </w:p>
         </w:tc>
@@ -19079,17 +24569,23 @@
           <w:p>
             <w:r/>
             <w:r>
-              <w:t xml:space="preserve">chưa nối API </w:t>
+              <w:rPr>
+                <w:b/>
+              </w:rPr>
+              <w:t>đã có</w:t>
+            </w:r>
+            <w:r>
+              <w:t xml:space="preserve"> (</w:t>
             </w:r>
             <w:r>
               <w:rPr>
                 <w:rFonts w:ascii="Consolas" w:hAnsi="Consolas"/>
                 <w:sz w:val="19"/>
               </w:rPr>
-              <w:t>account/upsert</w:t>
-            </w:r>
-            <w:r>
-              <w:t>; dùng sau nếu cần</w:t>
+              <w:t>fce78c52</w:t>
+            </w:r>
+            <w:r>
+              <w:t>: xem, tạo / sửa, đặt lại mật khẩu); chưa bấm tạo tài khoản thật; dùng sau nếu cần</w:t>
             </w:r>
           </w:p>
         </w:tc>
@@ -19100,7 +24596,7 @@
           <w:p>
             <w:r/>
             <w:r>
-              <w:t>bên EPL làm (đang làm)</w:t>
+              <w:t>bên EPL làm khi cần</w:t>
             </w:r>
           </w:p>
         </w:tc>

--- a/DOCS/word/HUONG_DAN_TRIEN_KHAI_ANH_TUNE.docx
+++ b/DOCS/word/HUONG_DAN_TRIEN_KHAI_ANH_TUNE.docx
@@ -18673,6 +18673,84 @@
         <w:rPr>
           <w:b/>
         </w:rPr>
+        <w:t>Thu tiền SO đó</w:t>
+      </w:r>
+      <w:r>
+        <w:t xml:space="preserve"> (kế toán bên anh): WEB </w:t>
+      </w:r>
+      <w:r>
+        <w:rPr>
+          <w:b/>
+        </w:rPr>
+        <w:t>Chi tiết công nợ khách hàng → Tạo phiếu thu → Xác nhận thu nợ</w:t>
+      </w:r>
+      <w:r>
+        <w:t xml:space="preserve"> (TKN). Đúng thì có phiếu thu nợ </w:t>
+      </w:r>
+      <w:r>
+        <w:rPr>
+          <w:rFonts w:ascii="Consolas" w:hAnsi="Consolas"/>
+          <w:sz w:val="19"/>
+        </w:rPr>
+        <w:t>4-TKN-1368-2-…</w:t>
+      </w:r>
+      <w:r>
+        <w:t xml:space="preserve"> và phiếu thu </w:t>
+      </w:r>
+      <w:r>
+        <w:rPr>
+          <w:b/>
+        </w:rPr>
+        <w:t>CMR 17 "Thu khác"</w:t>
+      </w:r>
+      <w:r>
+        <w:t xml:space="preserve"> </w:t>
+      </w:r>
+      <w:r>
+        <w:rPr>
+          <w:rFonts w:ascii="Consolas" w:hAnsi="Consolas"/>
+          <w:sz w:val="19"/>
+        </w:rPr>
+        <w:t>4-1368-TK-…</w:t>
+      </w:r>
+      <w:r>
+        <w:t xml:space="preserve">, Nợ 1021 (tiền mặt 1011) / Có 1211; bên em đọc lại thấy SO "đã thu" / "thu một phần". </w:t>
+      </w:r>
+      <w:r>
+        <w:rPr>
+          <w:b/>
+        </w:rPr>
+        <w:t>Đừng</w:t>
+      </w:r>
+      <w:r>
+        <w:t xml:space="preserve"> tìm công nợ SO ở phiếu thu "Thu công nợ" (CMR 15): ở đó ra 0 dòng là đúng.</w:t>
+      </w:r>
+    </w:p>
+    <w:p>
+      <w:pPr>
+        <w:pStyle w:val="ListBullet2"/>
+      </w:pPr>
+      <w:r>
+        <w:t xml:space="preserve">Chưa thu SO </w:t>
+      </w:r>
+      <w:r>
+        <w:rPr>
+          <w:b/>
+        </w:rPr>
+        <w:t>USD</w:t>
+      </w:r>
+      <w:r>
+        <w:t xml:space="preserve"> ở hộp này: hộp chỉ có tài khoản nội tệ và tỷ giá cứng 1, số USD bị ghi thành Kíp (UI-4 đang sửa). Mọi SO đang cùng mã phiếu bán "Demo EPL-2-261001000" (UI-4 đang tìm nguồn).</w:t>
+      </w:r>
+    </w:p>
+    <w:p>
+      <w:pPr>
+        <w:pStyle w:val="ListBullet"/>
+      </w:pPr>
+      <w:r>
+        <w:rPr>
+          <w:b/>
+        </w:rPr>
         <w:t>Một phiếu chi tạm ứng</w:t>
       </w:r>
       <w:r>
@@ -24546,6 +24624,76 @@
             <w:r/>
             <w:r>
               <w:t>anh Khampla chốt</w:t>
+            </w:r>
+          </w:p>
+        </w:tc>
+      </w:tr>
+      <w:tr>
+        <w:tc>
+          <w:tcPr>
+            <w:tcW w:type="dxa" w:w="2880"/>
+          </w:tcPr>
+          <w:p>
+            <w:r/>
+            <w:r>
+              <w:t>Thu tiền SO USD (Chi tiết công nợ khách → Tạo phiếu thu): hộp chỉ có tài khoản nội tệ, tỷ giá cứng 1 → ghi thành Kíp</w:t>
+            </w:r>
+          </w:p>
+        </w:tc>
+        <w:tc>
+          <w:tcPr>
+            <w:tcW w:type="dxa" w:w="2880"/>
+          </w:tcPr>
+          <w:p>
+            <w:r/>
+            <w:r>
+              <w:t>đang sửa</w:t>
+            </w:r>
+          </w:p>
+        </w:tc>
+        <w:tc>
+          <w:tcPr>
+            <w:tcW w:type="dxa" w:w="2880"/>
+          </w:tcPr>
+          <w:p>
+            <w:r/>
+            <w:r>
+              <w:t>bên EPL làm (UI-4)</w:t>
+            </w:r>
+          </w:p>
+        </w:tc>
+      </w:tr>
+      <w:tr>
+        <w:tc>
+          <w:tcPr>
+            <w:tcW w:type="dxa" w:w="2880"/>
+          </w:tcPr>
+          <w:p>
+            <w:r/>
+            <w:r>
+              <w:t>Mọi SO cùng một mã phiếu bán "Demo EPL-2-261001000"</w:t>
+            </w:r>
+          </w:p>
+        </w:tc>
+        <w:tc>
+          <w:tcPr>
+            <w:tcW w:type="dxa" w:w="2880"/>
+          </w:tcPr>
+          <w:p>
+            <w:r/>
+            <w:r>
+              <w:t>đang tìm nguồn</w:t>
+            </w:r>
+          </w:p>
+        </w:tc>
+        <w:tc>
+          <w:tcPr>
+            <w:tcW w:type="dxa" w:w="2880"/>
+          </w:tcPr>
+          <w:p>
+            <w:r/>
+            <w:r>
+              <w:t>bên EPL làm (UI-4)</w:t>
             </w:r>
           </w:p>
         </w:tc>

--- a/DOCS/word/HUONG_DAN_TRIEN_KHAI_ANH_TUNE.docx
+++ b/DOCS/word/HUONG_DAN_TRIEN_KHAI_ANH_TUNE.docx
@@ -2264,6 +2264,96 @@
           </w:p>
         </w:tc>
       </w:tr>
+      <w:tr>
+        <w:tc>
+          <w:tcPr>
+            <w:tcW w:type="dxa" w:w="2880"/>
+          </w:tcPr>
+          <w:p>
+            <w:r/>
+            <w:r>
+              <w:t>Xuất kho cho chuyến — xe nhà (</w:t>
+            </w:r>
+            <w:r>
+              <w:rPr>
+                <w:rFonts w:ascii="Consolas" w:hAnsi="Consolas"/>
+                <w:sz w:val="19"/>
+              </w:rPr>
+              <w:t>xuat_noi_bo</w:t>
+            </w:r>
+            <w:r>
+              <w:t>)</w:t>
+            </w:r>
+          </w:p>
+        </w:tc>
+        <w:tc>
+          <w:tcPr>
+            <w:tcW w:type="dxa" w:w="2880"/>
+          </w:tcPr>
+          <w:p>
+            <w:r/>
+            <w:r>
+              <w:t>dầu Nợ 625 / Có 1371 · phụ tùng Nợ 614 / Có 1371, theo giá vốn bình quân kho</w:t>
+            </w:r>
+          </w:p>
+        </w:tc>
+        <w:tc>
+          <w:tcPr>
+            <w:tcW w:type="dxa" w:w="2880"/>
+          </w:tcPr>
+          <w:p>
+            <w:r/>
+            <w:r>
+              <w:t>khoá phiếu; một lần xuất một bút toán, ngày = ngày xuất</w:t>
+            </w:r>
+          </w:p>
+        </w:tc>
+      </w:tr>
+      <w:tr>
+        <w:tc>
+          <w:tcPr>
+            <w:tcW w:type="dxa" w:w="2880"/>
+          </w:tcPr>
+          <w:p>
+            <w:r/>
+            <w:r>
+              <w:t>Xuất kho cho chuyến — xe thuê (</w:t>
+            </w:r>
+            <w:r>
+              <w:rPr>
+                <w:rFonts w:ascii="Consolas" w:hAnsi="Consolas"/>
+                <w:sz w:val="19"/>
+              </w:rPr>
+              <w:t>xuat_ban</w:t>
+            </w:r>
+            <w:r>
+              <w:t>; lấy kho EPL cho xe thuê luôn là xuất bán)</w:t>
+            </w:r>
+          </w:p>
+        </w:tc>
+        <w:tc>
+          <w:tcPr>
+            <w:tcW w:type="dxa" w:w="2880"/>
+          </w:tcPr>
+          <w:p>
+            <w:r/>
+            <w:r>
+              <w:t>Nợ 4022 / Có 707 theo giá bán + Nợ 607 / Có 1371 theo giá vốn</w:t>
+            </w:r>
+          </w:p>
+        </w:tc>
+        <w:tc>
+          <w:tcPr>
+            <w:tcW w:type="dxa" w:w="2880"/>
+          </w:tcPr>
+          <w:p>
+            <w:r/>
+            <w:r>
+              <w:t>như trên; thiếu giá bán thì không khoá được</w:t>
+            </w:r>
+          </w:p>
+        </w:tc>
+      </w:tr>
     </w:tbl>
     <w:p/>
     <w:p>
@@ -2298,6 +2388,15 @@
         <w:t>707</w:t>
       </w:r>
       <w:r>
+        <w:t xml:space="preserve">, </w:t>
+      </w:r>
+      <w:r>
+        <w:rPr>
+          <w:b/>
+        </w:rPr>
+        <w:t>607</w:t>
+      </w:r>
+      <w:r>
         <w:t xml:space="preserve"> cần khi gửi bút toán </w:t>
       </w:r>
       <w:r>
@@ -2306,6 +2405,16 @@
           <w:sz w:val="19"/>
         </w:rPr>
         <w:t>ban_chu_xe</w:t>
+      </w:r>
+      <w:r>
+        <w:t xml:space="preserve">, </w:t>
+      </w:r>
+      <w:r>
+        <w:rPr>
+          <w:rFonts w:ascii="Consolas" w:hAnsi="Consolas"/>
+          <w:sz w:val="19"/>
+        </w:rPr>
+        <w:t>xuat_ban</w:t>
       </w:r>
       <w:r>
         <w:t xml:space="preserve">; bài kiểm chưa soát mã này — API bút toán từ chối mã thiếu bằng 400 </w:t>
@@ -4019,7 +4128,17 @@
               <w:t>***</w:t>
             </w:r>
             <w:r>
-              <w:t xml:space="preserve">, một transaction, chạy lại an toàn. Trong tệp </w:t>
+              <w:t xml:space="preserve">, một transaction, chạy lại an toàn. Từ </w:t>
+            </w:r>
+            <w:r>
+              <w:rPr>
+                <w:rFonts w:ascii="Consolas" w:hAnsi="Consolas"/>
+                <w:sz w:val="19"/>
+              </w:rPr>
+              <w:t>2b4e274</w:t>
+            </w:r>
+            <w:r>
+              <w:t xml:space="preserve"> trong tệp </w:t>
             </w:r>
             <w:r>
               <w:rPr>
@@ -4035,10 +4154,10 @@
               <w:rPr>
                 <w:b/>
               </w:rPr>
-              <w:t>1</w:t>
-            </w:r>
-            <w:r>
-              <w:t xml:space="preserve"> (che luôn); đặt 0 để chỉ chẩn đoán (mục 12)</w:t>
+              <w:t>0</w:t>
+            </w:r>
+            <w:r>
+              <w:t xml:space="preserve"> (chỉ chẩn đoán, không đổi dữ liệu); lưu chẩn đoán rồi sửa thành 1 để che (mục 12)</w:t>
             </w:r>
           </w:p>
         </w:tc>
@@ -4319,6 +4438,223 @@
             </w:r>
             <w:r>
               <w:t xml:space="preserve"> (không đổi bảng). Thiếu script / cấu hình thì API trả 503, không ảnh hưởng đường khác (mục 4.6)</w:t>
+            </w:r>
+          </w:p>
+        </w:tc>
+      </w:tr>
+      <w:tr>
+        <w:tc>
+          <w:tcPr>
+            <w:tcW w:type="dxa" w:w="1728"/>
+          </w:tcPr>
+          <w:p>
+            <w:r/>
+            <w:r>
+              <w:t>GLS-QLSX-APIs</w:t>
+            </w:r>
+          </w:p>
+        </w:tc>
+        <w:tc>
+          <w:tcPr>
+            <w:tcW w:type="dxa" w:w="1728"/>
+          </w:tcPr>
+          <w:p>
+            <w:r/>
+            <w:r>
+              <w:rPr>
+                <w:rFonts w:ascii="Consolas" w:hAnsi="Consolas"/>
+                <w:sz w:val="19"/>
+              </w:rPr>
+              <w:t>feat/HonTunedaHai</w:t>
+            </w:r>
+          </w:p>
+        </w:tc>
+        <w:tc>
+          <w:tcPr>
+            <w:tcW w:type="dxa" w:w="1728"/>
+          </w:tcPr>
+          <w:p>
+            <w:r/>
+            <w:r>
+              <w:rPr>
+                <w:rFonts w:ascii="Consolas" w:hAnsi="Consolas"/>
+                <w:sz w:val="19"/>
+              </w:rPr>
+              <w:t>2b4e274</w:t>
+            </w:r>
+          </w:p>
+        </w:tc>
+        <w:tc>
+          <w:tcPr>
+            <w:tcW w:type="dxa" w:w="1728"/>
+          </w:tcPr>
+          <w:p>
+            <w:r/>
+            <w:r>
+              <w:rPr>
+                <w:rFonts w:ascii="Consolas" w:hAnsi="Consolas"/>
+                <w:sz w:val="19"/>
+              </w:rPr>
+              <w:t>LaoAccountsController.cs</w:t>
+            </w:r>
+            <w:r>
+              <w:t xml:space="preserve"> → mới </w:t>
+            </w:r>
+            <w:r>
+              <w:rPr>
+                <w:rFonts w:ascii="Consolas" w:hAnsi="Consolas"/>
+                <w:sz w:val="19"/>
+              </w:rPr>
+              <w:t>LaoAccountsService.cs</w:t>
+            </w:r>
+            <w:r>
+              <w:t xml:space="preserve"> / </w:t>
+            </w:r>
+            <w:r>
+              <w:rPr>
+                <w:rFonts w:ascii="Consolas" w:hAnsi="Consolas"/>
+                <w:sz w:val="19"/>
+              </w:rPr>
+              <w:t>LaoAccountsRepository.cs</w:t>
+            </w:r>
+            <w:r>
+              <w:t xml:space="preserve"> (+ interface, models); </w:t>
+            </w:r>
+            <w:r>
+              <w:rPr>
+                <w:rFonts w:ascii="Consolas" w:hAnsi="Consolas"/>
+                <w:sz w:val="19"/>
+              </w:rPr>
+              <w:t>LogisticsPushController.cs</w:t>
+            </w:r>
+            <w:r>
+              <w:t xml:space="preserve"> → mới </w:t>
+            </w:r>
+            <w:r>
+              <w:rPr>
+                <w:rFonts w:ascii="Consolas" w:hAnsi="Consolas"/>
+                <w:sz w:val="19"/>
+              </w:rPr>
+              <w:t>LogisticsPushService.cs</w:t>
+            </w:r>
+            <w:r>
+              <w:t xml:space="preserve"> / </w:t>
+            </w:r>
+            <w:r>
+              <w:rPr>
+                <w:rFonts w:ascii="Consolas" w:hAnsi="Consolas"/>
+                <w:sz w:val="19"/>
+              </w:rPr>
+              <w:t>LogisticsPushRepository.cs</w:t>
+            </w:r>
+            <w:r>
+              <w:t xml:space="preserve">; </w:t>
+            </w:r>
+            <w:r>
+              <w:rPr>
+                <w:rFonts w:ascii="Consolas" w:hAnsi="Consolas"/>
+                <w:sz w:val="19"/>
+              </w:rPr>
+              <w:t>AccountingModule.cs</w:t>
+            </w:r>
+            <w:r>
+              <w:t xml:space="preserve">, </w:t>
+            </w:r>
+            <w:r>
+              <w:rPr>
+                <w:rFonts w:ascii="Consolas" w:hAnsi="Consolas"/>
+                <w:sz w:val="19"/>
+              </w:rPr>
+              <w:t>SalesModule.cs</w:t>
+            </w:r>
+            <w:r>
+              <w:t xml:space="preserve">; </w:t>
+            </w:r>
+            <w:r>
+              <w:rPr>
+                <w:rFonts w:ascii="Consolas" w:hAnsi="Consolas"/>
+                <w:sz w:val="19"/>
+              </w:rPr>
+              <w:t>Database/Scripts/20261001_audit_redact_secrets.sql</w:t>
+            </w:r>
+            <w:r>
+              <w:t xml:space="preserve">; mới: </w:t>
+            </w:r>
+            <w:r>
+              <w:rPr>
+                <w:rFonts w:ascii="Consolas" w:hAnsi="Consolas"/>
+                <w:sz w:val="19"/>
+              </w:rPr>
+              <w:t>Database/Scripts/lao-accounts-write-config.example.json</w:t>
+            </w:r>
+          </w:p>
+        </w:tc>
+        <w:tc>
+          <w:tcPr>
+            <w:tcW w:type="dxa" w:w="1728"/>
+          </w:tcPr>
+          <w:p>
+            <w:r/>
+            <w:r>
+              <w:t xml:space="preserve">theo chuẩn QLSX (controller chỉ HTTP / claim, logic ở service, SQL ở repository). </w:t>
+            </w:r>
+            <w:r>
+              <w:rPr>
+                <w:b/>
+              </w:rPr>
+              <w:t>Ghi</w:t>
+            </w:r>
+            <w:r>
+              <w:t xml:space="preserve"> danh mục tài khoản Lào chỉ cho </w:t>
+            </w:r>
+            <w:r>
+              <w:rPr>
+                <w:rFonts w:ascii="Consolas" w:hAnsi="Consolas"/>
+                <w:sz w:val="19"/>
+              </w:rPr>
+              <w:t>UserId</w:t>
+            </w:r>
+            <w:r>
+              <w:t xml:space="preserve"> trong </w:t>
+            </w:r>
+            <w:r>
+              <w:rPr>
+                <w:rFonts w:ascii="Consolas" w:hAnsi="Consolas"/>
+                <w:sz w:val="19"/>
+              </w:rPr>
+              <w:t>LaoAccountsWrite:AllowedUserIds</w:t>
+            </w:r>
+            <w:r>
+              <w:t xml:space="preserve"> — thiếu mục 503 </w:t>
+            </w:r>
+            <w:r>
+              <w:rPr>
+                <w:rFonts w:ascii="Consolas" w:hAnsi="Consolas"/>
+                <w:sz w:val="19"/>
+              </w:rPr>
+              <w:t>LAO_ACCOUNTS_WRITE_NOT_CONFIGURED</w:t>
+            </w:r>
+            <w:r>
+              <w:t xml:space="preserve">, ngoài danh sách 403 </w:t>
+            </w:r>
+            <w:r>
+              <w:rPr>
+                <w:rFonts w:ascii="Consolas" w:hAnsi="Consolas"/>
+                <w:sz w:val="19"/>
+              </w:rPr>
+              <w:t>LAO_ACCOUNTS_WRITE_FORBIDDEN</w:t>
+            </w:r>
+            <w:r>
+              <w:t xml:space="preserve">; đọc mở cho mọi người đã đăng nhập (mục 5.2). Đẩy SO: route, mã lỗi, thân trả không đổi. Script audit thêm luật jwt / cookie, </w:t>
+            </w:r>
+            <w:r>
+              <w:rPr>
+                <w:b/>
+              </w:rPr>
+              <w:t>mặc định `@Apply = 0`</w:t>
+            </w:r>
+            <w:r>
+              <w:t xml:space="preserve"> (chỉ chẩn đoán)</w:t>
             </w:r>
           </w:p>
         </w:tc>
@@ -5054,7 +5390,16 @@
         <w:t>Hai script DB</w:t>
       </w:r>
       <w:r>
-        <w:t xml:space="preserve"> đi theo commit (cả hai </w:t>
+        <w:t xml:space="preserve"> đi theo commit (script bút toán </w:t>
+      </w:r>
+      <w:r>
+        <w:rPr>
+          <w:b/>
+        </w:rPr>
+        <w:t>đã áp DB demo</w:t>
+      </w:r>
+      <w:r>
+        <w:t xml:space="preserve"> 02/10; host chưa áp; script audit </w:t>
       </w:r>
       <w:r>
         <w:rPr>
@@ -9620,7 +9965,7 @@
         <w:t>không qua tiền</w:t>
       </w:r>
       <w:r>
-        <w:t xml:space="preserve"> (thuê xe 621/4022, ghi nợ nhà cung cấp 625 · 614 / 4021, quyết toán tạm ứng 625/1601, hàng bán cho chủ xe 4022/707) vào </w:t>
+        <w:t xml:space="preserve"> (thuê xe 621/4022, ghi nợ nhà cung cấp 625 · 614 / 4021, quyết toán tạm ứng 625/1601, hàng bán cho chủ xe 4022/707, xuất kho cho chuyến: xe nhà 625 · 614 / 1371, xe thuê 4022/707 + 607/1371) vào </w:t>
       </w:r>
       <w:r>
         <w:rPr>
@@ -9660,7 +10005,7 @@
         <w:rPr>
           <w:b/>
         </w:rPr>
-        <w:t>Hiện trạng 01/10</w:t>
+        <w:t>Hiện trạng 02/10</w:t>
       </w:r>
       <w:r>
         <w:t xml:space="preserve"> (máy bên em: API 5090, DB của </w:t>
@@ -9714,19 +10059,10 @@
         <w:rPr>
           <w:b/>
         </w:rPr>
-        <w:t>chưa áp</w:t>
-      </w:r>
-      <w:r>
-        <w:t xml:space="preserve">: lệnh áp từ máy bên em bị bộ an toàn chặn, </w:t>
-      </w:r>
-      <w:r>
-        <w:rPr>
-          <w:b/>
-        </w:rPr>
-        <w:t>chờ chủ dự án tự chạy</w:t>
-      </w:r>
-      <w:r>
-        <w:t>;</w:t>
+        <w:t>đã áp</w:t>
+      </w:r>
+      <w:r>
+        <w:t xml:space="preserve"> (chủ dự án chạy 02/10);</w:t>
       </w:r>
     </w:p>
     <w:p>
@@ -9734,17 +10070,80 @@
         <w:pStyle w:val="ListBullet"/>
       </w:pPr>
       <w:r>
-        <w:t xml:space="preserve">vì vậy GET bút toán đang trả 503 </w:t>
+        <w:rPr>
+          <w:b/>
+        </w:rPr>
+        <w:t>đã chạy thật</w:t>
+      </w:r>
+      <w:r>
+        <w:t xml:space="preserve"> bước 4b qua máy thử trang điều xe, phiếu thử: thuê xe </w:t>
       </w:r>
       <w:r>
         <w:rPr>
           <w:rFonts w:ascii="Consolas" w:hAnsi="Consolas"/>
           <w:sz w:val="19"/>
         </w:rPr>
-        <w:t>LOGISTICS_JOURNAL_SCRIPT_REQUIRED</w:t>
-      </w:r>
-      <w:r>
-        <w:t>;</w:t>
+        <w:t>GL021020263</w:t>
+      </w:r>
+      <w:r>
+        <w:t xml:space="preserve"> / </w:t>
+      </w:r>
+      <w:r>
+        <w:rPr>
+          <w:rFonts w:ascii="Consolas" w:hAnsi="Consolas"/>
+          <w:sz w:val="19"/>
+        </w:rPr>
+        <w:t>GL021020264</w:t>
+      </w:r>
+      <w:r>
+        <w:t xml:space="preserve">; xuất kho xe nhà </w:t>
+      </w:r>
+      <w:r>
+        <w:rPr>
+          <w:rFonts w:ascii="Consolas" w:hAnsi="Consolas"/>
+          <w:sz w:val="19"/>
+        </w:rPr>
+        <w:t>GL021020265</w:t>
+      </w:r>
+      <w:r>
+        <w:t xml:space="preserve"> (</w:t>
+      </w:r>
+      <w:r>
+        <w:rPr>
+          <w:i/>
+        </w:rPr>
+        <w:t>Nợ 625 / Có 1371</w:t>
+      </w:r>
+      <w:r>
+        <w:t xml:space="preserve"> 1.590.000 LAK), xe thuê </w:t>
+      </w:r>
+      <w:r>
+        <w:rPr>
+          <w:rFonts w:ascii="Consolas" w:hAnsi="Consolas"/>
+          <w:sz w:val="19"/>
+        </w:rPr>
+        <w:t>GL021020267</w:t>
+      </w:r>
+      <w:r>
+        <w:t xml:space="preserve"> (</w:t>
+      </w:r>
+      <w:r>
+        <w:rPr>
+          <w:i/>
+        </w:rPr>
+        <w:t>Nợ 4022 / Có 707</w:t>
+      </w:r>
+      <w:r>
+        <w:t xml:space="preserve"> 1.400.000 LAK, ObjectId chủ xe 1606 + </w:t>
+      </w:r>
+      <w:r>
+        <w:rPr>
+          <w:i/>
+        </w:rPr>
+        <w:t>Nợ 607 / Có 1371</w:t>
+      </w:r>
+      <w:r>
+        <w:t xml:space="preserve"> 1.272.000 LAK); ST 13; mở khoá gỡ sạch, GET 404 — không còn chứng từ thử;</w:t>
       </w:r>
     </w:p>
     <w:p>
@@ -9762,16 +10161,24 @@
         <w:t>QLSX_GUI_BUT_TOAN</w:t>
       </w:r>
       <w:r>
-        <w:t xml:space="preserve"> ở trang điều xe: </w:t>
+        <w:t>: bật trên máy thử lúc chạy lượt thật; máy dùng thật bật khi chủ dự án quyết;</w:t>
+      </w:r>
+    </w:p>
+    <w:p>
+      <w:pPr>
+        <w:pStyle w:val="ListBullet"/>
+      </w:pPr>
+      <w:r>
+        <w:t xml:space="preserve">host: chưa có gì (bước 1, 2 </w:t>
       </w:r>
       <w:r>
         <w:rPr>
           <w:b/>
         </w:rPr>
-        <w:t>tắt</w:t>
-      </w:r>
-      <w:r>
-        <w:t>.</w:t>
+        <w:t>cần quyền host</w:t>
+      </w:r>
+      <w:r>
+        <w:t>).</w:t>
       </w:r>
     </w:p>
     <w:p>
@@ -9920,7 +10327,10 @@
               <w:rPr>
                 <w:b/>
               </w:rPr>
-              <w:t>chủ dự án tự chạy</w:t>
+              <w:t>xong 02/10</w:t>
+            </w:r>
+            <w:r>
+              <w:t xml:space="preserve"> (chủ dự án chạy)</w:t>
             </w:r>
           </w:p>
         </w:tc>
@@ -10051,7 +10461,7 @@
           <w:p>
             <w:r/>
             <w:r>
-              <w:t>máy thử 8011 (đang trỏ 5090)</w:t>
+              <w:t>máy thử trỏ 5090 — đã bật lúc chạy lượt thật 02/10</w:t>
             </w:r>
           </w:p>
         </w:tc>
@@ -10106,7 +10516,16 @@
           <w:p>
             <w:r/>
             <w:r>
-              <w:t>vào 5090</w:t>
+              <w:t xml:space="preserve">vào 5090 — 4b </w:t>
+            </w:r>
+            <w:r>
+              <w:rPr>
+                <w:b/>
+              </w:rPr>
+              <w:t>đã chạy thật 02/10</w:t>
+            </w:r>
+            <w:r>
+              <w:t xml:space="preserve"> (thuê xe, xuất kho), gỡ sạch</w:t>
             </w:r>
           </w:p>
         </w:tc>
@@ -11585,7 +12004,7 @@
         <w:t>LOGISTICS_JOURNAL_SCRIPT_REQUIRED</w:t>
       </w:r>
       <w:r>
-        <w:t xml:space="preserve"> (máy bên em đang như vậy).</w:t>
+        <w:t xml:space="preserve"> (máy bên em như vậy trước 02/10).</w:t>
       </w:r>
     </w:p>
     <w:p>
@@ -12952,7 +13371,374 @@
         <w:t>accounting/lao-accounts</w:t>
       </w:r>
       <w:r>
-        <w:t xml:space="preserve"> của anh, không sửa thẳng DB. Làm một trong hai cách:</w:t>
+        <w:t xml:space="preserve"> của anh, không sửa thẳng DB.</w:t>
+      </w:r>
+    </w:p>
+    <w:p>
+      <w:pPr>
+        <w:jc w:val="both"/>
+      </w:pPr>
+      <w:r>
+        <w:rPr>
+          <w:b/>
+        </w:rPr>
+        <w:t>Cấu hình quyền ghi trước</w:t>
+      </w:r>
+      <w:r>
+        <w:t xml:space="preserve"> (từ </w:t>
+      </w:r>
+      <w:r>
+        <w:rPr>
+          <w:rFonts w:ascii="Consolas" w:hAnsi="Consolas"/>
+          <w:sz w:val="19"/>
+        </w:rPr>
+        <w:t>2b4e274</w:t>
+      </w:r>
+      <w:r>
+        <w:t xml:space="preserve">): API chỉ cho </w:t>
+      </w:r>
+      <w:r>
+        <w:rPr>
+          <w:b/>
+        </w:rPr>
+        <w:t>ghi</w:t>
+      </w:r>
+      <w:r>
+        <w:t xml:space="preserve"> danh mục (tạo / sửa / xoá) với </w:t>
+      </w:r>
+      <w:r>
+        <w:rPr>
+          <w:rFonts w:ascii="Consolas" w:hAnsi="Consolas"/>
+          <w:sz w:val="19"/>
+        </w:rPr>
+        <w:t>UserId</w:t>
+      </w:r>
+      <w:r>
+        <w:t xml:space="preserve"> có trong mục </w:t>
+      </w:r>
+      <w:r>
+        <w:rPr>
+          <w:rFonts w:ascii="Consolas" w:hAnsi="Consolas"/>
+          <w:sz w:val="19"/>
+        </w:rPr>
+        <w:t>LaoAccountsWrite:AllowedUserIds</w:t>
+      </w:r>
+      <w:r>
+        <w:t xml:space="preserve"> của </w:t>
+      </w:r>
+      <w:r>
+        <w:rPr>
+          <w:rFonts w:ascii="Consolas" w:hAnsi="Consolas"/>
+          <w:sz w:val="19"/>
+        </w:rPr>
+        <w:t>appsettings.&lt;Env&gt;.json</w:t>
+      </w:r>
+      <w:r>
+        <w:t xml:space="preserve">; đọc vẫn mở cho mọi người đã đăng nhập. Mẫu: </w:t>
+      </w:r>
+      <w:r>
+        <w:rPr>
+          <w:rFonts w:ascii="Consolas" w:hAnsi="Consolas"/>
+          <w:sz w:val="19"/>
+        </w:rPr>
+        <w:t>Backend.API/Database/Scripts/lao-accounts-write-config.example.json</w:t>
+      </w:r>
+      <w:r>
+        <w:t>.</w:t>
+      </w:r>
+    </w:p>
+    <w:p>
+      <w:pPr>
+        <w:spacing w:after="0"/>
+        <w:ind w:left="360"/>
+      </w:pPr>
+      <w:r>
+        <w:rPr>
+          <w:rFonts w:ascii="Consolas" w:hAnsi="Consolas"/>
+          <w:sz w:val="18"/>
+        </w:rPr>
+        <w:t>"LaoAccountsWrite": {</w:t>
+      </w:r>
+    </w:p>
+    <w:p>
+      <w:pPr>
+        <w:spacing w:after="0"/>
+        <w:ind w:left="360"/>
+      </w:pPr>
+      <w:r>
+        <w:rPr>
+          <w:rFonts w:ascii="Consolas" w:hAnsi="Consolas"/>
+          <w:sz w:val="18"/>
+        </w:rPr>
+        <w:t>"AllowedUserIds": [846]</w:t>
+      </w:r>
+    </w:p>
+    <w:p>
+      <w:pPr>
+        <w:spacing w:after="0"/>
+        <w:ind w:left="360"/>
+      </w:pPr>
+      <w:r>
+        <w:rPr>
+          <w:rFonts w:ascii="Consolas" w:hAnsi="Consolas"/>
+          <w:sz w:val="18"/>
+        </w:rPr>
+        <w:t>}</w:t>
+      </w:r>
+    </w:p>
+    <w:p/>
+    <w:tbl>
+      <w:tblPr>
+        <w:tblStyle w:val="LightGrid-Accent1"/>
+        <w:tblW w:type="auto" w:w="0"/>
+        <w:tblLook w:firstColumn="1" w:firstRow="1" w:lastColumn="0" w:lastRow="0" w:noHBand="0" w:noVBand="1" w:val="04A0"/>
+      </w:tblPr>
+      <w:tblGrid>
+        <w:gridCol w:w="2880"/>
+        <w:gridCol w:w="2880"/>
+        <w:gridCol w:w="2880"/>
+      </w:tblGrid>
+      <w:tr>
+        <w:tc>
+          <w:tcPr>
+            <w:tcW w:type="dxa" w:w="2880"/>
+          </w:tcPr>
+          <w:p>
+            <w:r>
+              <w:rPr>
+                <w:b/>
+              </w:rPr>
+            </w:r>
+            <w:r>
+              <w:rPr>
+                <w:b/>
+              </w:rPr>
+              <w:t>Khoá</w:t>
+            </w:r>
+          </w:p>
+        </w:tc>
+        <w:tc>
+          <w:tcPr>
+            <w:tcW w:type="dxa" w:w="2880"/>
+          </w:tcPr>
+          <w:p>
+            <w:r>
+              <w:rPr>
+                <w:b/>
+              </w:rPr>
+            </w:r>
+            <w:r>
+              <w:rPr>
+                <w:b/>
+              </w:rPr>
+              <w:t>Ý nghĩa</w:t>
+            </w:r>
+          </w:p>
+        </w:tc>
+        <w:tc>
+          <w:tcPr>
+            <w:tcW w:type="dxa" w:w="2880"/>
+          </w:tcPr>
+          <w:p>
+            <w:r>
+              <w:rPr>
+                <w:b/>
+              </w:rPr>
+            </w:r>
+            <w:r>
+              <w:rPr>
+                <w:b/>
+              </w:rPr>
+              <w:t>Bí mật</w:t>
+            </w:r>
+          </w:p>
+        </w:tc>
+      </w:tr>
+      <w:tr>
+        <w:tc>
+          <w:tcPr>
+            <w:tcW w:type="dxa" w:w="2880"/>
+          </w:tcPr>
+          <w:p>
+            <w:r/>
+            <w:r>
+              <w:rPr>
+                <w:rFonts w:ascii="Consolas" w:hAnsi="Consolas"/>
+                <w:sz w:val="19"/>
+              </w:rPr>
+              <w:t>AllowedUserIds</w:t>
+            </w:r>
+          </w:p>
+        </w:tc>
+        <w:tc>
+          <w:tcPr>
+            <w:tcW w:type="dxa" w:w="2880"/>
+          </w:tcPr>
+          <w:p>
+            <w:r/>
+            <w:r>
+              <w:rPr>
+                <w:rFonts w:ascii="Consolas" w:hAnsi="Consolas"/>
+                <w:sz w:val="19"/>
+              </w:rPr>
+              <w:t>UserId</w:t>
+            </w:r>
+            <w:r>
+              <w:t xml:space="preserve"> (</w:t>
+            </w:r>
+            <w:r>
+              <w:rPr>
+                <w:rFonts w:ascii="Consolas" w:hAnsi="Consolas"/>
+                <w:sz w:val="19"/>
+              </w:rPr>
+              <w:t>dbo.Users.UserID</w:t>
+            </w:r>
+            <w:r>
+              <w:t xml:space="preserve">) được ghi danh mục tài khoản Lào: </w:t>
+            </w:r>
+            <w:r>
+              <w:rPr>
+                <w:rFonts w:ascii="Consolas" w:hAnsi="Consolas"/>
+                <w:sz w:val="19"/>
+              </w:rPr>
+              <w:t>tune</w:t>
+            </w:r>
+            <w:r>
+              <w:t xml:space="preserve"> = </w:t>
+            </w:r>
+            <w:r>
+              <w:rPr>
+                <w:b/>
+              </w:rPr>
+              <w:t>846</w:t>
+            </w:r>
+            <w:r>
+              <w:t xml:space="preserve"> (token trang điều xe đang dùng — </w:t>
+            </w:r>
+            <w:r>
+              <w:rPr>
+                <w:rFonts w:ascii="Consolas" w:hAnsi="Consolas"/>
+                <w:sz w:val="19"/>
+              </w:rPr>
+              <w:t>tools/mo_ma_con_tune.py</w:t>
+            </w:r>
+            <w:r>
+              <w:t xml:space="preserve"> gọi bằng token này). Danh sách riêng, không dùng chung với </w:t>
+            </w:r>
+            <w:r>
+              <w:rPr>
+                <w:rFonts w:ascii="Consolas" w:hAnsi="Consolas"/>
+                <w:sz w:val="19"/>
+              </w:rPr>
+              <w:t>LogisticsJournalEntry</w:t>
+            </w:r>
+            <w:r>
+              <w:t xml:space="preserve"> / </w:t>
+            </w:r>
+            <w:r>
+              <w:rPr>
+                <w:rFonts w:ascii="Consolas" w:hAnsi="Consolas"/>
+                <w:sz w:val="19"/>
+              </w:rPr>
+              <w:t>LogisticsSalesPush</w:t>
+            </w:r>
+          </w:p>
+        </w:tc>
+        <w:tc>
+          <w:tcPr>
+            <w:tcW w:type="dxa" w:w="2880"/>
+          </w:tcPr>
+          <w:p>
+            <w:r/>
+            <w:r>
+              <w:t>không</w:t>
+            </w:r>
+          </w:p>
+        </w:tc>
+      </w:tr>
+    </w:tbl>
+    <w:p/>
+    <w:p>
+      <w:pPr>
+        <w:pStyle w:val="ListBullet"/>
+      </w:pPr>
+      <w:r>
+        <w:t xml:space="preserve">Thiếu mục → ghi bị chặn 503 </w:t>
+      </w:r>
+      <w:r>
+        <w:rPr>
+          <w:rFonts w:ascii="Consolas" w:hAnsi="Consolas"/>
+          <w:sz w:val="19"/>
+        </w:rPr>
+        <w:t>LAO_ACCOUNTS_WRITE_NOT_CONFIGURED</w:t>
+      </w:r>
+      <w:r>
+        <w:t xml:space="preserve">; </w:t>
+      </w:r>
+      <w:r>
+        <w:rPr>
+          <w:rFonts w:ascii="Consolas" w:hAnsi="Consolas"/>
+          <w:sz w:val="19"/>
+        </w:rPr>
+        <w:t>UserId</w:t>
+      </w:r>
+      <w:r>
+        <w:t xml:space="preserve"> ngoài danh sách → 403 </w:t>
+      </w:r>
+      <w:r>
+        <w:rPr>
+          <w:rFonts w:ascii="Consolas" w:hAnsi="Consolas"/>
+          <w:sz w:val="19"/>
+        </w:rPr>
+        <w:t>LAO_ACCOUNTS_WRITE_FORBIDDEN</w:t>
+      </w:r>
+      <w:r>
+        <w:t>.</w:t>
+      </w:r>
+    </w:p>
+    <w:p>
+      <w:pPr>
+        <w:pStyle w:val="ListBullet"/>
+      </w:pPr>
+      <w:r>
+        <w:t>API ở máy bên em đã có mục này (</w:t>
+      </w:r>
+      <w:r>
+        <w:rPr>
+          <w:rFonts w:ascii="Consolas" w:hAnsi="Consolas"/>
+          <w:sz w:val="19"/>
+        </w:rPr>
+        <w:t>appsettings.laos.json</w:t>
+      </w:r>
+      <w:r>
+        <w:t xml:space="preserve">, 846). Host: thêm vào </w:t>
+      </w:r>
+      <w:r>
+        <w:rPr>
+          <w:rFonts w:ascii="Consolas" w:hAnsi="Consolas"/>
+          <w:sz w:val="19"/>
+        </w:rPr>
+        <w:t>appsettings.&lt;Env&gt;.json</w:t>
+      </w:r>
+      <w:r>
+        <w:t xml:space="preserve"> — </w:t>
+      </w:r>
+      <w:r>
+        <w:rPr>
+          <w:b/>
+        </w:rPr>
+        <w:t>cần quyền host</w:t>
+      </w:r>
+      <w:r>
+        <w:t>.</w:t>
+      </w:r>
+    </w:p>
+    <w:p>
+      <w:pPr>
+        <w:jc w:val="both"/>
+      </w:pPr>
+      <w:r>
+        <w:t>Rồi làm một trong hai cách:</w:t>
       </w:r>
     </w:p>
     <w:p>
@@ -24194,7 +24980,7 @@
               <w:t>GET</w:t>
             </w:r>
             <w:r>
-              <w:t>): thuê xe 621/4022, ghi nợ nhà cung cấp 625 · 614/4021, quyết toán tạm ứng 625/1601, hàng bán cho chủ xe 4022/707</w:t>
+              <w:t>): thuê xe 621/4022, ghi nợ nhà cung cấp 625 · 614/4021, quyết toán tạm ứng 625/1601, hàng bán cho chủ xe 4022/707, xuất kho cho chuyến (625 · 614 / 1371; 4022/707 + 607/1371)</w:t>
             </w:r>
           </w:p>
         </w:tc>
@@ -24234,16 +25020,56 @@
               <w:t>875a0cf</w:t>
             </w:r>
             <w:r>
-              <w:t xml:space="preserve">, cờ tắt). </w:t>
+              <w:t xml:space="preserve">, cờ tắt). DB demo: script đã áp, </w:t>
             </w:r>
             <w:r>
               <w:rPr>
                 <w:b/>
               </w:rPr>
-              <w:t>Chưa chạy trên DB</w:t>
-            </w:r>
-            <w:r>
-              <w:t>: script chưa áp DB demo (chờ chủ dự án), cấu hình đã có ở API máy; host chưa có gì. Trong lúc chờ, bút toán nằm ở màn "Bút toán chờ gửi"</w:t>
+              <w:t>đã chạy thật trên DB demo 02/10</w:t>
+            </w:r>
+            <w:r>
+              <w:t xml:space="preserve"> (chủ dự án áp script; phiếu thử qua máy thử trang điều xe: thuê xe </w:t>
+            </w:r>
+            <w:r>
+              <w:rPr>
+                <w:rFonts w:ascii="Consolas" w:hAnsi="Consolas"/>
+                <w:sz w:val="19"/>
+              </w:rPr>
+              <w:t>GL021020263</w:t>
+            </w:r>
+            <w:r>
+              <w:t xml:space="preserve"> / </w:t>
+            </w:r>
+            <w:r>
+              <w:rPr>
+                <w:rFonts w:ascii="Consolas" w:hAnsi="Consolas"/>
+                <w:sz w:val="19"/>
+              </w:rPr>
+              <w:t>GL021020264</w:t>
+            </w:r>
+            <w:r>
+              <w:t xml:space="preserve">, xuất kho </w:t>
+            </w:r>
+            <w:r>
+              <w:rPr>
+                <w:rFonts w:ascii="Consolas" w:hAnsi="Consolas"/>
+                <w:sz w:val="19"/>
+              </w:rPr>
+              <w:t>GL021020265</w:t>
+            </w:r>
+            <w:r>
+              <w:t xml:space="preserve"> · </w:t>
+            </w:r>
+            <w:r>
+              <w:rPr>
+                <w:rFonts w:ascii="Consolas" w:hAnsi="Consolas"/>
+                <w:sz w:val="19"/>
+              </w:rPr>
+              <w:t>GL021020267</w:t>
+            </w:r>
+            <w:r>
+              <w:t>, ST 13; mở khoá gỡ sạch, GET 404); host chưa có gì. Máy chưa bật cờ thì bút toán nằm ở màn "Bút toán chờ gửi"</w:t>
             </w:r>
           </w:p>
         </w:tc>
@@ -24254,16 +25080,7 @@
           <w:p>
             <w:r/>
             <w:r>
-              <w:t xml:space="preserve">áp script DB demo: </w:t>
-            </w:r>
-            <w:r>
-              <w:rPr>
-                <w:b/>
-              </w:rPr>
-              <w:t>chủ dự án</w:t>
-            </w:r>
-            <w:r>
-              <w:t xml:space="preserve">; bật cờ + gọi thử: bên EPL; host: </w:t>
+              <w:t xml:space="preserve">bật cờ ở máy dùng thật: chủ dự án quyết; host: </w:t>
             </w:r>
             <w:r>
               <w:rPr>
@@ -24399,7 +25216,17 @@
               <w:t>ConnectionStrings:Master</w:t>
             </w:r>
             <w:r>
-              <w:t xml:space="preserve"> của host; trong tệp </w:t>
+              <w:t xml:space="preserve"> của host; từ </w:t>
+            </w:r>
+            <w:r>
+              <w:rPr>
+                <w:rFonts w:ascii="Consolas" w:hAnsi="Consolas"/>
+                <w:sz w:val="19"/>
+              </w:rPr>
+              <w:t>2b4e274</w:t>
+            </w:r>
+            <w:r>
+              <w:t xml:space="preserve"> trong tệp </w:t>
             </w:r>
             <w:r>
               <w:rPr>
@@ -24409,7 +25236,16 @@
               <w:t>@Apply</w:t>
             </w:r>
             <w:r>
-              <w:t xml:space="preserve"> mặc định 1 (che luôn), đặt 0 để xem trước</w:t>
+              <w:t xml:space="preserve"> mặc định </w:t>
+            </w:r>
+            <w:r>
+              <w:rPr>
+                <w:b/>
+              </w:rPr>
+              <w:t>0</w:t>
+            </w:r>
+            <w:r>
+              <w:t xml:space="preserve"> (chỉ chẩn đoán) — lưu chẩn đoán rồi sửa thành 1 để che</w:t>
             </w:r>
           </w:p>
         </w:tc>
